--- a/text/Презентация/Текст.docx
+++ b/text/Презентация/Текст.docx
@@ -13,13 +13,8 @@
         </w:rPr>
       </w:pPr>
       <w:r>
-        <w:rPr>
-          <w:noProof/>
-        </w:rPr>
-      </w:r>
-      <w:r>
-        <w:pict w14:anchorId="4EBE4B64">
-          <v:rect id="Horizontal Line 1" o:spid="_x0000_s1035" style="width:467.75pt;height:.05pt;visibility:visible;mso-wrap-style:square;mso-left-percent:-10001;mso-top-percent:-10001;mso-position-horizontal:absolute;mso-position-horizontal-relative:char;mso-position-vertical:absolute;mso-position-vertical-relative:line;mso-left-percent:-10001;mso-top-percent:-10001;v-text-anchor:top" o:gfxdata="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" filled="f">
+        <w:pict w14:anchorId="0C56B31D">
+          <v:rect id="Horizontal Line 1" o:spid="_x0000_s1037" alt="" style="width:467.75pt;height:.05pt;visibility:visible;mso-wrap-style:square;mso-width-percent:0;mso-height-percent:0;mso-left-percent:-10001;mso-top-percent:-10001;mso-position-horizontal:absolute;mso-position-horizontal-relative:char;mso-position-vertical:absolute;mso-position-vertical-relative:line;mso-width-percent:0;mso-height-percent:0;mso-left-percent:-10001;mso-top-percent:-10001;v-text-anchor:top" filled="f">
             <o:lock v:ext="edit" rotation="t" aspectratio="t" verticies="t" text="t" shapetype="t"/>
             <w10:anchorlock/>
           </v:rect>
@@ -123,13 +118,8 @@
         </w:rPr>
       </w:pPr>
       <w:r>
-        <w:rPr>
-          <w:noProof/>
-        </w:rPr>
-      </w:r>
-      <w:r>
-        <w:pict w14:anchorId="4334B871">
-          <v:rect id="Horizontal Line 2" o:spid="_x0000_s1034" style="width:467.75pt;height:.05pt;visibility:visible;mso-wrap-style:square;mso-left-percent:-10001;mso-top-percent:-10001;mso-position-horizontal:absolute;mso-position-horizontal-relative:char;mso-position-vertical:absolute;mso-position-vertical-relative:line;mso-left-percent:-10001;mso-top-percent:-10001;v-text-anchor:top" o:gfxdata="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" filled="f">
+        <w:pict w14:anchorId="116B92A5">
+          <v:rect id="Horizontal Line 2" o:spid="_x0000_s1036" alt="" style="width:467.75pt;height:.05pt;visibility:visible;mso-wrap-style:square;mso-width-percent:0;mso-height-percent:0;mso-left-percent:-10001;mso-top-percent:-10001;mso-position-horizontal:absolute;mso-position-horizontal-relative:char;mso-position-vertical:absolute;mso-position-vertical-relative:line;mso-width-percent:0;mso-height-percent:0;mso-left-percent:-10001;mso-top-percent:-10001;v-text-anchor:top" filled="f">
             <o:lock v:ext="edit" rotation="t" aspectratio="t" verticies="t" text="t" shapetype="t"/>
             <w10:anchorlock/>
           </v:rect>
@@ -141,15 +131,6 @@
         <w:spacing w:before="100" w:beforeAutospacing="1" w:after="100" w:afterAutospacing="1" w:line="240" w:lineRule="auto"/>
         <w:rPr>
           <w:rFonts w:ascii="Times New Roman" w:eastAsia="Times New Roman" w:hAnsi="Times New Roman" w:cs="Times New Roman"/>
-          <w:color w:val="000000"/>
-          <w:kern w:val="0"/>
-          <w:lang w:eastAsia="ru-RU"/>
-          <w14:ligatures w14:val="none"/>
-        </w:rPr>
-      </w:pPr>
-      <w:r>
-        <w:rPr>
-          <w:rFonts w:ascii="Times New Roman" w:eastAsia="Times New Roman" w:hAnsi="Times New Roman" w:cs="Times New Roman"/>
           <w:b/>
           <w:bCs/>
           <w:color w:val="000000"/>
@@ -157,25 +138,74 @@
           <w:lang w:eastAsia="ru-RU"/>
           <w14:ligatures w14:val="none"/>
         </w:rPr>
+      </w:pPr>
+      <w:r>
+        <w:rPr>
+          <w:rFonts w:ascii="Times New Roman" w:eastAsia="Times New Roman" w:hAnsi="Times New Roman" w:cs="Times New Roman"/>
+          <w:b/>
+          <w:bCs/>
+          <w:color w:val="000000"/>
+          <w:kern w:val="0"/>
+          <w:lang w:eastAsia="ru-RU"/>
+          <w14:ligatures w14:val="none"/>
+        </w:rPr>
         <w:t>Слайд 2 — Актуальность и цель работы (~35 сек)</w:t>
       </w:r>
-    </w:p>
-    <w:p>
-      <w:pPr>
-        <w:spacing w:before="100" w:beforeAutospacing="1" w:after="100" w:afterAutospacing="1" w:line="240" w:lineRule="auto"/>
-        <w:rPr>
-          <w:rFonts w:ascii="Times New Roman" w:eastAsia="Times New Roman" w:hAnsi="Times New Roman" w:cs="Times New Roman"/>
-          <w:color w:val="000000"/>
-          <w:kern w:val="0"/>
-          <w:lang w:eastAsia="ru-RU"/>
-          <w14:ligatures w14:val="none"/>
-        </w:rPr>
-      </w:pPr>
-      <w:r>
-        <w:rPr>
-          <w:rFonts w:ascii="Times New Roman" w:eastAsia="Times New Roman" w:hAnsi="Times New Roman" w:cs="Times New Roman"/>
-          <w:color w:val="000000"/>
-          <w:kern w:val="0"/>
+      <w:r>
+        <w:rPr>
+          <w:rFonts w:ascii="Times New Roman" w:eastAsia="Times New Roman" w:hAnsi="Times New Roman" w:cs="Times New Roman"/>
+          <w:b/>
+          <w:bCs/>
+          <w:color w:val="000000"/>
+          <w:kern w:val="0"/>
+          <w:lang w:eastAsia="ru-RU"/>
+          <w14:ligatures w14:val="none"/>
+        </w:rPr>
+        <w:t xml:space="preserve"> 1:20</w:t>
+      </w:r>
+    </w:p>
+    <w:p>
+      <w:pPr>
+        <w:spacing w:before="100" w:beforeAutospacing="1" w:after="100" w:afterAutospacing="1" w:line="240" w:lineRule="auto"/>
+        <w:rPr>
+          <w:rFonts w:ascii="Times New Roman" w:eastAsia="Times New Roman" w:hAnsi="Times New Roman" w:cs="Times New Roman"/>
+          <w:color w:val="000000"/>
+          <w:kern w:val="0"/>
+          <w:highlight w:val="yellow"/>
+          <w:lang w:eastAsia="ru-RU"/>
+          <w14:ligatures w14:val="none"/>
+        </w:rPr>
+      </w:pPr>
+      <w:r>
+        <w:rPr>
+          <w:rFonts w:ascii="Times New Roman" w:eastAsia="Times New Roman" w:hAnsi="Times New Roman" w:cs="Times New Roman"/>
+          <w:b/>
+          <w:bCs/>
+          <w:color w:val="000000"/>
+          <w:kern w:val="0"/>
+          <w:highlight w:val="yellow"/>
+          <w:lang w:eastAsia="ru-RU"/>
+          <w14:ligatures w14:val="none"/>
+        </w:rPr>
+        <w:t>Проблема.</w:t>
+      </w:r>
+      <w:r>
+        <w:rPr>
+          <w:rFonts w:ascii="Times New Roman" w:eastAsia="Times New Roman" w:hAnsi="Times New Roman" w:cs="Times New Roman"/>
+          <w:color w:val="000000"/>
+          <w:kern w:val="0"/>
+          <w:highlight w:val="yellow"/>
+          <w:lang w:eastAsia="ru-RU"/>
+          <w14:ligatures w14:val="none"/>
+        </w:rPr>
+        <w:t xml:space="preserve"> </w:t>
+      </w:r>
+      <w:r>
+        <w:rPr>
+          <w:rFonts w:ascii="Times New Roman" w:eastAsia="Times New Roman" w:hAnsi="Times New Roman" w:cs="Times New Roman"/>
+          <w:color w:val="000000"/>
+          <w:kern w:val="0"/>
+          <w:highlight w:val="yellow"/>
           <w:lang w:eastAsia="ru-RU"/>
           <w14:ligatures w14:val="none"/>
         </w:rPr>
@@ -186,6 +216,7 @@
           <w:rFonts w:ascii="Times New Roman" w:eastAsia="Times New Roman" w:hAnsi="Times New Roman" w:cs="Times New Roman"/>
           <w:color w:val="000000"/>
           <w:kern w:val="0"/>
+          <w:highlight w:val="yellow"/>
           <w:lang w:eastAsia="ru-RU"/>
           <w14:ligatures w14:val="none"/>
         </w:rPr>
@@ -196,6 +227,7 @@
           <w:rFonts w:ascii="Times New Roman" w:eastAsia="Times New Roman" w:hAnsi="Times New Roman" w:cs="Times New Roman"/>
           <w:color w:val="000000"/>
           <w:kern w:val="0"/>
+          <w:highlight w:val="yellow"/>
           <w:lang w:eastAsia="ru-RU"/>
           <w14:ligatures w14:val="none"/>
         </w:rPr>
@@ -206,6 +238,7 @@
           <w:rFonts w:ascii="Times New Roman" w:eastAsia="Times New Roman" w:hAnsi="Times New Roman" w:cs="Times New Roman"/>
           <w:color w:val="000000"/>
           <w:kern w:val="0"/>
+          <w:highlight w:val="yellow"/>
           <w:lang w:eastAsia="ru-RU"/>
           <w14:ligatures w14:val="none"/>
         </w:rPr>
@@ -216,6 +249,7 @@
           <w:rFonts w:ascii="Times New Roman" w:eastAsia="Times New Roman" w:hAnsi="Times New Roman" w:cs="Times New Roman"/>
           <w:color w:val="000000"/>
           <w:kern w:val="0"/>
+          <w:highlight w:val="yellow"/>
           <w:lang w:eastAsia="ru-RU"/>
           <w14:ligatures w14:val="none"/>
         </w:rPr>
@@ -226,6 +260,7 @@
           <w:rFonts w:ascii="Times New Roman" w:eastAsia="Times New Roman" w:hAnsi="Times New Roman" w:cs="Times New Roman"/>
           <w:color w:val="000000"/>
           <w:kern w:val="0"/>
+          <w:highlight w:val="yellow"/>
           <w:lang w:eastAsia="ru-RU"/>
           <w14:ligatures w14:val="none"/>
         </w:rPr>
@@ -236,6 +271,7 @@
           <w:rFonts w:ascii="Times New Roman" w:eastAsia="Times New Roman" w:hAnsi="Times New Roman" w:cs="Times New Roman"/>
           <w:color w:val="000000"/>
           <w:kern w:val="0"/>
+          <w:highlight w:val="yellow"/>
           <w:lang w:eastAsia="ru-RU"/>
           <w14:ligatures w14:val="none"/>
         </w:rPr>
@@ -246,6 +282,7 @@
           <w:rFonts w:ascii="Times New Roman" w:eastAsia="Times New Roman" w:hAnsi="Times New Roman" w:cs="Times New Roman"/>
           <w:color w:val="000000"/>
           <w:kern w:val="0"/>
+          <w:highlight w:val="yellow"/>
           <w:lang w:eastAsia="ru-RU"/>
           <w14:ligatures w14:val="none"/>
         </w:rPr>
@@ -256,6 +293,7 @@
           <w:rFonts w:ascii="Times New Roman" w:eastAsia="Times New Roman" w:hAnsi="Times New Roman" w:cs="Times New Roman"/>
           <w:color w:val="000000"/>
           <w:kern w:val="0"/>
+          <w:highlight w:val="yellow"/>
           <w:lang w:eastAsia="ru-RU"/>
           <w14:ligatures w14:val="none"/>
         </w:rPr>
@@ -269,35 +307,175 @@
           <w:rFonts w:ascii="Times New Roman" w:eastAsia="Times New Roman" w:hAnsi="Times New Roman" w:cs="Times New Roman"/>
           <w:color w:val="000000"/>
           <w:kern w:val="0"/>
-          <w:lang w:eastAsia="ru-RU"/>
-          <w14:ligatures w14:val="none"/>
-        </w:rPr>
-      </w:pPr>
-      <w:r>
-        <w:rPr>
-          <w:rFonts w:ascii="Times New Roman" w:eastAsia="Times New Roman" w:hAnsi="Times New Roman" w:cs="Times New Roman"/>
-          <w:color w:val="000000"/>
-          <w:kern w:val="0"/>
-          <w:lang w:eastAsia="ru-RU"/>
-          <w14:ligatures w14:val="none"/>
-        </w:rPr>
-        <w:t>Существующие подходы к классификации текстов можно разделить на две группы. Простые методы вроде TF-IDF и статистических классификаторов не учитывают контекст слов и требуют большого объёма данных. Предобученные модели типа BERT понимают контекст, но при сильном дисбалансе классов их качество остаётся низким</w:t>
-      </w:r>
-      <w:r>
-        <w:rPr>
-          <w:rFonts w:ascii="Times New Roman" w:eastAsia="Times New Roman" w:hAnsi="Times New Roman" w:cs="Times New Roman"/>
-          <w:color w:val="000000"/>
-          <w:kern w:val="0"/>
-          <w:lang w:eastAsia="ru-RU"/>
-          <w14:ligatures w14:val="none"/>
-        </w:rPr>
-        <w:t>, миноторитарные классы не учитываются</w:t>
-      </w:r>
-      <w:r>
-        <w:rPr>
-          <w:rFonts w:ascii="Times New Roman" w:eastAsia="Times New Roman" w:hAnsi="Times New Roman" w:cs="Times New Roman"/>
-          <w:color w:val="000000"/>
-          <w:kern w:val="0"/>
+          <w:highlight w:val="yellow"/>
+          <w:lang w:eastAsia="ru-RU"/>
+          <w14:ligatures w14:val="none"/>
+        </w:rPr>
+      </w:pPr>
+      <w:r>
+        <w:rPr>
+          <w:rFonts w:ascii="Times New Roman" w:eastAsia="Times New Roman" w:hAnsi="Times New Roman" w:cs="Times New Roman"/>
+          <w:b/>
+          <w:bCs/>
+          <w:color w:val="000000"/>
+          <w:kern w:val="0"/>
+          <w:highlight w:val="yellow"/>
+          <w:lang w:eastAsia="ru-RU"/>
+          <w14:ligatures w14:val="none"/>
+        </w:rPr>
+        <w:t>Почему нельзя обойтись класическими методами:</w:t>
+      </w:r>
+      <w:r>
+        <w:rPr>
+          <w:rFonts w:ascii="Times New Roman" w:eastAsia="Times New Roman" w:hAnsi="Times New Roman" w:cs="Times New Roman"/>
+          <w:color w:val="000000"/>
+          <w:kern w:val="0"/>
+          <w:highlight w:val="yellow"/>
+          <w:lang w:eastAsia="ru-RU"/>
+          <w14:ligatures w14:val="none"/>
+        </w:rPr>
+        <w:t xml:space="preserve">  </w:t>
+      </w:r>
+      <w:r>
+        <w:rPr>
+          <w:rFonts w:ascii="Times New Roman" w:eastAsia="Times New Roman" w:hAnsi="Times New Roman" w:cs="Times New Roman"/>
+          <w:color w:val="000000"/>
+          <w:kern w:val="0"/>
+          <w:highlight w:val="yellow"/>
+          <w:lang w:eastAsia="ru-RU"/>
+          <w14:ligatures w14:val="none"/>
+        </w:rPr>
+        <w:t xml:space="preserve">Простые методы вроде TF-IDF и статистических классификаторов не учитывают контекст слов и требуют большого объёма данных. </w:t>
+      </w:r>
+      <w:r>
+        <w:rPr>
+          <w:rFonts w:ascii="Times New Roman" w:eastAsia="Times New Roman" w:hAnsi="Times New Roman" w:cs="Times New Roman"/>
+          <w:color w:val="000000"/>
+          <w:kern w:val="0"/>
+          <w:highlight w:val="yellow"/>
+          <w:lang w:eastAsia="ru-RU"/>
+          <w14:ligatures w14:val="none"/>
+        </w:rPr>
+        <w:br/>
+      </w:r>
+      <w:r>
+        <w:rPr>
+          <w:rFonts w:ascii="Times New Roman" w:eastAsia="Times New Roman" w:hAnsi="Times New Roman" w:cs="Times New Roman"/>
+          <w:color w:val="000000"/>
+          <w:kern w:val="0"/>
+          <w:highlight w:val="yellow"/>
+          <w:lang w:eastAsia="ru-RU"/>
+          <w14:ligatures w14:val="none"/>
+        </w:rPr>
+        <w:br/>
+      </w:r>
+      <w:r>
+        <w:rPr>
+          <w:rFonts w:ascii="Times New Roman" w:eastAsia="Times New Roman" w:hAnsi="Times New Roman" w:cs="Times New Roman"/>
+          <w:b/>
+          <w:bCs/>
+          <w:color w:val="000000"/>
+          <w:kern w:val="0"/>
+          <w:highlight w:val="yellow"/>
+          <w:lang w:eastAsia="ru-RU"/>
+          <w14:ligatures w14:val="none"/>
+        </w:rPr>
+        <w:t xml:space="preserve">Предобученные </w:t>
+      </w:r>
+      <w:r>
+        <w:rPr>
+          <w:rFonts w:ascii="Times New Roman" w:eastAsia="Times New Roman" w:hAnsi="Times New Roman" w:cs="Times New Roman"/>
+          <w:color w:val="000000"/>
+          <w:kern w:val="0"/>
+          <w:highlight w:val="yellow"/>
+          <w:lang w:eastAsia="ru-RU"/>
+          <w14:ligatures w14:val="none"/>
+        </w:rPr>
+        <w:t xml:space="preserve">трансформер </w:t>
+      </w:r>
+      <w:r>
+        <w:rPr>
+          <w:rFonts w:ascii="Times New Roman" w:eastAsia="Times New Roman" w:hAnsi="Times New Roman" w:cs="Times New Roman"/>
+          <w:color w:val="000000"/>
+          <w:kern w:val="0"/>
+          <w:highlight w:val="yellow"/>
+          <w:lang w:eastAsia="ru-RU"/>
+          <w14:ligatures w14:val="none"/>
+        </w:rPr>
+        <w:t>модели типа BERT понимают контекст, но при сильном дисбалансе классов их качество остаётся низким</w:t>
+      </w:r>
+      <w:r>
+        <w:rPr>
+          <w:rFonts w:ascii="Times New Roman" w:eastAsia="Times New Roman" w:hAnsi="Times New Roman" w:cs="Times New Roman"/>
+          <w:color w:val="000000"/>
+          <w:kern w:val="0"/>
+          <w:highlight w:val="yellow"/>
+          <w:lang w:eastAsia="ru-RU"/>
+          <w14:ligatures w14:val="none"/>
+        </w:rPr>
+        <w:t xml:space="preserve">, </w:t>
+      </w:r>
+      <w:r>
+        <w:rPr>
+          <w:rFonts w:ascii="Times New Roman" w:eastAsia="Times New Roman" w:hAnsi="Times New Roman" w:cs="Times New Roman"/>
+          <w:color w:val="000000"/>
+          <w:kern w:val="0"/>
+          <w:highlight w:val="yellow"/>
+          <w:lang w:eastAsia="ru-RU"/>
+          <w14:ligatures w14:val="none"/>
+        </w:rPr>
+        <w:t xml:space="preserve">ведь </w:t>
+      </w:r>
+      <w:r>
+        <w:rPr>
+          <w:rFonts w:ascii="Times New Roman" w:eastAsia="Times New Roman" w:hAnsi="Times New Roman" w:cs="Times New Roman"/>
+          <w:color w:val="000000"/>
+          <w:kern w:val="0"/>
+          <w:highlight w:val="yellow"/>
+          <w:lang w:eastAsia="ru-RU"/>
+          <w14:ligatures w14:val="none"/>
+        </w:rPr>
+        <w:t>миноторитарные классы</w:t>
+      </w:r>
+      <w:r>
+        <w:rPr>
+          <w:rFonts w:ascii="Times New Roman" w:eastAsia="Times New Roman" w:hAnsi="Times New Roman" w:cs="Times New Roman"/>
+          <w:color w:val="000000"/>
+          <w:kern w:val="0"/>
+          <w:highlight w:val="yellow"/>
+          <w:lang w:eastAsia="ru-RU"/>
+          <w14:ligatures w14:val="none"/>
+        </w:rPr>
+        <w:t xml:space="preserve"> </w:t>
+      </w:r>
+      <w:r>
+        <w:rPr>
+          <w:rFonts w:ascii="Times New Roman" w:eastAsia="Times New Roman" w:hAnsi="Times New Roman" w:cs="Times New Roman"/>
+          <w:color w:val="000000"/>
+          <w:kern w:val="0"/>
+          <w:highlight w:val="yellow"/>
+          <w:lang w:eastAsia="ru-RU"/>
+          <w14:ligatures w14:val="none"/>
+        </w:rPr>
+        <w:t>часто</w:t>
+      </w:r>
+      <w:r>
+        <w:rPr>
+          <w:rFonts w:ascii="Times New Roman" w:eastAsia="Times New Roman" w:hAnsi="Times New Roman" w:cs="Times New Roman"/>
+          <w:color w:val="000000"/>
+          <w:kern w:val="0"/>
+          <w:highlight w:val="yellow"/>
+          <w:lang w:eastAsia="ru-RU"/>
+          <w14:ligatures w14:val="none"/>
+        </w:rPr>
+        <w:t xml:space="preserve"> не учитываются</w:t>
+      </w:r>
+      <w:r>
+        <w:rPr>
+          <w:rFonts w:ascii="Times New Roman" w:eastAsia="Times New Roman" w:hAnsi="Times New Roman" w:cs="Times New Roman"/>
+          <w:color w:val="000000"/>
+          <w:kern w:val="0"/>
+          <w:highlight w:val="yellow"/>
           <w:lang w:eastAsia="ru-RU"/>
           <w14:ligatures w14:val="none"/>
         </w:rPr>
@@ -311,15 +489,19 @@
           <w:rFonts w:ascii="Times New Roman" w:eastAsia="Times New Roman" w:hAnsi="Times New Roman" w:cs="Times New Roman"/>
           <w:color w:val="000000"/>
           <w:kern w:val="0"/>
-          <w:lang w:eastAsia="ru-RU"/>
-          <w14:ligatures w14:val="none"/>
-        </w:rPr>
-      </w:pPr>
-      <w:r>
-        <w:rPr>
-          <w:rFonts w:ascii="Times New Roman" w:eastAsia="Times New Roman" w:hAnsi="Times New Roman" w:cs="Times New Roman"/>
-          <w:color w:val="000000"/>
-          <w:kern w:val="0"/>
+          <w:highlight w:val="yellow"/>
+          <w:lang w:eastAsia="ru-RU"/>
+          <w14:ligatures w14:val="none"/>
+        </w:rPr>
+      </w:pPr>
+      <w:r>
+        <w:rPr>
+          <w:rFonts w:ascii="Times New Roman" w:eastAsia="Times New Roman" w:hAnsi="Times New Roman" w:cs="Times New Roman"/>
+          <w:b/>
+          <w:bCs/>
+          <w:color w:val="000000"/>
+          <w:kern w:val="0"/>
+          <w:highlight w:val="yellow"/>
           <w:lang w:val="en-US" w:eastAsia="ru-RU"/>
           <w14:ligatures w14:val="none"/>
         </w:rPr>
@@ -330,48 +512,53 @@
           <w:rFonts w:ascii="Times New Roman" w:eastAsia="Times New Roman" w:hAnsi="Times New Roman" w:cs="Times New Roman"/>
           <w:color w:val="000000"/>
           <w:kern w:val="0"/>
-          <w:lang w:eastAsia="ru-RU"/>
-          <w14:ligatures w14:val="none"/>
-        </w:rPr>
-        <w:t xml:space="preserve"> дают преимущество за счёт масштаба предобучения: они </w:t>
-      </w:r>
-      <w:r>
-        <w:rPr>
-          <w:rFonts w:ascii="Times New Roman" w:eastAsia="Times New Roman" w:hAnsi="Times New Roman" w:cs="Times New Roman"/>
-          <w:color w:val="000000"/>
-          <w:kern w:val="0"/>
-          <w:lang w:eastAsia="ru-RU"/>
-          <w14:ligatures w14:val="none"/>
-        </w:rPr>
-        <w:t xml:space="preserve">имеют </w:t>
-      </w:r>
-      <w:r>
-        <w:rPr>
-          <w:rFonts w:ascii="Times New Roman" w:eastAsia="Times New Roman" w:hAnsi="Times New Roman" w:cs="Times New Roman"/>
-          <w:color w:val="000000"/>
-          <w:kern w:val="0"/>
-          <w:lang w:eastAsia="ru-RU"/>
-          <w14:ligatures w14:val="none"/>
-        </w:rPr>
-        <w:t>значительно больше знаний о языке и предметных областях, а методы дообучения позволяют адаптировать их к задаче при минимальном количестве примеров.</w:t>
-      </w:r>
-    </w:p>
-    <w:p>
-      <w:pPr>
-        <w:spacing w:before="100" w:beforeAutospacing="1" w:after="100" w:afterAutospacing="1" w:line="240" w:lineRule="auto"/>
-        <w:rPr>
-          <w:rFonts w:ascii="Times New Roman" w:eastAsia="Times New Roman" w:hAnsi="Times New Roman" w:cs="Times New Roman"/>
-          <w:color w:val="000000"/>
-          <w:kern w:val="0"/>
-          <w:lang w:eastAsia="ru-RU"/>
-          <w14:ligatures w14:val="none"/>
-        </w:rPr>
-      </w:pPr>
-      <w:r>
-        <w:rPr>
-          <w:rFonts w:ascii="Times New Roman" w:eastAsia="Times New Roman" w:hAnsi="Times New Roman" w:cs="Times New Roman"/>
-          <w:color w:val="000000"/>
-          <w:kern w:val="0"/>
+          <w:highlight w:val="yellow"/>
+          <w:lang w:eastAsia="ru-RU"/>
+          <w14:ligatures w14:val="none"/>
+        </w:rPr>
+        <w:t xml:space="preserve"> </w:t>
+      </w:r>
+      <w:r>
+        <w:rPr>
+          <w:rFonts w:ascii="Times New Roman" w:eastAsia="Times New Roman" w:hAnsi="Times New Roman" w:cs="Times New Roman"/>
+          <w:color w:val="000000"/>
+          <w:kern w:val="0"/>
+          <w:highlight w:val="yellow"/>
+          <w:lang w:eastAsia="ru-RU"/>
+          <w14:ligatures w14:val="none"/>
+        </w:rPr>
+        <w:t xml:space="preserve"> же </w:t>
+      </w:r>
+      <w:r>
+        <w:rPr>
+          <w:rFonts w:ascii="Times New Roman" w:eastAsia="Times New Roman" w:hAnsi="Times New Roman" w:cs="Times New Roman"/>
+          <w:color w:val="000000"/>
+          <w:kern w:val="0"/>
+          <w:highlight w:val="yellow"/>
+          <w:lang w:eastAsia="ru-RU"/>
+          <w14:ligatures w14:val="none"/>
+        </w:rPr>
+        <w:t>дают преимущество за счёт масштаба предобучения: они имеют значительно больше знаний о языке и предметных областях, а методы дообучения позволяют адаптировать их к задаче при минимальном количестве примеров.</w:t>
+      </w:r>
+    </w:p>
+    <w:p>
+      <w:pPr>
+        <w:spacing w:before="100" w:beforeAutospacing="1" w:after="100" w:afterAutospacing="1" w:line="240" w:lineRule="auto"/>
+        <w:rPr>
+          <w:rFonts w:ascii="Times New Roman" w:eastAsia="Times New Roman" w:hAnsi="Times New Roman" w:cs="Times New Roman"/>
+          <w:color w:val="000000"/>
+          <w:kern w:val="0"/>
+          <w:highlight w:val="yellow"/>
+          <w:lang w:eastAsia="ru-RU"/>
+          <w14:ligatures w14:val="none"/>
+        </w:rPr>
+      </w:pPr>
+      <w:r>
+        <w:rPr>
+          <w:rFonts w:ascii="Times New Roman" w:eastAsia="Times New Roman" w:hAnsi="Times New Roman" w:cs="Times New Roman"/>
+          <w:color w:val="000000"/>
+          <w:kern w:val="0"/>
+          <w:highlight w:val="yellow"/>
           <w:lang w:eastAsia="ru-RU"/>
           <w14:ligatures w14:val="none"/>
         </w:rPr>
@@ -382,42 +569,78 @@
           <w:rFonts w:ascii="Times New Roman" w:eastAsia="Times New Roman" w:hAnsi="Times New Roman" w:cs="Times New Roman"/>
           <w:color w:val="000000"/>
           <w:kern w:val="0"/>
-          <w:lang w:eastAsia="ru-RU"/>
-          <w14:ligatures w14:val="none"/>
-        </w:rPr>
-        <w:t xml:space="preserve">усский язык </w:t>
-      </w:r>
-      <w:r>
-        <w:rPr>
-          <w:rFonts w:ascii="Times New Roman" w:eastAsia="Times New Roman" w:hAnsi="Times New Roman" w:cs="Times New Roman"/>
-          <w:color w:val="000000"/>
-          <w:kern w:val="0"/>
-          <w:lang w:eastAsia="ru-RU"/>
-          <w14:ligatures w14:val="none"/>
-        </w:rPr>
-        <w:t>морфологически богаче английского и слабо представлен в обучающих данных большинства LLM, поэтому нужно отдельно исследовать, как методы дообучения работают именно для русскоязычных текстов.</w:t>
-      </w:r>
-    </w:p>
-    <w:p>
-      <w:pPr>
-        <w:spacing w:before="100" w:beforeAutospacing="1" w:after="100" w:afterAutospacing="1" w:line="240" w:lineRule="auto"/>
-        <w:rPr>
-          <w:rFonts w:ascii="Times New Roman" w:eastAsia="Times New Roman" w:hAnsi="Times New Roman" w:cs="Times New Roman"/>
-          <w:color w:val="000000"/>
-          <w:kern w:val="0"/>
-          <w:lang w:eastAsia="ru-RU"/>
-          <w14:ligatures w14:val="none"/>
-        </w:rPr>
-      </w:pPr>
-      <w:r>
-        <w:rPr>
-          <w:rFonts w:ascii="Times New Roman" w:eastAsia="Times New Roman" w:hAnsi="Times New Roman" w:cs="Times New Roman"/>
-          <w:color w:val="000000"/>
-          <w:kern w:val="0"/>
-          <w:lang w:eastAsia="ru-RU"/>
-          <w14:ligatures w14:val="none"/>
-        </w:rPr>
-        <w:t>Цель работы — сравнить и апробировать методы дообучения LLM для автоматической классификации входящей корреспонденции на данных реальной нефтедобывающей компании.</w:t>
+          <w:highlight w:val="yellow"/>
+          <w:lang w:eastAsia="ru-RU"/>
+          <w14:ligatures w14:val="none"/>
+        </w:rPr>
+        <w:t>усский язык морфологически богаче английского и слабо представлен в обучающих данных большинства LLM, поэтому нужно отдельно исследовать, как методы дообучения работают именно для русскоязычных текстов.</w:t>
+      </w:r>
+    </w:p>
+    <w:p>
+      <w:pPr>
+        <w:spacing w:before="100" w:beforeAutospacing="1" w:after="100" w:afterAutospacing="1" w:line="240" w:lineRule="auto"/>
+        <w:rPr>
+          <w:rFonts w:ascii="Times New Roman" w:eastAsia="Times New Roman" w:hAnsi="Times New Roman" w:cs="Times New Roman"/>
+          <w:color w:val="000000"/>
+          <w:kern w:val="0"/>
+          <w:lang w:eastAsia="ru-RU"/>
+          <w14:ligatures w14:val="none"/>
+        </w:rPr>
+      </w:pPr>
+      <w:r>
+        <w:rPr>
+          <w:rFonts w:ascii="Times New Roman" w:eastAsia="Times New Roman" w:hAnsi="Times New Roman" w:cs="Times New Roman"/>
+          <w:color w:val="000000"/>
+          <w:kern w:val="0"/>
+          <w:highlight w:val="yellow"/>
+          <w:lang w:eastAsia="ru-RU"/>
+          <w14:ligatures w14:val="none"/>
+        </w:rPr>
+        <w:t>Цель работы — сравнить и апробировать методы дообучения LLM</w:t>
+      </w:r>
+      <w:r>
+        <w:rPr>
+          <w:rFonts w:ascii="Times New Roman" w:eastAsia="Times New Roman" w:hAnsi="Times New Roman" w:cs="Times New Roman"/>
+          <w:color w:val="000000"/>
+          <w:kern w:val="0"/>
+          <w:highlight w:val="yellow"/>
+          <w:lang w:eastAsia="ru-RU"/>
+          <w14:ligatures w14:val="none"/>
+        </w:rPr>
+        <w:t xml:space="preserve"> между собой, а так же с классическими методами и с моделями типа </w:t>
+      </w:r>
+      <w:r>
+        <w:rPr>
+          <w:rFonts w:ascii="Times New Roman" w:eastAsia="Times New Roman" w:hAnsi="Times New Roman" w:cs="Times New Roman"/>
+          <w:color w:val="000000"/>
+          <w:kern w:val="0"/>
+          <w:highlight w:val="yellow"/>
+          <w:lang w:val="en-US" w:eastAsia="ru-RU"/>
+          <w14:ligatures w14:val="none"/>
+        </w:rPr>
+        <w:t>BERT</w:t>
+      </w:r>
+      <w:r>
+        <w:rPr>
+          <w:rFonts w:ascii="Times New Roman" w:eastAsia="Times New Roman" w:hAnsi="Times New Roman" w:cs="Times New Roman"/>
+          <w:color w:val="000000"/>
+          <w:kern w:val="0"/>
+          <w:highlight w:val="yellow"/>
+          <w:lang w:eastAsia="ru-RU"/>
+          <w14:ligatures w14:val="none"/>
+        </w:rPr>
+        <w:t xml:space="preserve">. Получить модель с наилучшими метриками </w:t>
+      </w:r>
+      <w:r>
+        <w:rPr>
+          <w:rFonts w:ascii="Times New Roman" w:eastAsia="Times New Roman" w:hAnsi="Times New Roman" w:cs="Times New Roman"/>
+          <w:color w:val="000000"/>
+          <w:kern w:val="0"/>
+          <w:highlight w:val="yellow"/>
+          <w:lang w:eastAsia="ru-RU"/>
+          <w14:ligatures w14:val="none"/>
+        </w:rPr>
+        <w:t xml:space="preserve"> для автоматической классификации входящей корреспонденции на данных реальной нефтедобывающей компании.</w:t>
       </w:r>
     </w:p>
     <w:p>
@@ -431,13 +654,8 @@
         </w:rPr>
       </w:pPr>
       <w:r>
-        <w:rPr>
-          <w:noProof/>
-        </w:rPr>
-      </w:r>
-      <w:r>
-        <w:pict w14:anchorId="22B94A5C">
-          <v:rect id="Horizontal Line 3" o:spid="_x0000_s1033" style="width:467.75pt;height:.05pt;visibility:visible;mso-wrap-style:square;mso-left-percent:-10001;mso-top-percent:-10001;mso-position-horizontal:absolute;mso-position-horizontal-relative:char;mso-position-vertical:absolute;mso-position-vertical-relative:line;mso-left-percent:-10001;mso-top-percent:-10001;v-text-anchor:top" o:gfxdata="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" filled="f">
+        <w:pict w14:anchorId="6F5D4EE1">
+          <v:rect id="Horizontal Line 3" o:spid="_x0000_s1035" alt="" style="width:467.75pt;height:.05pt;visibility:visible;mso-wrap-style:square;mso-width-percent:0;mso-height-percent:0;mso-left-percent:-10001;mso-top-percent:-10001;mso-position-horizontal:absolute;mso-position-horizontal-relative:char;mso-position-vertical:absolute;mso-position-vertical-relative:line;mso-width-percent:0;mso-height-percent:0;mso-left-percent:-10001;mso-top-percent:-10001;v-text-anchor:top" filled="f">
             <o:lock v:ext="edit" rotation="t" aspectratio="t" verticies="t" text="t" shapetype="t"/>
             <w10:anchorlock/>
           </v:rect>
@@ -465,29 +683,49 @@
           <w:lang w:eastAsia="ru-RU"/>
           <w14:ligatures w14:val="none"/>
         </w:rPr>
-        <w:t>Слайд 3 — Данные и очистка корпуса (~35 сек)</w:t>
-      </w:r>
-    </w:p>
-    <w:p>
-      <w:pPr>
-        <w:spacing w:before="100" w:beforeAutospacing="1" w:after="100" w:afterAutospacing="1" w:line="240" w:lineRule="auto"/>
-        <w:rPr>
-          <w:rFonts w:ascii="Times New Roman" w:eastAsia="Times New Roman" w:hAnsi="Times New Roman" w:cs="Times New Roman"/>
-          <w:color w:val="000000"/>
-          <w:kern w:val="0"/>
-          <w:lang w:eastAsia="ru-RU"/>
-          <w14:ligatures w14:val="none"/>
-        </w:rPr>
-      </w:pPr>
-      <w:r>
-        <w:rPr>
-          <w:rFonts w:ascii="Times New Roman" w:eastAsia="Times New Roman" w:hAnsi="Times New Roman" w:cs="Times New Roman"/>
-          <w:color w:val="000000"/>
-          <w:kern w:val="0"/>
-          <w:lang w:eastAsia="ru-RU"/>
-          <w14:ligatures w14:val="none"/>
-        </w:rPr>
-        <w:t xml:space="preserve">Исходный корпус — 1774 письма, распределённых по 36 </w:t>
+        <w:t>Слайд 3 — Данные (~35 сек)</w:t>
+      </w:r>
+    </w:p>
+    <w:p>
+      <w:pPr>
+        <w:spacing w:before="100" w:beforeAutospacing="1" w:after="100" w:afterAutospacing="1" w:line="240" w:lineRule="auto"/>
+        <w:rPr>
+          <w:rFonts w:ascii="Times New Roman" w:eastAsia="Times New Roman" w:hAnsi="Times New Roman" w:cs="Times New Roman"/>
+          <w:color w:val="000000"/>
+          <w:kern w:val="0"/>
+          <w:lang w:eastAsia="ru-RU"/>
+          <w14:ligatures w14:val="none"/>
+        </w:rPr>
+      </w:pPr>
+      <w:r>
+        <w:rPr>
+          <w:rFonts w:ascii="Times New Roman" w:eastAsia="Times New Roman" w:hAnsi="Times New Roman" w:cs="Times New Roman"/>
+          <w:color w:val="000000"/>
+          <w:kern w:val="0"/>
+          <w:lang w:eastAsia="ru-RU"/>
+          <w14:ligatures w14:val="none"/>
+        </w:rPr>
+        <w:t xml:space="preserve">Исходный корпус </w:t>
+      </w:r>
+      <w:r>
+        <w:rPr>
+          <w:rFonts w:ascii="Times New Roman" w:eastAsia="Times New Roman" w:hAnsi="Times New Roman" w:cs="Times New Roman"/>
+          <w:color w:val="000000"/>
+          <w:kern w:val="0"/>
+          <w:lang w:eastAsia="ru-RU"/>
+          <w14:ligatures w14:val="none"/>
+        </w:rPr>
+        <w:t xml:space="preserve">представляет собой </w:t>
+      </w:r>
+      <w:r>
+        <w:rPr>
+          <w:rFonts w:ascii="Times New Roman" w:eastAsia="Times New Roman" w:hAnsi="Times New Roman" w:cs="Times New Roman"/>
+          <w:color w:val="000000"/>
+          <w:kern w:val="0"/>
+          <w:lang w:eastAsia="ru-RU"/>
+          <w14:ligatures w14:val="none"/>
+        </w:rPr>
+        <w:t xml:space="preserve">1774 письма, распределённых по 36 </w:t>
       </w:r>
       <w:r>
         <w:rPr>
@@ -507,39 +745,139 @@
           <w:lang w:eastAsia="ru-RU"/>
           <w14:ligatures w14:val="none"/>
         </w:rPr>
-        <w:t xml:space="preserve"> компании. Персональные данные заменены плейсхолдерами — имена, организации, даты.</w:t>
-      </w:r>
-    </w:p>
-    <w:p>
-      <w:pPr>
-        <w:spacing w:before="100" w:beforeAutospacing="1" w:after="100" w:afterAutospacing="1" w:line="240" w:lineRule="auto"/>
-        <w:rPr>
-          <w:rFonts w:ascii="Times New Roman" w:eastAsia="Times New Roman" w:hAnsi="Times New Roman" w:cs="Times New Roman"/>
-          <w:color w:val="000000"/>
-          <w:kern w:val="0"/>
-          <w:lang w:eastAsia="ru-RU"/>
-          <w14:ligatures w14:val="none"/>
-        </w:rPr>
-      </w:pPr>
-      <w:r>
-        <w:rPr>
-          <w:rFonts w:ascii="Times New Roman" w:eastAsia="Times New Roman" w:hAnsi="Times New Roman" w:cs="Times New Roman"/>
-          <w:color w:val="000000"/>
-          <w:kern w:val="0"/>
-          <w:lang w:eastAsia="ru-RU"/>
-          <w14:ligatures w14:val="none"/>
-        </w:rPr>
-        <w:t>При первичном анализе обнаружились проблемы в данных: 4 полных дубликата</w:t>
-      </w:r>
-      <w:r>
-        <w:rPr>
-          <w:rFonts w:ascii="Times New Roman" w:eastAsia="Times New Roman" w:hAnsi="Times New Roman" w:cs="Times New Roman"/>
-          <w:color w:val="000000"/>
-          <w:kern w:val="0"/>
-          <w:lang w:eastAsia="ru-RU"/>
-          <w14:ligatures w14:val="none"/>
-        </w:rPr>
-        <w:t xml:space="preserve"> и 1 дубликат в двух блоках</w:t>
+        <w:t xml:space="preserve"> компании. Персональные данные</w:t>
+      </w:r>
+      <w:r>
+        <w:rPr>
+          <w:rFonts w:ascii="Times New Roman" w:eastAsia="Times New Roman" w:hAnsi="Times New Roman" w:cs="Times New Roman"/>
+          <w:color w:val="000000"/>
+          <w:kern w:val="0"/>
+          <w:lang w:eastAsia="ru-RU"/>
+          <w14:ligatures w14:val="none"/>
+        </w:rPr>
+        <w:t xml:space="preserve">, такие как </w:t>
+      </w:r>
+      <w:r>
+        <w:rPr>
+          <w:rFonts w:ascii="Times New Roman" w:eastAsia="Times New Roman" w:hAnsi="Times New Roman" w:cs="Times New Roman"/>
+          <w:color w:val="000000"/>
+          <w:kern w:val="0"/>
+          <w:lang w:eastAsia="ru-RU"/>
+          <w14:ligatures w14:val="none"/>
+        </w:rPr>
+        <w:t>имена, организации, даты</w:t>
+      </w:r>
+      <w:r>
+        <w:rPr>
+          <w:rFonts w:ascii="Times New Roman" w:eastAsia="Times New Roman" w:hAnsi="Times New Roman" w:cs="Times New Roman"/>
+          <w:color w:val="000000"/>
+          <w:kern w:val="0"/>
+          <w:lang w:eastAsia="ru-RU"/>
+          <w14:ligatures w14:val="none"/>
+        </w:rPr>
+        <w:t xml:space="preserve"> </w:t>
+      </w:r>
+      <w:r>
+        <w:rPr>
+          <w:rFonts w:ascii="Times New Roman" w:eastAsia="Times New Roman" w:hAnsi="Times New Roman" w:cs="Times New Roman"/>
+          <w:color w:val="000000"/>
+          <w:kern w:val="0"/>
+          <w:lang w:eastAsia="ru-RU"/>
+          <w14:ligatures w14:val="none"/>
+        </w:rPr>
+        <w:t>—</w:t>
+      </w:r>
+      <w:r>
+        <w:rPr>
+          <w:rFonts w:ascii="Times New Roman" w:eastAsia="Times New Roman" w:hAnsi="Times New Roman" w:cs="Times New Roman"/>
+          <w:color w:val="000000"/>
+          <w:kern w:val="0"/>
+          <w:lang w:eastAsia="ru-RU"/>
+          <w14:ligatures w14:val="none"/>
+        </w:rPr>
+        <w:t xml:space="preserve"> заменены плейсхолдерами.</w:t>
+      </w:r>
+    </w:p>
+    <w:p>
+      <w:pPr>
+        <w:spacing w:before="100" w:beforeAutospacing="1" w:after="100" w:afterAutospacing="1" w:line="240" w:lineRule="auto"/>
+        <w:rPr>
+          <w:rFonts w:ascii="Times New Roman" w:eastAsia="Times New Roman" w:hAnsi="Times New Roman" w:cs="Times New Roman"/>
+          <w:color w:val="000000"/>
+          <w:kern w:val="0"/>
+          <w:lang w:eastAsia="ru-RU"/>
+          <w14:ligatures w14:val="none"/>
+        </w:rPr>
+      </w:pPr>
+      <w:r>
+        <w:rPr>
+          <w:rFonts w:ascii="Times New Roman" w:eastAsia="Times New Roman" w:hAnsi="Times New Roman" w:cs="Times New Roman"/>
+          <w:color w:val="000000"/>
+          <w:kern w:val="0"/>
+          <w:lang w:eastAsia="ru-RU"/>
+          <w14:ligatures w14:val="none"/>
+        </w:rPr>
+        <w:t xml:space="preserve">При первичном анализе обнаружились </w:t>
+      </w:r>
+      <w:r>
+        <w:rPr>
+          <w:rFonts w:ascii="Times New Roman" w:eastAsia="Times New Roman" w:hAnsi="Times New Roman" w:cs="Times New Roman"/>
+          <w:color w:val="000000"/>
+          <w:kern w:val="0"/>
+          <w:lang w:eastAsia="ru-RU"/>
+          <w14:ligatures w14:val="none"/>
+        </w:rPr>
+        <w:t xml:space="preserve">такие </w:t>
+      </w:r>
+      <w:r>
+        <w:rPr>
+          <w:rFonts w:ascii="Times New Roman" w:eastAsia="Times New Roman" w:hAnsi="Times New Roman" w:cs="Times New Roman"/>
+          <w:color w:val="000000"/>
+          <w:kern w:val="0"/>
+          <w:lang w:eastAsia="ru-RU"/>
+          <w14:ligatures w14:val="none"/>
+        </w:rPr>
+        <w:t>проблемы в данных</w:t>
+      </w:r>
+      <w:r>
+        <w:rPr>
+          <w:rFonts w:ascii="Times New Roman" w:eastAsia="Times New Roman" w:hAnsi="Times New Roman" w:cs="Times New Roman"/>
+          <w:color w:val="000000"/>
+          <w:kern w:val="0"/>
+          <w:lang w:eastAsia="ru-RU"/>
+          <w14:ligatures w14:val="none"/>
+        </w:rPr>
+        <w:t>, как:</w:t>
+      </w:r>
+      <w:r>
+        <w:rPr>
+          <w:rFonts w:ascii="Times New Roman" w:eastAsia="Times New Roman" w:hAnsi="Times New Roman" w:cs="Times New Roman"/>
+          <w:color w:val="000000"/>
+          <w:kern w:val="0"/>
+          <w:lang w:eastAsia="ru-RU"/>
+          <w14:ligatures w14:val="none"/>
+        </w:rPr>
+        <w:t xml:space="preserve"> 4 полных дубликата</w:t>
+      </w:r>
+      <w:r>
+        <w:rPr>
+          <w:rFonts w:ascii="Times New Roman" w:eastAsia="Times New Roman" w:hAnsi="Times New Roman" w:cs="Times New Roman"/>
+          <w:color w:val="000000"/>
+          <w:kern w:val="0"/>
+          <w:lang w:eastAsia="ru-RU"/>
+          <w14:ligatures w14:val="none"/>
+        </w:rPr>
+        <w:t xml:space="preserve"> и 1 дубликат </w:t>
+      </w:r>
+      <w:r>
+        <w:rPr>
+          <w:rFonts w:ascii="Times New Roman" w:eastAsia="Times New Roman" w:hAnsi="Times New Roman" w:cs="Times New Roman"/>
+          <w:color w:val="000000"/>
+          <w:kern w:val="0"/>
+          <w:lang w:eastAsia="ru-RU"/>
+          <w14:ligatures w14:val="none"/>
+        </w:rPr>
+        <w:t>между блоками</w:t>
       </w:r>
       <w:r>
         <w:rPr>
@@ -569,48 +907,69 @@
           <w:lang w:eastAsia="ru-RU"/>
           <w14:ligatures w14:val="none"/>
         </w:rPr>
-        <w:t xml:space="preserve"> — письма в тысячи слов, но с менее чем 50 уникальными. Это оказались циклические повторения фраз. </w:t>
-      </w:r>
-      <w:r>
-        <w:rPr>
-          <w:rFonts w:ascii="Times New Roman" w:eastAsia="Times New Roman" w:hAnsi="Times New Roman" w:cs="Times New Roman"/>
-          <w:color w:val="000000"/>
-          <w:kern w:val="0"/>
-          <w:lang w:eastAsia="ru-RU"/>
-          <w14:ligatures w14:val="none"/>
-        </w:rPr>
-        <w:t xml:space="preserve">Так же обнаружились и друге аномалии цепочки повторяющихся слов, фраз, предложений, цепочки вида слово-число. </w:t>
-      </w:r>
-      <w:r>
-        <w:rPr>
-          <w:rFonts w:ascii="Times New Roman" w:eastAsia="Times New Roman" w:hAnsi="Times New Roman" w:cs="Times New Roman"/>
-          <w:color w:val="000000"/>
-          <w:kern w:val="0"/>
-          <w:lang w:eastAsia="ru-RU"/>
-          <w14:ligatures w14:val="none"/>
-        </w:rPr>
-        <w:t>Для очистки был разработан специальный конвейер clean_text, который удаляет повторы, но сохраняет информативные длинные письма.</w:t>
-      </w:r>
-    </w:p>
-    <w:p>
-      <w:pPr>
-        <w:spacing w:before="100" w:beforeAutospacing="1" w:after="100" w:afterAutospacing="1" w:line="240" w:lineRule="auto"/>
-        <w:rPr>
-          <w:rFonts w:ascii="Times New Roman" w:eastAsia="Times New Roman" w:hAnsi="Times New Roman" w:cs="Times New Roman"/>
-          <w:color w:val="000000"/>
-          <w:kern w:val="0"/>
-          <w:lang w:eastAsia="ru-RU"/>
-          <w14:ligatures w14:val="none"/>
-        </w:rPr>
-      </w:pPr>
-      <w:r>
-        <w:rPr>
-          <w:rFonts w:ascii="Times New Roman" w:eastAsia="Times New Roman" w:hAnsi="Times New Roman" w:cs="Times New Roman"/>
-          <w:color w:val="000000"/>
-          <w:kern w:val="0"/>
-          <w:lang w:eastAsia="ru-RU"/>
-          <w14:ligatures w14:val="none"/>
-        </w:rPr>
+        <w:t xml:space="preserve"> </w:t>
+      </w:r>
+      <w:r>
+        <w:rPr>
+          <w:rFonts w:ascii="Times New Roman" w:eastAsia="Times New Roman" w:hAnsi="Times New Roman" w:cs="Times New Roman"/>
+          <w:color w:val="000000"/>
+          <w:kern w:val="0"/>
+          <w:lang w:eastAsia="ru-RU"/>
+          <w14:ligatures w14:val="none"/>
+        </w:rPr>
+        <w:t xml:space="preserve">в которых </w:t>
+      </w:r>
+      <w:r>
+        <w:rPr>
+          <w:rFonts w:ascii="Times New Roman" w:eastAsia="Times New Roman" w:hAnsi="Times New Roman" w:cs="Times New Roman"/>
+          <w:color w:val="000000"/>
+          <w:kern w:val="0"/>
+          <w:lang w:eastAsia="ru-RU"/>
+          <w14:ligatures w14:val="none"/>
+        </w:rPr>
+        <w:t>письма в тысячи слов, но с менее чем 50 уникальными. Это оказались циклические повторения фраз</w:t>
+      </w:r>
+      <w:r>
+        <w:rPr>
+          <w:rFonts w:ascii="Times New Roman" w:eastAsia="Times New Roman" w:hAnsi="Times New Roman" w:cs="Times New Roman"/>
+          <w:color w:val="000000"/>
+          <w:kern w:val="0"/>
+          <w:lang w:eastAsia="ru-RU"/>
+          <w14:ligatures w14:val="none"/>
+        </w:rPr>
+        <w:t xml:space="preserve"> и табличные данные</w:t>
+      </w:r>
+      <w:r>
+        <w:rPr>
+          <w:rFonts w:ascii="Times New Roman" w:eastAsia="Times New Roman" w:hAnsi="Times New Roman" w:cs="Times New Roman"/>
+          <w:color w:val="000000"/>
+          <w:kern w:val="0"/>
+          <w:lang w:eastAsia="ru-RU"/>
+          <w14:ligatures w14:val="none"/>
+        </w:rPr>
+        <w:t xml:space="preserve">. </w:t>
+      </w:r>
+    </w:p>
+    <w:p>
+      <w:pPr>
+        <w:spacing w:before="100" w:beforeAutospacing="1" w:after="100" w:afterAutospacing="1" w:line="240" w:lineRule="auto"/>
+        <w:rPr>
+          <w:rFonts w:ascii="Times New Roman" w:eastAsia="Times New Roman" w:hAnsi="Times New Roman" w:cs="Times New Roman"/>
+          <w:color w:val="000000"/>
+          <w:kern w:val="0"/>
+          <w:lang w:eastAsia="ru-RU"/>
+          <w14:ligatures w14:val="none"/>
+        </w:rPr>
+      </w:pPr>
+      <w:r>
+        <w:rPr>
+          <w:rFonts w:ascii="Times New Roman" w:eastAsia="Times New Roman" w:hAnsi="Times New Roman" w:cs="Times New Roman"/>
+          <w:color w:val="000000"/>
+          <w:kern w:val="0"/>
+          <w:lang w:eastAsia="ru-RU"/>
+          <w14:ligatures w14:val="none"/>
+        </w:rPr>
+        <w:lastRenderedPageBreak/>
         <w:t>Главная проблема</w:t>
       </w:r>
       <w:r>
@@ -648,10 +1007,428 @@
         <w:rPr>
           <w:noProof/>
         </w:rPr>
-      </w:r>
-      <w:r>
-        <w:pict w14:anchorId="5B825645">
-          <v:rect id="Horizontal Line 4" o:spid="_x0000_s1032" style="width:467.75pt;height:.05pt;visibility:visible;mso-wrap-style:square;mso-left-percent:-10001;mso-top-percent:-10001;mso-position-horizontal:absolute;mso-position-horizontal-relative:char;mso-position-vertical:absolute;mso-position-vertical-relative:line;mso-left-percent:-10001;mso-top-percent:-10001;v-text-anchor:top" o:gfxdata="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" filled="f">
+        <mc:AlternateContent>
+          <mc:Choice Requires="wps">
+            <w:drawing>
+              <wp:inline distT="0" distB="0" distL="0" distR="0" wp14:anchorId="1DE141A8" wp14:editId="65A09239">
+                <wp:extent cx="5940425" cy="635"/>
+                <wp:effectExtent l="0" t="0" r="15875" b="24765"/>
+                <wp:docPr id="20300325" name="Horizontal Line 4"/>
+                <wp:cNvGraphicFramePr>
+                  <a:graphicFrameLocks xmlns:a="http://schemas.openxmlformats.org/drawingml/2006/main"/>
+                </wp:cNvGraphicFramePr>
+                <a:graphic xmlns:a="http://schemas.openxmlformats.org/drawingml/2006/main">
+                  <a:graphicData uri="http://schemas.microsoft.com/office/word/2010/wordprocessingShape">
+                    <wps:wsp>
+                      <wps:cNvSpPr>
+                        <a:spLocks/>
+                      </wps:cNvSpPr>
+                      <wps:spPr bwMode="auto">
+                        <a:xfrm>
+                          <a:off x="0" y="0"/>
+                          <a:ext cx="5940425" cy="635"/>
+                        </a:xfrm>
+                        <a:prstGeom prst="rect">
+                          <a:avLst/>
+                        </a:prstGeom>
+                        <a:noFill/>
+                        <a:ln w="9525">
+                          <a:solidFill>
+                            <a:srgbClr val="000000"/>
+                          </a:solidFill>
+                          <a:miter lim="800000"/>
+                          <a:headEnd/>
+                          <a:tailEnd/>
+                        </a:ln>
+                        <a:extLst>
+                          <a:ext uri="{909E8E84-426E-40DD-AFC4-6F175D3DCCD1}">
+                            <a14:hiddenFill xmlns:a14="http://schemas.microsoft.com/office/drawing/2010/main">
+                              <a:solidFill>
+                                <a:srgbClr val="FFFFFF"/>
+                              </a:solidFill>
+                            </a14:hiddenFill>
+                          </a:ext>
+                        </a:extLst>
+                      </wps:spPr>
+                      <wps:bodyPr rot="0" vert="horz" wrap="square" lIns="91440" tIns="45720" rIns="91440" bIns="45720" anchor="t" anchorCtr="0" upright="1">
+                        <a:noAutofit/>
+                      </wps:bodyPr>
+                    </wps:wsp>
+                  </a:graphicData>
+                </a:graphic>
+              </wp:inline>
+            </w:drawing>
+          </mc:Choice>
+          <mc:Fallback>
+            <w:pict>
+              <v:rect w14:anchorId="42941943" id="Horizontal Line 4" o:spid="_x0000_s1026" style="width:467.75pt;height:.05pt;visibility:visible;mso-wrap-style:square;mso-left-percent:-10001;mso-top-percent:-10001;mso-position-horizontal:absolute;mso-position-horizontal-relative:char;mso-position-vertical:absolute;mso-position-vertical-relative:line;mso-left-percent:-10001;mso-top-percent:-10001;v-text-anchor:top" o:gfxdata="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" filled="f">
+                <v:path arrowok="t"/>
+                <w10:anchorlock/>
+              </v:rect>
+            </w:pict>
+          </mc:Fallback>
+        </mc:AlternateContent>
+      </w:r>
+    </w:p>
+    <w:p>
+      <w:pPr>
+        <w:spacing w:before="100" w:beforeAutospacing="1" w:after="100" w:afterAutospacing="1" w:line="240" w:lineRule="auto"/>
+        <w:rPr>
+          <w:rFonts w:ascii="Times New Roman" w:eastAsia="Times New Roman" w:hAnsi="Times New Roman" w:cs="Times New Roman"/>
+          <w:color w:val="000000"/>
+          <w:kern w:val="0"/>
+          <w:lang w:eastAsia="ru-RU"/>
+          <w14:ligatures w14:val="none"/>
+        </w:rPr>
+      </w:pPr>
+      <w:r>
+        <w:rPr>
+          <w:rFonts w:ascii="Times New Roman" w:eastAsia="Times New Roman" w:hAnsi="Times New Roman" w:cs="Times New Roman"/>
+          <w:b/>
+          <w:bCs/>
+          <w:color w:val="000000"/>
+          <w:kern w:val="0"/>
+          <w:lang w:eastAsia="ru-RU"/>
+          <w14:ligatures w14:val="none"/>
+        </w:rPr>
+        <w:t xml:space="preserve">Слайд </w:t>
+      </w:r>
+      <w:r>
+        <w:rPr>
+          <w:rFonts w:ascii="Times New Roman" w:eastAsia="Times New Roman" w:hAnsi="Times New Roman" w:cs="Times New Roman"/>
+          <w:b/>
+          <w:bCs/>
+          <w:color w:val="000000"/>
+          <w:kern w:val="0"/>
+          <w:lang w:eastAsia="ru-RU"/>
+          <w14:ligatures w14:val="none"/>
+        </w:rPr>
+        <w:t xml:space="preserve">4 </w:t>
+      </w:r>
+      <w:r>
+        <w:rPr>
+          <w:rFonts w:ascii="Times New Roman" w:eastAsia="Times New Roman" w:hAnsi="Times New Roman" w:cs="Times New Roman"/>
+          <w:b/>
+          <w:bCs/>
+          <w:color w:val="000000"/>
+          <w:kern w:val="0"/>
+          <w:lang w:eastAsia="ru-RU"/>
+          <w14:ligatures w14:val="none"/>
+        </w:rPr>
+        <w:t>очистка корпуса</w:t>
+      </w:r>
+      <w:r>
+        <w:rPr>
+          <w:rFonts w:ascii="Times New Roman" w:eastAsia="Times New Roman" w:hAnsi="Times New Roman" w:cs="Times New Roman"/>
+          <w:b/>
+          <w:bCs/>
+          <w:color w:val="000000"/>
+          <w:kern w:val="0"/>
+          <w:lang w:eastAsia="ru-RU"/>
+          <w14:ligatures w14:val="none"/>
+        </w:rPr>
+        <w:t xml:space="preserve"> данных</w:t>
+      </w:r>
+    </w:p>
+    <w:p>
+      <w:pPr>
+        <w:spacing w:before="100" w:beforeAutospacing="1" w:after="100" w:afterAutospacing="1" w:line="240" w:lineRule="auto"/>
+        <w:rPr>
+          <w:rFonts w:ascii="Times New Roman" w:eastAsia="Times New Roman" w:hAnsi="Times New Roman" w:cs="Times New Roman"/>
+          <w:color w:val="000000"/>
+          <w:kern w:val="0"/>
+          <w:lang w:eastAsia="ru-RU"/>
+          <w14:ligatures w14:val="none"/>
+        </w:rPr>
+      </w:pPr>
+      <w:r>
+        <w:rPr>
+          <w:rFonts w:ascii="Times New Roman" w:eastAsia="Times New Roman" w:hAnsi="Times New Roman" w:cs="Times New Roman"/>
+          <w:color w:val="000000"/>
+          <w:kern w:val="0"/>
+          <w:lang w:eastAsia="ru-RU"/>
+          <w14:ligatures w14:val="none"/>
+        </w:rPr>
+        <w:t>Так же обнаружились и друге аномалии</w:t>
+      </w:r>
+      <w:r>
+        <w:rPr>
+          <w:rFonts w:ascii="Times New Roman" w:eastAsia="Times New Roman" w:hAnsi="Times New Roman" w:cs="Times New Roman"/>
+          <w:color w:val="000000"/>
+          <w:kern w:val="0"/>
+          <w:lang w:eastAsia="ru-RU"/>
+          <w14:ligatures w14:val="none"/>
+        </w:rPr>
+        <w:t>:</w:t>
+      </w:r>
+    </w:p>
+    <w:p>
+      <w:pPr>
+        <w:pStyle w:val="a7"/>
+        <w:numPr>
+          <w:ilvl w:val="0"/>
+          <w:numId w:val="1"/>
+        </w:numPr>
+        <w:spacing w:before="100" w:beforeAutospacing="1" w:after="100" w:afterAutospacing="1" w:line="240" w:lineRule="auto"/>
+        <w:rPr>
+          <w:rFonts w:ascii="Times New Roman" w:eastAsia="Times New Roman" w:hAnsi="Times New Roman" w:cs="Times New Roman"/>
+          <w:color w:val="000000"/>
+          <w:kern w:val="0"/>
+          <w:lang w:val="en-US" w:eastAsia="ru-RU"/>
+          <w14:ligatures w14:val="none"/>
+        </w:rPr>
+      </w:pPr>
+      <w:r>
+        <w:rPr>
+          <w:rFonts w:ascii="Times New Roman" w:eastAsia="Times New Roman" w:hAnsi="Times New Roman" w:cs="Times New Roman"/>
+          <w:color w:val="000000"/>
+          <w:kern w:val="0"/>
+          <w:lang w:eastAsia="ru-RU"/>
+          <w14:ligatures w14:val="none"/>
+        </w:rPr>
+        <w:t>цепочки повторяющихся слов</w:t>
+      </w:r>
+    </w:p>
+    <w:p>
+      <w:pPr>
+        <w:pStyle w:val="a7"/>
+        <w:numPr>
+          <w:ilvl w:val="0"/>
+          <w:numId w:val="1"/>
+        </w:numPr>
+        <w:spacing w:before="100" w:beforeAutospacing="1" w:after="100" w:afterAutospacing="1" w:line="240" w:lineRule="auto"/>
+        <w:rPr>
+          <w:rFonts w:ascii="Times New Roman" w:eastAsia="Times New Roman" w:hAnsi="Times New Roman" w:cs="Times New Roman"/>
+          <w:color w:val="000000"/>
+          <w:kern w:val="0"/>
+          <w:lang w:eastAsia="ru-RU"/>
+          <w14:ligatures w14:val="none"/>
+        </w:rPr>
+      </w:pPr>
+      <w:r>
+        <w:rPr>
+          <w:rFonts w:ascii="Times New Roman" w:eastAsia="Times New Roman" w:hAnsi="Times New Roman" w:cs="Times New Roman"/>
+          <w:color w:val="000000"/>
+          <w:kern w:val="0"/>
+          <w:lang w:eastAsia="ru-RU"/>
+          <w14:ligatures w14:val="none"/>
+        </w:rPr>
+        <w:t>фраз</w:t>
+      </w:r>
+    </w:p>
+    <w:p>
+      <w:pPr>
+        <w:pStyle w:val="a7"/>
+        <w:numPr>
+          <w:ilvl w:val="0"/>
+          <w:numId w:val="1"/>
+        </w:numPr>
+        <w:spacing w:before="100" w:beforeAutospacing="1" w:after="100" w:afterAutospacing="1" w:line="240" w:lineRule="auto"/>
+        <w:rPr>
+          <w:rFonts w:ascii="Times New Roman" w:eastAsia="Times New Roman" w:hAnsi="Times New Roman" w:cs="Times New Roman"/>
+          <w:color w:val="000000"/>
+          <w:kern w:val="0"/>
+          <w:lang w:eastAsia="ru-RU"/>
+          <w14:ligatures w14:val="none"/>
+        </w:rPr>
+      </w:pPr>
+      <w:r>
+        <w:rPr>
+          <w:rFonts w:ascii="Times New Roman" w:eastAsia="Times New Roman" w:hAnsi="Times New Roman" w:cs="Times New Roman"/>
+          <w:color w:val="000000"/>
+          <w:kern w:val="0"/>
+          <w:lang w:eastAsia="ru-RU"/>
+          <w14:ligatures w14:val="none"/>
+        </w:rPr>
+        <w:t>П</w:t>
+      </w:r>
+      <w:r>
+        <w:rPr>
+          <w:rFonts w:ascii="Times New Roman" w:eastAsia="Times New Roman" w:hAnsi="Times New Roman" w:cs="Times New Roman"/>
+          <w:color w:val="000000"/>
+          <w:kern w:val="0"/>
+          <w:lang w:eastAsia="ru-RU"/>
+          <w14:ligatures w14:val="none"/>
+        </w:rPr>
+        <w:t>редложений</w:t>
+      </w:r>
+    </w:p>
+    <w:p>
+      <w:pPr>
+        <w:pStyle w:val="a7"/>
+        <w:numPr>
+          <w:ilvl w:val="0"/>
+          <w:numId w:val="1"/>
+        </w:numPr>
+        <w:spacing w:before="100" w:beforeAutospacing="1" w:after="100" w:afterAutospacing="1" w:line="240" w:lineRule="auto"/>
+        <w:rPr>
+          <w:rFonts w:ascii="Times New Roman" w:eastAsia="Times New Roman" w:hAnsi="Times New Roman" w:cs="Times New Roman"/>
+          <w:color w:val="000000"/>
+          <w:kern w:val="0"/>
+          <w:lang w:eastAsia="ru-RU"/>
+          <w14:ligatures w14:val="none"/>
+        </w:rPr>
+      </w:pPr>
+      <w:r>
+        <w:rPr>
+          <w:rFonts w:ascii="Times New Roman" w:eastAsia="Times New Roman" w:hAnsi="Times New Roman" w:cs="Times New Roman"/>
+          <w:color w:val="000000"/>
+          <w:kern w:val="0"/>
+          <w:lang w:eastAsia="ru-RU"/>
+          <w14:ligatures w14:val="none"/>
+        </w:rPr>
+        <w:t>цепочки вида слово-число.</w:t>
+      </w:r>
+    </w:p>
+    <w:p>
+      <w:pPr>
+        <w:spacing w:before="100" w:beforeAutospacing="1" w:after="100" w:afterAutospacing="1" w:line="240" w:lineRule="auto"/>
+        <w:ind w:firstLine="708"/>
+        <w:rPr>
+          <w:rFonts w:ascii="Times New Roman" w:eastAsia="Times New Roman" w:hAnsi="Times New Roman" w:cs="Times New Roman"/>
+          <w:color w:val="000000"/>
+          <w:kern w:val="0"/>
+          <w:lang w:eastAsia="ru-RU"/>
+          <w14:ligatures w14:val="none"/>
+        </w:rPr>
+      </w:pPr>
+      <w:r>
+        <w:rPr>
+          <w:rFonts w:ascii="Times New Roman" w:eastAsia="Times New Roman" w:hAnsi="Times New Roman" w:cs="Times New Roman"/>
+          <w:color w:val="000000"/>
+          <w:kern w:val="0"/>
+          <w:lang w:eastAsia="ru-RU"/>
+          <w14:ligatures w14:val="none"/>
+        </w:rPr>
+        <w:t xml:space="preserve"> </w:t>
+      </w:r>
+      <w:r>
+        <w:rPr>
+          <w:rFonts w:ascii="Times New Roman" w:eastAsia="Times New Roman" w:hAnsi="Times New Roman" w:cs="Times New Roman"/>
+          <w:color w:val="000000"/>
+          <w:kern w:val="0"/>
+          <w:lang w:eastAsia="ru-RU"/>
+          <w14:ligatures w14:val="none"/>
+        </w:rPr>
+        <w:t xml:space="preserve">Для очистки был разработан специальный конвейер clean_text, который </w:t>
+      </w:r>
+      <w:r>
+        <w:rPr>
+          <w:rFonts w:ascii="Times New Roman" w:eastAsia="Times New Roman" w:hAnsi="Times New Roman" w:cs="Times New Roman"/>
+          <w:color w:val="000000"/>
+          <w:kern w:val="0"/>
+          <w:lang w:eastAsia="ru-RU"/>
+          <w14:ligatures w14:val="none"/>
+        </w:rPr>
+        <w:t>находит в письмах такие цепочки и отрезает их</w:t>
+      </w:r>
+      <w:r>
+        <w:rPr>
+          <w:rFonts w:ascii="Times New Roman" w:eastAsia="Times New Roman" w:hAnsi="Times New Roman" w:cs="Times New Roman"/>
+          <w:color w:val="000000"/>
+          <w:kern w:val="0"/>
+          <w:lang w:eastAsia="ru-RU"/>
+          <w14:ligatures w14:val="none"/>
+        </w:rPr>
+        <w:t xml:space="preserve">, </w:t>
+      </w:r>
+      <w:r>
+        <w:rPr>
+          <w:rFonts w:ascii="Times New Roman" w:eastAsia="Times New Roman" w:hAnsi="Times New Roman" w:cs="Times New Roman"/>
+          <w:color w:val="000000"/>
+          <w:kern w:val="0"/>
+          <w:lang w:eastAsia="ru-RU"/>
+          <w14:ligatures w14:val="none"/>
+        </w:rPr>
+        <w:t>при этом</w:t>
+      </w:r>
+      <w:r>
+        <w:rPr>
+          <w:rFonts w:ascii="Times New Roman" w:eastAsia="Times New Roman" w:hAnsi="Times New Roman" w:cs="Times New Roman"/>
+          <w:color w:val="000000"/>
+          <w:kern w:val="0"/>
+          <w:lang w:eastAsia="ru-RU"/>
+          <w14:ligatures w14:val="none"/>
+        </w:rPr>
+        <w:t xml:space="preserve"> сохраня</w:t>
+      </w:r>
+      <w:r>
+        <w:rPr>
+          <w:rFonts w:ascii="Times New Roman" w:eastAsia="Times New Roman" w:hAnsi="Times New Roman" w:cs="Times New Roman"/>
+          <w:color w:val="000000"/>
+          <w:kern w:val="0"/>
+          <w:lang w:eastAsia="ru-RU"/>
+          <w14:ligatures w14:val="none"/>
+        </w:rPr>
+        <w:t>я</w:t>
+      </w:r>
+      <w:r>
+        <w:rPr>
+          <w:rFonts w:ascii="Times New Roman" w:eastAsia="Times New Roman" w:hAnsi="Times New Roman" w:cs="Times New Roman"/>
+          <w:color w:val="000000"/>
+          <w:kern w:val="0"/>
+          <w:lang w:eastAsia="ru-RU"/>
+          <w14:ligatures w14:val="none"/>
+        </w:rPr>
+        <w:t xml:space="preserve"> информативные длинные письма.</w:t>
+      </w:r>
+      <w:r>
+        <w:rPr>
+          <w:rFonts w:ascii="Times New Roman" w:eastAsia="Times New Roman" w:hAnsi="Times New Roman" w:cs="Times New Roman"/>
+          <w:color w:val="000000"/>
+          <w:kern w:val="0"/>
+          <w:lang w:eastAsia="ru-RU"/>
+          <w14:ligatures w14:val="none"/>
+        </w:rPr>
+        <w:br/>
+        <w:t>В результате очистки</w:t>
+      </w:r>
+      <w:r>
+        <w:rPr>
+          <w:rFonts w:ascii="Times New Roman" w:eastAsia="Times New Roman" w:hAnsi="Times New Roman" w:cs="Times New Roman"/>
+          <w:color w:val="000000"/>
+          <w:kern w:val="0"/>
+          <w:lang w:eastAsia="ru-RU"/>
+          <w14:ligatures w14:val="none"/>
+        </w:rPr>
+        <w:t xml:space="preserve"> максимальная длина письма сократилась.</w:t>
+      </w:r>
+      <w:r>
+        <w:rPr>
+          <w:rFonts w:ascii="Times New Roman" w:eastAsia="Times New Roman" w:hAnsi="Times New Roman" w:cs="Times New Roman"/>
+          <w:color w:val="000000"/>
+          <w:kern w:val="0"/>
+          <w:lang w:eastAsia="ru-RU"/>
+          <w14:ligatures w14:val="none"/>
+        </w:rPr>
+        <w:br/>
+        <w:t>Среднее значение приблизилось к медианному, распределение стало более симметричным.</w:t>
+      </w:r>
+      <w:r>
+        <w:rPr>
+          <w:rFonts w:ascii="Times New Roman" w:eastAsia="Times New Roman" w:hAnsi="Times New Roman" w:cs="Times New Roman"/>
+          <w:color w:val="000000"/>
+          <w:kern w:val="0"/>
+          <w:lang w:eastAsia="ru-RU"/>
+          <w14:ligatures w14:val="none"/>
+        </w:rPr>
+        <w:br/>
+        <w:t>Медиананные значения остались на том же уровне.</w:t>
+      </w:r>
+    </w:p>
+    <w:p>
+      <w:pPr>
+        <w:spacing w:after="0" w:line="240" w:lineRule="auto"/>
+        <w:rPr>
+          <w:rFonts w:ascii="Times New Roman" w:eastAsia="Times New Roman" w:hAnsi="Times New Roman" w:cs="Times New Roman"/>
+          <w:kern w:val="0"/>
+          <w:lang w:eastAsia="ru-RU"/>
+          <w14:ligatures w14:val="none"/>
+        </w:rPr>
+      </w:pPr>
+      <w:r>
+        <w:pict w14:anchorId="58EA1F5C">
+          <v:rect id="Horizontal Line 4" o:spid="_x0000_s1034" alt="" style="width:467.75pt;height:.05pt;visibility:visible;mso-wrap-style:square;mso-width-percent:0;mso-height-percent:0;mso-left-percent:-10001;mso-top-percent:-10001;mso-position-horizontal:absolute;mso-position-horizontal-relative:char;mso-position-vertical:absolute;mso-position-vertical-relative:line;mso-width-percent:0;mso-height-percent:0;mso-left-percent:-10001;mso-top-percent:-10001;v-text-anchor:top" filled="f">
             <o:lock v:ext="edit" rotation="t" aspectratio="t" verticies="t" text="t" shapetype="t"/>
             <w10:anchorlock/>
           </v:rect>
@@ -698,6 +1475,7 @@
           <w:rFonts w:ascii="Times New Roman" w:eastAsia="Times New Roman" w:hAnsi="Times New Roman" w:cs="Times New Roman"/>
           <w:color w:val="000000"/>
           <w:kern w:val="0"/>
+          <w:highlight w:val="yellow"/>
           <w:lang w:eastAsia="ru-RU"/>
           <w14:ligatures w14:val="none"/>
         </w:rPr>
@@ -708,6 +1486,7 @@
           <w:rFonts w:ascii="Times New Roman" w:eastAsia="Times New Roman" w:hAnsi="Times New Roman" w:cs="Times New Roman"/>
           <w:color w:val="000000"/>
           <w:kern w:val="0"/>
+          <w:highlight w:val="yellow"/>
           <w:lang w:eastAsia="ru-RU"/>
           <w14:ligatures w14:val="none"/>
         </w:rPr>
@@ -899,7 +1678,18 @@
           <w:lang w:eastAsia="ru-RU"/>
           <w14:ligatures w14:val="none"/>
         </w:rPr>
-        <w:t>Вывод: на уровне эмбеддингов классы практически неразделимы. Это означает, что для решения задачи необходимы аугментация данных для компенсации дисбаланса и дообучение модели.</w:t>
+        <w:t xml:space="preserve">Вывод: </w:t>
+      </w:r>
+      <w:r>
+        <w:rPr>
+          <w:rFonts w:ascii="Times New Roman" w:eastAsia="Times New Roman" w:hAnsi="Times New Roman" w:cs="Times New Roman"/>
+          <w:color w:val="000000"/>
+          <w:kern w:val="0"/>
+          <w:highlight w:val="yellow"/>
+          <w:lang w:eastAsia="ru-RU"/>
+          <w14:ligatures w14:val="none"/>
+        </w:rPr>
+        <w:t>на уровне эмбеддингов классы практически неразделимы. Это означает, что для решения задачи необходимы аугментация данных для компенсации дисбаланса и дообучение модели.</w:t>
       </w:r>
     </w:p>
     <w:p>
@@ -913,13 +1703,8 @@
         </w:rPr>
       </w:pPr>
       <w:r>
-        <w:rPr>
-          <w:noProof/>
-        </w:rPr>
-      </w:r>
-      <w:r>
-        <w:pict w14:anchorId="4BEAE8A0">
-          <v:rect id="Horizontal Line 5" o:spid="_x0000_s1031" style="width:467.75pt;height:1.1pt;visibility:visible;mso-wrap-style:square;mso-left-percent:-10001;mso-top-percent:-10001;mso-position-horizontal:absolute;mso-position-horizontal-relative:char;mso-position-vertical:absolute;mso-position-vertical-relative:line;mso-left-percent:-10001;mso-top-percent:-10001;v-text-anchor:top" o:gfxdata="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" filled="f">
+        <w:pict w14:anchorId="088F50E7">
+          <v:rect id="Horizontal Line 5" o:spid="_x0000_s1033" alt="" style="width:467.75pt;height:1.1pt;visibility:visible;mso-wrap-style:square;mso-width-percent:0;mso-height-percent:0;mso-left-percent:-10001;mso-top-percent:-10001;mso-position-horizontal:absolute;mso-position-horizontal-relative:char;mso-position-vertical:absolute;mso-position-vertical-relative:line;mso-width-percent:0;mso-height-percent:0;mso-left-percent:-10001;mso-top-percent:-10001;v-text-anchor:top" filled="f">
             <o:lock v:ext="edit" rotation="t" aspectratio="t" verticies="t" text="t" shapetype="t"/>
             <w10:anchorlock/>
           </v:rect>
@@ -1023,18 +1808,21 @@
           <w:rFonts w:ascii="Times New Roman" w:eastAsia="Times New Roman" w:hAnsi="Times New Roman" w:cs="Times New Roman"/>
           <w:color w:val="000000"/>
           <w:kern w:val="0"/>
-          <w:lang w:eastAsia="ru-RU"/>
-          <w14:ligatures w14:val="none"/>
-        </w:rPr>
-      </w:pPr>
-      <w:r>
-        <w:rPr>
-          <w:rFonts w:ascii="Times New Roman" w:eastAsia="Times New Roman" w:hAnsi="Times New Roman" w:cs="Times New Roman"/>
-          <w:color w:val="000000"/>
-          <w:kern w:val="0"/>
-          <w:lang w:eastAsia="ru-RU"/>
-          <w14:ligatures w14:val="none"/>
-        </w:rPr>
+          <w:highlight w:val="yellow"/>
+          <w:lang w:eastAsia="ru-RU"/>
+          <w14:ligatures w14:val="none"/>
+        </w:rPr>
+      </w:pPr>
+      <w:r>
+        <w:rPr>
+          <w:rFonts w:ascii="Times New Roman" w:eastAsia="Times New Roman" w:hAnsi="Times New Roman" w:cs="Times New Roman"/>
+          <w:color w:val="000000"/>
+          <w:kern w:val="0"/>
+          <w:highlight w:val="yellow"/>
+          <w:lang w:eastAsia="ru-RU"/>
+          <w14:ligatures w14:val="none"/>
+        </w:rPr>
+        <w:lastRenderedPageBreak/>
         <w:t xml:space="preserve">Первый этап — для блоков с менее чем 15 </w:t>
       </w:r>
       <w:r>
@@ -1042,6 +1830,7 @@
           <w:rFonts w:ascii="Times New Roman" w:eastAsia="Times New Roman" w:hAnsi="Times New Roman" w:cs="Times New Roman"/>
           <w:color w:val="000000"/>
           <w:kern w:val="0"/>
+          <w:highlight w:val="yellow"/>
           <w:lang w:eastAsia="ru-RU"/>
           <w14:ligatures w14:val="none"/>
         </w:rPr>
@@ -1052,6 +1841,7 @@
           <w:rFonts w:ascii="Times New Roman" w:eastAsia="Times New Roman" w:hAnsi="Times New Roman" w:cs="Times New Roman"/>
           <w:color w:val="000000"/>
           <w:kern w:val="0"/>
+          <w:highlight w:val="yellow"/>
           <w:lang w:eastAsia="ru-RU"/>
           <w14:ligatures w14:val="none"/>
         </w:rPr>
@@ -1062,6 +1852,7 @@
           <w:rFonts w:ascii="Times New Roman" w:eastAsia="Times New Roman" w:hAnsi="Times New Roman" w:cs="Times New Roman"/>
           <w:color w:val="000000"/>
           <w:kern w:val="0"/>
+          <w:highlight w:val="yellow"/>
           <w:lang w:eastAsia="ru-RU"/>
           <w14:ligatures w14:val="none"/>
         </w:rPr>
@@ -1072,6 +1863,7 @@
           <w:rFonts w:ascii="Times New Roman" w:eastAsia="Times New Roman" w:hAnsi="Times New Roman" w:cs="Times New Roman"/>
           <w:color w:val="000000"/>
           <w:kern w:val="0"/>
+          <w:highlight w:val="yellow"/>
           <w:lang w:eastAsia="ru-RU"/>
           <w14:ligatures w14:val="none"/>
         </w:rPr>
@@ -1085,15 +1877,17 @@
           <w:rFonts w:ascii="Times New Roman" w:eastAsia="Times New Roman" w:hAnsi="Times New Roman" w:cs="Times New Roman"/>
           <w:color w:val="000000"/>
           <w:kern w:val="0"/>
-          <w:lang w:eastAsia="ru-RU"/>
-          <w14:ligatures w14:val="none"/>
-        </w:rPr>
-      </w:pPr>
-      <w:r>
-        <w:rPr>
-          <w:rFonts w:ascii="Times New Roman" w:eastAsia="Times New Roman" w:hAnsi="Times New Roman" w:cs="Times New Roman"/>
-          <w:color w:val="000000"/>
-          <w:kern w:val="0"/>
+          <w:highlight w:val="yellow"/>
+          <w:lang w:eastAsia="ru-RU"/>
+          <w14:ligatures w14:val="none"/>
+        </w:rPr>
+      </w:pPr>
+      <w:r>
+        <w:rPr>
+          <w:rFonts w:ascii="Times New Roman" w:eastAsia="Times New Roman" w:hAnsi="Times New Roman" w:cs="Times New Roman"/>
+          <w:color w:val="000000"/>
+          <w:kern w:val="0"/>
+          <w:highlight w:val="yellow"/>
           <w:lang w:eastAsia="ru-RU"/>
           <w14:ligatures w14:val="none"/>
         </w:rPr>
@@ -1104,6 +1898,7 @@
           <w:rFonts w:ascii="Times New Roman" w:eastAsia="Times New Roman" w:hAnsi="Times New Roman" w:cs="Times New Roman"/>
           <w:color w:val="000000"/>
           <w:kern w:val="0"/>
+          <w:highlight w:val="yellow"/>
           <w:lang w:eastAsia="ru-RU"/>
           <w14:ligatures w14:val="none"/>
         </w:rPr>
@@ -1114,6 +1909,7 @@
           <w:rFonts w:ascii="Times New Roman" w:eastAsia="Times New Roman" w:hAnsi="Times New Roman" w:cs="Times New Roman"/>
           <w:color w:val="000000"/>
           <w:kern w:val="0"/>
+          <w:highlight w:val="yellow"/>
           <w:lang w:eastAsia="ru-RU"/>
           <w14:ligatures w14:val="none"/>
         </w:rPr>
@@ -1124,6 +1920,7 @@
           <w:rFonts w:ascii="Times New Roman" w:eastAsia="Times New Roman" w:hAnsi="Times New Roman" w:cs="Times New Roman"/>
           <w:color w:val="000000"/>
           <w:kern w:val="0"/>
+          <w:highlight w:val="yellow"/>
           <w:lang w:eastAsia="ru-RU"/>
           <w14:ligatures w14:val="none"/>
         </w:rPr>
@@ -1134,6 +1931,7 @@
           <w:rFonts w:ascii="Times New Roman" w:eastAsia="Times New Roman" w:hAnsi="Times New Roman" w:cs="Times New Roman"/>
           <w:color w:val="000000"/>
           <w:kern w:val="0"/>
+          <w:highlight w:val="yellow"/>
           <w:lang w:eastAsia="ru-RU"/>
           <w14:ligatures w14:val="none"/>
         </w:rPr>
@@ -1156,6 +1954,7 @@
           <w:rFonts w:ascii="Times New Roman" w:eastAsia="Times New Roman" w:hAnsi="Times New Roman" w:cs="Times New Roman"/>
           <w:color w:val="000000"/>
           <w:kern w:val="0"/>
+          <w:highlight w:val="yellow"/>
           <w:lang w:eastAsia="ru-RU"/>
           <w14:ligatures w14:val="none"/>
         </w:rPr>
@@ -1195,13 +1994,8 @@
         </w:rPr>
       </w:pPr>
       <w:r>
-        <w:rPr>
-          <w:noProof/>
-        </w:rPr>
-      </w:r>
-      <w:r>
-        <w:pict w14:anchorId="0269B79A">
-          <v:rect id="Horizontal Line 6" o:spid="_x0000_s1030" style="width:467.75pt;height:.05pt;visibility:visible;mso-wrap-style:square;mso-left-percent:-10001;mso-top-percent:-10001;mso-position-horizontal:absolute;mso-position-horizontal-relative:char;mso-position-vertical:absolute;mso-position-vertical-relative:line;mso-left-percent:-10001;mso-top-percent:-10001;v-text-anchor:top" o:gfxdata="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" filled="f">
+        <w:pict w14:anchorId="476CD4AB">
+          <v:rect id="Horizontal Line 6" o:spid="_x0000_s1032" alt="" style="width:467.75pt;height:.05pt;visibility:visible;mso-wrap-style:square;mso-width-percent:0;mso-height-percent:0;mso-left-percent:-10001;mso-top-percent:-10001;mso-position-horizontal:absolute;mso-position-horizontal-relative:char;mso-position-vertical:absolute;mso-position-vertical-relative:line;mso-width-percent:0;mso-height-percent:0;mso-left-percent:-10001;mso-top-percent:-10001;v-text-anchor:top" filled="f">
             <o:lock v:ext="edit" rotation="t" aspectratio="t" verticies="t" text="t" shapetype="t"/>
             <w10:anchorlock/>
           </v:rect>
@@ -1231,27 +2025,38 @@
         </w:rPr>
         <w:t>Слайд 6 — Система валидации и LLM-судья (~50 сек)</w:t>
       </w:r>
-    </w:p>
-    <w:p>
-      <w:pPr>
-        <w:spacing w:before="100" w:beforeAutospacing="1" w:after="100" w:afterAutospacing="1" w:line="240" w:lineRule="auto"/>
-        <w:rPr>
-          <w:rFonts w:ascii="Times New Roman" w:eastAsia="Times New Roman" w:hAnsi="Times New Roman" w:cs="Times New Roman"/>
-          <w:color w:val="000000"/>
-          <w:kern w:val="0"/>
-          <w:lang w:eastAsia="ru-RU"/>
-          <w14:ligatures w14:val="none"/>
-        </w:rPr>
-      </w:pPr>
-      <w:r>
-        <w:rPr>
-          <w:rFonts w:ascii="Times New Roman" w:eastAsia="Times New Roman" w:hAnsi="Times New Roman" w:cs="Times New Roman"/>
-          <w:color w:val="000000"/>
-          <w:kern w:val="0"/>
-          <w:lang w:eastAsia="ru-RU"/>
-          <w14:ligatures w14:val="none"/>
-        </w:rPr>
-        <w:lastRenderedPageBreak/>
+      <w:r>
+        <w:rPr>
+          <w:rFonts w:ascii="Times New Roman" w:eastAsia="Times New Roman" w:hAnsi="Times New Roman" w:cs="Times New Roman"/>
+          <w:b/>
+          <w:bCs/>
+          <w:color w:val="000000"/>
+          <w:kern w:val="0"/>
+          <w:lang w:eastAsia="ru-RU"/>
+          <w14:ligatures w14:val="none"/>
+        </w:rPr>
+        <w:t xml:space="preserve"> поработать над слайдом</w:t>
+      </w:r>
+    </w:p>
+    <w:p>
+      <w:pPr>
+        <w:spacing w:before="100" w:beforeAutospacing="1" w:after="100" w:afterAutospacing="1" w:line="240" w:lineRule="auto"/>
+        <w:rPr>
+          <w:rFonts w:ascii="Times New Roman" w:eastAsia="Times New Roman" w:hAnsi="Times New Roman" w:cs="Times New Roman"/>
+          <w:color w:val="000000"/>
+          <w:kern w:val="0"/>
+          <w:lang w:eastAsia="ru-RU"/>
+          <w14:ligatures w14:val="none"/>
+        </w:rPr>
+      </w:pPr>
+      <w:r>
+        <w:rPr>
+          <w:rFonts w:ascii="Times New Roman" w:eastAsia="Times New Roman" w:hAnsi="Times New Roman" w:cs="Times New Roman"/>
+          <w:color w:val="000000"/>
+          <w:kern w:val="0"/>
+          <w:lang w:eastAsia="ru-RU"/>
+          <w14:ligatures w14:val="none"/>
+        </w:rPr>
         <w:t>В продолжении пайплайна</w:t>
       </w:r>
       <w:r>
@@ -1306,7 +2111,27 @@
           <w:lang w:eastAsia="ru-RU"/>
           <w14:ligatures w14:val="none"/>
         </w:rPr>
-        <w:t>Второй уровень — LLM-судья. Та же модель Qwen с низкой температурой оценивает каждый текст по шкале от 1 до 10. Для генерации — по четырём критериям: естественность, связность, соответствие классу и полнота. Для парафраза — сохранение смысла и степень переформулировки. Порог отсечения — 5 баллов. Из пятикратного запаса отбираются лучшие.</w:t>
+        <w:t>Второй уровень — LLM-судья. Та же модель Qwen с низкой температурой оценивает каждый текст по шкале от 1 до 10. Для генерации — по четырём критериям: естественность, связность, соответствие классу и полнота. Для парафраза — сохранение смысла и степень переформулировки. Порог отсечения — 5 баллов. Из пятикратного запаса отбираются лучшие</w:t>
+      </w:r>
+      <w:r>
+        <w:rPr>
+          <w:rFonts w:ascii="Times New Roman" w:eastAsia="Times New Roman" w:hAnsi="Times New Roman" w:cs="Times New Roman"/>
+          <w:color w:val="000000"/>
+          <w:kern w:val="0"/>
+          <w:lang w:eastAsia="ru-RU"/>
+          <w14:ligatures w14:val="none"/>
+        </w:rPr>
+        <w:t xml:space="preserve"> кандидаты</w:t>
+      </w:r>
+      <w:r>
+        <w:rPr>
+          <w:rFonts w:ascii="Times New Roman" w:eastAsia="Times New Roman" w:hAnsi="Times New Roman" w:cs="Times New Roman"/>
+          <w:color w:val="000000"/>
+          <w:kern w:val="0"/>
+          <w:lang w:eastAsia="ru-RU"/>
+          <w14:ligatures w14:val="none"/>
+        </w:rPr>
+        <w:t>.</w:t>
       </w:r>
     </w:p>
     <w:p>
@@ -1320,13 +2145,8 @@
         </w:rPr>
       </w:pPr>
       <w:r>
-        <w:rPr>
-          <w:noProof/>
-        </w:rPr>
-      </w:r>
-      <w:r>
-        <w:pict w14:anchorId="77C5B4CC">
-          <v:rect id="Horizontal Line 7" o:spid="_x0000_s1029" style="width:467.75pt;height:.05pt;visibility:visible;mso-wrap-style:square;mso-left-percent:-10001;mso-top-percent:-10001;mso-position-horizontal:absolute;mso-position-horizontal-relative:char;mso-position-vertical:absolute;mso-position-vertical-relative:line;mso-left-percent:-10001;mso-top-percent:-10001;v-text-anchor:top" o:gfxdata="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" filled="f">
+        <w:pict w14:anchorId="68EB9E74">
+          <v:rect id="Horizontal Line 7" o:spid="_x0000_s1031" alt="" style="width:467.75pt;height:.05pt;visibility:visible;mso-wrap-style:square;mso-width-percent:0;mso-height-percent:0;mso-left-percent:-10001;mso-top-percent:-10001;mso-position-horizontal:absolute;mso-position-horizontal-relative:char;mso-position-vertical:absolute;mso-position-vertical-relative:line;mso-width-percent:0;mso-height-percent:0;mso-left-percent:-10001;mso-top-percent:-10001;v-text-anchor:top" filled="f">
             <o:lock v:ext="edit" rotation="t" aspectratio="t" verticies="t" text="t" shapetype="t"/>
             <w10:anchorlock/>
           </v:rect>
@@ -1417,9 +2237,11 @@
           <w:rFonts w:ascii="Times New Roman" w:eastAsia="Times New Roman" w:hAnsi="Times New Roman" w:cs="Times New Roman"/>
           <w:color w:val="000000"/>
           <w:kern w:val="0"/>
-          <w:lang w:eastAsia="ru-RU"/>
-          <w14:ligatures w14:val="none"/>
-        </w:rPr>
+          <w:highlight w:val="yellow"/>
+          <w:lang w:eastAsia="ru-RU"/>
+          <w14:ligatures w14:val="none"/>
+        </w:rPr>
+        <w:lastRenderedPageBreak/>
         <w:t>На третьем этапе возникла проблема — модель перевода и модель-судья не помещаются в видеопамять одновременно. Решение — двухфазная архитектура: сначала работает перевод с фильтрацией, затем модели выгружаются и загружается судья для оценки.</w:t>
       </w:r>
     </w:p>
@@ -1456,13 +2278,8 @@
         </w:rPr>
       </w:pPr>
       <w:r>
-        <w:rPr>
-          <w:noProof/>
-        </w:rPr>
-      </w:r>
-      <w:r>
-        <w:pict w14:anchorId="74F71851">
-          <v:rect id="Horizontal Line 8" o:spid="_x0000_s1028" style="width:467.75pt;height:.05pt;visibility:visible;mso-wrap-style:square;mso-left-percent:-10001;mso-top-percent:-10001;mso-position-horizontal:absolute;mso-position-horizontal-relative:char;mso-position-vertical:absolute;mso-position-vertical-relative:line;mso-left-percent:-10001;mso-top-percent:-10001;v-text-anchor:top" o:gfxdata="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" filled="f">
+        <w:pict w14:anchorId="17AFF4D8">
+          <v:rect id="Horizontal Line 8" o:spid="_x0000_s1030" alt="" style="width:467.75pt;height:.05pt;visibility:visible;mso-wrap-style:square;mso-width-percent:0;mso-height-percent:0;mso-left-percent:-10001;mso-top-percent:-10001;mso-position-horizontal:absolute;mso-position-horizontal-relative:char;mso-position-vertical:absolute;mso-position-vertical-relative:line;mso-width-percent:0;mso-height-percent:0;mso-left-percent:-10001;mso-top-percent:-10001;v-text-anchor:top" filled="f">
             <o:lock v:ext="edit" rotation="t" aspectratio="t" verticies="t" text="t" shapetype="t"/>
             <w10:anchorlock/>
           </v:rect>
@@ -1514,27 +2331,17 @@
           <w:rFonts w:ascii="Times New Roman" w:eastAsia="Times New Roman" w:hAnsi="Times New Roman" w:cs="Times New Roman"/>
           <w:color w:val="000000"/>
           <w:kern w:val="0"/>
-          <w:lang w:eastAsia="ru-RU"/>
-          <w14:ligatures w14:val="none"/>
-        </w:rPr>
-      </w:pPr>
-    </w:p>
-    <w:p>
-      <w:pPr>
-        <w:spacing w:before="100" w:beforeAutospacing="1" w:after="100" w:afterAutospacing="1" w:line="240" w:lineRule="auto"/>
-        <w:rPr>
-          <w:rFonts w:ascii="Times New Roman" w:eastAsia="Times New Roman" w:hAnsi="Times New Roman" w:cs="Times New Roman"/>
-          <w:color w:val="000000"/>
-          <w:kern w:val="0"/>
-          <w:lang w:eastAsia="ru-RU"/>
-          <w14:ligatures w14:val="none"/>
-        </w:rPr>
-      </w:pPr>
-      <w:r>
-        <w:rPr>
-          <w:rFonts w:ascii="Times New Roman" w:eastAsia="Times New Roman" w:hAnsi="Times New Roman" w:cs="Times New Roman"/>
-          <w:color w:val="000000"/>
-          <w:kern w:val="0"/>
+          <w:highlight w:val="yellow"/>
+          <w:lang w:eastAsia="ru-RU"/>
+          <w14:ligatures w14:val="none"/>
+        </w:rPr>
+      </w:pPr>
+      <w:r>
+        <w:rPr>
+          <w:rFonts w:ascii="Times New Roman" w:eastAsia="Times New Roman" w:hAnsi="Times New Roman" w:cs="Times New Roman"/>
+          <w:color w:val="000000"/>
+          <w:kern w:val="0"/>
+          <w:highlight w:val="yellow"/>
           <w:lang w:eastAsia="ru-RU"/>
           <w14:ligatures w14:val="none"/>
         </w:rPr>
@@ -1548,15 +2355,17 @@
           <w:rFonts w:ascii="Times New Roman" w:eastAsia="Times New Roman" w:hAnsi="Times New Roman" w:cs="Times New Roman"/>
           <w:color w:val="000000"/>
           <w:kern w:val="0"/>
-          <w:lang w:eastAsia="ru-RU"/>
-          <w14:ligatures w14:val="none"/>
-        </w:rPr>
-      </w:pPr>
-      <w:r>
-        <w:rPr>
-          <w:rFonts w:ascii="Times New Roman" w:eastAsia="Times New Roman" w:hAnsi="Times New Roman" w:cs="Times New Roman"/>
-          <w:color w:val="000000"/>
-          <w:kern w:val="0"/>
+          <w:highlight w:val="yellow"/>
+          <w:lang w:eastAsia="ru-RU"/>
+          <w14:ligatures w14:val="none"/>
+        </w:rPr>
+      </w:pPr>
+      <w:r>
+        <w:rPr>
+          <w:rFonts w:ascii="Times New Roman" w:eastAsia="Times New Roman" w:hAnsi="Times New Roman" w:cs="Times New Roman"/>
+          <w:color w:val="000000"/>
+          <w:kern w:val="0"/>
+          <w:highlight w:val="yellow"/>
           <w:lang w:eastAsia="ru-RU"/>
           <w14:ligatures w14:val="none"/>
         </w:rPr>
@@ -1579,6 +2388,7 @@
           <w:rFonts w:ascii="Times New Roman" w:eastAsia="Times New Roman" w:hAnsi="Times New Roman" w:cs="Times New Roman"/>
           <w:color w:val="000000"/>
           <w:kern w:val="0"/>
+          <w:highlight w:val="yellow"/>
           <w:lang w:eastAsia="ru-RU"/>
           <w14:ligatures w14:val="none"/>
         </w:rPr>
@@ -1589,6 +2399,7 @@
           <w:rFonts w:ascii="Times New Roman" w:eastAsia="Times New Roman" w:hAnsi="Times New Roman" w:cs="Times New Roman"/>
           <w:color w:val="000000"/>
           <w:kern w:val="0"/>
+          <w:highlight w:val="yellow"/>
           <w:lang w:eastAsia="ru-RU"/>
           <w14:ligatures w14:val="none"/>
         </w:rPr>
@@ -1599,6 +2410,7 @@
           <w:rFonts w:ascii="Times New Roman" w:eastAsia="Times New Roman" w:hAnsi="Times New Roman" w:cs="Times New Roman"/>
           <w:color w:val="000000"/>
           <w:kern w:val="0"/>
+          <w:highlight w:val="yellow"/>
           <w:lang w:eastAsia="ru-RU"/>
           <w14:ligatures w14:val="none"/>
         </w:rPr>
@@ -1616,13 +2428,8 @@
         </w:rPr>
       </w:pPr>
       <w:r>
-        <w:rPr>
-          <w:noProof/>
-        </w:rPr>
-      </w:r>
-      <w:r>
-        <w:pict w14:anchorId="5DB4CFEE">
-          <v:rect id="Horizontal Line 9" o:spid="_x0000_s1027" style="width:467.75pt;height:1.1pt;visibility:visible;mso-wrap-style:square;mso-left-percent:-10001;mso-top-percent:-10001;mso-position-horizontal:absolute;mso-position-horizontal-relative:char;mso-position-vertical:absolute;mso-position-vertical-relative:line;mso-left-percent:-10001;mso-top-percent:-10001;v-text-anchor:top" o:gfxdata="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" filled="f">
+        <w:pict w14:anchorId="6A9F7D6C">
+          <v:rect id="Horizontal Line 9" o:spid="_x0000_s1029" alt="" style="width:467.75pt;height:1.1pt;visibility:visible;mso-wrap-style:square;mso-width-percent:0;mso-height-percent:0;mso-left-percent:-10001;mso-top-percent:-10001;mso-position-horizontal:absolute;mso-position-horizontal-relative:char;mso-position-vertical:absolute;mso-position-vertical-relative:line;mso-width-percent:0;mso-height-percent:0;mso-left-percent:-10001;mso-top-percent:-10001;v-text-anchor:top" filled="f">
             <o:lock v:ext="edit" rotation="t" aspectratio="t" verticies="t" text="t" shapetype="t"/>
             <w10:anchorlock/>
           </v:rect>
@@ -1642,7 +2449,6 @@
           <w:rFonts w:eastAsiaTheme="majorEastAsia"/>
           <w:color w:val="000000"/>
         </w:rPr>
-        <w:lastRenderedPageBreak/>
         <w:t>Слайд 9 — Prompt-based классификация (~45 сек)</w:t>
       </w:r>
     </w:p>
@@ -1656,6 +2462,7 @@
       <w:r>
         <w:rPr>
           <w:color w:val="000000"/>
+          <w:highlight w:val="yellow"/>
         </w:rPr>
         <w:t>Следующий этап — оценка качества классификации без обучения, только на основе промпта. Цель — сформировать базовую линию для последующего сравнения с дообученными моделями.</w:t>
       </w:r>
@@ -1713,13 +2520,8 @@
         </w:rPr>
       </w:pPr>
       <w:r>
-        <w:rPr>
-          <w:noProof/>
-        </w:rPr>
-      </w:r>
-      <w:r>
-        <w:pict w14:anchorId="1634664A">
-          <v:rect id="Horizontal Line 10" o:spid="_x0000_s1026" style="width:467.75pt;height:.05pt;visibility:visible;mso-wrap-style:square;mso-left-percent:-10001;mso-top-percent:-10001;mso-position-horizontal:absolute;mso-position-horizontal-relative:char;mso-position-vertical:absolute;mso-position-vertical-relative:line;mso-left-percent:-10001;mso-top-percent:-10001;v-text-anchor:top" o:gfxdata="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" filled="f">
+        <w:pict w14:anchorId="553C8EDA">
+          <v:rect id="Horizontal Line 10" o:spid="_x0000_s1028" alt="" style="width:467.75pt;height:.05pt;visibility:visible;mso-wrap-style:square;mso-width-percent:0;mso-height-percent:0;mso-left-percent:-10001;mso-top-percent:-10001;mso-position-horizontal:absolute;mso-position-horizontal-relative:char;mso-position-vertical:absolute;mso-position-vertical-relative:line;mso-width-percent:0;mso-height-percent:0;mso-left-percent:-10001;mso-top-percent:-10001;v-text-anchor:top" filled="f">
             <o:lock v:ext="edit" rotation="t" aspectratio="t" verticies="t" text="t" shapetype="t"/>
             <w10:anchorlock/>
           </v:rect>
@@ -1776,9 +2578,150 @@
           <w:rFonts w:ascii="Times New Roman" w:eastAsia="Times New Roman" w:hAnsi="Times New Roman" w:cs="Times New Roman"/>
           <w:color w:val="000000"/>
           <w:kern w:val="0"/>
+          <w:lang w:eastAsia="ru-RU"/>
+          <w14:ligatures w14:val="none"/>
+        </w:rPr>
+        <w:t xml:space="preserve"> </w:t>
+      </w:r>
+      <w:r>
+        <w:rPr>
+          <w:rFonts w:ascii="Times New Roman" w:eastAsia="Times New Roman" w:hAnsi="Times New Roman" w:cs="Times New Roman"/>
+          <w:color w:val="000000"/>
+          <w:kern w:val="0"/>
+          <w:lang w:eastAsia="ru-RU"/>
+          <w14:ligatures w14:val="none"/>
+        </w:rPr>
+        <w:t>результат</w:t>
+      </w:r>
+      <w:r>
+        <w:rPr>
+          <w:rFonts w:ascii="Times New Roman" w:eastAsia="Times New Roman" w:hAnsi="Times New Roman" w:cs="Times New Roman"/>
+          <w:color w:val="000000"/>
+          <w:kern w:val="0"/>
+          <w:lang w:eastAsia="ru-RU"/>
+          <w14:ligatures w14:val="none"/>
+        </w:rPr>
+        <w:t xml:space="preserve"> </w:t>
+      </w:r>
+      <w:r>
+        <w:rPr>
+          <w:rFonts w:ascii="Times New Roman" w:eastAsia="Times New Roman" w:hAnsi="Times New Roman" w:cs="Times New Roman"/>
+          <w:color w:val="000000"/>
+          <w:kern w:val="0"/>
+          <w:lang w:eastAsia="ru-RU"/>
+          <w14:ligatures w14:val="none"/>
+        </w:rPr>
+        <w:t>среди</w:t>
+      </w:r>
+      <w:r>
+        <w:rPr>
+          <w:rFonts w:ascii="Times New Roman" w:eastAsia="Times New Roman" w:hAnsi="Times New Roman" w:cs="Times New Roman"/>
+          <w:color w:val="000000"/>
+          <w:kern w:val="0"/>
+          <w:lang w:eastAsia="ru-RU"/>
+          <w14:ligatures w14:val="none"/>
+        </w:rPr>
+        <w:t xml:space="preserve"> </w:t>
+      </w:r>
+      <w:r>
+        <w:rPr>
+          <w:rFonts w:ascii="Times New Roman" w:eastAsia="Times New Roman" w:hAnsi="Times New Roman" w:cs="Times New Roman"/>
+          <w:color w:val="000000"/>
+          <w:kern w:val="0"/>
           <w:lang w:val="en-US" w:eastAsia="ru-RU"/>
           <w14:ligatures w14:val="none"/>
         </w:rPr>
+        <w:t>prompt</w:t>
+      </w:r>
+      <w:r>
+        <w:rPr>
+          <w:rFonts w:ascii="Times New Roman" w:eastAsia="Times New Roman" w:hAnsi="Times New Roman" w:cs="Times New Roman"/>
+          <w:color w:val="000000"/>
+          <w:kern w:val="0"/>
+          <w:lang w:eastAsia="ru-RU"/>
+          <w14:ligatures w14:val="none"/>
+        </w:rPr>
+        <w:t>-</w:t>
+      </w:r>
+      <w:r>
+        <w:rPr>
+          <w:rFonts w:ascii="Times New Roman" w:eastAsia="Times New Roman" w:hAnsi="Times New Roman" w:cs="Times New Roman"/>
+          <w:color w:val="000000"/>
+          <w:kern w:val="0"/>
+          <w:lang w:val="en-US" w:eastAsia="ru-RU"/>
+          <w14:ligatures w14:val="none"/>
+        </w:rPr>
+        <w:t>based</w:t>
+      </w:r>
+      <w:r>
+        <w:rPr>
+          <w:rFonts w:ascii="Times New Roman" w:eastAsia="Times New Roman" w:hAnsi="Times New Roman" w:cs="Times New Roman"/>
+          <w:color w:val="000000"/>
+          <w:kern w:val="0"/>
+          <w:lang w:eastAsia="ru-RU"/>
+          <w14:ligatures w14:val="none"/>
+        </w:rPr>
+        <w:t xml:space="preserve"> — </w:t>
+      </w:r>
+      <w:r>
+        <w:rPr>
+          <w:rFonts w:ascii="Times New Roman" w:eastAsia="Times New Roman" w:hAnsi="Times New Roman" w:cs="Times New Roman"/>
+          <w:color w:val="000000"/>
+          <w:kern w:val="0"/>
+          <w:lang w:val="en-US" w:eastAsia="ru-RU"/>
+          <w14:ligatures w14:val="none"/>
+        </w:rPr>
+        <w:t>Qwen</w:t>
+      </w:r>
+      <w:r>
+        <w:rPr>
+          <w:rFonts w:ascii="Times New Roman" w:eastAsia="Times New Roman" w:hAnsi="Times New Roman" w:cs="Times New Roman"/>
+          <w:color w:val="000000"/>
+          <w:kern w:val="0"/>
+          <w:lang w:eastAsia="ru-RU"/>
+          <w14:ligatures w14:val="none"/>
+        </w:rPr>
+        <w:t xml:space="preserve"> 32</w:t>
+      </w:r>
+      <w:r>
+        <w:rPr>
+          <w:rFonts w:ascii="Times New Roman" w:eastAsia="Times New Roman" w:hAnsi="Times New Roman" w:cs="Times New Roman"/>
+          <w:color w:val="000000"/>
+          <w:kern w:val="0"/>
+          <w:lang w:val="en-US" w:eastAsia="ru-RU"/>
+          <w14:ligatures w14:val="none"/>
+        </w:rPr>
+        <w:t>B</w:t>
+      </w:r>
+      <w:r>
+        <w:rPr>
+          <w:rFonts w:ascii="Times New Roman" w:eastAsia="Times New Roman" w:hAnsi="Times New Roman" w:cs="Times New Roman"/>
+          <w:color w:val="000000"/>
+          <w:kern w:val="0"/>
+          <w:lang w:eastAsia="ru-RU"/>
+          <w14:ligatures w14:val="none"/>
+        </w:rPr>
+        <w:t xml:space="preserve"> -</w:t>
+      </w:r>
+      <w:r>
+        <w:rPr>
+          <w:rFonts w:ascii="Times New Roman" w:eastAsia="Times New Roman" w:hAnsi="Times New Roman" w:cs="Times New Roman"/>
+          <w:color w:val="000000"/>
+          <w:kern w:val="0"/>
+          <w:highlight w:val="yellow"/>
+          <w:lang w:eastAsia="ru-RU"/>
+          <w14:ligatures w14:val="none"/>
+        </w:rPr>
+        <w:t>вчыделить</w:t>
+      </w:r>
+      <w:r>
+        <w:rPr>
+          <w:rFonts w:ascii="Times New Roman" w:eastAsia="Times New Roman" w:hAnsi="Times New Roman" w:cs="Times New Roman"/>
+          <w:color w:val="000000"/>
+          <w:kern w:val="0"/>
+          <w:lang w:eastAsia="ru-RU"/>
+          <w14:ligatures w14:val="none"/>
+        </w:rPr>
         <w:t xml:space="preserve"> </w:t>
       </w:r>
       <w:r>
@@ -1789,7 +2732,17 @@
           <w:lang w:eastAsia="ru-RU"/>
           <w14:ligatures w14:val="none"/>
         </w:rPr>
-        <w:t>результат</w:t>
+        <w:t>при</w:t>
+      </w:r>
+      <w:r>
+        <w:rPr>
+          <w:rFonts w:ascii="Times New Roman" w:eastAsia="Times New Roman" w:hAnsi="Times New Roman" w:cs="Times New Roman"/>
+          <w:color w:val="000000"/>
+          <w:kern w:val="0"/>
+          <w:lang w:eastAsia="ru-RU"/>
+          <w14:ligatures w14:val="none"/>
+        </w:rPr>
+        <w:t xml:space="preserve"> </w:t>
       </w:r>
       <w:r>
         <w:rPr>
@@ -1799,6 +2752,36 @@
           <w:lang w:val="en-US" w:eastAsia="ru-RU"/>
           <w14:ligatures w14:val="none"/>
         </w:rPr>
+        <w:t>K</w:t>
+      </w:r>
+      <w:r>
+        <w:rPr>
+          <w:rFonts w:ascii="Times New Roman" w:eastAsia="Times New Roman" w:hAnsi="Times New Roman" w:cs="Times New Roman"/>
+          <w:color w:val="000000"/>
+          <w:kern w:val="0"/>
+          <w:lang w:eastAsia="ru-RU"/>
+          <w14:ligatures w14:val="none"/>
+        </w:rPr>
+        <w:t xml:space="preserve">=3: </w:t>
+      </w:r>
+      <w:r>
+        <w:rPr>
+          <w:rFonts w:ascii="Times New Roman" w:eastAsia="Times New Roman" w:hAnsi="Times New Roman" w:cs="Times New Roman"/>
+          <w:color w:val="000000"/>
+          <w:kern w:val="0"/>
+          <w:lang w:val="en-US" w:eastAsia="ru-RU"/>
+          <w14:ligatures w14:val="none"/>
+        </w:rPr>
+        <w:t>Balanced</w:t>
+      </w:r>
+      <w:r>
+        <w:rPr>
+          <w:rFonts w:ascii="Times New Roman" w:eastAsia="Times New Roman" w:hAnsi="Times New Roman" w:cs="Times New Roman"/>
+          <w:color w:val="000000"/>
+          <w:kern w:val="0"/>
+          <w:lang w:eastAsia="ru-RU"/>
+          <w14:ligatures w14:val="none"/>
+        </w:rPr>
         <w:t xml:space="preserve"> </w:t>
       </w:r>
       <w:r>
@@ -1806,30 +2789,20 @@
           <w:rFonts w:ascii="Times New Roman" w:eastAsia="Times New Roman" w:hAnsi="Times New Roman" w:cs="Times New Roman"/>
           <w:color w:val="000000"/>
           <w:kern w:val="0"/>
-          <w:lang w:eastAsia="ru-RU"/>
-          <w14:ligatures w14:val="none"/>
-        </w:rPr>
-        <w:t>среди</w:t>
-      </w:r>
-      <w:r>
-        <w:rPr>
-          <w:rFonts w:ascii="Times New Roman" w:eastAsia="Times New Roman" w:hAnsi="Times New Roman" w:cs="Times New Roman"/>
-          <w:color w:val="000000"/>
-          <w:kern w:val="0"/>
           <w:lang w:val="en-US" w:eastAsia="ru-RU"/>
           <w14:ligatures w14:val="none"/>
         </w:rPr>
-        <w:t xml:space="preserve"> prompt-based — Qwen 32B </w:t>
-      </w:r>
-      <w:r>
-        <w:rPr>
-          <w:rFonts w:ascii="Times New Roman" w:eastAsia="Times New Roman" w:hAnsi="Times New Roman" w:cs="Times New Roman"/>
-          <w:color w:val="000000"/>
-          <w:kern w:val="0"/>
-          <w:lang w:eastAsia="ru-RU"/>
-          <w14:ligatures w14:val="none"/>
-        </w:rPr>
-        <w:t>при</w:t>
+        <w:t>Accuracy</w:t>
+      </w:r>
+      <w:r>
+        <w:rPr>
+          <w:rFonts w:ascii="Times New Roman" w:eastAsia="Times New Roman" w:hAnsi="Times New Roman" w:cs="Times New Roman"/>
+          <w:color w:val="000000"/>
+          <w:kern w:val="0"/>
+          <w:lang w:eastAsia="ru-RU"/>
+          <w14:ligatures w14:val="none"/>
+        </w:rPr>
+        <w:t xml:space="preserve"> 0.38, </w:t>
       </w:r>
       <w:r>
         <w:rPr>
@@ -1839,17 +2812,58 @@
           <w:lang w:val="en-US" w:eastAsia="ru-RU"/>
           <w14:ligatures w14:val="none"/>
         </w:rPr>
-        <w:t xml:space="preserve"> K=3: Balanced Accuracy 0.38, Macro F1 0.26. </w:t>
-      </w:r>
-      <w:r>
-        <w:rPr>
-          <w:rFonts w:ascii="Times New Roman" w:eastAsia="Times New Roman" w:hAnsi="Times New Roman" w:cs="Times New Roman"/>
-          <w:color w:val="000000"/>
-          <w:kern w:val="0"/>
-          <w:lang w:eastAsia="ru-RU"/>
-          <w14:ligatures w14:val="none"/>
-        </w:rPr>
-        <w:t>При этом классический rubert-base уверенно держит 0.52 — отставание около 14 процентных пунктов. Vikhr и T-lite при увеличении числа примеров деградируют — модели игнорируют метку и генерируют объяснения вместо ответа. Описания классов помогают Qwen, но вредят Vikhr — режим 3s-nd у него хуже, чем 3s. Общий вывод: prompt-based — нежизнеспособная замена дообучению на данном корпусе, но формирует чёткую нижнюю границу для сравнения.</w:t>
+        <w:t>Macro</w:t>
+      </w:r>
+      <w:r>
+        <w:rPr>
+          <w:rFonts w:ascii="Times New Roman" w:eastAsia="Times New Roman" w:hAnsi="Times New Roman" w:cs="Times New Roman"/>
+          <w:color w:val="000000"/>
+          <w:kern w:val="0"/>
+          <w:lang w:eastAsia="ru-RU"/>
+          <w14:ligatures w14:val="none"/>
+        </w:rPr>
+        <w:t xml:space="preserve"> </w:t>
+      </w:r>
+      <w:r>
+        <w:rPr>
+          <w:rFonts w:ascii="Times New Roman" w:eastAsia="Times New Roman" w:hAnsi="Times New Roman" w:cs="Times New Roman"/>
+          <w:color w:val="000000"/>
+          <w:kern w:val="0"/>
+          <w:lang w:val="en-US" w:eastAsia="ru-RU"/>
+          <w14:ligatures w14:val="none"/>
+        </w:rPr>
+        <w:t>F</w:t>
+      </w:r>
+      <w:r>
+        <w:rPr>
+          <w:rFonts w:ascii="Times New Roman" w:eastAsia="Times New Roman" w:hAnsi="Times New Roman" w:cs="Times New Roman"/>
+          <w:color w:val="000000"/>
+          <w:kern w:val="0"/>
+          <w:lang w:eastAsia="ru-RU"/>
+          <w14:ligatures w14:val="none"/>
+        </w:rPr>
+        <w:t xml:space="preserve">1 0.26. </w:t>
+      </w:r>
+      <w:r>
+        <w:rPr>
+          <w:rFonts w:ascii="Times New Roman" w:eastAsia="Times New Roman" w:hAnsi="Times New Roman" w:cs="Times New Roman"/>
+          <w:color w:val="000000"/>
+          <w:kern w:val="0"/>
+          <w:lang w:eastAsia="ru-RU"/>
+          <w14:ligatures w14:val="none"/>
+        </w:rPr>
+        <w:t xml:space="preserve">При этом классический rubert-base уверенно держит 0.52 — отставание около 14 процентных пунктов. Vikhr и T-lite при увеличении числа примеров деградируют — модели </w:t>
+      </w:r>
+      <w:r>
+        <w:rPr>
+          <w:rFonts w:ascii="Times New Roman" w:eastAsia="Times New Roman" w:hAnsi="Times New Roman" w:cs="Times New Roman"/>
+          <w:color w:val="000000"/>
+          <w:kern w:val="0"/>
+          <w:lang w:eastAsia="ru-RU"/>
+          <w14:ligatures w14:val="none"/>
+        </w:rPr>
+        <w:lastRenderedPageBreak/>
+        <w:t>игнорируют метку и генерируют объяснения вместо ответа. Описания классов помогают Qwen, но вредят Vikhr — режим 3s-nd у него хуже, чем 3s. Общий вывод: prompt-based — нежизнеспособная замена дообучению на данном корпусе, но формирует чёткую нижнюю границу для сравнения.</w:t>
       </w:r>
     </w:p>
     <w:p>
@@ -1864,13 +2878,15 @@
       </w:pPr>
       <w:r>
         <w:rPr>
-          <w:rFonts w:ascii="Times New Roman" w:eastAsia="Times New Roman" w:hAnsi="Times New Roman" w:cs="Times New Roman"/>
           <w:noProof/>
-          <w:kern w:val="0"/>
-          <w:lang w:eastAsia="ru-RU"/>
-        </w:rPr>
-        <w:pict w14:anchorId="638D48F0">
-          <v:rect id="_x0000_i1026" style="width:0;height:1.5pt" o:hralign="center" o:hrstd="t" o:hr="t" fillcolor="#a0a0a0" stroked="f"/>
+        </w:rPr>
+      </w:r>
+      <w:r>
+        <w:pict w14:anchorId="51CA4059">
+          <v:rect id="Horizontal Line 11" o:spid="_x0000_s1027" style="width:467.75pt;height:1.1pt;visibility:visible;mso-wrap-style:square;mso-left-percent:-10001;mso-top-percent:-10001;mso-position-horizontal:absolute;mso-position-horizontal-relative:char;mso-position-vertical:absolute;mso-position-vertical-relative:line;mso-left-percent:-10001;mso-top-percent:-10001;v-text-anchor:top" o:gfxdata="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" filled="f">
+            <o:lock v:ext="edit" rotation="t" aspectratio="t" verticies="t" text="t" shapetype="t"/>
+            <w10:anchorlock/>
+          </v:rect>
         </w:pict>
       </w:r>
     </w:p>
@@ -1905,20 +2921,31 @@
           <w:rFonts w:ascii="Times New Roman" w:eastAsia="Times New Roman" w:hAnsi="Times New Roman" w:cs="Times New Roman"/>
           <w:color w:val="000000"/>
           <w:kern w:val="0"/>
-          <w:lang w:eastAsia="ru-RU"/>
-          <w14:ligatures w14:val="none"/>
-        </w:rPr>
-      </w:pPr>
-      <w:r>
-        <w:rPr>
-          <w:rFonts w:ascii="Times New Roman" w:eastAsia="Times New Roman" w:hAnsi="Times New Roman" w:cs="Times New Roman"/>
-          <w:color w:val="000000"/>
-          <w:kern w:val="0"/>
+          <w:lang w:val="en-US" w:eastAsia="ru-RU"/>
+          <w14:ligatures w14:val="none"/>
+        </w:rPr>
+      </w:pPr>
+      <w:r>
+        <w:rPr>
+          <w:rFonts w:ascii="Times New Roman" w:eastAsia="Times New Roman" w:hAnsi="Times New Roman" w:cs="Times New Roman"/>
+          <w:color w:val="000000"/>
+          <w:kern w:val="0"/>
+          <w:highlight w:val="yellow"/>
           <w:lang w:eastAsia="ru-RU"/>
           <w14:ligatures w14:val="none"/>
         </w:rPr>
         <w:t>Три этапа позади: разведочный анализ с очисткой данных, трёхэтапный пайплайн аугментации, и только что разобранная prompt-based классификация — матрица 5 моделей по 6 режимам. Впереди главная часть: дообучение методами LoRA, QLoRA, ADALora и TinyLora на аугментированных данных, затем сравнение с полученным baseline, и финальная оценка на открытых данных.</w:t>
       </w:r>
+      <w:r>
+        <w:rPr>
+          <w:rFonts w:ascii="Times New Roman" w:eastAsia="Times New Roman" w:hAnsi="Times New Roman" w:cs="Times New Roman"/>
+          <w:color w:val="000000"/>
+          <w:kern w:val="0"/>
+          <w:lang w:eastAsia="ru-RU"/>
+          <w14:ligatures w14:val="none"/>
+        </w:rPr>
+        <w:t xml:space="preserve"> Добавить картинки</w:t>
+      </w:r>
     </w:p>
     <w:p>
       <w:pPr>
@@ -1932,36 +2959,16 @@
       </w:pPr>
       <w:r>
         <w:rPr>
-          <w:rFonts w:ascii="Times New Roman" w:eastAsia="Times New Roman" w:hAnsi="Times New Roman" w:cs="Times New Roman"/>
           <w:noProof/>
-          <w:kern w:val="0"/>
-          <w:lang w:eastAsia="ru-RU"/>
-        </w:rPr>
-        <w:pict w14:anchorId="16A645CB">
-          <v:rect id="_x0000_i1025" style="width:0;height:1.5pt" o:hralign="center" o:hrstd="t" o:hr="t" fillcolor="#a0a0a0" stroked="f"/>
+        </w:rPr>
+      </w:r>
+      <w:r>
+        <w:pict w14:anchorId="44635B46">
+          <v:rect id="Horizontal Line 12" o:spid="_x0000_s1026" style="width:467.75pt;height:1.1pt;visibility:visible;mso-wrap-style:square;mso-left-percent:-10001;mso-top-percent:-10001;mso-position-horizontal:absolute;mso-position-horizontal-relative:char;mso-position-vertical:absolute;mso-position-vertical-relative:line;mso-left-percent:-10001;mso-top-percent:-10001;v-text-anchor:top" o:gfxdata="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" filled="f">
+            <o:lock v:ext="edit" rotation="t" aspectratio="t" verticies="t" text="t" shapetype="t"/>
+            <w10:anchorlock/>
+          </v:rect>
         </w:pict>
-      </w:r>
-    </w:p>
-    <w:p>
-      <w:pPr>
-        <w:spacing w:before="100" w:beforeAutospacing="1" w:after="100" w:afterAutospacing="1" w:line="240" w:lineRule="auto"/>
-        <w:rPr>
-          <w:rFonts w:ascii="Times New Roman" w:eastAsia="Times New Roman" w:hAnsi="Times New Roman" w:cs="Times New Roman"/>
-          <w:color w:val="000000"/>
-          <w:kern w:val="0"/>
-          <w:lang w:eastAsia="ru-RU"/>
-          <w14:ligatures w14:val="none"/>
-        </w:rPr>
-      </w:pPr>
-      <w:r>
-        <w:rPr>
-          <w:rFonts w:ascii="Times New Roman" w:eastAsia="Times New Roman" w:hAnsi="Times New Roman" w:cs="Times New Roman"/>
-          <w:color w:val="000000"/>
-          <w:kern w:val="0"/>
-          <w:lang w:eastAsia="ru-RU"/>
-          <w14:ligatures w14:val="none"/>
-        </w:rPr>
-        <w:t>Итого ~6:35. Есть запас на паузы и переключение слайдов. Хочешь что-то упростить ещё или добавить?</w:t>
       </w:r>
     </w:p>
     <w:p>
@@ -1979,6 +2986,127 @@
     </w:sectPr>
   </w:body>
 </w:document>
+</file>
+
+<file path=word/numbering.xml><?xml version="1.0" encoding="utf-8"?>
+<w:numbering xmlns:wpc="http://schemas.microsoft.com/office/word/2010/wordprocessingCanvas" xmlns:cx="http://schemas.microsoft.com/office/drawing/2014/chartex" xmlns:cx1="http://schemas.microsoft.com/office/drawing/2015/9/8/chartex" xmlns:cx2="http://schemas.microsoft.com/office/drawing/2015/10/21/chartex" xmlns:cx3="http://schemas.microsoft.com/office/drawing/2016/5/9/chartex" xmlns:cx4="http://schemas.microsoft.com/office/drawing/2016/5/10/chartex" xmlns:cx5="http://schemas.microsoft.com/office/drawing/2016/5/11/chartex" xmlns:cx6="http://schemas.microsoft.com/office/drawing/2016/5/12/chartex" xmlns:cx7="http://schemas.microsoft.com/office/drawing/2016/5/13/chartex" xmlns:cx8="http://schemas.microsoft.com/office/drawing/2016/5/14/chartex" xmlns:mc="http://schemas.openxmlformats.org/markup-compatibility/2006" xmlns:aink="http://schemas.microsoft.com/office/drawing/2016/ink" xmlns:am3d="http://schemas.microsoft.com/office/drawing/2017/model3d" xmlns:o="urn:schemas-microsoft-com:office:office" xmlns:oel="http://schemas.microsoft.com/office/2019/extlst" xmlns:r="http://schemas.openxmlformats.org/officeDocument/2006/relationships" xmlns:m="http://schemas.openxmlformats.org/officeDocument/2006/math" xmlns:v="urn:schemas-microsoft-com:vml" xmlns:wp14="http://schemas.microsoft.com/office/word/2010/wordprocessingDrawing" xmlns:wp="http://schemas.openxmlformats.org/drawingml/2006/wordprocessingDrawing" xmlns:w10="urn:schemas-microsoft-com:office:word" xmlns:w="http://schemas.openxmlformats.org/wordprocessingml/2006/main" xmlns:w14="http://schemas.microsoft.com/office/word/2010/wordml" xmlns:w15="http://schemas.microsoft.com/office/word/2012/wordml" xmlns:w16cex="http://schemas.microsoft.com/office/word/2018/wordml/cex" xmlns:w16cid="http://schemas.microsoft.com/office/word/2016/wordml/cid" xmlns:w16="http://schemas.microsoft.com/office/word/2018/wordml" xmlns:w16du="http://schemas.microsoft.com/office/word/2023/wordml/word16du" xmlns:w16sdtdh="http://schemas.microsoft.com/office/word/2020/wordml/sdtdatahash" xmlns:w16sdtfl="http://schemas.microsoft.com/office/word/2024/wordml/sdtformatlock" xmlns:w16se="http://schemas.microsoft.com/office/word/2015/wordml/symex" xmlns:wpg="http://schemas.microsoft.com/office/word/2010/wordprocessingGroup" xmlns:wpi="http://schemas.microsoft.com/office/word/2010/wordprocessingInk" xmlns:wne="http://schemas.microsoft.com/office/word/2006/wordml" xmlns:wps="http://schemas.microsoft.com/office/word/2010/wordprocessingShape" mc:Ignorable="w14 w15 w16se w16cid w16 w16cex w16sdtdh w16sdtfl w16du wp14">
+  <w:abstractNum w:abstractNumId="0" w15:restartNumberingAfterBreak="0">
+    <w:nsid w:val="2AD6121C"/>
+    <w:multiLevelType w:val="hybridMultilevel"/>
+    <w:tmpl w:val="CE08996C"/>
+    <w:lvl w:ilvl="0" w:tplc="04190001">
+      <w:start w:val="1"/>
+      <w:numFmt w:val="bullet"/>
+      <w:lvlText w:val=""/>
+      <w:lvlJc w:val="left"/>
+      <w:pPr>
+        <w:ind w:left="1428" w:hanging="360"/>
+      </w:pPr>
+      <w:rPr>
+        <w:rFonts w:ascii="Symbol" w:hAnsi="Symbol" w:hint="default"/>
+      </w:rPr>
+    </w:lvl>
+    <w:lvl w:ilvl="1" w:tplc="04190003" w:tentative="1">
+      <w:start w:val="1"/>
+      <w:numFmt w:val="bullet"/>
+      <w:lvlText w:val="o"/>
+      <w:lvlJc w:val="left"/>
+      <w:pPr>
+        <w:ind w:left="2148" w:hanging="360"/>
+      </w:pPr>
+      <w:rPr>
+        <w:rFonts w:ascii="Courier New" w:hAnsi="Courier New" w:cs="Courier New" w:hint="default"/>
+      </w:rPr>
+    </w:lvl>
+    <w:lvl w:ilvl="2" w:tplc="04190005" w:tentative="1">
+      <w:start w:val="1"/>
+      <w:numFmt w:val="bullet"/>
+      <w:lvlText w:val=""/>
+      <w:lvlJc w:val="left"/>
+      <w:pPr>
+        <w:ind w:left="2868" w:hanging="360"/>
+      </w:pPr>
+      <w:rPr>
+        <w:rFonts w:ascii="Wingdings" w:hAnsi="Wingdings" w:hint="default"/>
+      </w:rPr>
+    </w:lvl>
+    <w:lvl w:ilvl="3" w:tplc="04190001" w:tentative="1">
+      <w:start w:val="1"/>
+      <w:numFmt w:val="bullet"/>
+      <w:lvlText w:val=""/>
+      <w:lvlJc w:val="left"/>
+      <w:pPr>
+        <w:ind w:left="3588" w:hanging="360"/>
+      </w:pPr>
+      <w:rPr>
+        <w:rFonts w:ascii="Symbol" w:hAnsi="Symbol" w:hint="default"/>
+      </w:rPr>
+    </w:lvl>
+    <w:lvl w:ilvl="4" w:tplc="04190003" w:tentative="1">
+      <w:start w:val="1"/>
+      <w:numFmt w:val="bullet"/>
+      <w:lvlText w:val="o"/>
+      <w:lvlJc w:val="left"/>
+      <w:pPr>
+        <w:ind w:left="4308" w:hanging="360"/>
+      </w:pPr>
+      <w:rPr>
+        <w:rFonts w:ascii="Courier New" w:hAnsi="Courier New" w:cs="Courier New" w:hint="default"/>
+      </w:rPr>
+    </w:lvl>
+    <w:lvl w:ilvl="5" w:tplc="04190005" w:tentative="1">
+      <w:start w:val="1"/>
+      <w:numFmt w:val="bullet"/>
+      <w:lvlText w:val=""/>
+      <w:lvlJc w:val="left"/>
+      <w:pPr>
+        <w:ind w:left="5028" w:hanging="360"/>
+      </w:pPr>
+      <w:rPr>
+        <w:rFonts w:ascii="Wingdings" w:hAnsi="Wingdings" w:hint="default"/>
+      </w:rPr>
+    </w:lvl>
+    <w:lvl w:ilvl="6" w:tplc="04190001" w:tentative="1">
+      <w:start w:val="1"/>
+      <w:numFmt w:val="bullet"/>
+      <w:lvlText w:val=""/>
+      <w:lvlJc w:val="left"/>
+      <w:pPr>
+        <w:ind w:left="5748" w:hanging="360"/>
+      </w:pPr>
+      <w:rPr>
+        <w:rFonts w:ascii="Symbol" w:hAnsi="Symbol" w:hint="default"/>
+      </w:rPr>
+    </w:lvl>
+    <w:lvl w:ilvl="7" w:tplc="04190003" w:tentative="1">
+      <w:start w:val="1"/>
+      <w:numFmt w:val="bullet"/>
+      <w:lvlText w:val="o"/>
+      <w:lvlJc w:val="left"/>
+      <w:pPr>
+        <w:ind w:left="6468" w:hanging="360"/>
+      </w:pPr>
+      <w:rPr>
+        <w:rFonts w:ascii="Courier New" w:hAnsi="Courier New" w:cs="Courier New" w:hint="default"/>
+      </w:rPr>
+    </w:lvl>
+    <w:lvl w:ilvl="8" w:tplc="04190005" w:tentative="1">
+      <w:start w:val="1"/>
+      <w:numFmt w:val="bullet"/>
+      <w:lvlText w:val=""/>
+      <w:lvlJc w:val="left"/>
+      <w:pPr>
+        <w:ind w:left="7188" w:hanging="360"/>
+      </w:pPr>
+      <w:rPr>
+        <w:rFonts w:ascii="Wingdings" w:hAnsi="Wingdings" w:hint="default"/>
+      </w:rPr>
+    </w:lvl>
+  </w:abstractNum>
+  <w:num w:numId="1" w16cid:durableId="207649664">
+    <w:abstractNumId w:val="0"/>
+  </w:num>
+</w:numbering>
 </file>
 
 <file path=word/styles.xml><?xml version="1.0" encoding="utf-8"?>
@@ -2584,7 +3712,6 @@
   <w:style w:type="character" w:default="1" w:styleId="a0">
     <w:name w:val="Default Paragraph Font"/>
     <w:uiPriority w:val="1"/>
-    <w:semiHidden/>
     <w:unhideWhenUsed/>
   </w:style>
   <w:style w:type="table" w:default="1" w:styleId="a1">

--- a/text/Презентация/Текст.docx
+++ b/text/Презентация/Текст.docx
@@ -13,7 +13,7 @@
         </w:rPr>
       </w:pPr>
       <w:r>
-        <w:pict w14:anchorId="0C56B31D">
+        <w:pict w14:anchorId="44A9547D">
           <v:rect id="Horizontal Line 1" o:spid="_x0000_s1037" alt="" style="width:467.75pt;height:.05pt;visibility:visible;mso-wrap-style:square;mso-width-percent:0;mso-height-percent:0;mso-left-percent:-10001;mso-top-percent:-10001;mso-position-horizontal:absolute;mso-position-horizontal-relative:char;mso-position-vertical:absolute;mso-position-vertical-relative:line;mso-width-percent:0;mso-height-percent:0;mso-left-percent:-10001;mso-top-percent:-10001;v-text-anchor:top" filled="f">
             <o:lock v:ext="edit" rotation="t" aspectratio="t" verticies="t" text="t" shapetype="t"/>
             <w10:anchorlock/>
@@ -118,7 +118,7 @@
         </w:rPr>
       </w:pPr>
       <w:r>
-        <w:pict w14:anchorId="116B92A5">
+        <w:pict w14:anchorId="311DF379">
           <v:rect id="Horizontal Line 2" o:spid="_x0000_s1036" alt="" style="width:467.75pt;height:.05pt;visibility:visible;mso-wrap-style:square;mso-width-percent:0;mso-height-percent:0;mso-left-percent:-10001;mso-top-percent:-10001;mso-position-horizontal:absolute;mso-position-horizontal-relative:char;mso-position-vertical:absolute;mso-position-vertical-relative:line;mso-width-percent:0;mso-height-percent:0;mso-left-percent:-10001;mso-top-percent:-10001;v-text-anchor:top" filled="f">
             <o:lock v:ext="edit" rotation="t" aspectratio="t" verticies="t" text="t" shapetype="t"/>
             <w10:anchorlock/>
@@ -161,21 +161,8 @@
           <w:lang w:eastAsia="ru-RU"/>
           <w14:ligatures w14:val="none"/>
         </w:rPr>
-        <w:t xml:space="preserve"> 1:20</w:t>
-      </w:r>
-    </w:p>
-    <w:p>
-      <w:pPr>
-        <w:spacing w:before="100" w:beforeAutospacing="1" w:after="100" w:afterAutospacing="1" w:line="240" w:lineRule="auto"/>
-        <w:rPr>
-          <w:rFonts w:ascii="Times New Roman" w:eastAsia="Times New Roman" w:hAnsi="Times New Roman" w:cs="Times New Roman"/>
-          <w:color w:val="000000"/>
-          <w:kern w:val="0"/>
-          <w:highlight w:val="yellow"/>
-          <w:lang w:eastAsia="ru-RU"/>
-          <w14:ligatures w14:val="none"/>
-        </w:rPr>
-      </w:pPr>
+        <w:t xml:space="preserve"> </w:t>
+      </w:r>
       <w:r>
         <w:rPr>
           <w:rFonts w:ascii="Times New Roman" w:eastAsia="Times New Roman" w:hAnsi="Times New Roman" w:cs="Times New Roman"/>
@@ -183,121 +170,10 @@
           <w:bCs/>
           <w:color w:val="000000"/>
           <w:kern w:val="0"/>
-          <w:highlight w:val="yellow"/>
-          <w:lang w:eastAsia="ru-RU"/>
-          <w14:ligatures w14:val="none"/>
-        </w:rPr>
-        <w:t>Проблема.</w:t>
-      </w:r>
-      <w:r>
-        <w:rPr>
-          <w:rFonts w:ascii="Times New Roman" w:eastAsia="Times New Roman" w:hAnsi="Times New Roman" w:cs="Times New Roman"/>
-          <w:color w:val="000000"/>
-          <w:kern w:val="0"/>
-          <w:highlight w:val="yellow"/>
-          <w:lang w:eastAsia="ru-RU"/>
-          <w14:ligatures w14:val="none"/>
-        </w:rPr>
-        <w:t xml:space="preserve"> </w:t>
-      </w:r>
-      <w:r>
-        <w:rPr>
-          <w:rFonts w:ascii="Times New Roman" w:eastAsia="Times New Roman" w:hAnsi="Times New Roman" w:cs="Times New Roman"/>
-          <w:color w:val="000000"/>
-          <w:kern w:val="0"/>
-          <w:highlight w:val="yellow"/>
-          <w:lang w:eastAsia="ru-RU"/>
-          <w14:ligatures w14:val="none"/>
-        </w:rPr>
-        <w:t>Крупные компании каждый день получают тысячи входящих писем, и каждое нужно направить в нужное подразделение. Вручную это долго, дорого, письма</w:t>
-      </w:r>
-      <w:r>
-        <w:rPr>
-          <w:rFonts w:ascii="Times New Roman" w:eastAsia="Times New Roman" w:hAnsi="Times New Roman" w:cs="Times New Roman"/>
-          <w:color w:val="000000"/>
-          <w:kern w:val="0"/>
-          <w:highlight w:val="yellow"/>
-          <w:lang w:eastAsia="ru-RU"/>
-          <w14:ligatures w14:val="none"/>
-        </w:rPr>
-        <w:t xml:space="preserve"> могут</w:t>
-      </w:r>
-      <w:r>
-        <w:rPr>
-          <w:rFonts w:ascii="Times New Roman" w:eastAsia="Times New Roman" w:hAnsi="Times New Roman" w:cs="Times New Roman"/>
-          <w:color w:val="000000"/>
-          <w:kern w:val="0"/>
-          <w:highlight w:val="yellow"/>
-          <w:lang w:eastAsia="ru-RU"/>
-          <w14:ligatures w14:val="none"/>
-        </w:rPr>
-        <w:t xml:space="preserve"> терят</w:t>
-      </w:r>
-      <w:r>
-        <w:rPr>
-          <w:rFonts w:ascii="Times New Roman" w:eastAsia="Times New Roman" w:hAnsi="Times New Roman" w:cs="Times New Roman"/>
-          <w:color w:val="000000"/>
-          <w:kern w:val="0"/>
-          <w:highlight w:val="yellow"/>
-          <w:lang w:eastAsia="ru-RU"/>
-          <w14:ligatures w14:val="none"/>
-        </w:rPr>
-        <w:t>ь</w:t>
-      </w:r>
-      <w:r>
-        <w:rPr>
-          <w:rFonts w:ascii="Times New Roman" w:eastAsia="Times New Roman" w:hAnsi="Times New Roman" w:cs="Times New Roman"/>
-          <w:color w:val="000000"/>
-          <w:kern w:val="0"/>
-          <w:highlight w:val="yellow"/>
-          <w:lang w:eastAsia="ru-RU"/>
-          <w14:ligatures w14:val="none"/>
-        </w:rPr>
-        <w:t>ся и обрабатыват</w:t>
-      </w:r>
-      <w:r>
-        <w:rPr>
-          <w:rFonts w:ascii="Times New Roman" w:eastAsia="Times New Roman" w:hAnsi="Times New Roman" w:cs="Times New Roman"/>
-          <w:color w:val="000000"/>
-          <w:kern w:val="0"/>
-          <w:highlight w:val="yellow"/>
-          <w:lang w:eastAsia="ru-RU"/>
-          <w14:ligatures w14:val="none"/>
-        </w:rPr>
-        <w:t>ь</w:t>
-      </w:r>
-      <w:r>
-        <w:rPr>
-          <w:rFonts w:ascii="Times New Roman" w:eastAsia="Times New Roman" w:hAnsi="Times New Roman" w:cs="Times New Roman"/>
-          <w:color w:val="000000"/>
-          <w:kern w:val="0"/>
-          <w:highlight w:val="yellow"/>
-          <w:lang w:eastAsia="ru-RU"/>
-          <w14:ligatures w14:val="none"/>
-        </w:rPr>
-        <w:t>ся с задержкой</w:t>
-      </w:r>
-      <w:r>
-        <w:rPr>
-          <w:rFonts w:ascii="Times New Roman" w:eastAsia="Times New Roman" w:hAnsi="Times New Roman" w:cs="Times New Roman"/>
-          <w:color w:val="000000"/>
-          <w:kern w:val="0"/>
-          <w:highlight w:val="yellow"/>
-          <w:lang w:eastAsia="ru-RU"/>
-          <w14:ligatures w14:val="none"/>
-        </w:rPr>
-        <w:t>, что может быть критичным в условиях оперативного управления процессами</w:t>
-      </w:r>
-      <w:r>
-        <w:rPr>
-          <w:rFonts w:ascii="Times New Roman" w:eastAsia="Times New Roman" w:hAnsi="Times New Roman" w:cs="Times New Roman"/>
-          <w:color w:val="000000"/>
-          <w:kern w:val="0"/>
-          <w:highlight w:val="yellow"/>
-          <w:lang w:eastAsia="ru-RU"/>
-          <w14:ligatures w14:val="none"/>
-        </w:rPr>
-        <w:t>.</w:t>
+          <w:lang w:eastAsia="ru-RU"/>
+          <w14:ligatures w14:val="none"/>
+        </w:rPr>
+        <w:t>50</w:t>
       </w:r>
     </w:p>
     <w:p>
@@ -305,9 +181,7 @@
         <w:spacing w:before="100" w:beforeAutospacing="1" w:after="100" w:afterAutospacing="1" w:line="240" w:lineRule="auto"/>
         <w:rPr>
           <w:rFonts w:ascii="Times New Roman" w:eastAsia="Times New Roman" w:hAnsi="Times New Roman" w:cs="Times New Roman"/>
-          <w:color w:val="000000"/>
-          <w:kern w:val="0"/>
-          <w:highlight w:val="yellow"/>
+          <w:kern w:val="0"/>
           <w:lang w:eastAsia="ru-RU"/>
           <w14:ligatures w14:val="none"/>
         </w:rPr>
@@ -317,42 +191,16 @@
           <w:rFonts w:ascii="Times New Roman" w:eastAsia="Times New Roman" w:hAnsi="Times New Roman" w:cs="Times New Roman"/>
           <w:b/>
           <w:bCs/>
-          <w:color w:val="000000"/>
-          <w:kern w:val="0"/>
-          <w:highlight w:val="yellow"/>
-          <w:lang w:eastAsia="ru-RU"/>
-          <w14:ligatures w14:val="none"/>
-        </w:rPr>
-        <w:t>Почему нельзя обойтись класическими методами:</w:t>
-      </w:r>
-      <w:r>
-        <w:rPr>
-          <w:rFonts w:ascii="Times New Roman" w:eastAsia="Times New Roman" w:hAnsi="Times New Roman" w:cs="Times New Roman"/>
-          <w:color w:val="000000"/>
-          <w:kern w:val="0"/>
-          <w:highlight w:val="yellow"/>
-          <w:lang w:eastAsia="ru-RU"/>
-          <w14:ligatures w14:val="none"/>
-        </w:rPr>
-        <w:t xml:space="preserve">  </w:t>
-      </w:r>
-      <w:r>
-        <w:rPr>
-          <w:rFonts w:ascii="Times New Roman" w:eastAsia="Times New Roman" w:hAnsi="Times New Roman" w:cs="Times New Roman"/>
-          <w:color w:val="000000"/>
-          <w:kern w:val="0"/>
-          <w:highlight w:val="yellow"/>
-          <w:lang w:eastAsia="ru-RU"/>
-          <w14:ligatures w14:val="none"/>
-        </w:rPr>
-        <w:t xml:space="preserve">Простые методы вроде TF-IDF и статистических классификаторов не учитывают контекст слов и требуют большого объёма данных. </w:t>
-      </w:r>
-      <w:r>
-        <w:rPr>
-          <w:rFonts w:ascii="Times New Roman" w:eastAsia="Times New Roman" w:hAnsi="Times New Roman" w:cs="Times New Roman"/>
-          <w:color w:val="000000"/>
-          <w:kern w:val="0"/>
-          <w:highlight w:val="yellow"/>
+          <w:kern w:val="0"/>
+          <w:lang w:eastAsia="ru-RU"/>
+          <w14:ligatures w14:val="none"/>
+        </w:rPr>
+        <w:t>Проблематика</w:t>
+      </w:r>
+      <w:r>
+        <w:rPr>
+          <w:rFonts w:ascii="Times New Roman" w:eastAsia="Times New Roman" w:hAnsi="Times New Roman" w:cs="Times New Roman"/>
+          <w:kern w:val="0"/>
           <w:lang w:eastAsia="ru-RU"/>
           <w14:ligatures w14:val="none"/>
         </w:rPr>
@@ -361,135 +209,57 @@
       <w:r>
         <w:rPr>
           <w:rFonts w:ascii="Times New Roman" w:eastAsia="Times New Roman" w:hAnsi="Times New Roman" w:cs="Times New Roman"/>
-          <w:color w:val="000000"/>
-          <w:kern w:val="0"/>
-          <w:highlight w:val="yellow"/>
-          <w:lang w:eastAsia="ru-RU"/>
-          <w14:ligatures w14:val="none"/>
-        </w:rPr>
-        <w:br/>
-      </w:r>
-      <w:r>
+          <w:kern w:val="0"/>
+          <w:lang w:eastAsia="ru-RU"/>
+          <w14:ligatures w14:val="none"/>
+        </w:rPr>
+        <w:t xml:space="preserve">В </w:t>
+      </w:r>
+      <w:r>
+        <w:rPr>
+          <w:rFonts w:ascii="Times New Roman" w:eastAsia="Times New Roman" w:hAnsi="Times New Roman" w:cs="Times New Roman"/>
+          <w:kern w:val="0"/>
+          <w:lang w:eastAsia="ru-RU"/>
+          <w14:ligatures w14:val="none"/>
+        </w:rPr>
+        <w:t>крупных компаниях</w:t>
+      </w:r>
+      <w:r>
+        <w:rPr>
+          <w:rFonts w:ascii="Times New Roman" w:eastAsia="Times New Roman" w:hAnsi="Times New Roman" w:cs="Times New Roman"/>
+          <w:kern w:val="0"/>
+          <w:lang w:eastAsia="ru-RU"/>
+          <w14:ligatures w14:val="none"/>
+        </w:rPr>
+        <w:t xml:space="preserve"> входящая корреспонденция поступает в общий почтовый ящик и вручную распределяется по подразделениям. </w:t>
+      </w:r>
+      <w:r>
+        <w:rPr>
+          <w:rFonts w:ascii="Times New Roman" w:eastAsia="Times New Roman" w:hAnsi="Times New Roman" w:cs="Times New Roman"/>
+          <w:kern w:val="0"/>
+          <w:lang w:eastAsia="ru-RU"/>
+          <w14:ligatures w14:val="none"/>
+        </w:rPr>
+        <w:t>Для исключения задержек и потерь н</w:t>
+      </w:r>
+      <w:r>
+        <w:rPr>
+          <w:rFonts w:ascii="Times New Roman" w:eastAsia="Times New Roman" w:hAnsi="Times New Roman" w:cs="Times New Roman"/>
+          <w:kern w:val="0"/>
+          <w:lang w:eastAsia="ru-RU"/>
+          <w14:ligatures w14:val="none"/>
+        </w:rPr>
+        <w:t>еобходима автоматическая система классификации и распределения писем.</w:t>
+      </w:r>
+    </w:p>
+    <w:p>
+      <w:pPr>
+        <w:spacing w:before="100" w:beforeAutospacing="1" w:after="100" w:afterAutospacing="1" w:line="240" w:lineRule="auto"/>
         <w:rPr>
           <w:rFonts w:ascii="Times New Roman" w:eastAsia="Times New Roman" w:hAnsi="Times New Roman" w:cs="Times New Roman"/>
           <w:b/>
           <w:bCs/>
-          <w:color w:val="000000"/>
-          <w:kern w:val="0"/>
-          <w:highlight w:val="yellow"/>
-          <w:lang w:eastAsia="ru-RU"/>
-          <w14:ligatures w14:val="none"/>
-        </w:rPr>
-        <w:t xml:space="preserve">Предобученные </w:t>
-      </w:r>
-      <w:r>
-        <w:rPr>
-          <w:rFonts w:ascii="Times New Roman" w:eastAsia="Times New Roman" w:hAnsi="Times New Roman" w:cs="Times New Roman"/>
-          <w:color w:val="000000"/>
-          <w:kern w:val="0"/>
-          <w:highlight w:val="yellow"/>
-          <w:lang w:eastAsia="ru-RU"/>
-          <w14:ligatures w14:val="none"/>
-        </w:rPr>
-        <w:t xml:space="preserve">трансформер </w:t>
-      </w:r>
-      <w:r>
-        <w:rPr>
-          <w:rFonts w:ascii="Times New Roman" w:eastAsia="Times New Roman" w:hAnsi="Times New Roman" w:cs="Times New Roman"/>
-          <w:color w:val="000000"/>
-          <w:kern w:val="0"/>
-          <w:highlight w:val="yellow"/>
-          <w:lang w:eastAsia="ru-RU"/>
-          <w14:ligatures w14:val="none"/>
-        </w:rPr>
-        <w:t>модели типа BERT понимают контекст, но при сильном дисбалансе классов их качество остаётся низким</w:t>
-      </w:r>
-      <w:r>
-        <w:rPr>
-          <w:rFonts w:ascii="Times New Roman" w:eastAsia="Times New Roman" w:hAnsi="Times New Roman" w:cs="Times New Roman"/>
-          <w:color w:val="000000"/>
-          <w:kern w:val="0"/>
-          <w:highlight w:val="yellow"/>
-          <w:lang w:eastAsia="ru-RU"/>
-          <w14:ligatures w14:val="none"/>
-        </w:rPr>
-        <w:t xml:space="preserve">, </w:t>
-      </w:r>
-      <w:r>
-        <w:rPr>
-          <w:rFonts w:ascii="Times New Roman" w:eastAsia="Times New Roman" w:hAnsi="Times New Roman" w:cs="Times New Roman"/>
-          <w:color w:val="000000"/>
-          <w:kern w:val="0"/>
-          <w:highlight w:val="yellow"/>
-          <w:lang w:eastAsia="ru-RU"/>
-          <w14:ligatures w14:val="none"/>
-        </w:rPr>
-        <w:t xml:space="preserve">ведь </w:t>
-      </w:r>
-      <w:r>
-        <w:rPr>
-          <w:rFonts w:ascii="Times New Roman" w:eastAsia="Times New Roman" w:hAnsi="Times New Roman" w:cs="Times New Roman"/>
-          <w:color w:val="000000"/>
-          <w:kern w:val="0"/>
-          <w:highlight w:val="yellow"/>
-          <w:lang w:eastAsia="ru-RU"/>
-          <w14:ligatures w14:val="none"/>
-        </w:rPr>
-        <w:t>миноторитарные классы</w:t>
-      </w:r>
-      <w:r>
-        <w:rPr>
-          <w:rFonts w:ascii="Times New Roman" w:eastAsia="Times New Roman" w:hAnsi="Times New Roman" w:cs="Times New Roman"/>
-          <w:color w:val="000000"/>
-          <w:kern w:val="0"/>
-          <w:highlight w:val="yellow"/>
-          <w:lang w:eastAsia="ru-RU"/>
-          <w14:ligatures w14:val="none"/>
-        </w:rPr>
-        <w:t xml:space="preserve"> </w:t>
-      </w:r>
-      <w:r>
-        <w:rPr>
-          <w:rFonts w:ascii="Times New Roman" w:eastAsia="Times New Roman" w:hAnsi="Times New Roman" w:cs="Times New Roman"/>
-          <w:color w:val="000000"/>
-          <w:kern w:val="0"/>
-          <w:highlight w:val="yellow"/>
-          <w:lang w:eastAsia="ru-RU"/>
-          <w14:ligatures w14:val="none"/>
-        </w:rPr>
-        <w:t>часто</w:t>
-      </w:r>
-      <w:r>
-        <w:rPr>
-          <w:rFonts w:ascii="Times New Roman" w:eastAsia="Times New Roman" w:hAnsi="Times New Roman" w:cs="Times New Roman"/>
-          <w:color w:val="000000"/>
-          <w:kern w:val="0"/>
-          <w:highlight w:val="yellow"/>
-          <w:lang w:eastAsia="ru-RU"/>
-          <w14:ligatures w14:val="none"/>
-        </w:rPr>
-        <w:t xml:space="preserve"> не учитываются</w:t>
-      </w:r>
-      <w:r>
-        <w:rPr>
-          <w:rFonts w:ascii="Times New Roman" w:eastAsia="Times New Roman" w:hAnsi="Times New Roman" w:cs="Times New Roman"/>
-          <w:color w:val="000000"/>
-          <w:kern w:val="0"/>
-          <w:highlight w:val="yellow"/>
-          <w:lang w:eastAsia="ru-RU"/>
-          <w14:ligatures w14:val="none"/>
-        </w:rPr>
-        <w:t xml:space="preserve">. </w:t>
-      </w:r>
-    </w:p>
-    <w:p>
-      <w:pPr>
-        <w:spacing w:before="100" w:beforeAutospacing="1" w:after="100" w:afterAutospacing="1" w:line="240" w:lineRule="auto"/>
-        <w:rPr>
-          <w:rFonts w:ascii="Times New Roman" w:eastAsia="Times New Roman" w:hAnsi="Times New Roman" w:cs="Times New Roman"/>
-          <w:color w:val="000000"/>
-          <w:kern w:val="0"/>
-          <w:highlight w:val="yellow"/>
+          <w:kern w:val="0"/>
           <w:lang w:eastAsia="ru-RU"/>
           <w14:ligatures w14:val="none"/>
         </w:rPr>
@@ -499,9 +269,18 @@
           <w:rFonts w:ascii="Times New Roman" w:eastAsia="Times New Roman" w:hAnsi="Times New Roman" w:cs="Times New Roman"/>
           <w:b/>
           <w:bCs/>
-          <w:color w:val="000000"/>
-          <w:kern w:val="0"/>
-          <w:highlight w:val="yellow"/>
+          <w:kern w:val="0"/>
+          <w:lang w:eastAsia="ru-RU"/>
+          <w14:ligatures w14:val="none"/>
+        </w:rPr>
+        <w:t xml:space="preserve">Почему </w:t>
+      </w:r>
+      <w:r>
+        <w:rPr>
+          <w:rFonts w:ascii="Times New Roman" w:eastAsia="Times New Roman" w:hAnsi="Times New Roman" w:cs="Times New Roman"/>
+          <w:b/>
+          <w:bCs/>
+          <w:kern w:val="0"/>
           <w:lang w:val="en-US" w:eastAsia="ru-RU"/>
           <w14:ligatures w14:val="none"/>
         </w:rPr>
@@ -510,9 +289,9 @@
       <w:r>
         <w:rPr>
           <w:rFonts w:ascii="Times New Roman" w:eastAsia="Times New Roman" w:hAnsi="Times New Roman" w:cs="Times New Roman"/>
-          <w:color w:val="000000"/>
-          <w:kern w:val="0"/>
-          <w:highlight w:val="yellow"/>
+          <w:b/>
+          <w:bCs/>
+          <w:kern w:val="0"/>
           <w:lang w:eastAsia="ru-RU"/>
           <w14:ligatures w14:val="none"/>
         </w:rPr>
@@ -521,24 +300,46 @@
       <w:r>
         <w:rPr>
           <w:rFonts w:ascii="Times New Roman" w:eastAsia="Times New Roman" w:hAnsi="Times New Roman" w:cs="Times New Roman"/>
-          <w:color w:val="000000"/>
-          <w:kern w:val="0"/>
-          <w:highlight w:val="yellow"/>
-          <w:lang w:eastAsia="ru-RU"/>
-          <w14:ligatures w14:val="none"/>
-        </w:rPr>
-        <w:t xml:space="preserve"> же </w:t>
-      </w:r>
-      <w:r>
-        <w:rPr>
-          <w:rFonts w:ascii="Times New Roman" w:eastAsia="Times New Roman" w:hAnsi="Times New Roman" w:cs="Times New Roman"/>
-          <w:color w:val="000000"/>
-          <w:kern w:val="0"/>
-          <w:highlight w:val="yellow"/>
-          <w:lang w:eastAsia="ru-RU"/>
-          <w14:ligatures w14:val="none"/>
-        </w:rPr>
-        <w:t>дают преимущество за счёт масштаба предобучения: они имеют значительно больше знаний о языке и предметных областях, а методы дообучения позволяют адаптировать их к задаче при минимальном количестве примеров.</w:t>
+          <w:b/>
+          <w:bCs/>
+          <w:kern w:val="0"/>
+          <w:lang w:val="en-US" w:eastAsia="ru-RU"/>
+          <w14:ligatures w14:val="none"/>
+        </w:rPr>
+        <w:t>fine</w:t>
+      </w:r>
+      <w:r>
+        <w:rPr>
+          <w:rFonts w:ascii="Times New Roman" w:eastAsia="Times New Roman" w:hAnsi="Times New Roman" w:cs="Times New Roman"/>
+          <w:b/>
+          <w:bCs/>
+          <w:kern w:val="0"/>
+          <w:lang w:eastAsia="ru-RU"/>
+          <w14:ligatures w14:val="none"/>
+        </w:rPr>
+        <w:t>-</w:t>
+      </w:r>
+      <w:r>
+        <w:rPr>
+          <w:rFonts w:ascii="Times New Roman" w:eastAsia="Times New Roman" w:hAnsi="Times New Roman" w:cs="Times New Roman"/>
+          <w:b/>
+          <w:bCs/>
+          <w:kern w:val="0"/>
+          <w:lang w:val="en-US" w:eastAsia="ru-RU"/>
+          <w14:ligatures w14:val="none"/>
+        </w:rPr>
+        <w:t>tuning</w:t>
+      </w:r>
+      <w:r>
+        <w:rPr>
+          <w:rFonts w:ascii="Times New Roman" w:eastAsia="Times New Roman" w:hAnsi="Times New Roman" w:cs="Times New Roman"/>
+          <w:b/>
+          <w:bCs/>
+          <w:kern w:val="0"/>
+          <w:lang w:eastAsia="ru-RU"/>
+          <w14:ligatures w14:val="none"/>
+        </w:rPr>
+        <w:t>?</w:t>
       </w:r>
     </w:p>
     <w:p>
@@ -546,34 +347,19 @@
         <w:spacing w:before="100" w:beforeAutospacing="1" w:after="100" w:afterAutospacing="1" w:line="240" w:lineRule="auto"/>
         <w:rPr>
           <w:rFonts w:ascii="Times New Roman" w:eastAsia="Times New Roman" w:hAnsi="Times New Roman" w:cs="Times New Roman"/>
-          <w:color w:val="000000"/>
-          <w:kern w:val="0"/>
-          <w:highlight w:val="yellow"/>
-          <w:lang w:eastAsia="ru-RU"/>
-          <w14:ligatures w14:val="none"/>
-        </w:rPr>
-      </w:pPr>
-      <w:r>
-        <w:rPr>
-          <w:rFonts w:ascii="Times New Roman" w:eastAsia="Times New Roman" w:hAnsi="Times New Roman" w:cs="Times New Roman"/>
-          <w:color w:val="000000"/>
-          <w:kern w:val="0"/>
-          <w:highlight w:val="yellow"/>
-          <w:lang w:eastAsia="ru-RU"/>
-          <w14:ligatures w14:val="none"/>
-        </w:rPr>
-        <w:t>Р</w:t>
-      </w:r>
-      <w:r>
-        <w:rPr>
-          <w:rFonts w:ascii="Times New Roman" w:eastAsia="Times New Roman" w:hAnsi="Times New Roman" w:cs="Times New Roman"/>
-          <w:color w:val="000000"/>
-          <w:kern w:val="0"/>
-          <w:highlight w:val="yellow"/>
-          <w:lang w:eastAsia="ru-RU"/>
-          <w14:ligatures w14:val="none"/>
-        </w:rPr>
-        <w:t>усский язык морфологически богаче английского и слабо представлен в обучающих данных большинства LLM, поэтому нужно отдельно исследовать, как методы дообучения работают именно для русскоязычных текстов.</w:t>
+          <w:kern w:val="0"/>
+          <w:lang w:eastAsia="ru-RU"/>
+          <w14:ligatures w14:val="none"/>
+        </w:rPr>
+      </w:pPr>
+      <w:r>
+        <w:rPr>
+          <w:rFonts w:ascii="Times New Roman" w:eastAsia="Times New Roman" w:hAnsi="Times New Roman" w:cs="Times New Roman"/>
+          <w:kern w:val="0"/>
+          <w:lang w:eastAsia="ru-RU"/>
+          <w14:ligatures w14:val="none"/>
+        </w:rPr>
+        <w:t xml:space="preserve">Классические методы и BERT-модели не справляются — первые не учитывают контекст, а вторые деградируют при дисбалансе классов. LLM решают обе проблемы за счёт масштаба предобучения и способности адаптироваться при минимуме данных. </w:t>
       </w:r>
     </w:p>
     <w:p>
@@ -581,66 +367,85 @@
         <w:spacing w:before="100" w:beforeAutospacing="1" w:after="100" w:afterAutospacing="1" w:line="240" w:lineRule="auto"/>
         <w:rPr>
           <w:rFonts w:ascii="Times New Roman" w:eastAsia="Times New Roman" w:hAnsi="Times New Roman" w:cs="Times New Roman"/>
-          <w:color w:val="000000"/>
-          <w:kern w:val="0"/>
-          <w:lang w:eastAsia="ru-RU"/>
-          <w14:ligatures w14:val="none"/>
-        </w:rPr>
-      </w:pPr>
-      <w:r>
-        <w:rPr>
-          <w:rFonts w:ascii="Times New Roman" w:eastAsia="Times New Roman" w:hAnsi="Times New Roman" w:cs="Times New Roman"/>
-          <w:color w:val="000000"/>
-          <w:kern w:val="0"/>
-          <w:highlight w:val="yellow"/>
-          <w:lang w:eastAsia="ru-RU"/>
-          <w14:ligatures w14:val="none"/>
-        </w:rPr>
-        <w:t>Цель работы — сравнить и апробировать методы дообучения LLM</w:t>
-      </w:r>
-      <w:r>
-        <w:rPr>
-          <w:rFonts w:ascii="Times New Roman" w:eastAsia="Times New Roman" w:hAnsi="Times New Roman" w:cs="Times New Roman"/>
-          <w:color w:val="000000"/>
-          <w:kern w:val="0"/>
-          <w:highlight w:val="yellow"/>
-          <w:lang w:eastAsia="ru-RU"/>
-          <w14:ligatures w14:val="none"/>
-        </w:rPr>
-        <w:t xml:space="preserve"> между собой, а так же с классическими методами и с моделями типа </w:t>
-      </w:r>
-      <w:r>
-        <w:rPr>
-          <w:rFonts w:ascii="Times New Roman" w:eastAsia="Times New Roman" w:hAnsi="Times New Roman" w:cs="Times New Roman"/>
-          <w:color w:val="000000"/>
-          <w:kern w:val="0"/>
-          <w:highlight w:val="yellow"/>
-          <w:lang w:val="en-US" w:eastAsia="ru-RU"/>
-          <w14:ligatures w14:val="none"/>
-        </w:rPr>
-        <w:t>BERT</w:t>
-      </w:r>
-      <w:r>
-        <w:rPr>
-          <w:rFonts w:ascii="Times New Roman" w:eastAsia="Times New Roman" w:hAnsi="Times New Roman" w:cs="Times New Roman"/>
-          <w:color w:val="000000"/>
-          <w:kern w:val="0"/>
-          <w:highlight w:val="yellow"/>
-          <w:lang w:eastAsia="ru-RU"/>
-          <w14:ligatures w14:val="none"/>
-        </w:rPr>
-        <w:t xml:space="preserve">. Получить модель с наилучшими метриками </w:t>
-      </w:r>
-      <w:r>
-        <w:rPr>
-          <w:rFonts w:ascii="Times New Roman" w:eastAsia="Times New Roman" w:hAnsi="Times New Roman" w:cs="Times New Roman"/>
-          <w:color w:val="000000"/>
-          <w:kern w:val="0"/>
-          <w:highlight w:val="yellow"/>
-          <w:lang w:eastAsia="ru-RU"/>
-          <w14:ligatures w14:val="none"/>
-        </w:rPr>
-        <w:t xml:space="preserve"> для автоматической классификации входящей корреспонденции на данных реальной нефтедобывающей компании.</w:t>
+          <w:b/>
+          <w:bCs/>
+          <w:kern w:val="0"/>
+          <w:lang w:eastAsia="ru-RU"/>
+          <w14:ligatures w14:val="none"/>
+        </w:rPr>
+      </w:pPr>
+      <w:r>
+        <w:rPr>
+          <w:rFonts w:ascii="Times New Roman" w:eastAsia="Times New Roman" w:hAnsi="Times New Roman" w:cs="Times New Roman"/>
+          <w:b/>
+          <w:bCs/>
+          <w:kern w:val="0"/>
+          <w:lang w:eastAsia="ru-RU"/>
+          <w14:ligatures w14:val="none"/>
+        </w:rPr>
+        <w:t>Специфика:</w:t>
+      </w:r>
+    </w:p>
+    <w:p>
+      <w:pPr>
+        <w:spacing w:before="100" w:beforeAutospacing="1" w:after="100" w:afterAutospacing="1" w:line="240" w:lineRule="auto"/>
+        <w:rPr>
+          <w:rFonts w:ascii="Times New Roman" w:eastAsia="Times New Roman" w:hAnsi="Times New Roman" w:cs="Times New Roman"/>
+          <w:kern w:val="0"/>
+          <w:lang w:eastAsia="ru-RU"/>
+          <w14:ligatures w14:val="none"/>
+        </w:rPr>
+      </w:pPr>
+      <w:r>
+        <w:rPr>
+          <w:rFonts w:ascii="Times New Roman" w:eastAsia="Times New Roman" w:hAnsi="Times New Roman" w:cs="Times New Roman"/>
+          <w:kern w:val="0"/>
+          <w:lang w:eastAsia="ru-RU"/>
+          <w14:ligatures w14:val="none"/>
+        </w:rPr>
+        <w:t>Русский язык значительно сложнее для моделей и при этом слабо представлен в обучающих данных</w:t>
+      </w:r>
+      <w:r>
+        <w:rPr>
+          <w:rFonts w:ascii="Times New Roman" w:eastAsia="Times New Roman" w:hAnsi="Times New Roman" w:cs="Times New Roman"/>
+          <w:kern w:val="0"/>
+          <w:lang w:eastAsia="ru-RU"/>
+          <w14:ligatures w14:val="none"/>
+        </w:rPr>
+        <w:t>. В данных преобладает специфика нефтяной отрасли и</w:t>
+      </w:r>
+      <w:r>
+        <w:rPr>
+          <w:rFonts w:ascii="Times New Roman" w:eastAsia="Times New Roman" w:hAnsi="Times New Roman" w:cs="Times New Roman"/>
+          <w:kern w:val="0"/>
+          <w:lang w:eastAsia="ru-RU"/>
+          <w14:ligatures w14:val="none"/>
+        </w:rPr>
+        <w:t xml:space="preserve"> деловая переписка.</w:t>
+      </w:r>
+    </w:p>
+    <w:p>
+      <w:pPr>
+        <w:spacing w:before="100" w:beforeAutospacing="1" w:after="100" w:afterAutospacing="1" w:line="240" w:lineRule="auto"/>
+        <w:rPr>
+          <w:rFonts w:ascii="Times New Roman" w:eastAsia="Times New Roman" w:hAnsi="Times New Roman" w:cs="Times New Roman"/>
+          <w:b/>
+          <w:bCs/>
+          <w:kern w:val="0"/>
+          <w:lang w:eastAsia="ru-RU"/>
+          <w14:ligatures w14:val="none"/>
+        </w:rPr>
+      </w:pPr>
+      <w:r>
+        <w:rPr>
+          <w:rFonts w:ascii="Times New Roman" w:eastAsia="Times New Roman" w:hAnsi="Times New Roman" w:cs="Times New Roman"/>
+          <w:b/>
+          <w:bCs/>
+          <w:kern w:val="0"/>
+          <w:lang w:eastAsia="ru-RU"/>
+          <w14:ligatures w14:val="none"/>
+        </w:rPr>
+        <w:t xml:space="preserve">Цель работы </w:t>
       </w:r>
     </w:p>
     <w:p>
@@ -654,7 +459,34 @@
         </w:rPr>
       </w:pPr>
       <w:r>
-        <w:pict w14:anchorId="6F5D4EE1">
+        <w:rPr>
+          <w:rFonts w:ascii="Times New Roman" w:eastAsia="Times New Roman" w:hAnsi="Times New Roman" w:cs="Times New Roman"/>
+          <w:kern w:val="0"/>
+          <w:lang w:eastAsia="ru-RU"/>
+          <w14:ligatures w14:val="none"/>
+        </w:rPr>
+        <w:t xml:space="preserve">Подобрать оптимальный метод дообучения LLM для автоматической классификации </w:t>
+      </w:r>
+      <w:r>
+        <w:rPr>
+          <w:rFonts w:ascii="Times New Roman" w:eastAsia="Times New Roman" w:hAnsi="Times New Roman" w:cs="Times New Roman"/>
+          <w:kern w:val="0"/>
+          <w:lang w:eastAsia="ru-RU"/>
+          <w14:ligatures w14:val="none"/>
+        </w:rPr>
+        <w:t>входящих писем</w:t>
+      </w:r>
+      <w:r>
+        <w:rPr>
+          <w:rFonts w:ascii="Times New Roman" w:eastAsia="Times New Roman" w:hAnsi="Times New Roman" w:cs="Times New Roman"/>
+          <w:kern w:val="0"/>
+          <w:lang w:eastAsia="ru-RU"/>
+          <w14:ligatures w14:val="none"/>
+        </w:rPr>
+        <w:t xml:space="preserve"> на реальных данных компании </w:t>
+      </w:r>
+      <w:r>
+        <w:pict w14:anchorId="179FD372">
           <v:rect id="Horizontal Line 3" o:spid="_x0000_s1035" alt="" style="width:467.75pt;height:.05pt;visibility:visible;mso-wrap-style:square;mso-width-percent:0;mso-height-percent:0;mso-left-percent:-10001;mso-top-percent:-10001;mso-position-horizontal:absolute;mso-position-horizontal-relative:char;mso-position-vertical:absolute;mso-position-vertical-relative:line;mso-width-percent:0;mso-height-percent:0;mso-left-percent:-10001;mso-top-percent:-10001;v-text-anchor:top" filled="f">
             <o:lock v:ext="edit" rotation="t" aspectratio="t" verticies="t" text="t" shapetype="t"/>
             <w10:anchorlock/>
@@ -705,27 +537,107 @@
           <w:lang w:eastAsia="ru-RU"/>
           <w14:ligatures w14:val="none"/>
         </w:rPr>
-        <w:t xml:space="preserve">Исходный корпус </w:t>
-      </w:r>
-      <w:r>
-        <w:rPr>
-          <w:rFonts w:ascii="Times New Roman" w:eastAsia="Times New Roman" w:hAnsi="Times New Roman" w:cs="Times New Roman"/>
-          <w:color w:val="000000"/>
-          <w:kern w:val="0"/>
-          <w:lang w:eastAsia="ru-RU"/>
-          <w14:ligatures w14:val="none"/>
-        </w:rPr>
-        <w:t xml:space="preserve">представляет собой </w:t>
-      </w:r>
-      <w:r>
-        <w:rPr>
-          <w:rFonts w:ascii="Times New Roman" w:eastAsia="Times New Roman" w:hAnsi="Times New Roman" w:cs="Times New Roman"/>
-          <w:color w:val="000000"/>
-          <w:kern w:val="0"/>
-          <w:lang w:eastAsia="ru-RU"/>
-          <w14:ligatures w14:val="none"/>
-        </w:rPr>
-        <w:t xml:space="preserve">1774 письма, распределённых по 36 </w:t>
+        <w:t>Исходный корпус</w:t>
+      </w:r>
+      <w:r>
+        <w:rPr>
+          <w:rFonts w:ascii="Times New Roman" w:eastAsia="Times New Roman" w:hAnsi="Times New Roman" w:cs="Times New Roman"/>
+          <w:color w:val="000000"/>
+          <w:kern w:val="0"/>
+          <w:lang w:eastAsia="ru-RU"/>
+          <w14:ligatures w14:val="none"/>
+        </w:rPr>
+        <w:t xml:space="preserve"> данных</w:t>
+      </w:r>
+      <w:r>
+        <w:rPr>
+          <w:rFonts w:ascii="Times New Roman" w:eastAsia="Times New Roman" w:hAnsi="Times New Roman" w:cs="Times New Roman"/>
+          <w:color w:val="000000"/>
+          <w:kern w:val="0"/>
+          <w:lang w:eastAsia="ru-RU"/>
+          <w14:ligatures w14:val="none"/>
+        </w:rPr>
+        <w:t xml:space="preserve"> </w:t>
+      </w:r>
+      <w:r>
+        <w:rPr>
+          <w:rFonts w:ascii="Times New Roman" w:eastAsia="Times New Roman" w:hAnsi="Times New Roman" w:cs="Times New Roman"/>
+          <w:color w:val="000000"/>
+          <w:kern w:val="0"/>
+          <w:lang w:eastAsia="ru-RU"/>
+          <w14:ligatures w14:val="none"/>
+        </w:rPr>
+        <w:t>представляет собой</w:t>
+      </w:r>
+      <w:r>
+        <w:rPr>
+          <w:rFonts w:ascii="Times New Roman" w:eastAsia="Times New Roman" w:hAnsi="Times New Roman" w:cs="Times New Roman"/>
+          <w:color w:val="000000"/>
+          <w:kern w:val="0"/>
+          <w:lang w:eastAsia="ru-RU"/>
+          <w14:ligatures w14:val="none"/>
+        </w:rPr>
+        <w:t xml:space="preserve"> более</w:t>
+      </w:r>
+      <w:r>
+        <w:rPr>
+          <w:rFonts w:ascii="Times New Roman" w:eastAsia="Times New Roman" w:hAnsi="Times New Roman" w:cs="Times New Roman"/>
+          <w:color w:val="000000"/>
+          <w:kern w:val="0"/>
+          <w:lang w:eastAsia="ru-RU"/>
+          <w14:ligatures w14:val="none"/>
+        </w:rPr>
+        <w:t xml:space="preserve"> </w:t>
+      </w:r>
+      <w:r>
+        <w:rPr>
+          <w:rFonts w:ascii="Times New Roman" w:eastAsia="Times New Roman" w:hAnsi="Times New Roman" w:cs="Times New Roman"/>
+          <w:color w:val="000000"/>
+          <w:kern w:val="0"/>
+          <w:lang w:eastAsia="ru-RU"/>
+          <w14:ligatures w14:val="none"/>
+        </w:rPr>
+        <w:t>17</w:t>
+      </w:r>
+      <w:r>
+        <w:rPr>
+          <w:rFonts w:ascii="Times New Roman" w:eastAsia="Times New Roman" w:hAnsi="Times New Roman" w:cs="Times New Roman"/>
+          <w:color w:val="000000"/>
+          <w:kern w:val="0"/>
+          <w:lang w:eastAsia="ru-RU"/>
+          <w14:ligatures w14:val="none"/>
+        </w:rPr>
+        <w:t>00</w:t>
+      </w:r>
+      <w:r>
+        <w:rPr>
+          <w:rFonts w:ascii="Times New Roman" w:eastAsia="Times New Roman" w:hAnsi="Times New Roman" w:cs="Times New Roman"/>
+          <w:color w:val="000000"/>
+          <w:kern w:val="0"/>
+          <w:lang w:eastAsia="ru-RU"/>
+          <w14:ligatures w14:val="none"/>
+        </w:rPr>
+        <w:t xml:space="preserve"> пис</w:t>
+      </w:r>
+      <w:r>
+        <w:rPr>
+          <w:rFonts w:ascii="Times New Roman" w:eastAsia="Times New Roman" w:hAnsi="Times New Roman" w:cs="Times New Roman"/>
+          <w:color w:val="000000"/>
+          <w:kern w:val="0"/>
+          <w:lang w:eastAsia="ru-RU"/>
+          <w14:ligatures w14:val="none"/>
+        </w:rPr>
+        <w:t>ем</w:t>
+      </w:r>
+      <w:r>
+        <w:rPr>
+          <w:rFonts w:ascii="Times New Roman" w:eastAsia="Times New Roman" w:hAnsi="Times New Roman" w:cs="Times New Roman"/>
+          <w:color w:val="000000"/>
+          <w:kern w:val="0"/>
+          <w:lang w:eastAsia="ru-RU"/>
+          <w14:ligatures w14:val="none"/>
+        </w:rPr>
+        <w:t xml:space="preserve">, распределённых по 36 </w:t>
       </w:r>
       <w:r>
         <w:rPr>
@@ -857,7 +769,34 @@
           <w:lang w:eastAsia="ru-RU"/>
           <w14:ligatures w14:val="none"/>
         </w:rPr>
-        <w:t xml:space="preserve"> 4 полных дубликата</w:t>
+        <w:t xml:space="preserve"> </w:t>
+      </w:r>
+    </w:p>
+    <w:p>
+      <w:pPr>
+        <w:pStyle w:val="a7"/>
+        <w:numPr>
+          <w:ilvl w:val="0"/>
+          <w:numId w:val="2"/>
+        </w:numPr>
+        <w:spacing w:before="100" w:beforeAutospacing="1" w:after="100" w:afterAutospacing="1" w:line="240" w:lineRule="auto"/>
+        <w:rPr>
+          <w:rFonts w:ascii="Times New Roman" w:eastAsia="Times New Roman" w:hAnsi="Times New Roman" w:cs="Times New Roman"/>
+          <w:color w:val="000000"/>
+          <w:kern w:val="0"/>
+          <w:lang w:eastAsia="ru-RU"/>
+          <w14:ligatures w14:val="none"/>
+        </w:rPr>
+      </w:pPr>
+      <w:r>
+        <w:rPr>
+          <w:rFonts w:ascii="Times New Roman" w:eastAsia="Times New Roman" w:hAnsi="Times New Roman" w:cs="Times New Roman"/>
+          <w:color w:val="000000"/>
+          <w:kern w:val="0"/>
+          <w:lang w:eastAsia="ru-RU"/>
+          <w14:ligatures w14:val="none"/>
+        </w:rPr>
+        <w:t>4 полных дубликата</w:t>
       </w:r>
       <w:r>
         <w:rPr>
@@ -879,55 +818,52 @@
         </w:rPr>
         <w:t>между блоками</w:t>
       </w:r>
-      <w:r>
-        <w:rPr>
-          <w:rFonts w:ascii="Times New Roman" w:eastAsia="Times New Roman" w:hAnsi="Times New Roman" w:cs="Times New Roman"/>
-          <w:color w:val="000000"/>
-          <w:kern w:val="0"/>
-          <w:lang w:eastAsia="ru-RU"/>
-          <w14:ligatures w14:val="none"/>
-        </w:rPr>
-        <w:t xml:space="preserve">, а также 19 аномальных </w:t>
-      </w:r>
-      <w:r>
-        <w:rPr>
-          <w:rFonts w:ascii="Times New Roman" w:eastAsia="Times New Roman" w:hAnsi="Times New Roman" w:cs="Times New Roman"/>
-          <w:color w:val="000000"/>
-          <w:kern w:val="0"/>
-          <w:lang w:eastAsia="ru-RU"/>
-          <w14:ligatures w14:val="none"/>
-        </w:rPr>
-        <w:t>писем</w:t>
-      </w:r>
-      <w:r>
-        <w:rPr>
-          <w:rFonts w:ascii="Times New Roman" w:eastAsia="Times New Roman" w:hAnsi="Times New Roman" w:cs="Times New Roman"/>
-          <w:color w:val="000000"/>
-          <w:kern w:val="0"/>
-          <w:lang w:eastAsia="ru-RU"/>
-          <w14:ligatures w14:val="none"/>
-        </w:rPr>
-        <w:t xml:space="preserve"> </w:t>
-      </w:r>
-      <w:r>
-        <w:rPr>
-          <w:rFonts w:ascii="Times New Roman" w:eastAsia="Times New Roman" w:hAnsi="Times New Roman" w:cs="Times New Roman"/>
-          <w:color w:val="000000"/>
-          <w:kern w:val="0"/>
-          <w:lang w:eastAsia="ru-RU"/>
-          <w14:ligatures w14:val="none"/>
-        </w:rPr>
-        <w:t xml:space="preserve">в которых </w:t>
-      </w:r>
-      <w:r>
-        <w:rPr>
-          <w:rFonts w:ascii="Times New Roman" w:eastAsia="Times New Roman" w:hAnsi="Times New Roman" w:cs="Times New Roman"/>
-          <w:color w:val="000000"/>
-          <w:kern w:val="0"/>
-          <w:lang w:eastAsia="ru-RU"/>
-          <w14:ligatures w14:val="none"/>
-        </w:rPr>
-        <w:t>письма в тысячи слов, но с менее чем 50 уникальными. Это оказались циклические повторения фраз</w:t>
+    </w:p>
+    <w:p>
+      <w:pPr>
+        <w:pStyle w:val="a7"/>
+        <w:numPr>
+          <w:ilvl w:val="0"/>
+          <w:numId w:val="2"/>
+        </w:numPr>
+        <w:spacing w:before="100" w:beforeAutospacing="1" w:after="100" w:afterAutospacing="1" w:line="240" w:lineRule="auto"/>
+        <w:rPr>
+          <w:rFonts w:ascii="Times New Roman" w:eastAsia="Times New Roman" w:hAnsi="Times New Roman" w:cs="Times New Roman"/>
+          <w:color w:val="000000"/>
+          <w:kern w:val="0"/>
+          <w:lang w:eastAsia="ru-RU"/>
+          <w14:ligatures w14:val="none"/>
+        </w:rPr>
+      </w:pPr>
+      <w:r>
+        <w:rPr>
+          <w:rFonts w:ascii="Times New Roman" w:eastAsia="Times New Roman" w:hAnsi="Times New Roman" w:cs="Times New Roman"/>
+          <w:color w:val="000000"/>
+          <w:kern w:val="0"/>
+          <w:lang w:eastAsia="ru-RU"/>
+          <w14:ligatures w14:val="none"/>
+        </w:rPr>
+        <w:t>19</w:t>
+      </w:r>
+      <w:r>
+        <w:rPr>
+          <w:rFonts w:ascii="Times New Roman" w:eastAsia="Times New Roman" w:hAnsi="Times New Roman" w:cs="Times New Roman"/>
+          <w:color w:val="000000"/>
+          <w:kern w:val="0"/>
+          <w:lang w:eastAsia="ru-RU"/>
+          <w14:ligatures w14:val="none"/>
+        </w:rPr>
+        <w:t xml:space="preserve"> писем аномалий с тысячами слов, при 50 уникальных</w:t>
+      </w:r>
+      <w:r>
+        <w:rPr>
+          <w:rFonts w:ascii="Times New Roman" w:eastAsia="Times New Roman" w:hAnsi="Times New Roman" w:cs="Times New Roman"/>
+          <w:color w:val="000000"/>
+          <w:kern w:val="0"/>
+          <w:lang w:eastAsia="ru-RU"/>
+          <w14:ligatures w14:val="none"/>
+        </w:rPr>
+        <w:t>. Это оказались циклические повторения фраз</w:t>
       </w:r>
       <w:r>
         <w:rPr>
@@ -957,19 +893,18 @@
           <w:rFonts w:ascii="Times New Roman" w:eastAsia="Times New Roman" w:hAnsi="Times New Roman" w:cs="Times New Roman"/>
           <w:color w:val="000000"/>
           <w:kern w:val="0"/>
-          <w:lang w:eastAsia="ru-RU"/>
-          <w14:ligatures w14:val="none"/>
-        </w:rPr>
-      </w:pPr>
-      <w:r>
-        <w:rPr>
-          <w:rFonts w:ascii="Times New Roman" w:eastAsia="Times New Roman" w:hAnsi="Times New Roman" w:cs="Times New Roman"/>
-          <w:color w:val="000000"/>
-          <w:kern w:val="0"/>
-          <w:lang w:eastAsia="ru-RU"/>
-          <w14:ligatures w14:val="none"/>
-        </w:rPr>
-        <w:lastRenderedPageBreak/>
+          <w:lang w:val="en-US" w:eastAsia="ru-RU"/>
+          <w14:ligatures w14:val="none"/>
+        </w:rPr>
+      </w:pPr>
+      <w:r>
+        <w:rPr>
+          <w:rFonts w:ascii="Times New Roman" w:eastAsia="Times New Roman" w:hAnsi="Times New Roman" w:cs="Times New Roman"/>
+          <w:color w:val="000000"/>
+          <w:kern w:val="0"/>
+          <w:lang w:eastAsia="ru-RU"/>
+          <w14:ligatures w14:val="none"/>
+        </w:rPr>
         <w:t>Главная проблема</w:t>
       </w:r>
       <w:r>
@@ -990,7 +925,47 @@
           <w:lang w:eastAsia="ru-RU"/>
           <w14:ligatures w14:val="none"/>
         </w:rPr>
-        <w:t xml:space="preserve"> — сильный дисбаланс: 10 блоков содержат менее 10 примеров, а отдельные классы — всего по 2 письма. При этом самый крупный блок — 249 писем.</w:t>
+        <w:t xml:space="preserve"> — сильный дисбаланс</w:t>
+      </w:r>
+      <w:r>
+        <w:rPr>
+          <w:rFonts w:ascii="Times New Roman" w:eastAsia="Times New Roman" w:hAnsi="Times New Roman" w:cs="Times New Roman"/>
+          <w:color w:val="000000"/>
+          <w:kern w:val="0"/>
+          <w:lang w:eastAsia="ru-RU"/>
+          <w14:ligatures w14:val="none"/>
+        </w:rPr>
+        <w:t xml:space="preserve"> классов</w:t>
+      </w:r>
+      <w:r>
+        <w:rPr>
+          <w:rFonts w:ascii="Times New Roman" w:eastAsia="Times New Roman" w:hAnsi="Times New Roman" w:cs="Times New Roman"/>
+          <w:color w:val="000000"/>
+          <w:kern w:val="0"/>
+          <w:lang w:eastAsia="ru-RU"/>
+          <w14:ligatures w14:val="none"/>
+        </w:rPr>
+        <w:t>: 10 блоков содержат менее 10 п</w:t>
+      </w:r>
+      <w:r>
+        <w:rPr>
+          <w:rFonts w:ascii="Times New Roman" w:eastAsia="Times New Roman" w:hAnsi="Times New Roman" w:cs="Times New Roman"/>
+          <w:color w:val="000000"/>
+          <w:kern w:val="0"/>
+          <w:lang w:eastAsia="ru-RU"/>
+          <w14:ligatures w14:val="none"/>
+        </w:rPr>
+        <w:t>исем</w:t>
+      </w:r>
+      <w:r>
+        <w:rPr>
+          <w:rFonts w:ascii="Times New Roman" w:eastAsia="Times New Roman" w:hAnsi="Times New Roman" w:cs="Times New Roman"/>
+          <w:color w:val="000000"/>
+          <w:kern w:val="0"/>
+          <w:lang w:eastAsia="ru-RU"/>
+          <w14:ligatures w14:val="none"/>
+        </w:rPr>
+        <w:t>, а отдельные классы — всего по 2 письма. При этом самый крупный блок — 249 писем.</w:t>
       </w:r>
     </w:p>
     <w:p>
@@ -1061,7 +1036,7 @@
           </mc:Choice>
           <mc:Fallback>
             <w:pict>
-              <v:rect w14:anchorId="42941943" id="Horizontal Line 4" o:spid="_x0000_s1026" style="width:467.75pt;height:.05pt;visibility:visible;mso-wrap-style:square;mso-left-percent:-10001;mso-top-percent:-10001;mso-position-horizontal:absolute;mso-position-horizontal-relative:char;mso-position-vertical:absolute;mso-position-vertical-relative:line;mso-left-percent:-10001;mso-top-percent:-10001;v-text-anchor:top" o:gfxdata="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" filled="f">
+              <v:rect w14:anchorId="42941943" id="Horizontal Line 4" o:spid="_x0000_s1026" style="width:467.75pt;height:.05pt;visibility:visible;mso-wrap-style:square;mso-left-percent:-10001;mso-top-percent:-10001;mso-position-horizontal:absolute;mso-position-horizontal-relative:char;mso-position-vertical:absolute;mso-position-vertical-relative:line;mso-left-percent:-10001;mso-top-percent:-10001;v-text-anchor:top" o:gfxdata="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" filled="f">
                 <v:path arrowok="t"/>
                 <w10:anchorlock/>
               </v:rect>
@@ -1091,6 +1066,7 @@
           <w:lang w:eastAsia="ru-RU"/>
           <w14:ligatures w14:val="none"/>
         </w:rPr>
+        <w:lastRenderedPageBreak/>
         <w:t xml:space="preserve">Слайд </w:t>
       </w:r>
       <w:r>
@@ -1427,7 +1403,7 @@
         </w:rPr>
       </w:pPr>
       <w:r>
-        <w:pict w14:anchorId="58EA1F5C">
+        <w:pict w14:anchorId="246C39DA">
           <v:rect id="Horizontal Line 4" o:spid="_x0000_s1034" alt="" style="width:467.75pt;height:.05pt;visibility:visible;mso-wrap-style:square;mso-width-percent:0;mso-height-percent:0;mso-left-percent:-10001;mso-top-percent:-10001;mso-position-horizontal:absolute;mso-position-horizontal-relative:char;mso-position-vertical:absolute;mso-position-vertical-relative:line;mso-width-percent:0;mso-height-percent:0;mso-left-percent:-10001;mso-top-percent:-10001;v-text-anchor:top" filled="f">
             <o:lock v:ext="edit" rotation="t" aspectratio="t" verticies="t" text="t" shapetype="t"/>
             <w10:anchorlock/>
@@ -1456,7 +1432,31 @@
           <w:lang w:eastAsia="ru-RU"/>
           <w14:ligatures w14:val="none"/>
         </w:rPr>
-        <w:t>Слайд 4 — Семантический анализ (~40 сек)</w:t>
+        <w:t xml:space="preserve">Слайд </w:t>
+      </w:r>
+      <w:r>
+        <w:rPr>
+          <w:rFonts w:ascii="Times New Roman" w:eastAsia="Times New Roman" w:hAnsi="Times New Roman" w:cs="Times New Roman"/>
+          <w:b/>
+          <w:bCs/>
+          <w:color w:val="000000"/>
+          <w:kern w:val="0"/>
+          <w:lang w:eastAsia="ru-RU"/>
+          <w14:ligatures w14:val="none"/>
+        </w:rPr>
+        <w:t>5</w:t>
+      </w:r>
+      <w:r>
+        <w:rPr>
+          <w:rFonts w:ascii="Times New Roman" w:eastAsia="Times New Roman" w:hAnsi="Times New Roman" w:cs="Times New Roman"/>
+          <w:b/>
+          <w:bCs/>
+          <w:color w:val="000000"/>
+          <w:kern w:val="0"/>
+          <w:lang w:eastAsia="ru-RU"/>
+          <w14:ligatures w14:val="none"/>
+        </w:rPr>
+        <w:t xml:space="preserve"> — Семантический анализ (~40 сек)</w:t>
       </w:r>
     </w:p>
     <w:p>
@@ -1475,22 +1475,10 @@
           <w:rFonts w:ascii="Times New Roman" w:eastAsia="Times New Roman" w:hAnsi="Times New Roman" w:cs="Times New Roman"/>
           <w:color w:val="000000"/>
           <w:kern w:val="0"/>
-          <w:highlight w:val="yellow"/>
-          <w:lang w:eastAsia="ru-RU"/>
-          <w14:ligatures w14:val="none"/>
-        </w:rPr>
-        <w:t xml:space="preserve">Для анализа </w:t>
-      </w:r>
-      <w:r>
-        <w:rPr>
-          <w:rFonts w:ascii="Times New Roman" w:eastAsia="Times New Roman" w:hAnsi="Times New Roman" w:cs="Times New Roman"/>
-          <w:color w:val="000000"/>
-          <w:kern w:val="0"/>
-          <w:highlight w:val="yellow"/>
-          <w:lang w:eastAsia="ru-RU"/>
-          <w14:ligatures w14:val="none"/>
-        </w:rPr>
-        <w:t>, были применены три группы методов анализа.</w:t>
+          <w:lang w:eastAsia="ru-RU"/>
+          <w14:ligatures w14:val="none"/>
+        </w:rPr>
+        <w:t>В попытке выделить зависимости в классах я провел семантический анализ.</w:t>
       </w:r>
     </w:p>
     <w:p>
@@ -1512,27 +1500,7 @@
           <w:lang w:eastAsia="ru-RU"/>
           <w14:ligatures w14:val="none"/>
         </w:rPr>
-        <w:t>Первое — текстовые метрики</w:t>
-      </w:r>
-      <w:r>
-        <w:rPr>
-          <w:rFonts w:ascii="Times New Roman" w:eastAsia="Times New Roman" w:hAnsi="Times New Roman" w:cs="Times New Roman"/>
-          <w:color w:val="000000"/>
-          <w:kern w:val="0"/>
-          <w:lang w:eastAsia="ru-RU"/>
-          <w14:ligatures w14:val="none"/>
-        </w:rPr>
-        <w:t xml:space="preserve"> такие как</w:t>
-      </w:r>
-      <w:r>
-        <w:rPr>
-          <w:rFonts w:ascii="Times New Roman" w:eastAsia="Times New Roman" w:hAnsi="Times New Roman" w:cs="Times New Roman"/>
-          <w:color w:val="000000"/>
-          <w:kern w:val="0"/>
-          <w:lang w:eastAsia="ru-RU"/>
-          <w14:ligatures w14:val="none"/>
-        </w:rPr>
-        <w:t xml:space="preserve"> лексическое разнообразие, доля уникальных слов. Они позволили выделить только крайние группы — шаблонные юридические письма и короткие уникальные тексты. Но основная масса, примерно 25 блоков, по этим метрикам неразличима — деловая лексика во всех классах одинаковая.</w:t>
+        <w:t>Для начала выделил текстовые метрики: разнообразие, доля уникальных слов и другие. Основная группа писем по данным метрикам практически не разделима.</w:t>
       </w:r>
     </w:p>
     <w:p>
@@ -1554,17 +1522,57 @@
           <w:lang w:eastAsia="ru-RU"/>
           <w14:ligatures w14:val="none"/>
         </w:rPr>
-        <w:t>Второе — тематическое моделирование методом LDA на 30 темах</w:t>
-      </w:r>
-      <w:r>
-        <w:rPr>
-          <w:rFonts w:ascii="Times New Roman" w:eastAsia="Times New Roman" w:hAnsi="Times New Roman" w:cs="Times New Roman"/>
-          <w:color w:val="000000"/>
-          <w:kern w:val="0"/>
-          <w:lang w:eastAsia="ru-RU"/>
-          <w14:ligatures w14:val="none"/>
-        </w:rPr>
-        <w:t xml:space="preserve"> с удалением стоп слов и плейсхолдеров</w:t>
+        <w:t>Далее применялся метод</w:t>
+      </w:r>
+      <w:r>
+        <w:rPr>
+          <w:rFonts w:ascii="Times New Roman" w:eastAsia="Times New Roman" w:hAnsi="Times New Roman" w:cs="Times New Roman"/>
+          <w:color w:val="000000"/>
+          <w:kern w:val="0"/>
+          <w:lang w:eastAsia="ru-RU"/>
+          <w14:ligatures w14:val="none"/>
+        </w:rPr>
+        <w:t xml:space="preserve"> тематическ</w:t>
+      </w:r>
+      <w:r>
+        <w:rPr>
+          <w:rFonts w:ascii="Times New Roman" w:eastAsia="Times New Roman" w:hAnsi="Times New Roman" w:cs="Times New Roman"/>
+          <w:color w:val="000000"/>
+          <w:kern w:val="0"/>
+          <w:lang w:eastAsia="ru-RU"/>
+          <w14:ligatures w14:val="none"/>
+        </w:rPr>
+        <w:t>ого</w:t>
+      </w:r>
+      <w:r>
+        <w:rPr>
+          <w:rFonts w:ascii="Times New Roman" w:eastAsia="Times New Roman" w:hAnsi="Times New Roman" w:cs="Times New Roman"/>
+          <w:color w:val="000000"/>
+          <w:kern w:val="0"/>
+          <w:lang w:eastAsia="ru-RU"/>
+          <w14:ligatures w14:val="none"/>
+        </w:rPr>
+        <w:t xml:space="preserve"> моделировани</w:t>
+      </w:r>
+      <w:r>
+        <w:rPr>
+          <w:rFonts w:ascii="Times New Roman" w:eastAsia="Times New Roman" w:hAnsi="Times New Roman" w:cs="Times New Roman"/>
+          <w:color w:val="000000"/>
+          <w:kern w:val="0"/>
+          <w:lang w:eastAsia="ru-RU"/>
+          <w14:ligatures w14:val="none"/>
+        </w:rPr>
+        <w:t>я</w:t>
+      </w:r>
+      <w:r>
+        <w:rPr>
+          <w:rFonts w:ascii="Times New Roman" w:eastAsia="Times New Roman" w:hAnsi="Times New Roman" w:cs="Times New Roman"/>
+          <w:color w:val="000000"/>
+          <w:kern w:val="0"/>
+          <w:lang w:eastAsia="ru-RU"/>
+          <w14:ligatures w14:val="none"/>
+        </w:rPr>
+        <w:t xml:space="preserve"> LDA</w:t>
       </w:r>
       <w:r>
         <w:rPr>
@@ -1584,47 +1592,77 @@
           <w:lang w:eastAsia="ru-RU"/>
           <w14:ligatures w14:val="none"/>
         </w:rPr>
-        <w:t>В т</w:t>
-      </w:r>
-      <w:r>
-        <w:rPr>
-          <w:rFonts w:ascii="Times New Roman" w:eastAsia="Times New Roman" w:hAnsi="Times New Roman" w:cs="Times New Roman"/>
-          <w:color w:val="000000"/>
-          <w:kern w:val="0"/>
-          <w:lang w:eastAsia="ru-RU"/>
-          <w14:ligatures w14:val="none"/>
-        </w:rPr>
-        <w:t>ем</w:t>
-      </w:r>
-      <w:r>
-        <w:rPr>
-          <w:rFonts w:ascii="Times New Roman" w:eastAsia="Times New Roman" w:hAnsi="Times New Roman" w:cs="Times New Roman"/>
-          <w:color w:val="000000"/>
-          <w:kern w:val="0"/>
-          <w:lang w:eastAsia="ru-RU"/>
-          <w14:ligatures w14:val="none"/>
-        </w:rPr>
-        <w:t>ах</w:t>
-      </w:r>
-      <w:r>
-        <w:rPr>
-          <w:rFonts w:ascii="Times New Roman" w:eastAsia="Times New Roman" w:hAnsi="Times New Roman" w:cs="Times New Roman"/>
-          <w:color w:val="000000"/>
-          <w:kern w:val="0"/>
-          <w:lang w:eastAsia="ru-RU"/>
-          <w14:ligatures w14:val="none"/>
-        </w:rPr>
-        <w:t xml:space="preserve"> пересекаются: слова «договор», «работа», «объект» встречаются практически во всех классах. Чётко разграничить блоки на </w:t>
-      </w:r>
-      <w:r>
-        <w:rPr>
-          <w:rFonts w:ascii="Times New Roman" w:eastAsia="Times New Roman" w:hAnsi="Times New Roman" w:cs="Times New Roman"/>
-          <w:color w:val="000000"/>
-          <w:kern w:val="0"/>
-          <w:lang w:eastAsia="ru-RU"/>
-          <w14:ligatures w14:val="none"/>
-        </w:rPr>
-        <w:t xml:space="preserve"> данном </w:t>
+        <w:t xml:space="preserve"> на 30 темах</w:t>
+      </w:r>
+      <w:r>
+        <w:rPr>
+          <w:rFonts w:ascii="Times New Roman" w:eastAsia="Times New Roman" w:hAnsi="Times New Roman" w:cs="Times New Roman"/>
+          <w:color w:val="000000"/>
+          <w:kern w:val="0"/>
+          <w:lang w:eastAsia="ru-RU"/>
+          <w14:ligatures w14:val="none"/>
+        </w:rPr>
+        <w:t xml:space="preserve"> </w:t>
+      </w:r>
+      <w:r>
+        <w:rPr>
+          <w:rFonts w:ascii="Times New Roman" w:eastAsia="Times New Roman" w:hAnsi="Times New Roman" w:cs="Times New Roman"/>
+          <w:color w:val="000000"/>
+          <w:kern w:val="0"/>
+          <w:lang w:eastAsia="ru-RU"/>
+          <w14:ligatures w14:val="none"/>
+        </w:rPr>
+        <w:t xml:space="preserve">после удаления </w:t>
+      </w:r>
+      <w:r>
+        <w:rPr>
+          <w:rFonts w:ascii="Times New Roman" w:eastAsia="Times New Roman" w:hAnsi="Times New Roman" w:cs="Times New Roman"/>
+          <w:color w:val="000000"/>
+          <w:kern w:val="0"/>
+          <w:lang w:eastAsia="ru-RU"/>
+          <w14:ligatures w14:val="none"/>
+        </w:rPr>
+        <w:t>стоп слов и плейсхолдеров</w:t>
+      </w:r>
+      <w:r>
+        <w:rPr>
+          <w:rFonts w:ascii="Times New Roman" w:eastAsia="Times New Roman" w:hAnsi="Times New Roman" w:cs="Times New Roman"/>
+          <w:color w:val="000000"/>
+          <w:kern w:val="0"/>
+          <w:lang w:eastAsia="ru-RU"/>
+          <w14:ligatures w14:val="none"/>
+        </w:rPr>
+        <w:t xml:space="preserve">. Чётко разграничить блоки </w:t>
+      </w:r>
+      <w:r>
+        <w:rPr>
+          <w:rFonts w:ascii="Times New Roman" w:eastAsia="Times New Roman" w:hAnsi="Times New Roman" w:cs="Times New Roman"/>
+          <w:color w:val="000000"/>
+          <w:kern w:val="0"/>
+          <w:lang w:eastAsia="ru-RU"/>
+          <w14:ligatures w14:val="none"/>
+        </w:rPr>
+        <w:t xml:space="preserve">на </w:t>
+      </w:r>
+      <w:r>
+        <w:rPr>
+          <w:rFonts w:ascii="Times New Roman" w:eastAsia="Times New Roman" w:hAnsi="Times New Roman" w:cs="Times New Roman"/>
+          <w:color w:val="000000"/>
+          <w:kern w:val="0"/>
+          <w:lang w:eastAsia="ru-RU"/>
+          <w14:ligatures w14:val="none"/>
+        </w:rPr>
+        <w:t>данном</w:t>
+      </w:r>
+      <w:r>
+        <w:rPr>
+          <w:rFonts w:ascii="Times New Roman" w:eastAsia="Times New Roman" w:hAnsi="Times New Roman" w:cs="Times New Roman"/>
+          <w:color w:val="000000"/>
+          <w:kern w:val="0"/>
+          <w:lang w:eastAsia="ru-RU"/>
+          <w14:ligatures w14:val="none"/>
+        </w:rPr>
+        <w:t xml:space="preserve"> </w:t>
       </w:r>
       <w:r>
         <w:rPr>
@@ -1656,7 +1694,57 @@
           <w:lang w:eastAsia="ru-RU"/>
           <w14:ligatures w14:val="none"/>
         </w:rPr>
-        <w:t>Третье — кластеризация на основе эмбеддингов SBERT с проекцией UMAP и алгоритмом HDBSCAN. Результат: 7 кластеров, но 84% всех писем попали в один большой размытый кластер.</w:t>
+        <w:t>Затем проведена</w:t>
+      </w:r>
+      <w:r>
+        <w:rPr>
+          <w:rFonts w:ascii="Times New Roman" w:eastAsia="Times New Roman" w:hAnsi="Times New Roman" w:cs="Times New Roman"/>
+          <w:color w:val="000000"/>
+          <w:kern w:val="0"/>
+          <w:lang w:eastAsia="ru-RU"/>
+          <w14:ligatures w14:val="none"/>
+        </w:rPr>
+        <w:t xml:space="preserve"> кластеризация на основе эмбеддингов SBERT с проекцией UMAP и алгоритмом HDBSCAN. </w:t>
+      </w:r>
+      <w:r>
+        <w:rPr>
+          <w:rFonts w:ascii="Times New Roman" w:eastAsia="Times New Roman" w:hAnsi="Times New Roman" w:cs="Times New Roman"/>
+          <w:color w:val="000000"/>
+          <w:kern w:val="0"/>
+          <w:lang w:eastAsia="ru-RU"/>
+          <w14:ligatures w14:val="none"/>
+        </w:rPr>
+        <w:t>Алгоритм выделил</w:t>
+      </w:r>
+      <w:r>
+        <w:rPr>
+          <w:rFonts w:ascii="Times New Roman" w:eastAsia="Times New Roman" w:hAnsi="Times New Roman" w:cs="Times New Roman"/>
+          <w:color w:val="000000"/>
+          <w:kern w:val="0"/>
+          <w:lang w:eastAsia="ru-RU"/>
+          <w14:ligatures w14:val="none"/>
+        </w:rPr>
+        <w:t xml:space="preserve"> 7 кластеров, но </w:t>
+      </w:r>
+      <w:r>
+        <w:rPr>
+          <w:rFonts w:ascii="Times New Roman" w:eastAsia="Times New Roman" w:hAnsi="Times New Roman" w:cs="Times New Roman"/>
+          <w:color w:val="000000"/>
+          <w:kern w:val="0"/>
+          <w:lang w:eastAsia="ru-RU"/>
+          <w14:ligatures w14:val="none"/>
+        </w:rPr>
+        <w:t>большинство</w:t>
+      </w:r>
+      <w:r>
+        <w:rPr>
+          <w:rFonts w:ascii="Times New Roman" w:eastAsia="Times New Roman" w:hAnsi="Times New Roman" w:cs="Times New Roman"/>
+          <w:color w:val="000000"/>
+          <w:kern w:val="0"/>
+          <w:lang w:eastAsia="ru-RU"/>
+          <w14:ligatures w14:val="none"/>
+        </w:rPr>
+        <w:t xml:space="preserve"> писем попали в один большой размытый кластер.</w:t>
       </w:r>
     </w:p>
     <w:p>
@@ -1685,11 +1773,50 @@
           <w:rFonts w:ascii="Times New Roman" w:eastAsia="Times New Roman" w:hAnsi="Times New Roman" w:cs="Times New Roman"/>
           <w:color w:val="000000"/>
           <w:kern w:val="0"/>
-          <w:highlight w:val="yellow"/>
-          <w:lang w:eastAsia="ru-RU"/>
-          <w14:ligatures w14:val="none"/>
-        </w:rPr>
-        <w:t>на уровне эмбеддингов классы практически неразделимы. Это означает, что для решения задачи необходимы аугментация данных для компенсации дисбаланса и дообучение модели.</w:t>
+          <w:lang w:eastAsia="ru-RU"/>
+          <w14:ligatures w14:val="none"/>
+        </w:rPr>
+        <w:t>на данном этапе классы тематически и семантически сложно разд</w:t>
+      </w:r>
+      <w:r>
+        <w:rPr>
+          <w:rFonts w:ascii="Times New Roman" w:eastAsia="Times New Roman" w:hAnsi="Times New Roman" w:cs="Times New Roman"/>
+          <w:color w:val="000000"/>
+          <w:kern w:val="0"/>
+          <w:lang w:eastAsia="ru-RU"/>
+          <w14:ligatures w14:val="none"/>
+        </w:rPr>
+        <w:t>е</w:t>
+      </w:r>
+      <w:r>
+        <w:rPr>
+          <w:rFonts w:ascii="Times New Roman" w:eastAsia="Times New Roman" w:hAnsi="Times New Roman" w:cs="Times New Roman"/>
+          <w:color w:val="000000"/>
+          <w:kern w:val="0"/>
+          <w:lang w:eastAsia="ru-RU"/>
+          <w14:ligatures w14:val="none"/>
+        </w:rPr>
+        <w:t>лимы.</w:t>
+      </w:r>
+      <w:r>
+        <w:rPr>
+          <w:rFonts w:ascii="Times New Roman" w:eastAsia="Times New Roman" w:hAnsi="Times New Roman" w:cs="Times New Roman"/>
+          <w:color w:val="000000"/>
+          <w:kern w:val="0"/>
+          <w:lang w:eastAsia="ru-RU"/>
+          <w14:ligatures w14:val="none"/>
+        </w:rPr>
+        <w:br/>
+      </w:r>
+      <w:r>
+        <w:rPr>
+          <w:rFonts w:ascii="Times New Roman" w:eastAsia="Times New Roman" w:hAnsi="Times New Roman" w:cs="Times New Roman"/>
+          <w:color w:val="000000"/>
+          <w:kern w:val="0"/>
+          <w:lang w:eastAsia="ru-RU"/>
+          <w14:ligatures w14:val="none"/>
+        </w:rPr>
+        <w:t>Но прежде чем преступить к файнтюнингу, необходимо сбалансировать классы.</w:t>
       </w:r>
     </w:p>
     <w:p>
@@ -1703,7 +1830,7 @@
         </w:rPr>
       </w:pPr>
       <w:r>
-        <w:pict w14:anchorId="088F50E7">
+        <w:pict w14:anchorId="7087BAAB">
           <v:rect id="Horizontal Line 5" o:spid="_x0000_s1033" alt="" style="width:467.75pt;height:1.1pt;visibility:visible;mso-wrap-style:square;mso-width-percent:0;mso-height-percent:0;mso-left-percent:-10001;mso-top-percent:-10001;mso-position-horizontal:absolute;mso-position-horizontal-relative:char;mso-position-vertical:absolute;mso-position-vertical-relative:line;mso-width-percent:0;mso-height-percent:0;mso-left-percent:-10001;mso-top-percent:-10001;v-text-anchor:top" filled="f">
             <o:lock v:ext="edit" rotation="t" aspectratio="t" verticies="t" text="t" shapetype="t"/>
             <w10:anchorlock/>
@@ -1732,7 +1859,7 @@
           <w:lang w:eastAsia="ru-RU"/>
           <w14:ligatures w14:val="none"/>
         </w:rPr>
-        <w:t xml:space="preserve">Слайд 5 — Архитектура </w:t>
+        <w:t xml:space="preserve">Слайд </w:t>
       </w:r>
       <w:r>
         <w:rPr>
@@ -1744,7 +1871,7 @@
           <w:lang w:eastAsia="ru-RU"/>
           <w14:ligatures w14:val="none"/>
         </w:rPr>
-        <w:t>конвейра</w:t>
+        <w:t>6</w:t>
       </w:r>
       <w:r>
         <w:rPr>
@@ -1756,6 +1883,30 @@
           <w:lang w:eastAsia="ru-RU"/>
           <w14:ligatures w14:val="none"/>
         </w:rPr>
+        <w:t xml:space="preserve"> — Архитектура </w:t>
+      </w:r>
+      <w:r>
+        <w:rPr>
+          <w:rFonts w:ascii="Times New Roman" w:eastAsia="Times New Roman" w:hAnsi="Times New Roman" w:cs="Times New Roman"/>
+          <w:b/>
+          <w:bCs/>
+          <w:color w:val="000000"/>
+          <w:kern w:val="0"/>
+          <w:lang w:eastAsia="ru-RU"/>
+          <w14:ligatures w14:val="none"/>
+        </w:rPr>
+        <w:t>конвейра</w:t>
+      </w:r>
+      <w:r>
+        <w:rPr>
+          <w:rFonts w:ascii="Times New Roman" w:eastAsia="Times New Roman" w:hAnsi="Times New Roman" w:cs="Times New Roman"/>
+          <w:b/>
+          <w:bCs/>
+          <w:color w:val="000000"/>
+          <w:kern w:val="0"/>
+          <w:lang w:eastAsia="ru-RU"/>
+          <w14:ligatures w14:val="none"/>
+        </w:rPr>
         <w:t xml:space="preserve"> аугментации (~50 сек)</w:t>
       </w:r>
     </w:p>
@@ -1788,7 +1939,7 @@
           <w:lang w:eastAsia="ru-RU"/>
           <w14:ligatures w14:val="none"/>
         </w:rPr>
-        <w:t>конвейр</w:t>
+        <w:t>пайплайн</w:t>
       </w:r>
       <w:r>
         <w:rPr>
@@ -1808,179 +1959,396 @@
           <w:rFonts w:ascii="Times New Roman" w:eastAsia="Times New Roman" w:hAnsi="Times New Roman" w:cs="Times New Roman"/>
           <w:color w:val="000000"/>
           <w:kern w:val="0"/>
-          <w:highlight w:val="yellow"/>
-          <w:lang w:eastAsia="ru-RU"/>
-          <w14:ligatures w14:val="none"/>
-        </w:rPr>
-      </w:pPr>
-      <w:r>
-        <w:rPr>
-          <w:rFonts w:ascii="Times New Roman" w:eastAsia="Times New Roman" w:hAnsi="Times New Roman" w:cs="Times New Roman"/>
-          <w:color w:val="000000"/>
-          <w:kern w:val="0"/>
-          <w:highlight w:val="yellow"/>
+          <w:lang w:eastAsia="ru-RU"/>
+          <w14:ligatures w14:val="none"/>
+        </w:rPr>
+      </w:pPr>
+      <w:r>
+        <w:rPr>
+          <w:rFonts w:ascii="Times New Roman" w:eastAsia="Times New Roman" w:hAnsi="Times New Roman" w:cs="Times New Roman"/>
+          <w:color w:val="000000"/>
+          <w:kern w:val="0"/>
+          <w:lang w:eastAsia="ru-RU"/>
+          <w14:ligatures w14:val="none"/>
+        </w:rPr>
+        <w:t>Первый этап —блок</w:t>
+      </w:r>
+      <w:r>
+        <w:rPr>
+          <w:rFonts w:ascii="Times New Roman" w:eastAsia="Times New Roman" w:hAnsi="Times New Roman" w:cs="Times New Roman"/>
+          <w:color w:val="000000"/>
+          <w:kern w:val="0"/>
+          <w:lang w:eastAsia="ru-RU"/>
+          <w14:ligatures w14:val="none"/>
+        </w:rPr>
+        <w:t>и</w:t>
+      </w:r>
+      <w:r>
+        <w:rPr>
+          <w:rFonts w:ascii="Times New Roman" w:eastAsia="Times New Roman" w:hAnsi="Times New Roman" w:cs="Times New Roman"/>
+          <w:color w:val="000000"/>
+          <w:kern w:val="0"/>
+          <w:lang w:eastAsia="ru-RU"/>
+          <w14:ligatures w14:val="none"/>
+        </w:rPr>
+        <w:t xml:space="preserve"> </w:t>
+      </w:r>
+      <w:r>
+        <w:rPr>
+          <w:rFonts w:ascii="Times New Roman" w:eastAsia="Times New Roman" w:hAnsi="Times New Roman" w:cs="Times New Roman"/>
+          <w:color w:val="000000"/>
+          <w:kern w:val="0"/>
+          <w:lang w:eastAsia="ru-RU"/>
+          <w14:ligatures w14:val="none"/>
+        </w:rPr>
+        <w:t>менее 15 писем</w:t>
+      </w:r>
+      <w:r>
+        <w:rPr>
+          <w:rFonts w:ascii="Times New Roman" w:eastAsia="Times New Roman" w:hAnsi="Times New Roman" w:cs="Times New Roman"/>
+          <w:color w:val="000000"/>
+          <w:kern w:val="0"/>
+          <w:lang w:eastAsia="ru-RU"/>
+          <w14:ligatures w14:val="none"/>
+        </w:rPr>
+        <w:t xml:space="preserve">. </w:t>
+      </w:r>
+      <w:r>
+        <w:rPr>
+          <w:rFonts w:ascii="Times New Roman" w:eastAsia="Times New Roman" w:hAnsi="Times New Roman" w:cs="Times New Roman"/>
+          <w:color w:val="000000"/>
+          <w:kern w:val="0"/>
+          <w:lang w:eastAsia="ru-RU"/>
+          <w14:ligatures w14:val="none"/>
+        </w:rPr>
+        <w:t xml:space="preserve">Генерация новых писем с помощью </w:t>
+      </w:r>
+      <w:r>
+        <w:rPr>
+          <w:rFonts w:ascii="Times New Roman" w:eastAsia="Times New Roman" w:hAnsi="Times New Roman" w:cs="Times New Roman"/>
+          <w:color w:val="000000"/>
+          <w:kern w:val="0"/>
+          <w:lang w:val="en-US" w:eastAsia="ru-RU"/>
+          <w14:ligatures w14:val="none"/>
+        </w:rPr>
+        <w:t>LLM</w:t>
+      </w:r>
+      <w:r>
+        <w:rPr>
+          <w:rFonts w:ascii="Times New Roman" w:eastAsia="Times New Roman" w:hAnsi="Times New Roman" w:cs="Times New Roman"/>
+          <w:color w:val="000000"/>
+          <w:kern w:val="0"/>
+          <w:lang w:eastAsia="ru-RU"/>
+          <w14:ligatures w14:val="none"/>
+        </w:rPr>
+        <w:t>. Выбрана модель</w:t>
+      </w:r>
+      <w:r>
+        <w:rPr>
+          <w:rFonts w:ascii="Times New Roman" w:eastAsia="Times New Roman" w:hAnsi="Times New Roman" w:cs="Times New Roman"/>
+          <w:color w:val="000000"/>
+          <w:kern w:val="0"/>
+          <w:lang w:eastAsia="ru-RU"/>
+          <w14:ligatures w14:val="none"/>
+        </w:rPr>
+        <w:t xml:space="preserve"> Qwen на 32 миллиарда параметров в квантизованном виде</w:t>
+      </w:r>
+      <w:r>
+        <w:rPr>
+          <w:rFonts w:ascii="Times New Roman" w:eastAsia="Times New Roman" w:hAnsi="Times New Roman" w:cs="Times New Roman"/>
+          <w:color w:val="000000"/>
+          <w:kern w:val="0"/>
+          <w:lang w:eastAsia="ru-RU"/>
+          <w14:ligatures w14:val="none"/>
+        </w:rPr>
+        <w:t xml:space="preserve"> и</w:t>
+      </w:r>
+      <w:r>
+        <w:rPr>
+          <w:rFonts w:ascii="Times New Roman" w:eastAsia="Times New Roman" w:hAnsi="Times New Roman" w:cs="Times New Roman"/>
+          <w:color w:val="000000"/>
+          <w:kern w:val="0"/>
+          <w:lang w:eastAsia="ru-RU"/>
+          <w14:ligatures w14:val="none"/>
+        </w:rPr>
+        <w:t xml:space="preserve"> фреймворк vLLM</w:t>
+      </w:r>
+      <w:r>
+        <w:rPr>
+          <w:rFonts w:ascii="Times New Roman" w:eastAsia="Times New Roman" w:hAnsi="Times New Roman" w:cs="Times New Roman"/>
+          <w:color w:val="000000"/>
+          <w:kern w:val="0"/>
+          <w:lang w:eastAsia="ru-RU"/>
+          <w14:ligatures w14:val="none"/>
+        </w:rPr>
+        <w:t xml:space="preserve"> для ускоренной паралельной обработки</w:t>
+      </w:r>
+      <w:r>
+        <w:rPr>
+          <w:rFonts w:ascii="Times New Roman" w:eastAsia="Times New Roman" w:hAnsi="Times New Roman" w:cs="Times New Roman"/>
+          <w:color w:val="000000"/>
+          <w:kern w:val="0"/>
+          <w:lang w:eastAsia="ru-RU"/>
+          <w14:ligatures w14:val="none"/>
+        </w:rPr>
+        <w:t xml:space="preserve">. </w:t>
+      </w:r>
+    </w:p>
+    <w:p>
+      <w:pPr>
+        <w:spacing w:before="100" w:beforeAutospacing="1" w:after="100" w:afterAutospacing="1" w:line="240" w:lineRule="auto"/>
+        <w:rPr>
+          <w:rFonts w:ascii="Times New Roman" w:eastAsia="Times New Roman" w:hAnsi="Times New Roman" w:cs="Times New Roman"/>
+          <w:color w:val="000000"/>
+          <w:kern w:val="0"/>
+          <w:lang w:eastAsia="ru-RU"/>
+          <w14:ligatures w14:val="none"/>
+        </w:rPr>
+      </w:pPr>
+      <w:r>
+        <w:rPr>
+          <w:rFonts w:ascii="Times New Roman" w:eastAsia="Times New Roman" w:hAnsi="Times New Roman" w:cs="Times New Roman"/>
+          <w:color w:val="000000"/>
+          <w:kern w:val="0"/>
+          <w:lang w:eastAsia="ru-RU"/>
+          <w14:ligatures w14:val="none"/>
+        </w:rPr>
+        <w:t>Второй этап —</w:t>
+      </w:r>
+      <w:r>
+        <w:rPr>
+          <w:rFonts w:ascii="Times New Roman" w:eastAsia="Times New Roman" w:hAnsi="Times New Roman" w:cs="Times New Roman"/>
+          <w:color w:val="000000"/>
+          <w:kern w:val="0"/>
+          <w:lang w:eastAsia="ru-RU"/>
+          <w14:ligatures w14:val="none"/>
+        </w:rPr>
+        <w:t>от 15 до 34</w:t>
+      </w:r>
+      <w:r>
+        <w:rPr>
+          <w:rFonts w:ascii="Times New Roman" w:eastAsia="Times New Roman" w:hAnsi="Times New Roman" w:cs="Times New Roman"/>
+          <w:color w:val="000000"/>
+          <w:kern w:val="0"/>
+          <w:lang w:eastAsia="ru-RU"/>
+          <w14:ligatures w14:val="none"/>
+        </w:rPr>
+        <w:t xml:space="preserve"> </w:t>
+      </w:r>
+      <w:r>
+        <w:rPr>
+          <w:rFonts w:ascii="Times New Roman" w:eastAsia="Times New Roman" w:hAnsi="Times New Roman" w:cs="Times New Roman"/>
+          <w:color w:val="000000"/>
+          <w:kern w:val="0"/>
+          <w:lang w:eastAsia="ru-RU"/>
+          <w14:ligatures w14:val="none"/>
+        </w:rPr>
+        <w:t>писем</w:t>
+      </w:r>
+      <w:r>
+        <w:rPr>
+          <w:rFonts w:ascii="Times New Roman" w:eastAsia="Times New Roman" w:hAnsi="Times New Roman" w:cs="Times New Roman"/>
+          <w:color w:val="000000"/>
+          <w:kern w:val="0"/>
+          <w:lang w:eastAsia="ru-RU"/>
+          <w14:ligatures w14:val="none"/>
+        </w:rPr>
+        <w:t xml:space="preserve">. Здесь используется парафраз </w:t>
+      </w:r>
+      <w:r>
+        <w:rPr>
+          <w:rFonts w:ascii="Times New Roman" w:eastAsia="Times New Roman" w:hAnsi="Times New Roman" w:cs="Times New Roman"/>
+          <w:color w:val="000000"/>
+          <w:kern w:val="0"/>
+          <w:lang w:eastAsia="ru-RU"/>
+          <w14:ligatures w14:val="none"/>
+        </w:rPr>
+        <w:t>с помощью</w:t>
+      </w:r>
+      <w:r>
+        <w:rPr>
+          <w:rFonts w:ascii="Times New Roman" w:eastAsia="Times New Roman" w:hAnsi="Times New Roman" w:cs="Times New Roman"/>
+          <w:color w:val="000000"/>
+          <w:kern w:val="0"/>
+          <w:lang w:eastAsia="ru-RU"/>
+          <w14:ligatures w14:val="none"/>
+        </w:rPr>
+        <w:t xml:space="preserve"> LLM: модель получает одно конкретное письмо и переписывает его другими словами. Источники выбираются циклически — чтобы каждый оригинал использовался равномерно.</w:t>
+      </w:r>
+    </w:p>
+    <w:p>
+      <w:pPr>
+        <w:spacing w:before="100" w:beforeAutospacing="1" w:after="100" w:afterAutospacing="1" w:line="240" w:lineRule="auto"/>
+        <w:rPr>
+          <w:rFonts w:ascii="Times New Roman" w:eastAsia="Times New Roman" w:hAnsi="Times New Roman" w:cs="Times New Roman"/>
+          <w:color w:val="000000"/>
+          <w:kern w:val="0"/>
+          <w:lang w:eastAsia="ru-RU"/>
+          <w14:ligatures w14:val="none"/>
+        </w:rPr>
+      </w:pPr>
+      <w:r>
+        <w:rPr>
+          <w:rFonts w:ascii="Times New Roman" w:eastAsia="Times New Roman" w:hAnsi="Times New Roman" w:cs="Times New Roman"/>
+          <w:color w:val="000000"/>
+          <w:kern w:val="0"/>
+          <w:lang w:eastAsia="ru-RU"/>
+          <w14:ligatures w14:val="none"/>
+        </w:rPr>
+        <w:t xml:space="preserve">Третий этап — для блоков </w:t>
+      </w:r>
+      <w:r>
+        <w:rPr>
+          <w:rFonts w:ascii="Times New Roman" w:eastAsia="Times New Roman" w:hAnsi="Times New Roman" w:cs="Times New Roman"/>
+          <w:color w:val="000000"/>
+          <w:kern w:val="0"/>
+          <w:lang w:eastAsia="ru-RU"/>
+          <w14:ligatures w14:val="none"/>
+        </w:rPr>
+        <w:t>от</w:t>
+      </w:r>
+      <w:r>
+        <w:rPr>
+          <w:rFonts w:ascii="Times New Roman" w:eastAsia="Times New Roman" w:hAnsi="Times New Roman" w:cs="Times New Roman"/>
+          <w:color w:val="000000"/>
+          <w:kern w:val="0"/>
+          <w:lang w:eastAsia="ru-RU"/>
+          <w14:ligatures w14:val="none"/>
+        </w:rPr>
+        <w:t xml:space="preserve"> 35</w:t>
+      </w:r>
+      <w:r>
+        <w:rPr>
+          <w:rFonts w:ascii="Times New Roman" w:eastAsia="Times New Roman" w:hAnsi="Times New Roman" w:cs="Times New Roman"/>
+          <w:color w:val="000000"/>
+          <w:kern w:val="0"/>
+          <w:lang w:eastAsia="ru-RU"/>
+          <w14:ligatures w14:val="none"/>
+        </w:rPr>
+        <w:t xml:space="preserve"> до 50 </w:t>
+      </w:r>
+      <w:r>
+        <w:rPr>
+          <w:rFonts w:ascii="Times New Roman" w:eastAsia="Times New Roman" w:hAnsi="Times New Roman" w:cs="Times New Roman"/>
+          <w:color w:val="000000"/>
+          <w:kern w:val="0"/>
+          <w:lang w:eastAsia="ru-RU"/>
+          <w14:ligatures w14:val="none"/>
+        </w:rPr>
+        <w:t>пример</w:t>
+      </w:r>
+      <w:r>
+        <w:rPr>
+          <w:rFonts w:ascii="Times New Roman" w:eastAsia="Times New Roman" w:hAnsi="Times New Roman" w:cs="Times New Roman"/>
+          <w:color w:val="000000"/>
+          <w:kern w:val="0"/>
+          <w:lang w:eastAsia="ru-RU"/>
+          <w14:ligatures w14:val="none"/>
+        </w:rPr>
+        <w:t>ов</w:t>
+      </w:r>
+      <w:r>
+        <w:rPr>
+          <w:rFonts w:ascii="Times New Roman" w:eastAsia="Times New Roman" w:hAnsi="Times New Roman" w:cs="Times New Roman"/>
+          <w:color w:val="000000"/>
+          <w:kern w:val="0"/>
+          <w:lang w:eastAsia="ru-RU"/>
+          <w14:ligatures w14:val="none"/>
+        </w:rPr>
+        <w:t>. Применяется обратный перевод через модель NLLB: русский — английский — русский. Перед переводом плейсхолдер</w:t>
+      </w:r>
+      <w:r>
+        <w:rPr>
+          <w:rFonts w:ascii="Times New Roman" w:eastAsia="Times New Roman" w:hAnsi="Times New Roman" w:cs="Times New Roman"/>
+          <w:color w:val="000000"/>
+          <w:kern w:val="0"/>
+          <w:lang w:eastAsia="ru-RU"/>
+          <w14:ligatures w14:val="none"/>
+        </w:rPr>
+        <w:t xml:space="preserve">ы </w:t>
+      </w:r>
+      <w:r>
+        <w:rPr>
+          <w:rFonts w:ascii="Times New Roman" w:eastAsia="Times New Roman" w:hAnsi="Times New Roman" w:cs="Times New Roman"/>
+          <w:color w:val="000000"/>
+          <w:kern w:val="0"/>
+          <w:lang w:eastAsia="ru-RU"/>
+          <w14:ligatures w14:val="none"/>
+        </w:rPr>
+        <w:t xml:space="preserve"> </w:t>
+      </w:r>
+      <w:r>
+        <w:rPr>
+          <w:rFonts w:ascii="Times New Roman" w:eastAsia="Times New Roman" w:hAnsi="Times New Roman" w:cs="Times New Roman"/>
+          <w:color w:val="000000"/>
+          <w:kern w:val="0"/>
+          <w:lang w:eastAsia="ru-RU"/>
+          <w14:ligatures w14:val="none"/>
+        </w:rPr>
+        <w:t>заменялись на теги</w:t>
+      </w:r>
+      <w:r>
+        <w:rPr>
+          <w:rFonts w:ascii="Times New Roman" w:eastAsia="Times New Roman" w:hAnsi="Times New Roman" w:cs="Times New Roman"/>
+          <w:color w:val="000000"/>
+          <w:kern w:val="0"/>
+          <w:lang w:eastAsia="ru-RU"/>
+          <w14:ligatures w14:val="none"/>
+        </w:rPr>
+        <w:t>, чтобы модель перевода их не иска</w:t>
+      </w:r>
+      <w:r>
+        <w:rPr>
+          <w:rFonts w:ascii="Times New Roman" w:eastAsia="Times New Roman" w:hAnsi="Times New Roman" w:cs="Times New Roman"/>
+          <w:color w:val="000000"/>
+          <w:kern w:val="0"/>
+          <w:lang w:eastAsia="ru-RU"/>
+          <w14:ligatures w14:val="none"/>
+        </w:rPr>
+        <w:t>жа</w:t>
+      </w:r>
+      <w:r>
+        <w:rPr>
+          <w:rFonts w:ascii="Times New Roman" w:eastAsia="Times New Roman" w:hAnsi="Times New Roman" w:cs="Times New Roman"/>
+          <w:color w:val="000000"/>
+          <w:kern w:val="0"/>
+          <w:lang w:eastAsia="ru-RU"/>
+          <w14:ligatures w14:val="none"/>
+        </w:rPr>
+        <w:t>ла.</w:t>
+      </w:r>
+    </w:p>
+    <w:p>
+      <w:pPr>
+        <w:spacing w:before="100" w:beforeAutospacing="1" w:after="100" w:afterAutospacing="1" w:line="240" w:lineRule="auto"/>
+        <w:rPr>
+          <w:rFonts w:ascii="Times New Roman" w:eastAsia="Times New Roman" w:hAnsi="Times New Roman" w:cs="Times New Roman"/>
+          <w:color w:val="000000"/>
+          <w:kern w:val="0"/>
+          <w:lang w:eastAsia="ru-RU"/>
+          <w14:ligatures w14:val="none"/>
+        </w:rPr>
+      </w:pPr>
+      <w:r>
+        <w:rPr>
+          <w:rFonts w:ascii="Times New Roman" w:eastAsia="Times New Roman" w:hAnsi="Times New Roman" w:cs="Times New Roman"/>
+          <w:color w:val="000000"/>
+          <w:kern w:val="0"/>
           <w:lang w:eastAsia="ru-RU"/>
           <w14:ligatures w14:val="none"/>
         </w:rPr>
         <w:lastRenderedPageBreak/>
-        <w:t xml:space="preserve">Первый этап — для блоков с менее чем 15 </w:t>
-      </w:r>
-      <w:r>
-        <w:rPr>
-          <w:rFonts w:ascii="Times New Roman" w:eastAsia="Times New Roman" w:hAnsi="Times New Roman" w:cs="Times New Roman"/>
-          <w:color w:val="000000"/>
-          <w:kern w:val="0"/>
-          <w:highlight w:val="yellow"/>
-          <w:lang w:eastAsia="ru-RU"/>
-          <w14:ligatures w14:val="none"/>
-        </w:rPr>
-        <w:t>письмами</w:t>
-      </w:r>
-      <w:r>
-        <w:rPr>
-          <w:rFonts w:ascii="Times New Roman" w:eastAsia="Times New Roman" w:hAnsi="Times New Roman" w:cs="Times New Roman"/>
-          <w:color w:val="000000"/>
-          <w:kern w:val="0"/>
-          <w:highlight w:val="yellow"/>
-          <w:lang w:eastAsia="ru-RU"/>
-          <w14:ligatures w14:val="none"/>
-        </w:rPr>
-        <w:t>. Здесь применяется генерация принципиально новых писем с помощью LLM. Используется модель Qwen на 32 миллиарда параметров в квантизованном виде, инференс через фреймворк vLLM</w:t>
-      </w:r>
-      <w:r>
-        <w:rPr>
-          <w:rFonts w:ascii="Times New Roman" w:eastAsia="Times New Roman" w:hAnsi="Times New Roman" w:cs="Times New Roman"/>
-          <w:color w:val="000000"/>
-          <w:kern w:val="0"/>
-          <w:highlight w:val="yellow"/>
-          <w:lang w:eastAsia="ru-RU"/>
-          <w14:ligatures w14:val="none"/>
-        </w:rPr>
-        <w:t xml:space="preserve"> для ускоренной паралельной обработки</w:t>
-      </w:r>
-      <w:r>
-        <w:rPr>
-          <w:rFonts w:ascii="Times New Roman" w:eastAsia="Times New Roman" w:hAnsi="Times New Roman" w:cs="Times New Roman"/>
-          <w:color w:val="000000"/>
-          <w:kern w:val="0"/>
-          <w:highlight w:val="yellow"/>
-          <w:lang w:eastAsia="ru-RU"/>
-          <w14:ligatures w14:val="none"/>
-        </w:rPr>
-        <w:t>. Каждый промпт содержит уникальную случайную комбинацию из 5 реальных примеров, что повышает разнообразие. Генерация идёт с пятикратным запасом — потому что значительная часть текстов отсеивается на этапе фильтрации.</w:t>
-      </w:r>
-    </w:p>
-    <w:p>
-      <w:pPr>
-        <w:spacing w:before="100" w:beforeAutospacing="1" w:after="100" w:afterAutospacing="1" w:line="240" w:lineRule="auto"/>
-        <w:rPr>
-          <w:rFonts w:ascii="Times New Roman" w:eastAsia="Times New Roman" w:hAnsi="Times New Roman" w:cs="Times New Roman"/>
-          <w:color w:val="000000"/>
-          <w:kern w:val="0"/>
-          <w:highlight w:val="yellow"/>
-          <w:lang w:eastAsia="ru-RU"/>
-          <w14:ligatures w14:val="none"/>
-        </w:rPr>
-      </w:pPr>
-      <w:r>
-        <w:rPr>
-          <w:rFonts w:ascii="Times New Roman" w:eastAsia="Times New Roman" w:hAnsi="Times New Roman" w:cs="Times New Roman"/>
-          <w:color w:val="000000"/>
-          <w:kern w:val="0"/>
-          <w:highlight w:val="yellow"/>
-          <w:lang w:eastAsia="ru-RU"/>
-          <w14:ligatures w14:val="none"/>
-        </w:rPr>
-        <w:t xml:space="preserve">Второй этап — для блоков </w:t>
-      </w:r>
-      <w:r>
-        <w:rPr>
-          <w:rFonts w:ascii="Times New Roman" w:eastAsia="Times New Roman" w:hAnsi="Times New Roman" w:cs="Times New Roman"/>
-          <w:color w:val="000000"/>
-          <w:kern w:val="0"/>
-          <w:highlight w:val="yellow"/>
-          <w:lang w:eastAsia="ru-RU"/>
-          <w14:ligatures w14:val="none"/>
-        </w:rPr>
-        <w:t>от 15 до 34</w:t>
-      </w:r>
-      <w:r>
-        <w:rPr>
-          <w:rFonts w:ascii="Times New Roman" w:eastAsia="Times New Roman" w:hAnsi="Times New Roman" w:cs="Times New Roman"/>
-          <w:color w:val="000000"/>
-          <w:kern w:val="0"/>
-          <w:highlight w:val="yellow"/>
-          <w:lang w:eastAsia="ru-RU"/>
-          <w14:ligatures w14:val="none"/>
-        </w:rPr>
-        <w:t xml:space="preserve"> </w:t>
-      </w:r>
-      <w:r>
-        <w:rPr>
-          <w:rFonts w:ascii="Times New Roman" w:eastAsia="Times New Roman" w:hAnsi="Times New Roman" w:cs="Times New Roman"/>
-          <w:color w:val="000000"/>
-          <w:kern w:val="0"/>
-          <w:highlight w:val="yellow"/>
-          <w:lang w:eastAsia="ru-RU"/>
-          <w14:ligatures w14:val="none"/>
-        </w:rPr>
-        <w:t>писем</w:t>
-      </w:r>
-      <w:r>
-        <w:rPr>
-          <w:rFonts w:ascii="Times New Roman" w:eastAsia="Times New Roman" w:hAnsi="Times New Roman" w:cs="Times New Roman"/>
-          <w:color w:val="000000"/>
-          <w:kern w:val="0"/>
-          <w:highlight w:val="yellow"/>
-          <w:lang w:eastAsia="ru-RU"/>
-          <w14:ligatures w14:val="none"/>
-        </w:rPr>
-        <w:t>. Здесь используется парафраз через ту же LLM: модель получает одно конкретное письмо и переписывает его другими словами. Источники выбираются циклически — чтобы каждый оригинал использовался равномерно.</w:t>
-      </w:r>
-    </w:p>
-    <w:p>
-      <w:pPr>
-        <w:spacing w:before="100" w:beforeAutospacing="1" w:after="100" w:afterAutospacing="1" w:line="240" w:lineRule="auto"/>
-        <w:rPr>
-          <w:rFonts w:ascii="Times New Roman" w:eastAsia="Times New Roman" w:hAnsi="Times New Roman" w:cs="Times New Roman"/>
-          <w:color w:val="000000"/>
-          <w:kern w:val="0"/>
-          <w:lang w:eastAsia="ru-RU"/>
-          <w14:ligatures w14:val="none"/>
-        </w:rPr>
-      </w:pPr>
-      <w:r>
-        <w:rPr>
-          <w:rFonts w:ascii="Times New Roman" w:eastAsia="Times New Roman" w:hAnsi="Times New Roman" w:cs="Times New Roman"/>
-          <w:color w:val="000000"/>
-          <w:kern w:val="0"/>
-          <w:highlight w:val="yellow"/>
-          <w:lang w:eastAsia="ru-RU"/>
-          <w14:ligatures w14:val="none"/>
-        </w:rPr>
-        <w:t>Третий этап — для блоков с 35–49 примерами. Применяется обратный перевод через модель NLLB: русский — английский — русский. Перед переводом NER-плейсхолдеры маскируются специальными тегами, чтобы модель перевода их не исказила.</w:t>
-      </w:r>
-    </w:p>
-    <w:p>
-      <w:pPr>
-        <w:spacing w:before="100" w:beforeAutospacing="1" w:after="100" w:afterAutospacing="1" w:line="240" w:lineRule="auto"/>
-        <w:rPr>
-          <w:rFonts w:ascii="Times New Roman" w:eastAsia="Times New Roman" w:hAnsi="Times New Roman" w:cs="Times New Roman"/>
-          <w:color w:val="000000"/>
-          <w:kern w:val="0"/>
-          <w:lang w:eastAsia="ru-RU"/>
-          <w14:ligatures w14:val="none"/>
-        </w:rPr>
-      </w:pPr>
-      <w:r>
-        <w:rPr>
-          <w:rFonts w:ascii="Times New Roman" w:eastAsia="Times New Roman" w:hAnsi="Times New Roman" w:cs="Times New Roman"/>
-          <w:color w:val="000000"/>
-          <w:kern w:val="0"/>
-          <w:lang w:eastAsia="ru-RU"/>
-          <w14:ligatures w14:val="none"/>
-        </w:rPr>
-        <w:t>После каждого этапа группы пересчитываются. Целевой результат — не менее 50 примеров на класс.</w:t>
+        <w:t xml:space="preserve">На каждой итерации сгенерированные данные проходят валидацию. </w:t>
+      </w:r>
+      <w:r>
+        <w:rPr>
+          <w:rFonts w:ascii="Times New Roman" w:eastAsia="Times New Roman" w:hAnsi="Times New Roman" w:cs="Times New Roman"/>
+          <w:color w:val="000000"/>
+          <w:kern w:val="0"/>
+          <w:lang w:eastAsia="ru-RU"/>
+          <w14:ligatures w14:val="none"/>
+        </w:rPr>
+        <w:t>По итогам аугментации каждый класс содржит не менее 50 писем.</w:t>
       </w:r>
     </w:p>
     <w:p>
@@ -1994,7 +2362,7 @@
         </w:rPr>
       </w:pPr>
       <w:r>
-        <w:pict w14:anchorId="476CD4AB">
+        <w:pict w14:anchorId="67F48550">
           <v:rect id="Horizontal Line 6" o:spid="_x0000_s1032" alt="" style="width:467.75pt;height:.05pt;visibility:visible;mso-wrap-style:square;mso-width-percent:0;mso-height-percent:0;mso-left-percent:-10001;mso-top-percent:-10001;mso-position-horizontal:absolute;mso-position-horizontal-relative:char;mso-position-vertical:absolute;mso-position-vertical-relative:line;mso-width-percent:0;mso-height-percent:0;mso-left-percent:-10001;mso-top-percent:-10001;v-text-anchor:top" filled="f">
             <o:lock v:ext="edit" rotation="t" aspectratio="t" verticies="t" text="t" shapetype="t"/>
             <w10:anchorlock/>
@@ -2023,7 +2391,7 @@
           <w:lang w:eastAsia="ru-RU"/>
           <w14:ligatures w14:val="none"/>
         </w:rPr>
-        <w:t>Слайд 6 — Система валидации и LLM-судья (~50 сек)</w:t>
+        <w:t xml:space="preserve">Слайд </w:t>
       </w:r>
       <w:r>
         <w:rPr>
@@ -2035,6 +2403,30 @@
           <w:lang w:eastAsia="ru-RU"/>
           <w14:ligatures w14:val="none"/>
         </w:rPr>
+        <w:t>7</w:t>
+      </w:r>
+      <w:r>
+        <w:rPr>
+          <w:rFonts w:ascii="Times New Roman" w:eastAsia="Times New Roman" w:hAnsi="Times New Roman" w:cs="Times New Roman"/>
+          <w:b/>
+          <w:bCs/>
+          <w:color w:val="000000"/>
+          <w:kern w:val="0"/>
+          <w:lang w:eastAsia="ru-RU"/>
+          <w14:ligatures w14:val="none"/>
+        </w:rPr>
+        <w:t xml:space="preserve"> — Система валидации и LLM-судья (~50 сек)</w:t>
+      </w:r>
+      <w:r>
+        <w:rPr>
+          <w:rFonts w:ascii="Times New Roman" w:eastAsia="Times New Roman" w:hAnsi="Times New Roman" w:cs="Times New Roman"/>
+          <w:b/>
+          <w:bCs/>
+          <w:color w:val="000000"/>
+          <w:kern w:val="0"/>
+          <w:lang w:eastAsia="ru-RU"/>
+          <w14:ligatures w14:val="none"/>
+        </w:rPr>
         <w:t xml:space="preserve"> поработать над слайдом</w:t>
       </w:r>
     </w:p>
@@ -2057,17 +2449,37 @@
           <w:lang w:eastAsia="ru-RU"/>
           <w14:ligatures w14:val="none"/>
         </w:rPr>
-        <w:t>В продолжении пайплайна</w:t>
-      </w:r>
-      <w:r>
-        <w:rPr>
-          <w:rFonts w:ascii="Times New Roman" w:eastAsia="Times New Roman" w:hAnsi="Times New Roman" w:cs="Times New Roman"/>
-          <w:color w:val="000000"/>
-          <w:kern w:val="0"/>
-          <w:lang w:eastAsia="ru-RU"/>
-          <w14:ligatures w14:val="none"/>
-        </w:rPr>
-        <w:t xml:space="preserve"> реализована двухуровневая система контроля качества.</w:t>
+        <w:t>Данные проходят через</w:t>
+      </w:r>
+      <w:r>
+        <w:rPr>
+          <w:rFonts w:ascii="Times New Roman" w:eastAsia="Times New Roman" w:hAnsi="Times New Roman" w:cs="Times New Roman"/>
+          <w:color w:val="000000"/>
+          <w:kern w:val="0"/>
+          <w:lang w:eastAsia="ru-RU"/>
+          <w14:ligatures w14:val="none"/>
+        </w:rPr>
+        <w:t xml:space="preserve"> двухуровнев</w:t>
+      </w:r>
+      <w:r>
+        <w:rPr>
+          <w:rFonts w:ascii="Times New Roman" w:eastAsia="Times New Roman" w:hAnsi="Times New Roman" w:cs="Times New Roman"/>
+          <w:color w:val="000000"/>
+          <w:kern w:val="0"/>
+          <w:lang w:eastAsia="ru-RU"/>
+          <w14:ligatures w14:val="none"/>
+        </w:rPr>
+        <w:t xml:space="preserve">ую </w:t>
+      </w:r>
+      <w:r>
+        <w:rPr>
+          <w:rFonts w:ascii="Times New Roman" w:eastAsia="Times New Roman" w:hAnsi="Times New Roman" w:cs="Times New Roman"/>
+          <w:color w:val="000000"/>
+          <w:kern w:val="0"/>
+          <w:lang w:eastAsia="ru-RU"/>
+          <w14:ligatures w14:val="none"/>
+        </w:rPr>
+        <w:t>система контроля качества.</w:t>
       </w:r>
     </w:p>
     <w:p>
@@ -2089,7 +2501,18 @@
           <w:lang w:eastAsia="ru-RU"/>
           <w14:ligatures w14:val="none"/>
         </w:rPr>
-        <w:t>Первый уровень — цепочка из семи автоматических фильтров, расположенных от дешёвых к дорогим. Сначала отсеиваются точные дубликаты, затем слишком короткие тексты, тексты не на русском языке, вырожденные генерации с циклическими повторами, иероглифы как артефакт модели Qwen, промпт-утечки — когда модель вместо письма описывает полученное задание. Последний фильтр — косинусное сходство через SBERT: текст не должен быть ни слишком похож на оригинал, ни слишком далёк от класса.</w:t>
+        <w:t xml:space="preserve">Первый уровень — цепочка из семи автоматических фильтров, расположенных от дешёвых к дорогим. Сначала отсеиваются точные дубликаты, затем слишком короткие тексты, тексты не на русском языке, вырожденные генерации с циклическими повторами, иероглифы как артефакт модели Qwen, промпт-утечки — когда модель вместо письма описывает полученное задание. Последний фильтр — косинусное сходство через SBERT: </w:t>
+      </w:r>
+      <w:r>
+        <w:rPr>
+          <w:rFonts w:ascii="Times New Roman" w:eastAsia="Times New Roman" w:hAnsi="Times New Roman" w:cs="Times New Roman"/>
+          <w:color w:val="000000"/>
+          <w:kern w:val="0"/>
+          <w:highlight w:val="yellow"/>
+          <w:lang w:eastAsia="ru-RU"/>
+          <w14:ligatures w14:val="none"/>
+        </w:rPr>
+        <w:t>текст не должен быть ни слишком похож на оригинал, ни слишком далёк от класса.</w:t>
       </w:r>
     </w:p>
     <w:p>
@@ -2111,17 +2534,89 @@
           <w:lang w:eastAsia="ru-RU"/>
           <w14:ligatures w14:val="none"/>
         </w:rPr>
-        <w:t>Второй уровень — LLM-судья. Та же модель Qwen с низкой температурой оценивает каждый текст по шкале от 1 до 10. Для генерации — по четырём критериям: естественность, связность, соответствие классу и полнота. Для парафраза — сохранение смысла и степень переформулировки. Порог отсечения — 5 баллов. Из пятикратного запаса отбираются лучшие</w:t>
-      </w:r>
-      <w:r>
-        <w:rPr>
-          <w:rFonts w:ascii="Times New Roman" w:eastAsia="Times New Roman" w:hAnsi="Times New Roman" w:cs="Times New Roman"/>
-          <w:color w:val="000000"/>
-          <w:kern w:val="0"/>
-          <w:lang w:eastAsia="ru-RU"/>
-          <w14:ligatures w14:val="none"/>
-        </w:rPr>
-        <w:t xml:space="preserve"> кандидаты</w:t>
+        <w:t xml:space="preserve">Второй уровень — LLM-судья. Та же модель с низкой температурой оценивает каждый текст по шкале от 1 до 10. </w:t>
+      </w:r>
+      <w:r>
+        <w:rPr>
+          <w:rFonts w:ascii="Times New Roman" w:eastAsia="Times New Roman" w:hAnsi="Times New Roman" w:cs="Times New Roman"/>
+          <w:color w:val="000000"/>
+          <w:kern w:val="0"/>
+          <w:lang w:eastAsia="ru-RU"/>
+          <w14:ligatures w14:val="none"/>
+        </w:rPr>
+        <w:t>Критерии оценки для генерации</w:t>
+      </w:r>
+      <w:r>
+        <w:rPr>
+          <w:rFonts w:ascii="Times New Roman" w:eastAsia="Times New Roman" w:hAnsi="Times New Roman" w:cs="Times New Roman"/>
+          <w:color w:val="000000"/>
+          <w:kern w:val="0"/>
+          <w:lang w:eastAsia="ru-RU"/>
+          <w14:ligatures w14:val="none"/>
+        </w:rPr>
+        <w:t>: естественность, связность, соответствие классу и полнота. Для парафраза — сохранение смысла и степень переформулировки</w:t>
+      </w:r>
+      <w:r>
+        <w:rPr>
+          <w:rFonts w:ascii="Times New Roman" w:eastAsia="Times New Roman" w:hAnsi="Times New Roman" w:cs="Times New Roman"/>
+          <w:color w:val="000000"/>
+          <w:kern w:val="0"/>
+          <w:lang w:eastAsia="ru-RU"/>
+          <w14:ligatures w14:val="none"/>
+        </w:rPr>
+        <w:t>,</w:t>
+      </w:r>
+      <w:r>
+        <w:rPr>
+          <w:rFonts w:ascii="Times New Roman" w:eastAsia="Times New Roman" w:hAnsi="Times New Roman" w:cs="Times New Roman"/>
+          <w:color w:val="000000"/>
+          <w:kern w:val="0"/>
+          <w:lang w:eastAsia="ru-RU"/>
+          <w14:ligatures w14:val="none"/>
+        </w:rPr>
+        <w:t xml:space="preserve"> полнота деталей</w:t>
+      </w:r>
+      <w:r>
+        <w:rPr>
+          <w:rFonts w:ascii="Times New Roman" w:eastAsia="Times New Roman" w:hAnsi="Times New Roman" w:cs="Times New Roman"/>
+          <w:color w:val="000000"/>
+          <w:kern w:val="0"/>
+          <w:lang w:eastAsia="ru-RU"/>
+          <w14:ligatures w14:val="none"/>
+        </w:rPr>
+        <w:t>. Порог отсечения — 5 баллов.</w:t>
+      </w:r>
+    </w:p>
+    <w:p>
+      <w:pPr>
+        <w:spacing w:before="100" w:beforeAutospacing="1" w:after="100" w:afterAutospacing="1" w:line="240" w:lineRule="auto"/>
+        <w:rPr>
+          <w:rFonts w:ascii="Times New Roman" w:eastAsia="Times New Roman" w:hAnsi="Times New Roman" w:cs="Times New Roman"/>
+          <w:color w:val="000000"/>
+          <w:kern w:val="0"/>
+          <w:lang w:eastAsia="ru-RU"/>
+          <w14:ligatures w14:val="none"/>
+        </w:rPr>
+      </w:pPr>
+      <w:r>
+        <w:rPr>
+          <w:rFonts w:ascii="Times New Roman" w:eastAsia="Times New Roman" w:hAnsi="Times New Roman" w:cs="Times New Roman"/>
+          <w:color w:val="000000"/>
+          <w:kern w:val="0"/>
+          <w:lang w:eastAsia="ru-RU"/>
+          <w14:ligatures w14:val="none"/>
+        </w:rPr>
+        <w:t xml:space="preserve"> </w:t>
+      </w:r>
+      <w:r>
+        <w:rPr>
+          <w:rFonts w:ascii="Times New Roman" w:eastAsia="Times New Roman" w:hAnsi="Times New Roman" w:cs="Times New Roman"/>
+          <w:color w:val="000000"/>
+          <w:kern w:val="0"/>
+          <w:lang w:eastAsia="ru-RU"/>
+          <w14:ligatures w14:val="none"/>
+        </w:rPr>
+        <w:t>Если кандидатов больше чем требуется – отбираются лучшие</w:t>
       </w:r>
       <w:r>
         <w:rPr>
@@ -2145,7 +2640,7 @@
         </w:rPr>
       </w:pPr>
       <w:r>
-        <w:pict w14:anchorId="68EB9E74">
+        <w:pict w14:anchorId="144F7EC5">
           <v:rect id="Horizontal Line 7" o:spid="_x0000_s1031" alt="" style="width:467.75pt;height:.05pt;visibility:visible;mso-wrap-style:square;mso-width-percent:0;mso-height-percent:0;mso-left-percent:-10001;mso-top-percent:-10001;mso-position-horizontal:absolute;mso-position-horizontal-relative:char;mso-position-vertical:absolute;mso-position-vertical-relative:line;mso-width-percent:0;mso-height-percent:0;mso-left-percent:-10001;mso-top-percent:-10001;v-text-anchor:top" filled="f">
             <o:lock v:ext="edit" rotation="t" aspectratio="t" verticies="t" text="t" shapetype="t"/>
             <w10:anchorlock/>
@@ -2158,15 +2653,6 @@
         <w:spacing w:before="100" w:beforeAutospacing="1" w:after="100" w:afterAutospacing="1" w:line="240" w:lineRule="auto"/>
         <w:rPr>
           <w:rFonts w:ascii="Times New Roman" w:eastAsia="Times New Roman" w:hAnsi="Times New Roman" w:cs="Times New Roman"/>
-          <w:color w:val="000000"/>
-          <w:kern w:val="0"/>
-          <w:lang w:eastAsia="ru-RU"/>
-          <w14:ligatures w14:val="none"/>
-        </w:rPr>
-      </w:pPr>
-      <w:r>
-        <w:rPr>
-          <w:rFonts w:ascii="Times New Roman" w:eastAsia="Times New Roman" w:hAnsi="Times New Roman" w:cs="Times New Roman"/>
           <w:b/>
           <w:bCs/>
           <w:color w:val="000000"/>
@@ -2174,6 +2660,17 @@
           <w:lang w:eastAsia="ru-RU"/>
           <w14:ligatures w14:val="none"/>
         </w:rPr>
+      </w:pPr>
+      <w:r>
+        <w:rPr>
+          <w:rFonts w:ascii="Times New Roman" w:eastAsia="Times New Roman" w:hAnsi="Times New Roman" w:cs="Times New Roman"/>
+          <w:b/>
+          <w:bCs/>
+          <w:color w:val="000000"/>
+          <w:kern w:val="0"/>
+          <w:lang w:eastAsia="ru-RU"/>
+          <w14:ligatures w14:val="none"/>
+        </w:rPr>
         <w:t>Слайд 7 — Инфраструктурные решения (~30 сек)</w:t>
       </w:r>
     </w:p>
@@ -2196,7 +2693,7 @@
           <w:lang w:eastAsia="ru-RU"/>
           <w14:ligatures w14:val="none"/>
         </w:rPr>
-        <w:t>Пайплайн работает на арендуемых GPU, где сессии могут прерываться. Поэтому реализована система чекпоинтов — результаты сохраняются после обработки каждого класса, и при перезапуске работа продолжается с последнего сохранённого места.</w:t>
+        <w:t>Модульная архитектура — каждый компонент реализован как самостоятельный Python-модуль и подключается в общий пайплайн. Это позволяет легко расширять функционал, добавляя новые модули или переиспользуя существующие.</w:t>
       </w:r>
     </w:p>
     <w:p>
@@ -2218,7 +2715,135 @@
           <w:lang w:eastAsia="ru-RU"/>
           <w14:ligatures w14:val="none"/>
         </w:rPr>
-        <w:t>Для адаптации под разное оборудование реализованы GPU-профили: для слабых карт загружается облегчённая модель перевода, для мощных — полная.</w:t>
+        <w:t>Система чекпоинтов сохраняет промежуточные результаты расчётов — при сбое или обрыве связи вычисления продолжаются с последней сохранённой точки, а не с начала.</w:t>
+      </w:r>
+      <w:r>
+        <w:rPr>
+          <w:rFonts w:ascii="-webkit-standard" w:hAnsi="-webkit-standard"/>
+          <w:color w:val="000000"/>
+          <w:sz w:val="27"/>
+          <w:szCs w:val="27"/>
+        </w:rPr>
+        <w:br/>
+      </w:r>
+      <w:r>
+        <w:rPr>
+          <w:rFonts w:ascii="-webkit-standard" w:hAnsi="-webkit-standard"/>
+          <w:color w:val="000000"/>
+          <w:sz w:val="27"/>
+          <w:szCs w:val="27"/>
+        </w:rPr>
+        <w:br/>
+      </w:r>
+      <w:r>
+        <w:rPr>
+          <w:rFonts w:ascii="Times New Roman" w:eastAsia="Times New Roman" w:hAnsi="Times New Roman" w:cs="Times New Roman"/>
+          <w:color w:val="000000"/>
+          <w:kern w:val="0"/>
+          <w:lang w:eastAsia="ru-RU"/>
+          <w14:ligatures w14:val="none"/>
+        </w:rPr>
+        <w:t>Для каждой модели предусмотрен отдельный JSON-файл</w:t>
+      </w:r>
+      <w:r>
+        <w:rPr>
+          <w:rFonts w:ascii="Times New Roman" w:eastAsia="Times New Roman" w:hAnsi="Times New Roman" w:cs="Times New Roman"/>
+          <w:color w:val="000000"/>
+          <w:kern w:val="0"/>
+          <w:lang w:eastAsia="ru-RU"/>
+          <w14:ligatures w14:val="none"/>
+        </w:rPr>
+        <w:t xml:space="preserve">, </w:t>
+      </w:r>
+      <w:r>
+        <w:rPr>
+          <w:rFonts w:ascii="Times New Roman" w:eastAsia="Times New Roman" w:hAnsi="Times New Roman" w:cs="Times New Roman"/>
+          <w:color w:val="000000"/>
+          <w:kern w:val="0"/>
+          <w:lang w:eastAsia="ru-RU"/>
+          <w14:ligatures w14:val="none"/>
+        </w:rPr>
+        <w:t>там хран</w:t>
+      </w:r>
+      <w:r>
+        <w:rPr>
+          <w:rFonts w:ascii="Times New Roman" w:eastAsia="Times New Roman" w:hAnsi="Times New Roman" w:cs="Times New Roman"/>
+          <w:color w:val="000000"/>
+          <w:kern w:val="0"/>
+          <w:lang w:eastAsia="ru-RU"/>
+          <w14:ligatures w14:val="none"/>
+        </w:rPr>
+        <w:t>и</w:t>
+      </w:r>
+      <w:r>
+        <w:rPr>
+          <w:rFonts w:ascii="Times New Roman" w:eastAsia="Times New Roman" w:hAnsi="Times New Roman" w:cs="Times New Roman"/>
+          <w:color w:val="000000"/>
+          <w:kern w:val="0"/>
+          <w:lang w:eastAsia="ru-RU"/>
+          <w14:ligatures w14:val="none"/>
+        </w:rPr>
+        <w:t>тся имя модели на HuggingFace, параметры генерации и шаблоны</w:t>
+      </w:r>
+      <w:r>
+        <w:rPr>
+          <w:rFonts w:ascii="Times New Roman" w:eastAsia="Times New Roman" w:hAnsi="Times New Roman" w:cs="Times New Roman"/>
+          <w:color w:val="000000"/>
+          <w:kern w:val="0"/>
+          <w:lang w:eastAsia="ru-RU"/>
+          <w14:ligatures w14:val="none"/>
+        </w:rPr>
+        <w:t xml:space="preserve"> системных</w:t>
+      </w:r>
+      <w:r>
+        <w:rPr>
+          <w:rFonts w:ascii="Times New Roman" w:eastAsia="Times New Roman" w:hAnsi="Times New Roman" w:cs="Times New Roman"/>
+          <w:color w:val="000000"/>
+          <w:kern w:val="0"/>
+          <w:lang w:eastAsia="ru-RU"/>
+          <w14:ligatures w14:val="none"/>
+        </w:rPr>
+        <w:t xml:space="preserve"> промптов. Чтобы добавить новую модель, достаточно </w:t>
+      </w:r>
+      <w:r>
+        <w:rPr>
+          <w:rFonts w:ascii="Times New Roman" w:eastAsia="Times New Roman" w:hAnsi="Times New Roman" w:cs="Times New Roman"/>
+          <w:color w:val="000000"/>
+          <w:kern w:val="0"/>
+          <w:lang w:eastAsia="ru-RU"/>
+          <w14:ligatures w14:val="none"/>
+        </w:rPr>
+        <w:t>добавить</w:t>
+      </w:r>
+      <w:r>
+        <w:rPr>
+          <w:rFonts w:ascii="Times New Roman" w:eastAsia="Times New Roman" w:hAnsi="Times New Roman" w:cs="Times New Roman"/>
+          <w:color w:val="000000"/>
+          <w:kern w:val="0"/>
+          <w:lang w:eastAsia="ru-RU"/>
+          <w14:ligatures w14:val="none"/>
+        </w:rPr>
+        <w:t xml:space="preserve"> файл</w:t>
+      </w:r>
+      <w:r>
+        <w:rPr>
+          <w:rFonts w:ascii="Times New Roman" w:eastAsia="Times New Roman" w:hAnsi="Times New Roman" w:cs="Times New Roman"/>
+          <w:color w:val="000000"/>
+          <w:kern w:val="0"/>
+          <w:lang w:eastAsia="ru-RU"/>
+          <w14:ligatures w14:val="none"/>
+        </w:rPr>
+        <w:t xml:space="preserve"> с параметрами.</w:t>
+      </w:r>
+      <w:r>
+        <w:rPr>
+          <w:rFonts w:ascii="Times New Roman" w:eastAsia="Times New Roman" w:hAnsi="Times New Roman" w:cs="Times New Roman"/>
+          <w:color w:val="000000"/>
+          <w:kern w:val="0"/>
+          <w:lang w:eastAsia="ru-RU"/>
+          <w14:ligatures w14:val="none"/>
+        </w:rPr>
+        <w:t xml:space="preserve"> </w:t>
       </w:r>
     </w:p>
     <w:p>
@@ -2237,34 +2862,61 @@
           <w:rFonts w:ascii="Times New Roman" w:eastAsia="Times New Roman" w:hAnsi="Times New Roman" w:cs="Times New Roman"/>
           <w:color w:val="000000"/>
           <w:kern w:val="0"/>
+          <w:lang w:eastAsia="ru-RU"/>
+          <w14:ligatures w14:val="none"/>
+        </w:rPr>
+        <w:t xml:space="preserve">Так же есть общая конфигурация </w:t>
+      </w:r>
+      <w:r>
+        <w:rPr>
+          <w:rFonts w:ascii="Times New Roman" w:eastAsia="Times New Roman" w:hAnsi="Times New Roman" w:cs="Times New Roman"/>
+          <w:color w:val="000000"/>
+          <w:kern w:val="0"/>
+          <w:lang w:eastAsia="ru-RU"/>
+          <w14:ligatures w14:val="none"/>
+        </w:rPr>
+        <w:t>- пайплайн</w:t>
+      </w:r>
+      <w:r>
+        <w:rPr>
+          <w:rFonts w:ascii="Times New Roman" w:eastAsia="Times New Roman" w:hAnsi="Times New Roman" w:cs="Times New Roman"/>
+          <w:color w:val="000000"/>
+          <w:kern w:val="0"/>
+          <w:lang w:eastAsia="ru-RU"/>
+          <w14:ligatures w14:val="none"/>
+        </w:rPr>
+        <w:t xml:space="preserve"> конфиг</w:t>
+      </w:r>
+      <w:r>
+        <w:rPr>
+          <w:rFonts w:ascii="Times New Roman" w:eastAsia="Times New Roman" w:hAnsi="Times New Roman" w:cs="Times New Roman"/>
+          <w:color w:val="000000"/>
+          <w:kern w:val="0"/>
+          <w:lang w:eastAsia="ru-RU"/>
+          <w14:ligatures w14:val="none"/>
+        </w:rPr>
+        <w:t xml:space="preserve">, где настраиваются параметры каждого этапа, а так же параметр  ГПУ, он автоматически меняет вид моделей, а так же размер батча. </w:t>
+      </w:r>
+      <w:r>
+        <w:rPr>
+          <w:rFonts w:ascii="Times New Roman" w:eastAsia="Times New Roman" w:hAnsi="Times New Roman" w:cs="Times New Roman"/>
+          <w:color w:val="000000"/>
+          <w:kern w:val="0"/>
           <w:highlight w:val="yellow"/>
           <w:lang w:eastAsia="ru-RU"/>
           <w14:ligatures w14:val="none"/>
         </w:rPr>
-        <w:lastRenderedPageBreak/>
-        <w:t>На третьем этапе возникла проблема — модель перевода и модель-судья не помещаются в видеопамять одновременно. Решение — двухфазная архитектура: сначала работает перевод с фильтрацией, затем модели выгружаются и загружается судья для оценки.</w:t>
-      </w:r>
-    </w:p>
-    <w:p>
-      <w:pPr>
-        <w:spacing w:before="100" w:beforeAutospacing="1" w:after="100" w:afterAutospacing="1" w:line="240" w:lineRule="auto"/>
-        <w:rPr>
-          <w:rFonts w:ascii="Times New Roman" w:eastAsia="Times New Roman" w:hAnsi="Times New Roman" w:cs="Times New Roman"/>
-          <w:color w:val="000000"/>
-          <w:kern w:val="0"/>
-          <w:lang w:eastAsia="ru-RU"/>
-          <w14:ligatures w14:val="none"/>
-        </w:rPr>
-      </w:pPr>
-      <w:r>
-        <w:rPr>
-          <w:rFonts w:ascii="Times New Roman" w:eastAsia="Times New Roman" w:hAnsi="Times New Roman" w:cs="Times New Roman"/>
-          <w:color w:val="000000"/>
-          <w:kern w:val="0"/>
-          <w:lang w:eastAsia="ru-RU"/>
-          <w14:ligatures w14:val="none"/>
-        </w:rPr>
-        <w:t>Вся конфигурация вынесена в JSON-файлы, что позволяет менять модель или параметры без модификации кода.</w:t>
+        <w:t>(нужно было для отладки на бесплатных ГПУ)</w:t>
+      </w:r>
+      <w:r>
+        <w:rPr>
+          <w:rFonts w:ascii="Times New Roman" w:eastAsia="Times New Roman" w:hAnsi="Times New Roman" w:cs="Times New Roman"/>
+          <w:color w:val="000000"/>
+          <w:kern w:val="0"/>
+          <w:lang w:eastAsia="ru-RU"/>
+          <w14:ligatures w14:val="none"/>
+        </w:rPr>
+        <w:t>.</w:t>
       </w:r>
     </w:p>
     <w:p>
@@ -2278,7 +2930,7 @@
         </w:rPr>
       </w:pPr>
       <w:r>
-        <w:pict w14:anchorId="17AFF4D8">
+        <w:pict w14:anchorId="6B6B1FBA">
           <v:rect id="Horizontal Line 8" o:spid="_x0000_s1030" alt="" style="width:467.75pt;height:.05pt;visibility:visible;mso-wrap-style:square;mso-width-percent:0;mso-height-percent:0;mso-left-percent:-10001;mso-top-percent:-10001;mso-position-horizontal:absolute;mso-position-horizontal-relative:char;mso-position-vertical:absolute;mso-position-vertical-relative:line;mso-width-percent:0;mso-height-percent:0;mso-left-percent:-10001;mso-top-percent:-10001;v-text-anchor:top" filled="f">
             <o:lock v:ext="edit" rotation="t" aspectratio="t" verticies="t" text="t" shapetype="t"/>
             <w10:anchorlock/>
@@ -2290,6 +2942,73 @@
       <w:pPr>
         <w:spacing w:before="100" w:beforeAutospacing="1" w:after="100" w:afterAutospacing="1" w:line="240" w:lineRule="auto"/>
         <w:rPr>
+          <w:rFonts w:ascii="Times New Roman" w:eastAsia="Times New Roman" w:hAnsi="Times New Roman" w:cs="Times New Roman"/>
+          <w:color w:val="000000"/>
+          <w:kern w:val="0"/>
+          <w:lang w:eastAsia="ru-RU"/>
+          <w14:ligatures w14:val="none"/>
+        </w:rPr>
+      </w:pPr>
+      <w:r>
+        <w:rPr>
+          <w:rFonts w:ascii="Times New Roman" w:eastAsia="Times New Roman" w:hAnsi="Times New Roman" w:cs="Times New Roman"/>
+          <w:b/>
+          <w:bCs/>
+          <w:color w:val="000000"/>
+          <w:kern w:val="0"/>
+          <w:lang w:eastAsia="ru-RU"/>
+          <w14:ligatures w14:val="none"/>
+        </w:rPr>
+        <w:t>Слайд 8 — Результаты аугментации (~35 сек)</w:t>
+      </w:r>
+      <w:r>
+        <w:rPr>
+          <w:rFonts w:ascii="Times New Roman" w:eastAsia="Times New Roman" w:hAnsi="Times New Roman" w:cs="Times New Roman"/>
+          <w:b/>
+          <w:bCs/>
+          <w:color w:val="000000"/>
+          <w:kern w:val="0"/>
+          <w:lang w:eastAsia="ru-RU"/>
+          <w14:ligatures w14:val="none"/>
+        </w:rPr>
+        <w:br/>
+      </w:r>
+      <w:r>
+        <w:rPr>
+          <w:rFonts w:ascii="Times New Roman" w:eastAsia="Times New Roman" w:hAnsi="Times New Roman" w:cs="Times New Roman"/>
+          <w:color w:val="000000"/>
+          <w:kern w:val="0"/>
+          <w:lang w:eastAsia="ru-RU"/>
+          <w14:ligatures w14:val="none"/>
+        </w:rPr>
+        <w:t>Результаты аугментации оценивались на одних и тех же тренировочных данных.</w:t>
+      </w:r>
+      <w:r>
+        <w:rPr>
+          <w:rFonts w:ascii="Times New Roman" w:eastAsia="Times New Roman" w:hAnsi="Times New Roman" w:cs="Times New Roman"/>
+          <w:color w:val="000000"/>
+          <w:kern w:val="0"/>
+          <w:lang w:eastAsia="ru-RU"/>
+          <w14:ligatures w14:val="none"/>
+        </w:rPr>
+        <w:br/>
+        <w:t>Были выбраны три классических модели и две на остове SBERT</w:t>
+      </w:r>
+      <w:r>
+        <w:rPr>
+          <w:rFonts w:ascii="Times New Roman" w:eastAsia="Times New Roman" w:hAnsi="Times New Roman" w:cs="Times New Roman"/>
+          <w:color w:val="000000"/>
+          <w:kern w:val="0"/>
+          <w:lang w:eastAsia="ru-RU"/>
+          <w14:ligatures w14:val="none"/>
+        </w:rPr>
+        <w:t>.</w:t>
+      </w:r>
+    </w:p>
+    <w:p>
+      <w:pPr>
+        <w:spacing w:before="100" w:beforeAutospacing="1" w:after="100" w:afterAutospacing="1" w:line="240" w:lineRule="auto"/>
+        <w:rPr>
           <w:rFonts w:ascii="JetBrains Mono" w:eastAsia="Times New Roman" w:hAnsi="JetBrains Mono" w:cs="JetBrains Mono"/>
           <w:color w:val="1F2328"/>
           <w:kern w:val="0"/>
@@ -2302,119 +3021,72 @@
       <w:r>
         <w:rPr>
           <w:rFonts w:ascii="Times New Roman" w:eastAsia="Times New Roman" w:hAnsi="Times New Roman" w:cs="Times New Roman"/>
-          <w:b/>
-          <w:bCs/>
-          <w:color w:val="000000"/>
-          <w:kern w:val="0"/>
-          <w:lang w:eastAsia="ru-RU"/>
-          <w14:ligatures w14:val="none"/>
-        </w:rPr>
-        <w:t>Слайд 8 — Результаты аугментации (~35 сек)</w:t>
-      </w:r>
-      <w:r>
-        <w:rPr>
-          <w:rFonts w:ascii="Times New Roman" w:eastAsia="Times New Roman" w:hAnsi="Times New Roman" w:cs="Times New Roman"/>
-          <w:b/>
-          <w:bCs/>
-          <w:color w:val="000000"/>
-          <w:kern w:val="0"/>
-          <w:lang w:eastAsia="ru-RU"/>
-          <w14:ligatures w14:val="none"/>
-        </w:rPr>
-        <w:br/>
-      </w:r>
-    </w:p>
-    <w:p>
-      <w:pPr>
-        <w:spacing w:before="100" w:beforeAutospacing="1" w:after="100" w:afterAutospacing="1" w:line="240" w:lineRule="auto"/>
-        <w:rPr>
-          <w:rFonts w:ascii="Times New Roman" w:eastAsia="Times New Roman" w:hAnsi="Times New Roman" w:cs="Times New Roman"/>
-          <w:color w:val="000000"/>
-          <w:kern w:val="0"/>
-          <w:highlight w:val="yellow"/>
-          <w:lang w:eastAsia="ru-RU"/>
-          <w14:ligatures w14:val="none"/>
-        </w:rPr>
-      </w:pPr>
-      <w:r>
-        <w:rPr>
-          <w:rFonts w:ascii="Times New Roman" w:eastAsia="Times New Roman" w:hAnsi="Times New Roman" w:cs="Times New Roman"/>
-          <w:color w:val="000000"/>
-          <w:kern w:val="0"/>
-          <w:highlight w:val="yellow"/>
-          <w:lang w:eastAsia="ru-RU"/>
-          <w14:ligatures w14:val="none"/>
-        </w:rPr>
-        <w:t>Для оценки эффекта аугментации каждая модель обучалась дважды — на исходных и на аугментированных данных. Тестовая выборка одна и та же.</w:t>
-      </w:r>
-    </w:p>
-    <w:p>
-      <w:pPr>
-        <w:spacing w:before="100" w:beforeAutospacing="1" w:after="100" w:afterAutospacing="1" w:line="240" w:lineRule="auto"/>
-        <w:rPr>
-          <w:rFonts w:ascii="Times New Roman" w:eastAsia="Times New Roman" w:hAnsi="Times New Roman" w:cs="Times New Roman"/>
-          <w:color w:val="000000"/>
-          <w:kern w:val="0"/>
-          <w:highlight w:val="yellow"/>
-          <w:lang w:eastAsia="ru-RU"/>
-          <w14:ligatures w14:val="none"/>
-        </w:rPr>
-      </w:pPr>
-      <w:r>
-        <w:rPr>
-          <w:rFonts w:ascii="Times New Roman" w:eastAsia="Times New Roman" w:hAnsi="Times New Roman" w:cs="Times New Roman"/>
-          <w:color w:val="000000"/>
-          <w:kern w:val="0"/>
-          <w:highlight w:val="yellow"/>
-          <w:lang w:eastAsia="ru-RU"/>
-          <w14:ligatures w14:val="none"/>
-        </w:rPr>
-        <w:t>Все пять моделей — три классических алгоритма и два варианта RuBERT — показали улучшение по обеим метрикам. Наибольший прирост у логистической регрессии — плюс 14,5 процентных пунктов по Balanced Accuracy. У rubert-tiny2 — плюс 14,1.</w:t>
-      </w:r>
-    </w:p>
-    <w:p>
-      <w:pPr>
-        <w:spacing w:before="100" w:beforeAutospacing="1" w:after="100" w:afterAutospacing="1" w:line="240" w:lineRule="auto"/>
-        <w:rPr>
-          <w:rFonts w:ascii="Times New Roman" w:eastAsia="Times New Roman" w:hAnsi="Times New Roman" w:cs="Times New Roman"/>
-          <w:color w:val="000000"/>
-          <w:kern w:val="0"/>
-          <w:lang w:eastAsia="ru-RU"/>
-          <w14:ligatures w14:val="none"/>
-        </w:rPr>
-      </w:pPr>
-      <w:r>
-        <w:rPr>
-          <w:rFonts w:ascii="Times New Roman" w:eastAsia="Times New Roman" w:hAnsi="Times New Roman" w:cs="Times New Roman"/>
-          <w:color w:val="000000"/>
-          <w:kern w:val="0"/>
-          <w:highlight w:val="yellow"/>
-          <w:lang w:eastAsia="ru-RU"/>
-          <w14:ligatures w14:val="none"/>
-        </w:rPr>
-        <w:t xml:space="preserve">Это логично: модели, чувствительные к объёму данных, получают наибольший выигрыш от аугментации. </w:t>
-      </w:r>
-      <w:r>
-        <w:rPr>
-          <w:rFonts w:ascii="Times New Roman" w:eastAsia="Times New Roman" w:hAnsi="Times New Roman" w:cs="Times New Roman"/>
-          <w:color w:val="000000"/>
-          <w:kern w:val="0"/>
-          <w:highlight w:val="yellow"/>
-          <w:lang w:eastAsia="ru-RU"/>
-          <w14:ligatures w14:val="none"/>
-        </w:rPr>
-        <w:t>Если смотреть</w:t>
-      </w:r>
-      <w:r>
-        <w:rPr>
-          <w:rFonts w:ascii="Times New Roman" w:eastAsia="Times New Roman" w:hAnsi="Times New Roman" w:cs="Times New Roman"/>
-          <w:color w:val="000000"/>
-          <w:kern w:val="0"/>
-          <w:highlight w:val="yellow"/>
-          <w:lang w:eastAsia="ru-RU"/>
-          <w14:ligatures w14:val="none"/>
-        </w:rPr>
-        <w:t xml:space="preserve"> на миноритарные классы — именно там recall вырос сильнее всего.</w:t>
+          <w:color w:val="000000"/>
+          <w:kern w:val="0"/>
+          <w:lang w:eastAsia="ru-RU"/>
+          <w14:ligatures w14:val="none"/>
+        </w:rPr>
+        <w:t xml:space="preserve"> По результатам аугментации в сравнении с </w:t>
+      </w:r>
+      <w:r>
+        <w:rPr>
+          <w:rFonts w:ascii="Times New Roman" w:eastAsia="Times New Roman" w:hAnsi="Times New Roman" w:cs="Times New Roman"/>
+          <w:color w:val="000000"/>
+          <w:kern w:val="0"/>
+          <w:lang w:eastAsia="ru-RU"/>
+          <w14:ligatures w14:val="none"/>
+        </w:rPr>
+        <w:t>baseline метрики macro f1 и balanced accuracy выросли</w:t>
+      </w:r>
+      <w:r>
+        <w:rPr>
+          <w:rFonts w:ascii="Times New Roman" w:eastAsia="Times New Roman" w:hAnsi="Times New Roman" w:cs="Times New Roman"/>
+          <w:color w:val="000000"/>
+          <w:kern w:val="0"/>
+          <w:lang w:eastAsia="ru-RU"/>
+          <w14:ligatures w14:val="none"/>
+        </w:rPr>
+        <w:t xml:space="preserve"> на всех моделях. Лучше всех аугментация сказалась на </w:t>
+      </w:r>
+      <w:r>
+        <w:rPr>
+          <w:rFonts w:ascii="Times New Roman" w:eastAsia="Times New Roman" w:hAnsi="Times New Roman" w:cs="Times New Roman"/>
+          <w:color w:val="000000"/>
+          <w:kern w:val="0"/>
+          <w:lang w:val="en-US" w:eastAsia="ru-RU"/>
+          <w14:ligatures w14:val="none"/>
+        </w:rPr>
+        <w:t>SBERT</w:t>
+      </w:r>
+      <w:r>
+        <w:rPr>
+          <w:rFonts w:ascii="Times New Roman" w:eastAsia="Times New Roman" w:hAnsi="Times New Roman" w:cs="Times New Roman"/>
+          <w:color w:val="000000"/>
+          <w:kern w:val="0"/>
+          <w:lang w:eastAsia="ru-RU"/>
+          <w14:ligatures w14:val="none"/>
+        </w:rPr>
+        <w:t xml:space="preserve"> моделях</w:t>
+      </w:r>
+      <w:r>
+        <w:rPr>
+          <w:rFonts w:ascii="Times New Roman" w:eastAsia="Times New Roman" w:hAnsi="Times New Roman" w:cs="Times New Roman"/>
+          <w:color w:val="000000"/>
+          <w:kern w:val="0"/>
+          <w:lang w:eastAsia="ru-RU"/>
+          <w14:ligatures w14:val="none"/>
+        </w:rPr>
+        <w:t>, которые</w:t>
+      </w:r>
+      <w:r>
+        <w:rPr>
+          <w:rFonts w:ascii="Times New Roman" w:eastAsia="Times New Roman" w:hAnsi="Times New Roman" w:cs="Times New Roman"/>
+          <w:color w:val="000000"/>
+          <w:kern w:val="0"/>
+          <w:lang w:eastAsia="ru-RU"/>
+          <w14:ligatures w14:val="none"/>
+        </w:rPr>
+        <w:t xml:space="preserve"> чувствительны к обьему данных.</w:t>
       </w:r>
     </w:p>
     <w:p>
@@ -2428,7 +3100,7 @@
         </w:rPr>
       </w:pPr>
       <w:r>
-        <w:pict w14:anchorId="6A9F7D6C">
+        <w:pict w14:anchorId="1ABC275B">
           <v:rect id="Horizontal Line 9" o:spid="_x0000_s1029" alt="" style="width:467.75pt;height:1.1pt;visibility:visible;mso-wrap-style:square;mso-width-percent:0;mso-height-percent:0;mso-left-percent:-10001;mso-top-percent:-10001;mso-position-horizontal:absolute;mso-position-horizontal-relative:char;mso-position-vertical:absolute;mso-position-vertical-relative:line;mso-width-percent:0;mso-height-percent:0;mso-left-percent:-10001;mso-top-percent:-10001;v-text-anchor:top" filled="f">
             <o:lock v:ext="edit" rotation="t" aspectratio="t" verticies="t" text="t" shapetype="t"/>
             <w10:anchorlock/>
@@ -2462,9 +3134,40 @@
       <w:r>
         <w:rPr>
           <w:color w:val="000000"/>
-          <w:highlight w:val="yellow"/>
-        </w:rPr>
-        <w:t>Следующий этап — оценка качества классификации без обучения, только на основе промпта. Цель — сформировать базовую линию для последующего сравнения с дообученными моделями.</w:t>
+        </w:rPr>
+        <w:t xml:space="preserve">Перед файнтьюнингом была проведена серия экспериментов по </w:t>
+      </w:r>
+      <w:r>
+        <w:rPr>
+          <w:color w:val="000000"/>
+          <w:lang w:val="en-US"/>
+        </w:rPr>
+        <w:t>Promt</w:t>
+      </w:r>
+      <w:r>
+        <w:rPr>
+          <w:color w:val="000000"/>
+        </w:rPr>
+        <w:t>-</w:t>
+      </w:r>
+      <w:r>
+        <w:rPr>
+          <w:color w:val="000000"/>
+          <w:lang w:val="en-US"/>
+        </w:rPr>
+        <w:t>based</w:t>
+      </w:r>
+      <w:r>
+        <w:rPr>
+          <w:color w:val="000000"/>
+        </w:rPr>
+        <w:t xml:space="preserve"> </w:t>
+      </w:r>
+      <w:r>
+        <w:rPr>
+          <w:color w:val="000000"/>
+        </w:rPr>
+        <w:t>классификации, что бы понять может ли недообученная модель справится с задачей классификации на 36 блоках.</w:t>
       </w:r>
     </w:p>
     <w:p>
@@ -2478,7 +3181,43 @@
         <w:rPr>
           <w:color w:val="000000"/>
         </w:rPr>
-        <w:t>Проведена серия экспериментов: 5 русскоязычных моделей в шести режимах — zero-shot, one-shot, three-shot, three-shot без описаний классов, five-shot с примерами обрезанными до 200 символов, и five-shot без описаний и с обрезкой. Saiga-8B тестировалась только в двух режимах из-за ограниченного контекстного окна.</w:t>
+        <w:t xml:space="preserve">5 </w:t>
+      </w:r>
+      <w:r>
+        <w:rPr>
+          <w:color w:val="000000"/>
+        </w:rPr>
+        <w:t xml:space="preserve">выбранных </w:t>
+      </w:r>
+      <w:r>
+        <w:rPr>
+          <w:color w:val="000000"/>
+        </w:rPr>
+        <w:t>моделей в шести режимах — zero-shot, one-shot, three-shot, three-shot без описаний классов, five-shot с примерами обрезанными до 200 символов</w:t>
+      </w:r>
+      <w:r>
+        <w:rPr>
+          <w:color w:val="000000"/>
+        </w:rPr>
+        <w:t xml:space="preserve"> так как полноценные примеры не убирались в контекс</w:t>
+      </w:r>
+      <w:r>
+        <w:rPr>
+          <w:color w:val="000000"/>
+        </w:rPr>
+        <w:t>т</w:t>
+      </w:r>
+      <w:r>
+        <w:rPr>
+          <w:color w:val="000000"/>
+        </w:rPr>
+        <w:t>ное окно моделей.</w:t>
+      </w:r>
+      <w:r>
+        <w:rPr>
+          <w:color w:val="000000"/>
+        </w:rPr>
+        <w:t xml:space="preserve"> </w:t>
       </w:r>
     </w:p>
     <w:p>
@@ -2506,7 +3245,26 @@
         <w:rPr>
           <w:color w:val="000000"/>
         </w:rPr>
-        <w:t>Отдельная проблема — модели среднего размера часто вместо ответа генерируют пояснения. Для решения реализован пятиуровневый парсер ответов: от точного совпадения до нечёткого поиска. Плюс низкая температура и ограничение длины вывода.</w:t>
+        <w:t xml:space="preserve">Так же предусмотрен парсер ответов модели, поскольку часто </w:t>
+      </w:r>
+      <w:r>
+        <w:rPr>
+          <w:color w:val="000000"/>
+          <w:lang w:val="en-US"/>
+        </w:rPr>
+        <w:t>LLM</w:t>
+      </w:r>
+      <w:r>
+        <w:rPr>
+          <w:color w:val="000000"/>
+        </w:rPr>
+        <w:t xml:space="preserve"> </w:t>
+      </w:r>
+      <w:r>
+        <w:rPr>
+          <w:color w:val="000000"/>
+        </w:rPr>
+        <w:t>отклоняются от детерминированного ответа.</w:t>
       </w:r>
     </w:p>
     <w:p>
@@ -2520,7 +3278,7 @@
         </w:rPr>
       </w:pPr>
       <w:r>
-        <w:pict w14:anchorId="553C8EDA">
+        <w:pict w14:anchorId="436C73FC">
           <v:rect id="Horizontal Line 10" o:spid="_x0000_s1028" alt="" style="width:467.75pt;height:.05pt;visibility:visible;mso-wrap-style:square;mso-width-percent:0;mso-height-percent:0;mso-left-percent:-10001;mso-top-percent:-10001;mso-position-horizontal:absolute;mso-position-horizontal-relative:char;mso-position-vertical:absolute;mso-position-vertical-relative:line;mso-width-percent:0;mso-height-percent:0;mso-left-percent:-10001;mso-top-percent:-10001;v-text-anchor:top" filled="f">
             <o:lock v:ext="edit" rotation="t" aspectratio="t" verticies="t" text="t" shapetype="t"/>
             <w10:anchorlock/>
@@ -2701,18 +3459,47 @@
           <w:lang w:eastAsia="ru-RU"/>
           <w14:ligatures w14:val="none"/>
         </w:rPr>
-        <w:t xml:space="preserve"> -</w:t>
-      </w:r>
-      <w:r>
-        <w:rPr>
-          <w:rFonts w:ascii="Times New Roman" w:eastAsia="Times New Roman" w:hAnsi="Times New Roman" w:cs="Times New Roman"/>
-          <w:color w:val="000000"/>
-          <w:kern w:val="0"/>
-          <w:highlight w:val="yellow"/>
-          <w:lang w:eastAsia="ru-RU"/>
-          <w14:ligatures w14:val="none"/>
-        </w:rPr>
-        <w:t>вчыделить</w:t>
+        <w:t xml:space="preserve">, </w:t>
+      </w:r>
+      <w:r>
+        <w:rPr>
+          <w:rFonts w:ascii="Times New Roman" w:eastAsia="Times New Roman" w:hAnsi="Times New Roman" w:cs="Times New Roman"/>
+          <w:color w:val="000000"/>
+          <w:kern w:val="0"/>
+          <w:lang w:eastAsia="ru-RU"/>
+          <w14:ligatures w14:val="none"/>
+        </w:rPr>
+        <w:t xml:space="preserve">что в целом доказывает, что модели с большим количесвом параметров справляются с </w:t>
+      </w:r>
+      <w:r>
+        <w:rPr>
+          <w:rFonts w:ascii="Times New Roman" w:eastAsia="Times New Roman" w:hAnsi="Times New Roman" w:cs="Times New Roman"/>
+          <w:color w:val="000000"/>
+          <w:kern w:val="0"/>
+          <w:lang w:val="en-US" w:eastAsia="ru-RU"/>
+          <w14:ligatures w14:val="none"/>
+        </w:rPr>
+        <w:t>promt</w:t>
+      </w:r>
+      <w:r>
+        <w:rPr>
+          <w:rFonts w:ascii="Times New Roman" w:eastAsia="Times New Roman" w:hAnsi="Times New Roman" w:cs="Times New Roman"/>
+          <w:color w:val="000000"/>
+          <w:kern w:val="0"/>
+          <w:lang w:eastAsia="ru-RU"/>
+          <w14:ligatures w14:val="none"/>
+        </w:rPr>
+        <w:t>-</w:t>
+      </w:r>
+      <w:r>
+        <w:rPr>
+          <w:rFonts w:ascii="Times New Roman" w:eastAsia="Times New Roman" w:hAnsi="Times New Roman" w:cs="Times New Roman"/>
+          <w:color w:val="000000"/>
+          <w:kern w:val="0"/>
+          <w:lang w:val="en-US" w:eastAsia="ru-RU"/>
+          <w14:ligatures w14:val="none"/>
+        </w:rPr>
+        <w:t>based</w:t>
       </w:r>
       <w:r>
         <w:rPr>
@@ -2732,7 +3519,49 @@
           <w:lang w:eastAsia="ru-RU"/>
           <w14:ligatures w14:val="none"/>
         </w:rPr>
-        <w:t>при</w:t>
+        <w:t>задачами лучше.</w:t>
+      </w:r>
+    </w:p>
+    <w:p>
+      <w:pPr>
+        <w:spacing w:before="100" w:beforeAutospacing="1" w:after="100" w:afterAutospacing="1" w:line="240" w:lineRule="auto"/>
+        <w:rPr>
+          <w:rFonts w:ascii="Times New Roman" w:eastAsia="Times New Roman" w:hAnsi="Times New Roman" w:cs="Times New Roman"/>
+          <w:color w:val="000000"/>
+          <w:kern w:val="0"/>
+          <w:lang w:eastAsia="ru-RU"/>
+          <w14:ligatures w14:val="none"/>
+        </w:rPr>
+      </w:pPr>
+      <w:r>
+        <w:rPr>
+          <w:rFonts w:ascii="Times New Roman" w:eastAsia="Times New Roman" w:hAnsi="Times New Roman" w:cs="Times New Roman"/>
+          <w:color w:val="000000"/>
+          <w:kern w:val="0"/>
+          <w:lang w:eastAsia="ru-RU"/>
+          <w14:ligatures w14:val="none"/>
+        </w:rPr>
+        <w:t>При это</w:t>
+      </w:r>
+      <w:r>
+        <w:rPr>
+          <w:rFonts w:ascii="Times New Roman" w:eastAsia="Times New Roman" w:hAnsi="Times New Roman" w:cs="Times New Roman"/>
+          <w:color w:val="000000"/>
+          <w:kern w:val="0"/>
+          <w:lang w:eastAsia="ru-RU"/>
+          <w14:ligatures w14:val="none"/>
+        </w:rPr>
+        <w:t xml:space="preserve">м модели все еще сильно отстают от </w:t>
+      </w:r>
+      <w:r>
+        <w:rPr>
+          <w:rFonts w:ascii="Times New Roman" w:eastAsia="Times New Roman" w:hAnsi="Times New Roman" w:cs="Times New Roman"/>
+          <w:color w:val="000000"/>
+          <w:kern w:val="0"/>
+          <w:lang w:val="en-US" w:eastAsia="ru-RU"/>
+          <w14:ligatures w14:val="none"/>
+        </w:rPr>
+        <w:t>SBERT</w:t>
       </w:r>
       <w:r>
         <w:rPr>
@@ -2749,121 +3578,94 @@
           <w:rFonts w:ascii="Times New Roman" w:eastAsia="Times New Roman" w:hAnsi="Times New Roman" w:cs="Times New Roman"/>
           <w:color w:val="000000"/>
           <w:kern w:val="0"/>
-          <w:lang w:val="en-US" w:eastAsia="ru-RU"/>
-          <w14:ligatures w14:val="none"/>
-        </w:rPr>
-        <w:t>K</w:t>
-      </w:r>
-      <w:r>
-        <w:rPr>
-          <w:rFonts w:ascii="Times New Roman" w:eastAsia="Times New Roman" w:hAnsi="Times New Roman" w:cs="Times New Roman"/>
-          <w:color w:val="000000"/>
-          <w:kern w:val="0"/>
-          <w:lang w:eastAsia="ru-RU"/>
-          <w14:ligatures w14:val="none"/>
-        </w:rPr>
-        <w:t xml:space="preserve">=3: </w:t>
-      </w:r>
-      <w:r>
-        <w:rPr>
-          <w:rFonts w:ascii="Times New Roman" w:eastAsia="Times New Roman" w:hAnsi="Times New Roman" w:cs="Times New Roman"/>
-          <w:color w:val="000000"/>
-          <w:kern w:val="0"/>
-          <w:lang w:val="en-US" w:eastAsia="ru-RU"/>
-          <w14:ligatures w14:val="none"/>
-        </w:rPr>
-        <w:t>Balanced</w:t>
-      </w:r>
-      <w:r>
-        <w:rPr>
-          <w:rFonts w:ascii="Times New Roman" w:eastAsia="Times New Roman" w:hAnsi="Times New Roman" w:cs="Times New Roman"/>
-          <w:color w:val="000000"/>
-          <w:kern w:val="0"/>
-          <w:lang w:eastAsia="ru-RU"/>
-          <w14:ligatures w14:val="none"/>
-        </w:rPr>
-        <w:t xml:space="preserve"> </w:t>
-      </w:r>
-      <w:r>
-        <w:rPr>
-          <w:rFonts w:ascii="Times New Roman" w:eastAsia="Times New Roman" w:hAnsi="Times New Roman" w:cs="Times New Roman"/>
-          <w:color w:val="000000"/>
-          <w:kern w:val="0"/>
-          <w:lang w:val="en-US" w:eastAsia="ru-RU"/>
-          <w14:ligatures w14:val="none"/>
-        </w:rPr>
-        <w:t>Accuracy</w:t>
-      </w:r>
-      <w:r>
-        <w:rPr>
-          <w:rFonts w:ascii="Times New Roman" w:eastAsia="Times New Roman" w:hAnsi="Times New Roman" w:cs="Times New Roman"/>
-          <w:color w:val="000000"/>
-          <w:kern w:val="0"/>
-          <w:lang w:eastAsia="ru-RU"/>
-          <w14:ligatures w14:val="none"/>
-        </w:rPr>
-        <w:t xml:space="preserve"> 0.38, </w:t>
-      </w:r>
-      <w:r>
-        <w:rPr>
-          <w:rFonts w:ascii="Times New Roman" w:eastAsia="Times New Roman" w:hAnsi="Times New Roman" w:cs="Times New Roman"/>
-          <w:color w:val="000000"/>
-          <w:kern w:val="0"/>
-          <w:lang w:val="en-US" w:eastAsia="ru-RU"/>
-          <w14:ligatures w14:val="none"/>
-        </w:rPr>
-        <w:t>Macro</w:t>
-      </w:r>
-      <w:r>
-        <w:rPr>
-          <w:rFonts w:ascii="Times New Roman" w:eastAsia="Times New Roman" w:hAnsi="Times New Roman" w:cs="Times New Roman"/>
-          <w:color w:val="000000"/>
-          <w:kern w:val="0"/>
-          <w:lang w:eastAsia="ru-RU"/>
-          <w14:ligatures w14:val="none"/>
-        </w:rPr>
-        <w:t xml:space="preserve"> </w:t>
-      </w:r>
-      <w:r>
-        <w:rPr>
-          <w:rFonts w:ascii="Times New Roman" w:eastAsia="Times New Roman" w:hAnsi="Times New Roman" w:cs="Times New Roman"/>
-          <w:color w:val="000000"/>
-          <w:kern w:val="0"/>
-          <w:lang w:val="en-US" w:eastAsia="ru-RU"/>
-          <w14:ligatures w14:val="none"/>
-        </w:rPr>
-        <w:t>F</w:t>
-      </w:r>
-      <w:r>
-        <w:rPr>
-          <w:rFonts w:ascii="Times New Roman" w:eastAsia="Times New Roman" w:hAnsi="Times New Roman" w:cs="Times New Roman"/>
-          <w:color w:val="000000"/>
-          <w:kern w:val="0"/>
-          <w:lang w:eastAsia="ru-RU"/>
-          <w14:ligatures w14:val="none"/>
-        </w:rPr>
-        <w:t xml:space="preserve">1 0.26. </w:t>
-      </w:r>
-      <w:r>
-        <w:rPr>
-          <w:rFonts w:ascii="Times New Roman" w:eastAsia="Times New Roman" w:hAnsi="Times New Roman" w:cs="Times New Roman"/>
-          <w:color w:val="000000"/>
-          <w:kern w:val="0"/>
-          <w:lang w:eastAsia="ru-RU"/>
-          <w14:ligatures w14:val="none"/>
-        </w:rPr>
-        <w:t xml:space="preserve">При этом классический rubert-base уверенно держит 0.52 — отставание около 14 процентных пунктов. Vikhr и T-lite при увеличении числа примеров деградируют — модели </w:t>
-      </w:r>
-      <w:r>
-        <w:rPr>
-          <w:rFonts w:ascii="Times New Roman" w:eastAsia="Times New Roman" w:hAnsi="Times New Roman" w:cs="Times New Roman"/>
-          <w:color w:val="000000"/>
-          <w:kern w:val="0"/>
-          <w:lang w:eastAsia="ru-RU"/>
-          <w14:ligatures w14:val="none"/>
-        </w:rPr>
-        <w:lastRenderedPageBreak/>
-        <w:t>игнорируют метку и генерируют объяснения вместо ответа. Описания классов помогают Qwen, но вредят Vikhr — режим 3s-nd у него хуже, чем 3s. Общий вывод: prompt-based — нежизнеспособная замена дообучению на данном корпусе, но формирует чёткую нижнюю границу для сравнения.</w:t>
+          <w:lang w:eastAsia="ru-RU"/>
+          <w14:ligatures w14:val="none"/>
+        </w:rPr>
+        <w:t>и даже классических моделей</w:t>
+      </w:r>
+      <w:r>
+        <w:rPr>
+          <w:rFonts w:ascii="Times New Roman" w:eastAsia="Times New Roman" w:hAnsi="Times New Roman" w:cs="Times New Roman"/>
+          <w:color w:val="000000"/>
+          <w:kern w:val="0"/>
+          <w:lang w:eastAsia="ru-RU"/>
+          <w14:ligatures w14:val="none"/>
+        </w:rPr>
+        <w:t xml:space="preserve">. </w:t>
+      </w:r>
+    </w:p>
+    <w:p>
+      <w:pPr>
+        <w:spacing w:before="100" w:beforeAutospacing="1" w:after="100" w:afterAutospacing="1" w:line="240" w:lineRule="auto"/>
+        <w:rPr>
+          <w:rFonts w:ascii="Times New Roman" w:eastAsia="Times New Roman" w:hAnsi="Times New Roman" w:cs="Times New Roman"/>
+          <w:color w:val="000000"/>
+          <w:kern w:val="0"/>
+          <w:lang w:eastAsia="ru-RU"/>
+          <w14:ligatures w14:val="none"/>
+        </w:rPr>
+      </w:pPr>
+      <w:r>
+        <w:rPr>
+          <w:rFonts w:ascii="Times New Roman" w:eastAsia="Times New Roman" w:hAnsi="Times New Roman" w:cs="Times New Roman"/>
+          <w:color w:val="000000"/>
+          <w:kern w:val="0"/>
+          <w:lang w:eastAsia="ru-RU"/>
+          <w14:ligatures w14:val="none"/>
+        </w:rPr>
+        <w:t>Небольшие модели</w:t>
+      </w:r>
+      <w:r>
+        <w:rPr>
+          <w:rFonts w:ascii="Times New Roman" w:eastAsia="Times New Roman" w:hAnsi="Times New Roman" w:cs="Times New Roman"/>
+          <w:color w:val="000000"/>
+          <w:kern w:val="0"/>
+          <w:lang w:eastAsia="ru-RU"/>
+          <w14:ligatures w14:val="none"/>
+        </w:rPr>
+        <w:t xml:space="preserve"> при увеличении числа примеров деградируют — модели игнорируют метку и генерируют объяснения вместо ответа. Описания классов помогают Qwen, но вредят Vikhr.</w:t>
+      </w:r>
+    </w:p>
+    <w:p>
+      <w:pPr>
+        <w:spacing w:before="100" w:beforeAutospacing="1" w:after="100" w:afterAutospacing="1" w:line="240" w:lineRule="auto"/>
+        <w:rPr>
+          <w:rFonts w:ascii="Times New Roman" w:eastAsia="Times New Roman" w:hAnsi="Times New Roman" w:cs="Times New Roman"/>
+          <w:color w:val="000000"/>
+          <w:kern w:val="0"/>
+          <w:lang w:eastAsia="ru-RU"/>
+          <w14:ligatures w14:val="none"/>
+        </w:rPr>
+      </w:pPr>
+      <w:r>
+        <w:rPr>
+          <w:rFonts w:ascii="Times New Roman" w:eastAsia="Times New Roman" w:hAnsi="Times New Roman" w:cs="Times New Roman"/>
+          <w:color w:val="000000"/>
+          <w:kern w:val="0"/>
+          <w:lang w:eastAsia="ru-RU"/>
+          <w14:ligatures w14:val="none"/>
+        </w:rPr>
+        <w:t xml:space="preserve"> Общий вывод: prompt-based </w:t>
+      </w:r>
+      <w:r>
+        <w:rPr>
+          <w:rFonts w:ascii="Times New Roman" w:eastAsia="Times New Roman" w:hAnsi="Times New Roman" w:cs="Times New Roman"/>
+          <w:color w:val="000000"/>
+          <w:kern w:val="0"/>
+          <w:lang w:eastAsia="ru-RU"/>
+          <w14:ligatures w14:val="none"/>
+        </w:rPr>
+        <w:t>не справляется с задачей классификации на данном корпусе данных при 36 блоках. Переходим к файнтьюнингу</w:t>
+      </w:r>
+      <w:r>
+        <w:rPr>
+          <w:rFonts w:ascii="Times New Roman" w:eastAsia="Times New Roman" w:hAnsi="Times New Roman" w:cs="Times New Roman"/>
+          <w:color w:val="000000"/>
+          <w:kern w:val="0"/>
+          <w:lang w:eastAsia="ru-RU"/>
+          <w14:ligatures w14:val="none"/>
+        </w:rPr>
+        <w:t>.</w:t>
       </w:r>
     </w:p>
     <w:p>
@@ -2877,13 +3679,8 @@
         </w:rPr>
       </w:pPr>
       <w:r>
-        <w:rPr>
-          <w:noProof/>
-        </w:rPr>
-      </w:r>
-      <w:r>
-        <w:pict w14:anchorId="51CA4059">
-          <v:rect id="Horizontal Line 11" o:spid="_x0000_s1027" style="width:467.75pt;height:1.1pt;visibility:visible;mso-wrap-style:square;mso-left-percent:-10001;mso-top-percent:-10001;mso-position-horizontal:absolute;mso-position-horizontal-relative:char;mso-position-vertical:absolute;mso-position-vertical-relative:line;mso-left-percent:-10001;mso-top-percent:-10001;v-text-anchor:top" o:gfxdata="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" filled="f">
+        <w:pict w14:anchorId="00CE26E8">
+          <v:rect id="Horizontal Line 11" o:spid="_x0000_s1027" alt="" style="width:467.75pt;height:1.1pt;visibility:visible;mso-wrap-style:square;mso-width-percent:0;mso-height-percent:0;mso-left-percent:-10001;mso-top-percent:-10001;mso-position-horizontal:absolute;mso-position-horizontal-relative:char;mso-position-vertical:absolute;mso-position-vertical-relative:line;mso-width-percent:0;mso-height-percent:0;mso-left-percent:-10001;mso-top-percent:-10001;v-text-anchor:top" filled="f">
             <o:lock v:ext="edit" rotation="t" aspectratio="t" verticies="t" text="t" shapetype="t"/>
             <w10:anchorlock/>
           </v:rect>
@@ -2958,13 +3755,8 @@
         </w:rPr>
       </w:pPr>
       <w:r>
-        <w:rPr>
-          <w:noProof/>
-        </w:rPr>
-      </w:r>
-      <w:r>
-        <w:pict w14:anchorId="44635B46">
-          <v:rect id="Horizontal Line 12" o:spid="_x0000_s1026" style="width:467.75pt;height:1.1pt;visibility:visible;mso-wrap-style:square;mso-left-percent:-10001;mso-top-percent:-10001;mso-position-horizontal:absolute;mso-position-horizontal-relative:char;mso-position-vertical:absolute;mso-position-vertical-relative:line;mso-left-percent:-10001;mso-top-percent:-10001;v-text-anchor:top" o:gfxdata="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" filled="f">
+        <w:pict w14:anchorId="1A676307">
+          <v:rect id="Horizontal Line 12" o:spid="_x0000_s1026" alt="" style="width:467.75pt;height:1.1pt;visibility:visible;mso-wrap-style:square;mso-width-percent:0;mso-height-percent:0;mso-left-percent:-10001;mso-top-percent:-10001;mso-position-horizontal:absolute;mso-position-horizontal-relative:char;mso-position-vertical:absolute;mso-position-vertical-relative:line;mso-width-percent:0;mso-height-percent:0;mso-left-percent:-10001;mso-top-percent:-10001;v-text-anchor:top" filled="f">
             <o:lock v:ext="edit" rotation="t" aspectratio="t" verticies="t" text="t" shapetype="t"/>
             <w10:anchorlock/>
           </v:rect>
@@ -3103,8 +3895,124 @@
       </w:rPr>
     </w:lvl>
   </w:abstractNum>
-  <w:num w:numId="1" w16cid:durableId="207649664">
+  <w:abstractNum w:abstractNumId="1" w15:restartNumberingAfterBreak="0">
+    <w:nsid w:val="7DA448F7"/>
+    <w:multiLevelType w:val="hybridMultilevel"/>
+    <w:tmpl w:val="FB98B7B6"/>
+    <w:lvl w:ilvl="0" w:tplc="04190001">
+      <w:start w:val="1"/>
+      <w:numFmt w:val="bullet"/>
+      <w:lvlText w:val=""/>
+      <w:lvlJc w:val="left"/>
+      <w:pPr>
+        <w:ind w:left="720" w:hanging="360"/>
+      </w:pPr>
+      <w:rPr>
+        <w:rFonts w:ascii="Symbol" w:hAnsi="Symbol" w:hint="default"/>
+      </w:rPr>
+    </w:lvl>
+    <w:lvl w:ilvl="1" w:tplc="04190003" w:tentative="1">
+      <w:start w:val="1"/>
+      <w:numFmt w:val="bullet"/>
+      <w:lvlText w:val="o"/>
+      <w:lvlJc w:val="left"/>
+      <w:pPr>
+        <w:ind w:left="1440" w:hanging="360"/>
+      </w:pPr>
+      <w:rPr>
+        <w:rFonts w:ascii="Courier New" w:hAnsi="Courier New" w:cs="Courier New" w:hint="default"/>
+      </w:rPr>
+    </w:lvl>
+    <w:lvl w:ilvl="2" w:tplc="04190005" w:tentative="1">
+      <w:start w:val="1"/>
+      <w:numFmt w:val="bullet"/>
+      <w:lvlText w:val=""/>
+      <w:lvlJc w:val="left"/>
+      <w:pPr>
+        <w:ind w:left="2160" w:hanging="360"/>
+      </w:pPr>
+      <w:rPr>
+        <w:rFonts w:ascii="Wingdings" w:hAnsi="Wingdings" w:hint="default"/>
+      </w:rPr>
+    </w:lvl>
+    <w:lvl w:ilvl="3" w:tplc="04190001" w:tentative="1">
+      <w:start w:val="1"/>
+      <w:numFmt w:val="bullet"/>
+      <w:lvlText w:val=""/>
+      <w:lvlJc w:val="left"/>
+      <w:pPr>
+        <w:ind w:left="2880" w:hanging="360"/>
+      </w:pPr>
+      <w:rPr>
+        <w:rFonts w:ascii="Symbol" w:hAnsi="Symbol" w:hint="default"/>
+      </w:rPr>
+    </w:lvl>
+    <w:lvl w:ilvl="4" w:tplc="04190003" w:tentative="1">
+      <w:start w:val="1"/>
+      <w:numFmt w:val="bullet"/>
+      <w:lvlText w:val="o"/>
+      <w:lvlJc w:val="left"/>
+      <w:pPr>
+        <w:ind w:left="3600" w:hanging="360"/>
+      </w:pPr>
+      <w:rPr>
+        <w:rFonts w:ascii="Courier New" w:hAnsi="Courier New" w:cs="Courier New" w:hint="default"/>
+      </w:rPr>
+    </w:lvl>
+    <w:lvl w:ilvl="5" w:tplc="04190005" w:tentative="1">
+      <w:start w:val="1"/>
+      <w:numFmt w:val="bullet"/>
+      <w:lvlText w:val=""/>
+      <w:lvlJc w:val="left"/>
+      <w:pPr>
+        <w:ind w:left="4320" w:hanging="360"/>
+      </w:pPr>
+      <w:rPr>
+        <w:rFonts w:ascii="Wingdings" w:hAnsi="Wingdings" w:hint="default"/>
+      </w:rPr>
+    </w:lvl>
+    <w:lvl w:ilvl="6" w:tplc="04190001" w:tentative="1">
+      <w:start w:val="1"/>
+      <w:numFmt w:val="bullet"/>
+      <w:lvlText w:val=""/>
+      <w:lvlJc w:val="left"/>
+      <w:pPr>
+        <w:ind w:left="5040" w:hanging="360"/>
+      </w:pPr>
+      <w:rPr>
+        <w:rFonts w:ascii="Symbol" w:hAnsi="Symbol" w:hint="default"/>
+      </w:rPr>
+    </w:lvl>
+    <w:lvl w:ilvl="7" w:tplc="04190003" w:tentative="1">
+      <w:start w:val="1"/>
+      <w:numFmt w:val="bullet"/>
+      <w:lvlText w:val="o"/>
+      <w:lvlJc w:val="left"/>
+      <w:pPr>
+        <w:ind w:left="5760" w:hanging="360"/>
+      </w:pPr>
+      <w:rPr>
+        <w:rFonts w:ascii="Courier New" w:hAnsi="Courier New" w:cs="Courier New" w:hint="default"/>
+      </w:rPr>
+    </w:lvl>
+    <w:lvl w:ilvl="8" w:tplc="04190005" w:tentative="1">
+      <w:start w:val="1"/>
+      <w:numFmt w:val="bullet"/>
+      <w:lvlText w:val=""/>
+      <w:lvlJc w:val="left"/>
+      <w:pPr>
+        <w:ind w:left="6480" w:hanging="360"/>
+      </w:pPr>
+      <w:rPr>
+        <w:rFonts w:ascii="Wingdings" w:hAnsi="Wingdings" w:hint="default"/>
+      </w:rPr>
+    </w:lvl>
+  </w:abstractNum>
+  <w:num w:numId="1" w16cid:durableId="574126650">
     <w:abstractNumId w:val="0"/>
+  </w:num>
+  <w:num w:numId="2" w16cid:durableId="80218792">
+    <w:abstractNumId w:val="1"/>
   </w:num>
 </w:numbering>
 </file>
@@ -3712,6 +4620,7 @@
   <w:style w:type="character" w:default="1" w:styleId="a0">
     <w:name w:val="Default Paragraph Font"/>
     <w:uiPriority w:val="1"/>
+    <w:semiHidden/>
     <w:unhideWhenUsed/>
   </w:style>
   <w:style w:type="table" w:default="1" w:styleId="a1">
@@ -4067,6 +4976,24 @@
       <w14:ligatures w14:val="none"/>
     </w:rPr>
   </w:style>
+  <w:style w:type="character" w:customStyle="1" w:styleId="apple-converted-space">
+    <w:name w:val="apple-converted-space"/>
+    <w:basedOn w:val="a0"/>
+    <w:rsid w:val="00CF5200"/>
+  </w:style>
+  <w:style w:type="character" w:styleId="HTML">
+    <w:name w:val="HTML Code"/>
+    <w:basedOn w:val="a0"/>
+    <w:uiPriority w:val="99"/>
+    <w:semiHidden/>
+    <w:unhideWhenUsed/>
+    <w:rsid w:val="00CF5200"/>
+    <w:rPr>
+      <w:rFonts w:ascii="Courier New" w:eastAsia="Times New Roman" w:hAnsi="Courier New" w:cs="Courier New"/>
+      <w:sz w:val="20"/>
+      <w:szCs w:val="20"/>
+    </w:rPr>
+  </w:style>
 </w:styles>
 </file>
 

--- a/text/Презентация/Текст.docx
+++ b/text/Презентация/Текст.docx
@@ -4,17 +4,17 @@
   <w:body>
     <w:p>
       <w:pPr>
-        <w:spacing w:after="0" w:line="240" w:lineRule="auto"/>
-        <w:rPr>
-          <w:rFonts w:ascii="Times New Roman" w:eastAsia="Times New Roman" w:hAnsi="Times New Roman" w:cs="Times New Roman"/>
-          <w:kern w:val="0"/>
-          <w:lang w:eastAsia="ru-RU"/>
-          <w14:ligatures w14:val="none"/>
-        </w:rPr>
-      </w:pPr>
-      <w:r>
-        <w:pict w14:anchorId="44A9547D">
-          <v:rect id="Horizontal Line 1" o:spid="_x0000_s1037" alt="" style="width:467.75pt;height:.05pt;visibility:visible;mso-wrap-style:square;mso-width-percent:0;mso-height-percent:0;mso-left-percent:-10001;mso-top-percent:-10001;mso-position-horizontal:absolute;mso-position-horizontal-relative:char;mso-position-vertical:absolute;mso-position-vertical-relative:line;mso-width-percent:0;mso-height-percent:0;mso-left-percent:-10001;mso-top-percent:-10001;v-text-anchor:top" filled="f">
+        <w:spacing w:before="40" w:after="40" w:line="240" w:lineRule="auto"/>
+        <w:rPr>
+          <w:rFonts w:ascii="Times New Roman" w:eastAsia="Times New Roman" w:hAnsi="Times New Roman" w:cs="Times New Roman"/>
+          <w:kern w:val="0"/>
+          <w:lang w:eastAsia="ru-RU"/>
+          <w14:ligatures w14:val="none"/>
+        </w:rPr>
+      </w:pPr>
+      <w:r>
+        <w:pict w14:anchorId="1672A799">
+          <v:rect id="Horizontal Line 1" o:spid="_x0000_s1036" alt="" style="width:467.75pt;height:.05pt;visibility:visible;mso-wrap-style:square;mso-width-percent:0;mso-height-percent:0;mso-left-percent:-10001;mso-top-percent:-10001;mso-position-horizontal:absolute;mso-position-horizontal-relative:char;mso-position-vertical:absolute;mso-position-vertical-relative:line;mso-width-percent:0;mso-height-percent:0;mso-left-percent:-10001;mso-top-percent:-10001;v-text-anchor:top" filled="f">
             <o:lock v:ext="edit" rotation="t" aspectratio="t" verticies="t" text="t" shapetype="t"/>
             <w10:anchorlock/>
           </v:rect>
@@ -23,103 +23,119 @@
     </w:p>
     <w:p>
       <w:pPr>
-        <w:spacing w:before="100" w:beforeAutospacing="1" w:after="100" w:afterAutospacing="1" w:line="240" w:lineRule="auto"/>
-        <w:rPr>
-          <w:rFonts w:ascii="Times New Roman" w:eastAsia="Times New Roman" w:hAnsi="Times New Roman" w:cs="Times New Roman"/>
-          <w:color w:val="000000"/>
-          <w:kern w:val="0"/>
-          <w:lang w:eastAsia="ru-RU"/>
-          <w14:ligatures w14:val="none"/>
-        </w:rPr>
-      </w:pPr>
-      <w:r>
-        <w:rPr>
-          <w:rFonts w:ascii="Times New Roman" w:eastAsia="Times New Roman" w:hAnsi="Times New Roman" w:cs="Times New Roman"/>
-          <w:b/>
-          <w:bCs/>
-          <w:color w:val="000000"/>
-          <w:kern w:val="0"/>
-          <w:lang w:eastAsia="ru-RU"/>
-          <w14:ligatures w14:val="none"/>
-        </w:rPr>
-        <w:t xml:space="preserve">Слайд 1 — Титульный </w:t>
-      </w:r>
-    </w:p>
-    <w:p>
-      <w:pPr>
-        <w:spacing w:before="100" w:beforeAutospacing="1" w:after="100" w:afterAutospacing="1" w:line="240" w:lineRule="auto"/>
-        <w:rPr>
-          <w:rFonts w:ascii="Times New Roman" w:eastAsia="Times New Roman" w:hAnsi="Times New Roman" w:cs="Times New Roman"/>
-          <w:color w:val="000000"/>
-          <w:kern w:val="0"/>
-          <w:lang w:eastAsia="ru-RU"/>
-          <w14:ligatures w14:val="none"/>
-        </w:rPr>
-      </w:pPr>
-      <w:r>
-        <w:rPr>
-          <w:rFonts w:ascii="Times New Roman" w:eastAsia="Times New Roman" w:hAnsi="Times New Roman" w:cs="Times New Roman"/>
-          <w:color w:val="000000"/>
-          <w:kern w:val="0"/>
-          <w:lang w:eastAsia="ru-RU"/>
-          <w14:ligatures w14:val="none"/>
-        </w:rPr>
-        <w:t xml:space="preserve">Добрый день, уважаемые члены комиссии. Меня зовут </w:t>
-      </w:r>
-      <w:r>
-        <w:rPr>
-          <w:rFonts w:ascii="Times New Roman" w:eastAsia="Times New Roman" w:hAnsi="Times New Roman" w:cs="Times New Roman"/>
-          <w:color w:val="000000"/>
-          <w:kern w:val="0"/>
-          <w:lang w:eastAsia="ru-RU"/>
-          <w14:ligatures w14:val="none"/>
-        </w:rPr>
-        <w:t>Тураносов Константин</w:t>
-      </w:r>
-      <w:r>
-        <w:rPr>
-          <w:rFonts w:ascii="Times New Roman" w:eastAsia="Times New Roman" w:hAnsi="Times New Roman" w:cs="Times New Roman"/>
-          <w:color w:val="000000"/>
-          <w:kern w:val="0"/>
-          <w:lang w:eastAsia="ru-RU"/>
-          <w14:ligatures w14:val="none"/>
-        </w:rPr>
-        <w:t xml:space="preserve">, тема моей выпускной квалификационной работы — «Методы классификации текстовых документов на основе дообучения большой языковой модели». Научный </w:t>
-      </w:r>
-      <w:r>
-        <w:rPr>
-          <w:rFonts w:ascii="Times New Roman" w:eastAsia="Times New Roman" w:hAnsi="Times New Roman" w:cs="Times New Roman"/>
-          <w:color w:val="000000"/>
-          <w:kern w:val="0"/>
-          <w:lang w:eastAsia="ru-RU"/>
-          <w14:ligatures w14:val="none"/>
-        </w:rPr>
-        <w:t>консультант</w:t>
-      </w:r>
-      <w:r>
-        <w:rPr>
-          <w:rFonts w:ascii="Times New Roman" w:eastAsia="Times New Roman" w:hAnsi="Times New Roman" w:cs="Times New Roman"/>
-          <w:color w:val="000000"/>
-          <w:kern w:val="0"/>
-          <w:lang w:eastAsia="ru-RU"/>
-          <w14:ligatures w14:val="none"/>
-        </w:rPr>
-        <w:t xml:space="preserve"> — _____.</w:t>
-      </w:r>
-    </w:p>
-    <w:p>
-      <w:pPr>
-        <w:spacing w:after="0" w:line="240" w:lineRule="auto"/>
-        <w:rPr>
-          <w:rFonts w:ascii="Times New Roman" w:eastAsia="Times New Roman" w:hAnsi="Times New Roman" w:cs="Times New Roman"/>
-          <w:kern w:val="0"/>
-          <w:lang w:eastAsia="ru-RU"/>
-          <w14:ligatures w14:val="none"/>
-        </w:rPr>
-      </w:pPr>
-      <w:r>
-        <w:pict w14:anchorId="311DF379">
-          <v:rect id="Horizontal Line 2" o:spid="_x0000_s1036" alt="" style="width:467.75pt;height:.05pt;visibility:visible;mso-wrap-style:square;mso-width-percent:0;mso-height-percent:0;mso-left-percent:-10001;mso-top-percent:-10001;mso-position-horizontal:absolute;mso-position-horizontal-relative:char;mso-position-vertical:absolute;mso-position-vertical-relative:line;mso-width-percent:0;mso-height-percent:0;mso-left-percent:-10001;mso-top-percent:-10001;v-text-anchor:top" filled="f">
+        <w:spacing w:before="40" w:after="40" w:line="240" w:lineRule="auto"/>
+        <w:rPr>
+          <w:rFonts w:ascii="Times New Roman" w:eastAsia="Times New Roman" w:hAnsi="Times New Roman" w:cs="Times New Roman"/>
+          <w:color w:val="000000"/>
+          <w:kern w:val="0"/>
+          <w:lang w:eastAsia="ru-RU"/>
+          <w14:ligatures w14:val="none"/>
+        </w:rPr>
+      </w:pPr>
+      <w:r>
+        <w:rPr>
+          <w:rFonts w:ascii="Times New Roman" w:eastAsia="Times New Roman" w:hAnsi="Times New Roman" w:cs="Times New Roman"/>
+          <w:b/>
+          <w:bCs/>
+          <w:color w:val="000000"/>
+          <w:kern w:val="0"/>
+          <w:lang w:eastAsia="ru-RU"/>
+          <w14:ligatures w14:val="none"/>
+        </w:rPr>
+        <w:t xml:space="preserve">Слайд </w:t>
+      </w:r>
+      <w:r>
+        <w:rPr>
+          <w:rFonts w:ascii="Times New Roman" w:eastAsia="Times New Roman" w:hAnsi="Times New Roman" w:cs="Times New Roman"/>
+          <w:b/>
+          <w:bCs/>
+          <w:color w:val="000000"/>
+          <w:kern w:val="0"/>
+          <w:lang w:eastAsia="ru-RU"/>
+          <w14:ligatures w14:val="none"/>
+        </w:rPr>
+        <w:t>0</w:t>
+      </w:r>
+      <w:r>
+        <w:rPr>
+          <w:rFonts w:ascii="Times New Roman" w:eastAsia="Times New Roman" w:hAnsi="Times New Roman" w:cs="Times New Roman"/>
+          <w:b/>
+          <w:bCs/>
+          <w:color w:val="000000"/>
+          <w:kern w:val="0"/>
+          <w:lang w:eastAsia="ru-RU"/>
+          <w14:ligatures w14:val="none"/>
+        </w:rPr>
+        <w:t xml:space="preserve"> — Титульный </w:t>
+      </w:r>
+      <w:r>
+        <w:rPr>
+          <w:rFonts w:ascii="Times New Roman" w:eastAsia="Times New Roman" w:hAnsi="Times New Roman" w:cs="Times New Roman"/>
+          <w:b/>
+          <w:bCs/>
+          <w:color w:val="000000"/>
+          <w:kern w:val="0"/>
+          <w:lang w:eastAsia="ru-RU"/>
+          <w14:ligatures w14:val="none"/>
+        </w:rPr>
+        <w:t xml:space="preserve">  15 сек</w:t>
+      </w:r>
+    </w:p>
+    <w:p>
+      <w:pPr>
+        <w:spacing w:before="40" w:after="40" w:line="240" w:lineRule="auto"/>
+        <w:rPr>
+          <w:rFonts w:ascii="Times New Roman" w:eastAsia="Times New Roman" w:hAnsi="Times New Roman" w:cs="Times New Roman"/>
+          <w:color w:val="000000"/>
+          <w:kern w:val="0"/>
+          <w:lang w:eastAsia="ru-RU"/>
+          <w14:ligatures w14:val="none"/>
+        </w:rPr>
+      </w:pPr>
+      <w:r>
+        <w:rPr>
+          <w:rFonts w:ascii="Times New Roman" w:eastAsia="Times New Roman" w:hAnsi="Times New Roman" w:cs="Times New Roman"/>
+          <w:color w:val="000000"/>
+          <w:kern w:val="0"/>
+          <w:lang w:eastAsia="ru-RU"/>
+          <w14:ligatures w14:val="none"/>
+        </w:rPr>
+        <w:t>Добрый день, уважаемые члены комиссии. Меня зовут</w:t>
+      </w:r>
+      <w:r>
+        <w:rPr>
+          <w:rFonts w:ascii="Times New Roman" w:eastAsia="Times New Roman" w:hAnsi="Times New Roman" w:cs="Times New Roman"/>
+          <w:color w:val="000000"/>
+          <w:kern w:val="0"/>
+          <w:lang w:eastAsia="ru-RU"/>
+          <w14:ligatures w14:val="none"/>
+        </w:rPr>
+        <w:t xml:space="preserve"> ххх </w:t>
+      </w:r>
+      <w:r>
+        <w:rPr>
+          <w:rFonts w:ascii="Times New Roman" w:eastAsia="Times New Roman" w:hAnsi="Times New Roman" w:cs="Times New Roman"/>
+          <w:color w:val="000000"/>
+          <w:kern w:val="0"/>
+          <w:lang w:eastAsia="ru-RU"/>
+          <w14:ligatures w14:val="none"/>
+        </w:rPr>
+        <w:t xml:space="preserve">, тема моей выпускной квалификационной работы — «Методы классификации текстовых документов на основе дообучения большой языковой модели». </w:t>
+      </w:r>
+    </w:p>
+    <w:p>
+      <w:pPr>
+        <w:spacing w:before="40" w:after="40" w:line="240" w:lineRule="auto"/>
+        <w:rPr>
+          <w:rFonts w:ascii="Times New Roman" w:eastAsia="Times New Roman" w:hAnsi="Times New Roman" w:cs="Times New Roman"/>
+          <w:kern w:val="0"/>
+          <w:lang w:eastAsia="ru-RU"/>
+          <w14:ligatures w14:val="none"/>
+        </w:rPr>
+      </w:pPr>
+      <w:r>
+        <w:pict w14:anchorId="43E97265">
+          <v:rect id="Horizontal Line 2" o:spid="_x0000_s1035" alt="" style="width:467.75pt;height:.05pt;visibility:visible;mso-wrap-style:square;mso-width-percent:0;mso-height-percent:0;mso-left-percent:-10001;mso-top-percent:-10001;mso-position-horizontal:absolute;mso-position-horizontal-relative:char;mso-position-vertical:absolute;mso-position-vertical-relative:line;mso-width-percent:0;mso-height-percent:0;mso-left-percent:-10001;mso-top-percent:-10001;v-text-anchor:top" filled="f">
             <o:lock v:ext="edit" rotation="t" aspectratio="t" verticies="t" text="t" shapetype="t"/>
             <w10:anchorlock/>
           </v:rect>
@@ -128,28 +144,100 @@
     </w:p>
     <w:p>
       <w:pPr>
-        <w:spacing w:before="100" w:beforeAutospacing="1" w:after="100" w:afterAutospacing="1" w:line="240" w:lineRule="auto"/>
-        <w:rPr>
-          <w:rFonts w:ascii="Times New Roman" w:eastAsia="Times New Roman" w:hAnsi="Times New Roman" w:cs="Times New Roman"/>
-          <w:b/>
-          <w:bCs/>
-          <w:color w:val="000000"/>
-          <w:kern w:val="0"/>
-          <w:lang w:eastAsia="ru-RU"/>
-          <w14:ligatures w14:val="none"/>
-        </w:rPr>
-      </w:pPr>
-      <w:r>
-        <w:rPr>
-          <w:rFonts w:ascii="Times New Roman" w:eastAsia="Times New Roman" w:hAnsi="Times New Roman" w:cs="Times New Roman"/>
-          <w:b/>
-          <w:bCs/>
-          <w:color w:val="000000"/>
-          <w:kern w:val="0"/>
-          <w:lang w:eastAsia="ru-RU"/>
-          <w14:ligatures w14:val="none"/>
-        </w:rPr>
-        <w:t>Слайд 2 — Актуальность и цель работы (~35 сек)</w:t>
+        <w:spacing w:before="40" w:after="40" w:line="240" w:lineRule="auto"/>
+        <w:rPr>
+          <w:rFonts w:ascii="Times New Roman" w:eastAsia="Times New Roman" w:hAnsi="Times New Roman" w:cs="Times New Roman"/>
+          <w:b/>
+          <w:bCs/>
+          <w:color w:val="000000"/>
+          <w:kern w:val="0"/>
+          <w:lang w:eastAsia="ru-RU"/>
+          <w14:ligatures w14:val="none"/>
+        </w:rPr>
+      </w:pPr>
+      <w:r>
+        <w:rPr>
+          <w:rFonts w:ascii="Times New Roman" w:eastAsia="Times New Roman" w:hAnsi="Times New Roman" w:cs="Times New Roman"/>
+          <w:b/>
+          <w:bCs/>
+          <w:color w:val="000000"/>
+          <w:kern w:val="0"/>
+          <w:lang w:eastAsia="ru-RU"/>
+          <w14:ligatures w14:val="none"/>
+        </w:rPr>
+        <w:t xml:space="preserve">Слайд </w:t>
+      </w:r>
+      <w:r>
+        <w:rPr>
+          <w:rFonts w:ascii="Times New Roman" w:eastAsia="Times New Roman" w:hAnsi="Times New Roman" w:cs="Times New Roman"/>
+          <w:b/>
+          <w:bCs/>
+          <w:color w:val="000000"/>
+          <w:kern w:val="0"/>
+          <w:lang w:eastAsia="ru-RU"/>
+          <w14:ligatures w14:val="none"/>
+        </w:rPr>
+        <w:t>1</w:t>
+      </w:r>
+      <w:r>
+        <w:rPr>
+          <w:rFonts w:ascii="Times New Roman" w:eastAsia="Times New Roman" w:hAnsi="Times New Roman" w:cs="Times New Roman"/>
+          <w:b/>
+          <w:bCs/>
+          <w:color w:val="000000"/>
+          <w:kern w:val="0"/>
+          <w:lang w:eastAsia="ru-RU"/>
+          <w14:ligatures w14:val="none"/>
+        </w:rPr>
+        <w:t xml:space="preserve">— </w:t>
+      </w:r>
+      <w:r>
+        <w:rPr>
+          <w:rFonts w:ascii="Times New Roman" w:eastAsia="Times New Roman" w:hAnsi="Times New Roman" w:cs="Times New Roman"/>
+          <w:b/>
+          <w:bCs/>
+          <w:color w:val="000000"/>
+          <w:kern w:val="0"/>
+          <w:lang w:eastAsia="ru-RU"/>
+          <w14:ligatures w14:val="none"/>
+        </w:rPr>
+        <w:t xml:space="preserve">Проблематика и </w:t>
+      </w:r>
+      <w:r>
+        <w:rPr>
+          <w:rFonts w:ascii="Times New Roman" w:eastAsia="Times New Roman" w:hAnsi="Times New Roman" w:cs="Times New Roman"/>
+          <w:b/>
+          <w:bCs/>
+          <w:color w:val="000000"/>
+          <w:kern w:val="0"/>
+          <w:lang w:eastAsia="ru-RU"/>
+          <w14:ligatures w14:val="none"/>
+        </w:rPr>
+        <w:t xml:space="preserve">Актуальность </w:t>
+      </w:r>
+      <w:r>
+        <w:rPr>
+          <w:rFonts w:ascii="Times New Roman" w:eastAsia="Times New Roman" w:hAnsi="Times New Roman" w:cs="Times New Roman"/>
+          <w:b/>
+          <w:bCs/>
+          <w:color w:val="000000"/>
+          <w:kern w:val="0"/>
+          <w:lang w:eastAsia="ru-RU"/>
+          <w14:ligatures w14:val="none"/>
+        </w:rPr>
+        <w:t>(1 мин</w:t>
+      </w:r>
+      <w:r>
+        <w:rPr>
+          <w:rFonts w:ascii="Times New Roman" w:eastAsia="Times New Roman" w:hAnsi="Times New Roman" w:cs="Times New Roman"/>
+          <w:b/>
+          <w:bCs/>
+          <w:color w:val="000000"/>
+          <w:kern w:val="0"/>
+          <w:lang w:eastAsia="ru-RU"/>
+          <w14:ligatures w14:val="none"/>
+        </w:rPr>
+        <w:t>)</w:t>
       </w:r>
       <w:r>
         <w:rPr>
@@ -173,33 +261,556 @@
           <w:lang w:eastAsia="ru-RU"/>
           <w14:ligatures w14:val="none"/>
         </w:rPr>
-        <w:t>50</w:t>
-      </w:r>
-    </w:p>
-    <w:p>
-      <w:pPr>
-        <w:spacing w:before="100" w:beforeAutospacing="1" w:after="100" w:afterAutospacing="1" w:line="240" w:lineRule="auto"/>
-        <w:rPr>
-          <w:rFonts w:ascii="Times New Roman" w:eastAsia="Times New Roman" w:hAnsi="Times New Roman" w:cs="Times New Roman"/>
-          <w:kern w:val="0"/>
-          <w:lang w:eastAsia="ru-RU"/>
-          <w14:ligatures w14:val="none"/>
-        </w:rPr>
-      </w:pPr>
-      <w:r>
-        <w:rPr>
-          <w:rFonts w:ascii="Times New Roman" w:eastAsia="Times New Roman" w:hAnsi="Times New Roman" w:cs="Times New Roman"/>
-          <w:b/>
-          <w:bCs/>
+        <w:t xml:space="preserve"> 1.15</w:t>
+      </w:r>
+    </w:p>
+    <w:p>
+      <w:pPr>
+        <w:spacing w:before="40" w:after="40" w:line="240" w:lineRule="auto"/>
+        <w:rPr>
+          <w:rFonts w:ascii="Times New Roman" w:eastAsia="Times New Roman" w:hAnsi="Times New Roman" w:cs="Times New Roman"/>
+          <w:b/>
+          <w:bCs/>
+          <w:color w:val="000000"/>
+          <w:kern w:val="0"/>
+          <w:lang w:eastAsia="ru-RU"/>
+          <w14:ligatures w14:val="none"/>
+        </w:rPr>
+      </w:pPr>
+      <w:r>
+        <w:rPr>
+          <w:rFonts w:ascii="Times New Roman" w:eastAsia="Times New Roman" w:hAnsi="Times New Roman" w:cs="Times New Roman"/>
+          <w:b/>
+          <w:bCs/>
+          <w:color w:val="000000"/>
           <w:kern w:val="0"/>
           <w:lang w:eastAsia="ru-RU"/>
           <w14:ligatures w14:val="none"/>
         </w:rPr>
         <w:t>Проблематика</w:t>
       </w:r>
-      <w:r>
-        <w:rPr>
-          <w:rFonts w:ascii="Times New Roman" w:eastAsia="Times New Roman" w:hAnsi="Times New Roman" w:cs="Times New Roman"/>
+    </w:p>
+    <w:p>
+      <w:pPr>
+        <w:spacing w:before="40" w:after="40" w:line="240" w:lineRule="auto"/>
+        <w:rPr>
+          <w:rFonts w:ascii="Times New Roman" w:eastAsia="Times New Roman" w:hAnsi="Times New Roman" w:cs="Times New Roman"/>
+          <w:color w:val="000000"/>
+          <w:kern w:val="0"/>
+          <w:lang w:eastAsia="ru-RU"/>
+          <w14:ligatures w14:val="none"/>
+        </w:rPr>
+      </w:pPr>
+      <w:r>
+        <w:rPr>
+          <w:rFonts w:ascii="Times New Roman" w:eastAsia="Times New Roman" w:hAnsi="Times New Roman" w:cs="Times New Roman"/>
+          <w:color w:val="000000"/>
+          <w:kern w:val="0"/>
+          <w:lang w:eastAsia="ru-RU"/>
+          <w14:ligatures w14:val="none"/>
+        </w:rPr>
+        <w:t>Крупные компании</w:t>
+      </w:r>
+      <w:r>
+        <w:rPr>
+          <w:rFonts w:ascii="Times New Roman" w:eastAsia="Times New Roman" w:hAnsi="Times New Roman" w:cs="Times New Roman"/>
+          <w:color w:val="000000"/>
+          <w:kern w:val="0"/>
+          <w:lang w:eastAsia="ru-RU"/>
+          <w14:ligatures w14:val="none"/>
+        </w:rPr>
+        <w:t xml:space="preserve"> имеют общий почтовый ящик для писем и обращений. Ручная </w:t>
+      </w:r>
+      <w:r>
+        <w:rPr>
+          <w:rFonts w:ascii="Times New Roman" w:eastAsia="Times New Roman" w:hAnsi="Times New Roman" w:cs="Times New Roman"/>
+          <w:color w:val="000000"/>
+          <w:kern w:val="0"/>
+          <w:lang w:eastAsia="ru-RU"/>
+          <w14:ligatures w14:val="none"/>
+        </w:rPr>
+        <w:t xml:space="preserve">маршрутизация </w:t>
+      </w:r>
+      <w:r>
+        <w:rPr>
+          <w:rFonts w:ascii="Times New Roman" w:eastAsia="Times New Roman" w:hAnsi="Times New Roman" w:cs="Times New Roman"/>
+          <w:color w:val="000000"/>
+          <w:kern w:val="0"/>
+          <w:lang w:eastAsia="ru-RU"/>
+          <w14:ligatures w14:val="none"/>
+        </w:rPr>
+        <w:t xml:space="preserve">по </w:t>
+      </w:r>
+      <w:r>
+        <w:rPr>
+          <w:rFonts w:ascii="Times New Roman" w:eastAsia="Times New Roman" w:hAnsi="Times New Roman" w:cs="Times New Roman"/>
+          <w:color w:val="000000"/>
+          <w:kern w:val="0"/>
+          <w:lang w:eastAsia="ru-RU"/>
+          <w14:ligatures w14:val="none"/>
+        </w:rPr>
+        <w:t>подразделени</w:t>
+      </w:r>
+      <w:r>
+        <w:rPr>
+          <w:rFonts w:ascii="Times New Roman" w:eastAsia="Times New Roman" w:hAnsi="Times New Roman" w:cs="Times New Roman"/>
+          <w:color w:val="000000"/>
+          <w:kern w:val="0"/>
+          <w:lang w:eastAsia="ru-RU"/>
+          <w14:ligatures w14:val="none"/>
+        </w:rPr>
+        <w:t>ям</w:t>
+      </w:r>
+      <w:r>
+        <w:rPr>
+          <w:rFonts w:ascii="Times New Roman" w:eastAsia="Times New Roman" w:hAnsi="Times New Roman" w:cs="Times New Roman"/>
+          <w:color w:val="000000"/>
+          <w:kern w:val="0"/>
+          <w:lang w:eastAsia="ru-RU"/>
+          <w14:ligatures w14:val="none"/>
+        </w:rPr>
+        <w:t xml:space="preserve"> может занимать значительное время, что приводит к задержкам </w:t>
+      </w:r>
+      <w:r>
+        <w:rPr>
+          <w:rFonts w:ascii="Times New Roman" w:eastAsia="Times New Roman" w:hAnsi="Times New Roman" w:cs="Times New Roman"/>
+          <w:color w:val="000000"/>
+          <w:kern w:val="0"/>
+          <w:lang w:eastAsia="ru-RU"/>
+          <w14:ligatures w14:val="none"/>
+        </w:rPr>
+        <w:t>доставки и потерям</w:t>
+      </w:r>
+      <w:r>
+        <w:rPr>
+          <w:rFonts w:ascii="Times New Roman" w:eastAsia="Times New Roman" w:hAnsi="Times New Roman" w:cs="Times New Roman"/>
+          <w:color w:val="000000"/>
+          <w:kern w:val="0"/>
+          <w:lang w:eastAsia="ru-RU"/>
+          <w14:ligatures w14:val="none"/>
+        </w:rPr>
+        <w:t>.</w:t>
+      </w:r>
+    </w:p>
+    <w:p>
+      <w:pPr>
+        <w:spacing w:before="40" w:after="40" w:line="240" w:lineRule="auto"/>
+        <w:rPr>
+          <w:rFonts w:ascii="Times New Roman" w:eastAsia="Times New Roman" w:hAnsi="Times New Roman" w:cs="Times New Roman"/>
+          <w:color w:val="000000"/>
+          <w:kern w:val="0"/>
+          <w:lang w:eastAsia="ru-RU"/>
+          <w14:ligatures w14:val="none"/>
+        </w:rPr>
+      </w:pPr>
+      <w:r>
+        <w:rPr>
+          <w:rFonts w:ascii="Times New Roman" w:eastAsia="Times New Roman" w:hAnsi="Times New Roman" w:cs="Times New Roman"/>
+          <w:color w:val="000000"/>
+          <w:kern w:val="0"/>
+          <w:lang w:eastAsia="ru-RU"/>
+          <w14:ligatures w14:val="none"/>
+        </w:rPr>
+        <w:t xml:space="preserve">Помощь и ускорение в обработке может оказать классификатор на основе </w:t>
+      </w:r>
+      <w:r>
+        <w:rPr>
+          <w:rFonts w:ascii="Times New Roman" w:eastAsia="Times New Roman" w:hAnsi="Times New Roman" w:cs="Times New Roman"/>
+          <w:color w:val="000000"/>
+          <w:kern w:val="0"/>
+          <w:lang w:val="en-US" w:eastAsia="ru-RU"/>
+          <w14:ligatures w14:val="none"/>
+        </w:rPr>
+        <w:t>LLM</w:t>
+      </w:r>
+      <w:r>
+        <w:rPr>
+          <w:rFonts w:ascii="Times New Roman" w:eastAsia="Times New Roman" w:hAnsi="Times New Roman" w:cs="Times New Roman"/>
+          <w:color w:val="000000"/>
+          <w:kern w:val="0"/>
+          <w:lang w:eastAsia="ru-RU"/>
+          <w14:ligatures w14:val="none"/>
+        </w:rPr>
+        <w:t>.</w:t>
+      </w:r>
+    </w:p>
+    <w:p>
+      <w:pPr>
+        <w:spacing w:before="40" w:after="40" w:line="240" w:lineRule="auto"/>
+        <w:rPr>
+          <w:rFonts w:ascii="Times New Roman" w:eastAsia="Times New Roman" w:hAnsi="Times New Roman" w:cs="Times New Roman"/>
+          <w:color w:val="000000"/>
+          <w:kern w:val="0"/>
+          <w:lang w:eastAsia="ru-RU"/>
+          <w14:ligatures w14:val="none"/>
+        </w:rPr>
+      </w:pPr>
+    </w:p>
+    <w:p>
+      <w:pPr>
+        <w:spacing w:before="40" w:after="40" w:line="240" w:lineRule="auto"/>
+        <w:rPr>
+          <w:rFonts w:ascii="Times New Roman" w:eastAsia="Times New Roman" w:hAnsi="Times New Roman" w:cs="Times New Roman"/>
+          <w:color w:val="000000"/>
+          <w:kern w:val="0"/>
+          <w:lang w:eastAsia="ru-RU"/>
+          <w14:ligatures w14:val="none"/>
+        </w:rPr>
+      </w:pPr>
+      <w:r>
+        <w:rPr>
+          <w:rFonts w:ascii="Times New Roman" w:eastAsia="Times New Roman" w:hAnsi="Times New Roman" w:cs="Times New Roman"/>
+          <w:b/>
+          <w:bCs/>
+          <w:color w:val="000000"/>
+          <w:kern w:val="0"/>
+          <w:lang w:eastAsia="ru-RU"/>
+          <w14:ligatures w14:val="none"/>
+        </w:rPr>
+        <w:t>Актуальность</w:t>
+      </w:r>
+    </w:p>
+    <w:p>
+      <w:pPr>
+        <w:spacing w:before="40" w:after="40" w:line="240" w:lineRule="auto"/>
+        <w:rPr>
+          <w:rFonts w:ascii="Times New Roman" w:eastAsia="Times New Roman" w:hAnsi="Times New Roman" w:cs="Times New Roman"/>
+          <w:color w:val="000000"/>
+          <w:kern w:val="0"/>
+          <w:lang w:eastAsia="ru-RU"/>
+          <w14:ligatures w14:val="none"/>
+        </w:rPr>
+      </w:pPr>
+      <w:r>
+        <w:rPr>
+          <w:rFonts w:ascii="Times New Roman" w:eastAsia="Times New Roman" w:hAnsi="Times New Roman" w:cs="Times New Roman"/>
+          <w:color w:val="000000"/>
+          <w:kern w:val="0"/>
+          <w:lang w:eastAsia="ru-RU"/>
+          <w14:ligatures w14:val="none"/>
+        </w:rPr>
+        <w:t xml:space="preserve">На экране представлены ссылки на два </w:t>
+      </w:r>
+      <w:r>
+        <w:rPr>
+          <w:rFonts w:ascii="Times New Roman" w:eastAsia="Times New Roman" w:hAnsi="Times New Roman" w:cs="Times New Roman"/>
+          <w:color w:val="000000"/>
+          <w:kern w:val="0"/>
+          <w:lang w:eastAsia="ru-RU"/>
+          <w14:ligatures w14:val="none"/>
+        </w:rPr>
+        <w:t>исследования</w:t>
+      </w:r>
+      <w:r>
+        <w:rPr>
+          <w:rFonts w:ascii="Times New Roman" w:eastAsia="Times New Roman" w:hAnsi="Times New Roman" w:cs="Times New Roman"/>
+          <w:color w:val="000000"/>
+          <w:kern w:val="0"/>
+          <w:lang w:eastAsia="ru-RU"/>
+          <w14:ligatures w14:val="none"/>
+        </w:rPr>
+        <w:t xml:space="preserve"> от 2025 года.</w:t>
+      </w:r>
+    </w:p>
+    <w:p>
+      <w:pPr>
+        <w:spacing w:before="40" w:after="40" w:line="240" w:lineRule="auto"/>
+        <w:ind w:firstLine="708"/>
+        <w:rPr>
+          <w:rFonts w:ascii="Times New Roman" w:eastAsia="Times New Roman" w:hAnsi="Times New Roman" w:cs="Times New Roman"/>
+          <w:color w:val="000000"/>
+          <w:kern w:val="0"/>
+          <w:lang w:eastAsia="ru-RU"/>
+          <w14:ligatures w14:val="none"/>
+        </w:rPr>
+      </w:pPr>
+      <w:r>
+        <w:rPr>
+          <w:rFonts w:ascii="Times New Roman" w:eastAsia="Times New Roman" w:hAnsi="Times New Roman" w:cs="Times New Roman"/>
+          <w:color w:val="000000"/>
+          <w:kern w:val="0"/>
+          <w:lang w:eastAsia="ru-RU"/>
+          <w14:ligatures w14:val="none"/>
+        </w:rPr>
+        <w:t xml:space="preserve">Первое </w:t>
+      </w:r>
+      <w:r>
+        <w:rPr>
+          <w:rFonts w:ascii="Times New Roman" w:eastAsia="Times New Roman" w:hAnsi="Times New Roman" w:cs="Times New Roman"/>
+          <w:color w:val="000000"/>
+          <w:kern w:val="0"/>
+          <w:lang w:eastAsia="ru-RU"/>
+          <w14:ligatures w14:val="none"/>
+        </w:rPr>
+        <w:t>показало,</w:t>
+      </w:r>
+      <w:r>
+        <w:rPr>
+          <w:rFonts w:ascii="Times New Roman" w:eastAsia="Times New Roman" w:hAnsi="Times New Roman" w:cs="Times New Roman"/>
+          <w:color w:val="000000"/>
+          <w:kern w:val="0"/>
+          <w:lang w:eastAsia="ru-RU"/>
+          <w14:ligatures w14:val="none"/>
+        </w:rPr>
+        <w:t xml:space="preserve"> что полностью дообученная </w:t>
+      </w:r>
+      <w:r>
+        <w:rPr>
+          <w:rFonts w:ascii="Times New Roman" w:eastAsia="Times New Roman" w:hAnsi="Times New Roman" w:cs="Times New Roman"/>
+          <w:color w:val="000000"/>
+          <w:kern w:val="0"/>
+          <w:lang w:val="en-US" w:eastAsia="ru-RU"/>
+          <w14:ligatures w14:val="none"/>
+        </w:rPr>
+        <w:t>L</w:t>
+      </w:r>
+      <w:r>
+        <w:rPr>
+          <w:rFonts w:ascii="Times New Roman" w:eastAsia="Times New Roman" w:hAnsi="Times New Roman" w:cs="Times New Roman"/>
+          <w:color w:val="000000"/>
+          <w:kern w:val="0"/>
+          <w:lang w:val="en-US" w:eastAsia="ru-RU"/>
+          <w14:ligatures w14:val="none"/>
+        </w:rPr>
+        <w:t>lama</w:t>
+      </w:r>
+      <w:r>
+        <w:rPr>
+          <w:rFonts w:ascii="Times New Roman" w:eastAsia="Times New Roman" w:hAnsi="Times New Roman" w:cs="Times New Roman"/>
+          <w:color w:val="000000"/>
+          <w:kern w:val="0"/>
+          <w:lang w:eastAsia="ru-RU"/>
+          <w14:ligatures w14:val="none"/>
+        </w:rPr>
+        <w:t xml:space="preserve"> </w:t>
+      </w:r>
+      <w:r>
+        <w:rPr>
+          <w:rFonts w:ascii="Times New Roman" w:eastAsia="Times New Roman" w:hAnsi="Times New Roman" w:cs="Times New Roman"/>
+          <w:color w:val="000000"/>
+          <w:kern w:val="0"/>
+          <w:lang w:eastAsia="ru-RU"/>
+          <w14:ligatures w14:val="none"/>
+        </w:rPr>
+        <w:t xml:space="preserve">превзошла в </w:t>
+      </w:r>
+      <w:r>
+        <w:rPr>
+          <w:rFonts w:ascii="Times New Roman" w:eastAsia="Times New Roman" w:hAnsi="Times New Roman" w:cs="Times New Roman"/>
+          <w:color w:val="000000"/>
+          <w:kern w:val="0"/>
+          <w:lang w:eastAsia="ru-RU"/>
+          <w14:ligatures w14:val="none"/>
+        </w:rPr>
+        <w:t>классификации предобученные</w:t>
+      </w:r>
+      <w:r>
+        <w:rPr>
+          <w:rFonts w:ascii="Times New Roman" w:eastAsia="Times New Roman" w:hAnsi="Times New Roman" w:cs="Times New Roman"/>
+          <w:color w:val="000000"/>
+          <w:kern w:val="0"/>
+          <w:lang w:eastAsia="ru-RU"/>
+          <w14:ligatures w14:val="none"/>
+        </w:rPr>
+        <w:t xml:space="preserve"> энкодеры на 20 классах. В отличие от данного исследования в моей работе предлагается исследовать методы параметрически эффективного дообучения, а не полного.</w:t>
+      </w:r>
+    </w:p>
+    <w:p>
+      <w:pPr>
+        <w:spacing w:before="40" w:after="40" w:line="240" w:lineRule="auto"/>
+        <w:ind w:firstLine="708"/>
+        <w:rPr>
+          <w:rFonts w:ascii="Times New Roman" w:eastAsia="Times New Roman" w:hAnsi="Times New Roman" w:cs="Times New Roman"/>
+          <w:color w:val="000000"/>
+          <w:kern w:val="0"/>
+          <w:lang w:eastAsia="ru-RU"/>
+          <w14:ligatures w14:val="none"/>
+        </w:rPr>
+      </w:pPr>
+      <w:r>
+        <w:rPr>
+          <w:rFonts w:ascii="Times New Roman" w:eastAsia="Times New Roman" w:hAnsi="Times New Roman" w:cs="Times New Roman"/>
+          <w:color w:val="000000"/>
+          <w:kern w:val="0"/>
+          <w:lang w:eastAsia="ru-RU"/>
+          <w14:ligatures w14:val="none"/>
+        </w:rPr>
+        <w:t>Второе исследование говорит о том, что дообученные модели QWEN</w:t>
+      </w:r>
+      <w:r>
+        <w:rPr>
+          <w:rFonts w:ascii="Times New Roman" w:eastAsia="Times New Roman" w:hAnsi="Times New Roman" w:cs="Times New Roman"/>
+          <w:color w:val="000000"/>
+          <w:kern w:val="0"/>
+          <w:lang w:val="en-US" w:eastAsia="ru-RU"/>
+          <w14:ligatures w14:val="none"/>
+        </w:rPr>
+        <w:t> </w:t>
+      </w:r>
+      <w:r>
+        <w:rPr>
+          <w:rFonts w:ascii="Times New Roman" w:eastAsia="Times New Roman" w:hAnsi="Times New Roman" w:cs="Times New Roman"/>
+          <w:color w:val="000000"/>
+          <w:kern w:val="0"/>
+          <w:lang w:eastAsia="ru-RU"/>
+          <w14:ligatures w14:val="none"/>
+        </w:rPr>
+        <w:t xml:space="preserve">уступают пред обученным энкодер моделям. В моем исследовании датасет гораздо меньше, что может дать преимущество </w:t>
+      </w:r>
+      <w:r>
+        <w:rPr>
+          <w:rFonts w:ascii="Times New Roman" w:eastAsia="Times New Roman" w:hAnsi="Times New Roman" w:cs="Times New Roman"/>
+          <w:color w:val="000000"/>
+          <w:kern w:val="0"/>
+          <w:lang w:val="en-US" w:eastAsia="ru-RU"/>
+          <w14:ligatures w14:val="none"/>
+        </w:rPr>
+        <w:t>LLM</w:t>
+      </w:r>
+      <w:r>
+        <w:rPr>
+          <w:rFonts w:ascii="Times New Roman" w:eastAsia="Times New Roman" w:hAnsi="Times New Roman" w:cs="Times New Roman"/>
+          <w:color w:val="000000"/>
+          <w:kern w:val="0"/>
+          <w:lang w:eastAsia="ru-RU"/>
+          <w14:ligatures w14:val="none"/>
+        </w:rPr>
+        <w:t xml:space="preserve"> за счет предобучения на большом количестве данных, </w:t>
+      </w:r>
+      <w:r>
+        <w:rPr>
+          <w:rFonts w:ascii="Times New Roman" w:eastAsia="Times New Roman" w:hAnsi="Times New Roman" w:cs="Times New Roman"/>
+          <w:color w:val="000000"/>
+          <w:kern w:val="0"/>
+          <w:lang w:eastAsia="ru-RU"/>
+          <w14:ligatures w14:val="none"/>
+        </w:rPr>
+        <w:t>иногда</w:t>
+      </w:r>
+      <w:r>
+        <w:rPr>
+          <w:rFonts w:ascii="Times New Roman" w:eastAsia="Times New Roman" w:hAnsi="Times New Roman" w:cs="Times New Roman"/>
+          <w:color w:val="000000"/>
+          <w:kern w:val="0"/>
+          <w:lang w:eastAsia="ru-RU"/>
+          <w14:ligatures w14:val="none"/>
+        </w:rPr>
+        <w:t xml:space="preserve"> </w:t>
+      </w:r>
+      <w:r>
+        <w:rPr>
+          <w:rFonts w:ascii="Times New Roman" w:eastAsia="Times New Roman" w:hAnsi="Times New Roman" w:cs="Times New Roman"/>
+          <w:color w:val="000000"/>
+          <w:kern w:val="0"/>
+          <w:lang w:val="en-US" w:eastAsia="ru-RU"/>
+          <w14:ligatures w14:val="none"/>
+        </w:rPr>
+        <w:t>LLM</w:t>
+      </w:r>
+      <w:r>
+        <w:rPr>
+          <w:rFonts w:ascii="Times New Roman" w:eastAsia="Times New Roman" w:hAnsi="Times New Roman" w:cs="Times New Roman"/>
+          <w:color w:val="000000"/>
+          <w:kern w:val="0"/>
+          <w:lang w:eastAsia="ru-RU"/>
+          <w14:ligatures w14:val="none"/>
+        </w:rPr>
+        <w:t xml:space="preserve"> могут справляться </w:t>
+      </w:r>
+      <w:r>
+        <w:rPr>
+          <w:rFonts w:ascii="Times New Roman" w:eastAsia="Times New Roman" w:hAnsi="Times New Roman" w:cs="Times New Roman"/>
+          <w:color w:val="000000"/>
+          <w:kern w:val="0"/>
+          <w:lang w:eastAsia="ru-RU"/>
+          <w14:ligatures w14:val="none"/>
+        </w:rPr>
+        <w:t>с задачей</w:t>
+      </w:r>
+      <w:r>
+        <w:rPr>
+          <w:rFonts w:ascii="Times New Roman" w:eastAsia="Times New Roman" w:hAnsi="Times New Roman" w:cs="Times New Roman"/>
+          <w:color w:val="000000"/>
+          <w:kern w:val="0"/>
+          <w:lang w:eastAsia="ru-RU"/>
+          <w14:ligatures w14:val="none"/>
+        </w:rPr>
+        <w:t xml:space="preserve"> с помощью </w:t>
+      </w:r>
+      <w:r>
+        <w:rPr>
+          <w:rFonts w:ascii="Times New Roman" w:eastAsia="Times New Roman" w:hAnsi="Times New Roman" w:cs="Times New Roman"/>
+          <w:color w:val="000000"/>
+          <w:kern w:val="0"/>
+          <w:lang w:val="en-US" w:eastAsia="ru-RU"/>
+          <w14:ligatures w14:val="none"/>
+        </w:rPr>
+        <w:t>few</w:t>
+      </w:r>
+      <w:r>
+        <w:rPr>
+          <w:rFonts w:ascii="Times New Roman" w:eastAsia="Times New Roman" w:hAnsi="Times New Roman" w:cs="Times New Roman"/>
+          <w:color w:val="000000"/>
+          <w:kern w:val="0"/>
+          <w:lang w:eastAsia="ru-RU"/>
+          <w14:ligatures w14:val="none"/>
+        </w:rPr>
+        <w:t>-</w:t>
+      </w:r>
+      <w:r>
+        <w:rPr>
+          <w:rFonts w:ascii="Times New Roman" w:eastAsia="Times New Roman" w:hAnsi="Times New Roman" w:cs="Times New Roman"/>
+          <w:color w:val="000000"/>
+          <w:kern w:val="0"/>
+          <w:lang w:val="en-US" w:eastAsia="ru-RU"/>
+          <w14:ligatures w14:val="none"/>
+        </w:rPr>
+        <w:t>shot</w:t>
+      </w:r>
+      <w:r>
+        <w:rPr>
+          <w:rFonts w:ascii="Times New Roman" w:eastAsia="Times New Roman" w:hAnsi="Times New Roman" w:cs="Times New Roman"/>
+          <w:color w:val="000000"/>
+          <w:kern w:val="0"/>
+          <w:lang w:eastAsia="ru-RU"/>
+          <w14:ligatures w14:val="none"/>
+        </w:rPr>
+        <w:t xml:space="preserve"> примеров. </w:t>
+      </w:r>
+      <w:r>
+        <w:rPr>
+          <w:rFonts w:ascii="Times New Roman" w:eastAsia="Times New Roman" w:hAnsi="Times New Roman" w:cs="Times New Roman"/>
+          <w:color w:val="000000"/>
+          <w:kern w:val="0"/>
+          <w:lang w:eastAsia="ru-RU"/>
+          <w14:ligatures w14:val="none"/>
+        </w:rPr>
+        <w:t xml:space="preserve">А </w:t>
+      </w:r>
+      <w:r>
+        <w:rPr>
+          <w:rFonts w:ascii="Times New Roman" w:eastAsia="Times New Roman" w:hAnsi="Times New Roman" w:cs="Times New Roman"/>
+          <w:color w:val="000000"/>
+          <w:kern w:val="0"/>
+          <w:lang w:eastAsia="ru-RU"/>
+          <w14:ligatures w14:val="none"/>
+        </w:rPr>
+        <w:t>также</w:t>
+      </w:r>
+      <w:r>
+        <w:rPr>
+          <w:rFonts w:ascii="Times New Roman" w:eastAsia="Times New Roman" w:hAnsi="Times New Roman" w:cs="Times New Roman"/>
+          <w:color w:val="000000"/>
+          <w:kern w:val="0"/>
+          <w:lang w:eastAsia="ru-RU"/>
+          <w14:ligatures w14:val="none"/>
+        </w:rPr>
+        <w:t xml:space="preserve"> я использую модели с большим количеством параметров.</w:t>
+      </w:r>
+      <w:r>
+        <w:rPr>
+          <w:rFonts w:ascii="Times New Roman" w:eastAsia="Times New Roman" w:hAnsi="Times New Roman" w:cs="Times New Roman"/>
+          <w:color w:val="000000"/>
           <w:kern w:val="0"/>
           <w:lang w:eastAsia="ru-RU"/>
           <w14:ligatures w14:val="none"/>
@@ -209,77 +820,60 @@
       <w:r>
         <w:rPr>
           <w:rFonts w:ascii="Times New Roman" w:eastAsia="Times New Roman" w:hAnsi="Times New Roman" w:cs="Times New Roman"/>
-          <w:kern w:val="0"/>
-          <w:lang w:eastAsia="ru-RU"/>
-          <w14:ligatures w14:val="none"/>
-        </w:rPr>
-        <w:t xml:space="preserve">В </w:t>
-      </w:r>
-      <w:r>
-        <w:rPr>
-          <w:rFonts w:ascii="Times New Roman" w:eastAsia="Times New Roman" w:hAnsi="Times New Roman" w:cs="Times New Roman"/>
-          <w:kern w:val="0"/>
-          <w:lang w:eastAsia="ru-RU"/>
-          <w14:ligatures w14:val="none"/>
-        </w:rPr>
-        <w:t>крупных компаниях</w:t>
-      </w:r>
-      <w:r>
-        <w:rPr>
-          <w:rFonts w:ascii="Times New Roman" w:eastAsia="Times New Roman" w:hAnsi="Times New Roman" w:cs="Times New Roman"/>
-          <w:kern w:val="0"/>
-          <w:lang w:eastAsia="ru-RU"/>
-          <w14:ligatures w14:val="none"/>
-        </w:rPr>
-        <w:t xml:space="preserve"> входящая корреспонденция поступает в общий почтовый ящик и вручную распределяется по подразделениям. </w:t>
-      </w:r>
-      <w:r>
-        <w:rPr>
-          <w:rFonts w:ascii="Times New Roman" w:eastAsia="Times New Roman" w:hAnsi="Times New Roman" w:cs="Times New Roman"/>
-          <w:kern w:val="0"/>
-          <w:lang w:eastAsia="ru-RU"/>
-          <w14:ligatures w14:val="none"/>
-        </w:rPr>
-        <w:t>Для исключения задержек и потерь н</w:t>
-      </w:r>
-      <w:r>
-        <w:rPr>
-          <w:rFonts w:ascii="Times New Roman" w:eastAsia="Times New Roman" w:hAnsi="Times New Roman" w:cs="Times New Roman"/>
-          <w:kern w:val="0"/>
-          <w:lang w:eastAsia="ru-RU"/>
-          <w14:ligatures w14:val="none"/>
-        </w:rPr>
-        <w:t>еобходима автоматическая система классификации и распределения писем.</w:t>
-      </w:r>
-    </w:p>
-    <w:p>
-      <w:pPr>
-        <w:spacing w:before="100" w:beforeAutospacing="1" w:after="100" w:afterAutospacing="1" w:line="240" w:lineRule="auto"/>
-        <w:rPr>
-          <w:rFonts w:ascii="Times New Roman" w:eastAsia="Times New Roman" w:hAnsi="Times New Roman" w:cs="Times New Roman"/>
-          <w:b/>
-          <w:bCs/>
-          <w:kern w:val="0"/>
-          <w:lang w:eastAsia="ru-RU"/>
-          <w14:ligatures w14:val="none"/>
-        </w:rPr>
-      </w:pPr>
-      <w:r>
-        <w:rPr>
-          <w:rFonts w:ascii="Times New Roman" w:eastAsia="Times New Roman" w:hAnsi="Times New Roman" w:cs="Times New Roman"/>
-          <w:b/>
-          <w:bCs/>
-          <w:kern w:val="0"/>
-          <w:lang w:eastAsia="ru-RU"/>
-          <w14:ligatures w14:val="none"/>
-        </w:rPr>
-        <w:t xml:space="preserve">Почему </w:t>
-      </w:r>
-      <w:r>
-        <w:rPr>
-          <w:rFonts w:ascii="Times New Roman" w:eastAsia="Times New Roman" w:hAnsi="Times New Roman" w:cs="Times New Roman"/>
-          <w:b/>
-          <w:bCs/>
+          <w:color w:val="000000"/>
+          <w:kern w:val="0"/>
+          <w:lang w:eastAsia="ru-RU"/>
+          <w14:ligatures w14:val="none"/>
+        </w:rPr>
+        <w:tab/>
+      </w:r>
+      <w:r>
+        <w:rPr>
+          <w:rFonts w:ascii="Times New Roman" w:eastAsia="Times New Roman" w:hAnsi="Times New Roman" w:cs="Times New Roman"/>
+          <w:color w:val="000000"/>
+          <w:kern w:val="0"/>
+          <w:lang w:eastAsia="ru-RU"/>
+          <w14:ligatures w14:val="none"/>
+        </w:rPr>
+        <w:t>Данные в работе на русском языке, в исследованиях на китайском.</w:t>
+      </w:r>
+    </w:p>
+    <w:p>
+      <w:pPr>
+        <w:spacing w:before="40" w:after="40" w:line="240" w:lineRule="auto"/>
+        <w:ind w:firstLine="708"/>
+        <w:rPr>
+          <w:rFonts w:ascii="Times New Roman" w:eastAsia="Times New Roman" w:hAnsi="Times New Roman" w:cs="Times New Roman"/>
+          <w:color w:val="000000"/>
+          <w:kern w:val="0"/>
+          <w:lang w:eastAsia="ru-RU"/>
+          <w14:ligatures w14:val="none"/>
+        </w:rPr>
+      </w:pPr>
+      <w:r>
+        <w:rPr>
+          <w:rFonts w:ascii="Times New Roman" w:eastAsia="Times New Roman" w:hAnsi="Times New Roman" w:cs="Times New Roman"/>
+          <w:color w:val="000000"/>
+          <w:kern w:val="0"/>
+          <w:lang w:eastAsia="ru-RU"/>
+          <w14:ligatures w14:val="none"/>
+        </w:rPr>
+        <w:t>Недостатком</w:t>
+      </w:r>
+      <w:r>
+        <w:rPr>
+          <w:rFonts w:ascii="Times New Roman" w:eastAsia="Times New Roman" w:hAnsi="Times New Roman" w:cs="Times New Roman"/>
+          <w:color w:val="000000"/>
+          <w:kern w:val="0"/>
+          <w:lang w:eastAsia="ru-RU"/>
+          <w14:ligatures w14:val="none"/>
+        </w:rPr>
+        <w:t xml:space="preserve"> </w:t>
+      </w:r>
+      <w:r>
+        <w:rPr>
+          <w:rFonts w:ascii="Times New Roman" w:eastAsia="Times New Roman" w:hAnsi="Times New Roman" w:cs="Times New Roman"/>
+          <w:color w:val="000000"/>
           <w:kern w:val="0"/>
           <w:lang w:val="en-US" w:eastAsia="ru-RU"/>
           <w14:ligatures w14:val="none"/>
@@ -289,8 +883,7 @@
       <w:r>
         <w:rPr>
           <w:rFonts w:ascii="Times New Roman" w:eastAsia="Times New Roman" w:hAnsi="Times New Roman" w:cs="Times New Roman"/>
-          <w:b/>
-          <w:bCs/>
+          <w:color w:val="000000"/>
           <w:kern w:val="0"/>
           <w:lang w:eastAsia="ru-RU"/>
           <w14:ligatures w14:val="none"/>
@@ -300,194 +893,58 @@
       <w:r>
         <w:rPr>
           <w:rFonts w:ascii="Times New Roman" w:eastAsia="Times New Roman" w:hAnsi="Times New Roman" w:cs="Times New Roman"/>
-          <w:b/>
-          <w:bCs/>
-          <w:kern w:val="0"/>
-          <w:lang w:val="en-US" w:eastAsia="ru-RU"/>
-          <w14:ligatures w14:val="none"/>
-        </w:rPr>
-        <w:t>fine</w:t>
-      </w:r>
-      <w:r>
-        <w:rPr>
-          <w:rFonts w:ascii="Times New Roman" w:eastAsia="Times New Roman" w:hAnsi="Times New Roman" w:cs="Times New Roman"/>
-          <w:b/>
-          <w:bCs/>
-          <w:kern w:val="0"/>
-          <w:lang w:eastAsia="ru-RU"/>
-          <w14:ligatures w14:val="none"/>
-        </w:rPr>
-        <w:t>-</w:t>
-      </w:r>
-      <w:r>
-        <w:rPr>
-          <w:rFonts w:ascii="Times New Roman" w:eastAsia="Times New Roman" w:hAnsi="Times New Roman" w:cs="Times New Roman"/>
-          <w:b/>
-          <w:bCs/>
-          <w:kern w:val="0"/>
-          <w:lang w:val="en-US" w:eastAsia="ru-RU"/>
-          <w14:ligatures w14:val="none"/>
-        </w:rPr>
-        <w:t>tuning</w:t>
-      </w:r>
-      <w:r>
-        <w:rPr>
-          <w:rFonts w:ascii="Times New Roman" w:eastAsia="Times New Roman" w:hAnsi="Times New Roman" w:cs="Times New Roman"/>
-          <w:b/>
-          <w:bCs/>
-          <w:kern w:val="0"/>
-          <w:lang w:eastAsia="ru-RU"/>
-          <w14:ligatures w14:val="none"/>
-        </w:rPr>
-        <w:t>?</w:t>
-      </w:r>
-    </w:p>
-    <w:p>
-      <w:pPr>
-        <w:spacing w:before="100" w:beforeAutospacing="1" w:after="100" w:afterAutospacing="1" w:line="240" w:lineRule="auto"/>
-        <w:rPr>
-          <w:rFonts w:ascii="Times New Roman" w:eastAsia="Times New Roman" w:hAnsi="Times New Roman" w:cs="Times New Roman"/>
-          <w:kern w:val="0"/>
-          <w:lang w:eastAsia="ru-RU"/>
-          <w14:ligatures w14:val="none"/>
-        </w:rPr>
-      </w:pPr>
-      <w:r>
-        <w:rPr>
-          <w:rFonts w:ascii="Times New Roman" w:eastAsia="Times New Roman" w:hAnsi="Times New Roman" w:cs="Times New Roman"/>
-          <w:kern w:val="0"/>
-          <w:lang w:eastAsia="ru-RU"/>
-          <w14:ligatures w14:val="none"/>
-        </w:rPr>
-        <w:t xml:space="preserve">Классические методы и BERT-модели не справляются — первые не учитывают контекст, а вторые деградируют при дисбалансе классов. LLM решают обе проблемы за счёт масштаба предобучения и способности адаптироваться при минимуме данных. </w:t>
-      </w:r>
-    </w:p>
-    <w:p>
-      <w:pPr>
-        <w:spacing w:before="100" w:beforeAutospacing="1" w:after="100" w:afterAutospacing="1" w:line="240" w:lineRule="auto"/>
-        <w:rPr>
-          <w:rFonts w:ascii="Times New Roman" w:eastAsia="Times New Roman" w:hAnsi="Times New Roman" w:cs="Times New Roman"/>
-          <w:b/>
-          <w:bCs/>
-          <w:kern w:val="0"/>
-          <w:lang w:eastAsia="ru-RU"/>
-          <w14:ligatures w14:val="none"/>
-        </w:rPr>
-      </w:pPr>
-      <w:r>
-        <w:rPr>
-          <w:rFonts w:ascii="Times New Roman" w:eastAsia="Times New Roman" w:hAnsi="Times New Roman" w:cs="Times New Roman"/>
-          <w:b/>
-          <w:bCs/>
-          <w:kern w:val="0"/>
-          <w:lang w:eastAsia="ru-RU"/>
-          <w14:ligatures w14:val="none"/>
-        </w:rPr>
-        <w:t>Специфика:</w:t>
-      </w:r>
-    </w:p>
-    <w:p>
-      <w:pPr>
-        <w:spacing w:before="100" w:beforeAutospacing="1" w:after="100" w:afterAutospacing="1" w:line="240" w:lineRule="auto"/>
-        <w:rPr>
-          <w:rFonts w:ascii="Times New Roman" w:eastAsia="Times New Roman" w:hAnsi="Times New Roman" w:cs="Times New Roman"/>
-          <w:kern w:val="0"/>
-          <w:lang w:eastAsia="ru-RU"/>
-          <w14:ligatures w14:val="none"/>
-        </w:rPr>
-      </w:pPr>
-      <w:r>
-        <w:rPr>
-          <w:rFonts w:ascii="Times New Roman" w:eastAsia="Times New Roman" w:hAnsi="Times New Roman" w:cs="Times New Roman"/>
-          <w:kern w:val="0"/>
-          <w:lang w:eastAsia="ru-RU"/>
-          <w14:ligatures w14:val="none"/>
-        </w:rPr>
-        <w:t>Русский язык значительно сложнее для моделей и при этом слабо представлен в обучающих данных</w:t>
-      </w:r>
-      <w:r>
-        <w:rPr>
-          <w:rFonts w:ascii="Times New Roman" w:eastAsia="Times New Roman" w:hAnsi="Times New Roman" w:cs="Times New Roman"/>
-          <w:kern w:val="0"/>
-          <w:lang w:eastAsia="ru-RU"/>
-          <w14:ligatures w14:val="none"/>
-        </w:rPr>
-        <w:t>. В данных преобладает специфика нефтяной отрасли и</w:t>
-      </w:r>
-      <w:r>
-        <w:rPr>
-          <w:rFonts w:ascii="Times New Roman" w:eastAsia="Times New Roman" w:hAnsi="Times New Roman" w:cs="Times New Roman"/>
-          <w:kern w:val="0"/>
-          <w:lang w:eastAsia="ru-RU"/>
-          <w14:ligatures w14:val="none"/>
-        </w:rPr>
-        <w:t xml:space="preserve"> деловая переписка.</w:t>
-      </w:r>
-    </w:p>
-    <w:p>
-      <w:pPr>
-        <w:spacing w:before="100" w:beforeAutospacing="1" w:after="100" w:afterAutospacing="1" w:line="240" w:lineRule="auto"/>
-        <w:rPr>
-          <w:rFonts w:ascii="Times New Roman" w:eastAsia="Times New Roman" w:hAnsi="Times New Roman" w:cs="Times New Roman"/>
-          <w:b/>
-          <w:bCs/>
-          <w:kern w:val="0"/>
-          <w:lang w:eastAsia="ru-RU"/>
-          <w14:ligatures w14:val="none"/>
-        </w:rPr>
-      </w:pPr>
-      <w:r>
-        <w:rPr>
-          <w:rFonts w:ascii="Times New Roman" w:eastAsia="Times New Roman" w:hAnsi="Times New Roman" w:cs="Times New Roman"/>
-          <w:b/>
-          <w:bCs/>
-          <w:kern w:val="0"/>
-          <w:lang w:eastAsia="ru-RU"/>
-          <w14:ligatures w14:val="none"/>
-        </w:rPr>
-        <w:t xml:space="preserve">Цель работы </w:t>
-      </w:r>
-    </w:p>
-    <w:p>
-      <w:pPr>
-        <w:spacing w:after="0" w:line="240" w:lineRule="auto"/>
-        <w:rPr>
-          <w:rFonts w:ascii="Times New Roman" w:eastAsia="Times New Roman" w:hAnsi="Times New Roman" w:cs="Times New Roman"/>
-          <w:kern w:val="0"/>
-          <w:lang w:eastAsia="ru-RU"/>
-          <w14:ligatures w14:val="none"/>
-        </w:rPr>
-      </w:pPr>
-      <w:r>
-        <w:rPr>
-          <w:rFonts w:ascii="Times New Roman" w:eastAsia="Times New Roman" w:hAnsi="Times New Roman" w:cs="Times New Roman"/>
-          <w:kern w:val="0"/>
-          <w:lang w:eastAsia="ru-RU"/>
-          <w14:ligatures w14:val="none"/>
-        </w:rPr>
-        <w:t xml:space="preserve">Подобрать оптимальный метод дообучения LLM для автоматической классификации </w:t>
-      </w:r>
-      <w:r>
-        <w:rPr>
-          <w:rFonts w:ascii="Times New Roman" w:eastAsia="Times New Roman" w:hAnsi="Times New Roman" w:cs="Times New Roman"/>
-          <w:kern w:val="0"/>
-          <w:lang w:eastAsia="ru-RU"/>
-          <w14:ligatures w14:val="none"/>
-        </w:rPr>
-        <w:t>входящих писем</w:t>
-      </w:r>
-      <w:r>
-        <w:rPr>
-          <w:rFonts w:ascii="Times New Roman" w:eastAsia="Times New Roman" w:hAnsi="Times New Roman" w:cs="Times New Roman"/>
-          <w:kern w:val="0"/>
-          <w:lang w:eastAsia="ru-RU"/>
-          <w14:ligatures w14:val="none"/>
-        </w:rPr>
-        <w:t xml:space="preserve"> на реальных данных компании </w:t>
-      </w:r>
-      <w:r>
-        <w:pict w14:anchorId="179FD372">
-          <v:rect id="Horizontal Line 3" o:spid="_x0000_s1035" alt="" style="width:467.75pt;height:.05pt;visibility:visible;mso-wrap-style:square;mso-width-percent:0;mso-height-percent:0;mso-left-percent:-10001;mso-top-percent:-10001;mso-position-horizontal:absolute;mso-position-horizontal-relative:char;mso-position-vertical:absolute;mso-position-vertical-relative:line;mso-width-percent:0;mso-height-percent:0;mso-left-percent:-10001;mso-top-percent:-10001;v-text-anchor:top" filled="f">
+          <w:color w:val="000000"/>
+          <w:kern w:val="0"/>
+          <w:lang w:eastAsia="ru-RU"/>
+          <w14:ligatures w14:val="none"/>
+        </w:rPr>
+        <w:t>является</w:t>
+      </w:r>
+      <w:r>
+        <w:rPr>
+          <w:rFonts w:ascii="Times New Roman" w:eastAsia="Times New Roman" w:hAnsi="Times New Roman" w:cs="Times New Roman"/>
+          <w:color w:val="000000"/>
+          <w:kern w:val="0"/>
+          <w:lang w:eastAsia="ru-RU"/>
+          <w14:ligatures w14:val="none"/>
+        </w:rPr>
+        <w:t xml:space="preserve"> дорогивизн</w:t>
+      </w:r>
+      <w:r>
+        <w:rPr>
+          <w:rFonts w:ascii="Times New Roman" w:eastAsia="Times New Roman" w:hAnsi="Times New Roman" w:cs="Times New Roman"/>
+          <w:color w:val="000000"/>
+          <w:kern w:val="0"/>
+          <w:lang w:eastAsia="ru-RU"/>
+          <w14:ligatures w14:val="none"/>
+        </w:rPr>
+        <w:t>а</w:t>
+      </w:r>
+      <w:r>
+        <w:rPr>
+          <w:rFonts w:ascii="Times New Roman" w:eastAsia="Times New Roman" w:hAnsi="Times New Roman" w:cs="Times New Roman"/>
+          <w:color w:val="000000"/>
+          <w:kern w:val="0"/>
+          <w:lang w:eastAsia="ru-RU"/>
+          <w14:ligatures w14:val="none"/>
+        </w:rPr>
+        <w:t xml:space="preserve"> в инференсе и дообучении.</w:t>
+      </w:r>
+    </w:p>
+    <w:p>
+      <w:pPr>
+        <w:spacing w:before="40" w:after="40" w:line="240" w:lineRule="auto"/>
+        <w:ind w:firstLine="708"/>
+        <w:rPr>
+          <w:rFonts w:ascii="Times New Roman" w:eastAsia="Times New Roman" w:hAnsi="Times New Roman" w:cs="Times New Roman"/>
+          <w:kern w:val="0"/>
+          <w:lang w:eastAsia="ru-RU"/>
+          <w14:ligatures w14:val="none"/>
+        </w:rPr>
+      </w:pPr>
+      <w:r>
+        <w:pict w14:anchorId="315A51C2">
+          <v:rect id="Horizontal Line 3" o:spid="_x0000_s1034" alt="" style="width:467.75pt;height:.05pt;visibility:visible;mso-wrap-style:square;mso-width-percent:0;mso-height-percent:0;mso-left-percent:-10001;mso-top-percent:-10001;mso-position-horizontal:absolute;mso-position-horizontal-relative:char;mso-position-vertical:absolute;mso-position-vertical-relative:line;mso-width-percent:0;mso-height-percent:0;mso-left-percent:-10001;mso-top-percent:-10001;v-text-anchor:top" filled="f">
             <o:lock v:ext="edit" rotation="t" aspectratio="t" verticies="t" text="t" shapetype="t"/>
             <w10:anchorlock/>
           </v:rect>
@@ -496,280 +953,169 @@
     </w:p>
     <w:p>
       <w:pPr>
-        <w:spacing w:before="100" w:beforeAutospacing="1" w:after="100" w:afterAutospacing="1" w:line="240" w:lineRule="auto"/>
-        <w:rPr>
-          <w:rFonts w:ascii="Times New Roman" w:eastAsia="Times New Roman" w:hAnsi="Times New Roman" w:cs="Times New Roman"/>
-          <w:color w:val="000000"/>
-          <w:kern w:val="0"/>
-          <w:lang w:eastAsia="ru-RU"/>
-          <w14:ligatures w14:val="none"/>
-        </w:rPr>
-      </w:pPr>
-      <w:r>
-        <w:rPr>
-          <w:rFonts w:ascii="Times New Roman" w:eastAsia="Times New Roman" w:hAnsi="Times New Roman" w:cs="Times New Roman"/>
-          <w:b/>
-          <w:bCs/>
-          <w:color w:val="000000"/>
-          <w:kern w:val="0"/>
-          <w:lang w:eastAsia="ru-RU"/>
-          <w14:ligatures w14:val="none"/>
-        </w:rPr>
-        <w:t>Слайд 3 — Данные (~35 сек)</w:t>
-      </w:r>
-    </w:p>
-    <w:p>
-      <w:pPr>
-        <w:spacing w:before="100" w:beforeAutospacing="1" w:after="100" w:afterAutospacing="1" w:line="240" w:lineRule="auto"/>
-        <w:rPr>
-          <w:rFonts w:ascii="Times New Roman" w:eastAsia="Times New Roman" w:hAnsi="Times New Roman" w:cs="Times New Roman"/>
-          <w:color w:val="000000"/>
-          <w:kern w:val="0"/>
-          <w:lang w:eastAsia="ru-RU"/>
-          <w14:ligatures w14:val="none"/>
-        </w:rPr>
-      </w:pPr>
-      <w:r>
-        <w:rPr>
-          <w:rFonts w:ascii="Times New Roman" w:eastAsia="Times New Roman" w:hAnsi="Times New Roman" w:cs="Times New Roman"/>
-          <w:color w:val="000000"/>
-          <w:kern w:val="0"/>
-          <w:lang w:eastAsia="ru-RU"/>
-          <w14:ligatures w14:val="none"/>
-        </w:rPr>
-        <w:t>Исходный корпус</w:t>
-      </w:r>
-      <w:r>
-        <w:rPr>
-          <w:rFonts w:ascii="Times New Roman" w:eastAsia="Times New Roman" w:hAnsi="Times New Roman" w:cs="Times New Roman"/>
-          <w:color w:val="000000"/>
-          <w:kern w:val="0"/>
-          <w:lang w:eastAsia="ru-RU"/>
-          <w14:ligatures w14:val="none"/>
-        </w:rPr>
-        <w:t xml:space="preserve"> данных</w:t>
-      </w:r>
-      <w:r>
-        <w:rPr>
-          <w:rFonts w:ascii="Times New Roman" w:eastAsia="Times New Roman" w:hAnsi="Times New Roman" w:cs="Times New Roman"/>
-          <w:color w:val="000000"/>
-          <w:kern w:val="0"/>
-          <w:lang w:eastAsia="ru-RU"/>
-          <w14:ligatures w14:val="none"/>
-        </w:rPr>
-        <w:t xml:space="preserve"> </w:t>
-      </w:r>
-      <w:r>
-        <w:rPr>
-          <w:rFonts w:ascii="Times New Roman" w:eastAsia="Times New Roman" w:hAnsi="Times New Roman" w:cs="Times New Roman"/>
-          <w:color w:val="000000"/>
-          <w:kern w:val="0"/>
-          <w:lang w:eastAsia="ru-RU"/>
-          <w14:ligatures w14:val="none"/>
-        </w:rPr>
-        <w:t>представляет собой</w:t>
-      </w:r>
-      <w:r>
-        <w:rPr>
-          <w:rFonts w:ascii="Times New Roman" w:eastAsia="Times New Roman" w:hAnsi="Times New Roman" w:cs="Times New Roman"/>
-          <w:color w:val="000000"/>
-          <w:kern w:val="0"/>
-          <w:lang w:eastAsia="ru-RU"/>
-          <w14:ligatures w14:val="none"/>
-        </w:rPr>
-        <w:t xml:space="preserve"> более</w:t>
-      </w:r>
-      <w:r>
-        <w:rPr>
-          <w:rFonts w:ascii="Times New Roman" w:eastAsia="Times New Roman" w:hAnsi="Times New Roman" w:cs="Times New Roman"/>
-          <w:color w:val="000000"/>
-          <w:kern w:val="0"/>
-          <w:lang w:eastAsia="ru-RU"/>
-          <w14:ligatures w14:val="none"/>
-        </w:rPr>
-        <w:t xml:space="preserve"> </w:t>
-      </w:r>
-      <w:r>
-        <w:rPr>
-          <w:rFonts w:ascii="Times New Roman" w:eastAsia="Times New Roman" w:hAnsi="Times New Roman" w:cs="Times New Roman"/>
-          <w:color w:val="000000"/>
-          <w:kern w:val="0"/>
-          <w:lang w:eastAsia="ru-RU"/>
-          <w14:ligatures w14:val="none"/>
-        </w:rPr>
-        <w:t>17</w:t>
-      </w:r>
-      <w:r>
-        <w:rPr>
-          <w:rFonts w:ascii="Times New Roman" w:eastAsia="Times New Roman" w:hAnsi="Times New Roman" w:cs="Times New Roman"/>
-          <w:color w:val="000000"/>
-          <w:kern w:val="0"/>
-          <w:lang w:eastAsia="ru-RU"/>
-          <w14:ligatures w14:val="none"/>
-        </w:rPr>
-        <w:t>00</w:t>
-      </w:r>
-      <w:r>
-        <w:rPr>
-          <w:rFonts w:ascii="Times New Roman" w:eastAsia="Times New Roman" w:hAnsi="Times New Roman" w:cs="Times New Roman"/>
-          <w:color w:val="000000"/>
-          <w:kern w:val="0"/>
-          <w:lang w:eastAsia="ru-RU"/>
-          <w14:ligatures w14:val="none"/>
-        </w:rPr>
-        <w:t xml:space="preserve"> пис</w:t>
-      </w:r>
-      <w:r>
-        <w:rPr>
-          <w:rFonts w:ascii="Times New Roman" w:eastAsia="Times New Roman" w:hAnsi="Times New Roman" w:cs="Times New Roman"/>
-          <w:color w:val="000000"/>
-          <w:kern w:val="0"/>
-          <w:lang w:eastAsia="ru-RU"/>
-          <w14:ligatures w14:val="none"/>
-        </w:rPr>
-        <w:t>ем</w:t>
-      </w:r>
-      <w:r>
-        <w:rPr>
-          <w:rFonts w:ascii="Times New Roman" w:eastAsia="Times New Roman" w:hAnsi="Times New Roman" w:cs="Times New Roman"/>
-          <w:color w:val="000000"/>
-          <w:kern w:val="0"/>
-          <w:lang w:eastAsia="ru-RU"/>
-          <w14:ligatures w14:val="none"/>
-        </w:rPr>
-        <w:t xml:space="preserve">, распределённых по 36 </w:t>
-      </w:r>
-      <w:r>
-        <w:rPr>
-          <w:rFonts w:ascii="Times New Roman" w:eastAsia="Times New Roman" w:hAnsi="Times New Roman" w:cs="Times New Roman"/>
-          <w:color w:val="000000"/>
-          <w:kern w:val="0"/>
-          <w:lang w:eastAsia="ru-RU"/>
-          <w14:ligatures w14:val="none"/>
-        </w:rPr>
-        <w:t>блокам</w:t>
-      </w:r>
-      <w:r>
-        <w:rPr>
-          <w:rFonts w:ascii="Times New Roman" w:eastAsia="Times New Roman" w:hAnsi="Times New Roman" w:cs="Times New Roman"/>
-          <w:color w:val="000000"/>
-          <w:kern w:val="0"/>
-          <w:lang w:eastAsia="ru-RU"/>
-          <w14:ligatures w14:val="none"/>
-        </w:rPr>
-        <w:t xml:space="preserve"> компании. Персональные данные</w:t>
-      </w:r>
-      <w:r>
-        <w:rPr>
-          <w:rFonts w:ascii="Times New Roman" w:eastAsia="Times New Roman" w:hAnsi="Times New Roman" w:cs="Times New Roman"/>
-          <w:color w:val="000000"/>
-          <w:kern w:val="0"/>
-          <w:lang w:eastAsia="ru-RU"/>
-          <w14:ligatures w14:val="none"/>
-        </w:rPr>
-        <w:t xml:space="preserve">, такие как </w:t>
-      </w:r>
-      <w:r>
-        <w:rPr>
-          <w:rFonts w:ascii="Times New Roman" w:eastAsia="Times New Roman" w:hAnsi="Times New Roman" w:cs="Times New Roman"/>
-          <w:color w:val="000000"/>
-          <w:kern w:val="0"/>
-          <w:lang w:eastAsia="ru-RU"/>
-          <w14:ligatures w14:val="none"/>
-        </w:rPr>
-        <w:t>имена, организации, даты</w:t>
-      </w:r>
-      <w:r>
-        <w:rPr>
-          <w:rFonts w:ascii="Times New Roman" w:eastAsia="Times New Roman" w:hAnsi="Times New Roman" w:cs="Times New Roman"/>
-          <w:color w:val="000000"/>
-          <w:kern w:val="0"/>
-          <w:lang w:eastAsia="ru-RU"/>
-          <w14:ligatures w14:val="none"/>
-        </w:rPr>
-        <w:t xml:space="preserve"> </w:t>
-      </w:r>
-      <w:r>
-        <w:rPr>
-          <w:rFonts w:ascii="Times New Roman" w:eastAsia="Times New Roman" w:hAnsi="Times New Roman" w:cs="Times New Roman"/>
-          <w:color w:val="000000"/>
-          <w:kern w:val="0"/>
-          <w:lang w:eastAsia="ru-RU"/>
-          <w14:ligatures w14:val="none"/>
-        </w:rPr>
-        <w:t>—</w:t>
-      </w:r>
-      <w:r>
-        <w:rPr>
-          <w:rFonts w:ascii="Times New Roman" w:eastAsia="Times New Roman" w:hAnsi="Times New Roman" w:cs="Times New Roman"/>
-          <w:color w:val="000000"/>
-          <w:kern w:val="0"/>
-          <w:lang w:eastAsia="ru-RU"/>
-          <w14:ligatures w14:val="none"/>
-        </w:rPr>
-        <w:t xml:space="preserve"> заменены плейсхолдерами.</w:t>
-      </w:r>
-    </w:p>
-    <w:p>
-      <w:pPr>
-        <w:spacing w:before="100" w:beforeAutospacing="1" w:after="100" w:afterAutospacing="1" w:line="240" w:lineRule="auto"/>
-        <w:rPr>
-          <w:rFonts w:ascii="Times New Roman" w:eastAsia="Times New Roman" w:hAnsi="Times New Roman" w:cs="Times New Roman"/>
-          <w:color w:val="000000"/>
-          <w:kern w:val="0"/>
-          <w:lang w:eastAsia="ru-RU"/>
-          <w14:ligatures w14:val="none"/>
-        </w:rPr>
-      </w:pPr>
-      <w:r>
-        <w:rPr>
-          <w:rFonts w:ascii="Times New Roman" w:eastAsia="Times New Roman" w:hAnsi="Times New Roman" w:cs="Times New Roman"/>
-          <w:color w:val="000000"/>
-          <w:kern w:val="0"/>
-          <w:lang w:eastAsia="ru-RU"/>
-          <w14:ligatures w14:val="none"/>
-        </w:rPr>
-        <w:t xml:space="preserve">При первичном анализе обнаружились </w:t>
-      </w:r>
-      <w:r>
-        <w:rPr>
-          <w:rFonts w:ascii="Times New Roman" w:eastAsia="Times New Roman" w:hAnsi="Times New Roman" w:cs="Times New Roman"/>
-          <w:color w:val="000000"/>
-          <w:kern w:val="0"/>
-          <w:lang w:eastAsia="ru-RU"/>
-          <w14:ligatures w14:val="none"/>
-        </w:rPr>
-        <w:t xml:space="preserve">такие </w:t>
-      </w:r>
-      <w:r>
-        <w:rPr>
-          <w:rFonts w:ascii="Times New Roman" w:eastAsia="Times New Roman" w:hAnsi="Times New Roman" w:cs="Times New Roman"/>
-          <w:color w:val="000000"/>
-          <w:kern w:val="0"/>
-          <w:lang w:eastAsia="ru-RU"/>
-          <w14:ligatures w14:val="none"/>
-        </w:rPr>
-        <w:t>проблемы в данных</w:t>
-      </w:r>
-      <w:r>
-        <w:rPr>
-          <w:rFonts w:ascii="Times New Roman" w:eastAsia="Times New Roman" w:hAnsi="Times New Roman" w:cs="Times New Roman"/>
-          <w:color w:val="000000"/>
-          <w:kern w:val="0"/>
-          <w:lang w:eastAsia="ru-RU"/>
-          <w14:ligatures w14:val="none"/>
-        </w:rPr>
-        <w:t>, как:</w:t>
-      </w:r>
-      <w:r>
-        <w:rPr>
-          <w:rFonts w:ascii="Times New Roman" w:eastAsia="Times New Roman" w:hAnsi="Times New Roman" w:cs="Times New Roman"/>
-          <w:color w:val="000000"/>
-          <w:kern w:val="0"/>
-          <w:lang w:eastAsia="ru-RU"/>
-          <w14:ligatures w14:val="none"/>
-        </w:rPr>
-        <w:t xml:space="preserve"> </w:t>
+        <w:spacing w:before="40" w:after="40" w:line="240" w:lineRule="auto"/>
+        <w:rPr>
+          <w:rFonts w:ascii="Times New Roman" w:eastAsia="Times New Roman" w:hAnsi="Times New Roman" w:cs="Times New Roman"/>
+          <w:b/>
+          <w:bCs/>
+          <w:color w:val="000000"/>
+          <w:kern w:val="0"/>
+          <w:lang w:eastAsia="ru-RU"/>
+          <w14:ligatures w14:val="none"/>
+        </w:rPr>
+      </w:pPr>
+      <w:r>
+        <w:rPr>
+          <w:rFonts w:ascii="Times New Roman" w:eastAsia="Times New Roman" w:hAnsi="Times New Roman" w:cs="Times New Roman"/>
+          <w:b/>
+          <w:bCs/>
+          <w:color w:val="000000"/>
+          <w:kern w:val="0"/>
+          <w:lang w:eastAsia="ru-RU"/>
+          <w14:ligatures w14:val="none"/>
+        </w:rPr>
+        <w:t xml:space="preserve">Слайд </w:t>
+      </w:r>
+      <w:r>
+        <w:rPr>
+          <w:rFonts w:ascii="Times New Roman" w:eastAsia="Times New Roman" w:hAnsi="Times New Roman" w:cs="Times New Roman"/>
+          <w:b/>
+          <w:bCs/>
+          <w:color w:val="000000"/>
+          <w:kern w:val="0"/>
+          <w:lang w:eastAsia="ru-RU"/>
+          <w14:ligatures w14:val="none"/>
+        </w:rPr>
+        <w:t>2</w:t>
+      </w:r>
+      <w:r>
+        <w:rPr>
+          <w:rFonts w:ascii="Times New Roman" w:eastAsia="Times New Roman" w:hAnsi="Times New Roman" w:cs="Times New Roman"/>
+          <w:b/>
+          <w:bCs/>
+          <w:color w:val="000000"/>
+          <w:kern w:val="0"/>
+          <w:lang w:eastAsia="ru-RU"/>
+          <w14:ligatures w14:val="none"/>
+        </w:rPr>
+        <w:t xml:space="preserve">— </w:t>
+      </w:r>
+      <w:r>
+        <w:rPr>
+          <w:rFonts w:ascii="Times New Roman" w:eastAsia="Times New Roman" w:hAnsi="Times New Roman" w:cs="Times New Roman"/>
+          <w:b/>
+          <w:bCs/>
+          <w:color w:val="000000"/>
+          <w:kern w:val="0"/>
+          <w:lang w:eastAsia="ru-RU"/>
+          <w14:ligatures w14:val="none"/>
+        </w:rPr>
+        <w:t>Цель и задачи</w:t>
+      </w:r>
+      <w:r>
+        <w:rPr>
+          <w:rFonts w:ascii="Times New Roman" w:eastAsia="Times New Roman" w:hAnsi="Times New Roman" w:cs="Times New Roman"/>
+          <w:b/>
+          <w:bCs/>
+          <w:color w:val="000000"/>
+          <w:kern w:val="0"/>
+          <w:lang w:eastAsia="ru-RU"/>
+          <w14:ligatures w14:val="none"/>
+        </w:rPr>
+        <w:t xml:space="preserve"> (~</w:t>
+      </w:r>
+      <w:r>
+        <w:rPr>
+          <w:rFonts w:ascii="Times New Roman" w:eastAsia="Times New Roman" w:hAnsi="Times New Roman" w:cs="Times New Roman"/>
+          <w:b/>
+          <w:bCs/>
+          <w:color w:val="000000"/>
+          <w:kern w:val="0"/>
+          <w:lang w:eastAsia="ru-RU"/>
+          <w14:ligatures w14:val="none"/>
+        </w:rPr>
+        <w:t>25</w:t>
+      </w:r>
+      <w:r>
+        <w:rPr>
+          <w:rFonts w:ascii="Times New Roman" w:eastAsia="Times New Roman" w:hAnsi="Times New Roman" w:cs="Times New Roman"/>
+          <w:b/>
+          <w:bCs/>
+          <w:color w:val="000000"/>
+          <w:kern w:val="0"/>
+          <w:lang w:eastAsia="ru-RU"/>
+          <w14:ligatures w14:val="none"/>
+        </w:rPr>
+        <w:t xml:space="preserve"> сек) </w:t>
+      </w:r>
+      <w:r>
+        <w:rPr>
+          <w:rFonts w:ascii="Times New Roman" w:eastAsia="Times New Roman" w:hAnsi="Times New Roman" w:cs="Times New Roman"/>
+          <w:b/>
+          <w:bCs/>
+          <w:color w:val="000000"/>
+          <w:kern w:val="0"/>
+          <w:lang w:eastAsia="ru-RU"/>
+          <w14:ligatures w14:val="none"/>
+        </w:rPr>
+        <w:t xml:space="preserve"> 1.40</w:t>
+      </w:r>
+    </w:p>
+    <w:p>
+      <w:pPr>
+        <w:spacing w:before="40" w:after="40" w:line="240" w:lineRule="auto"/>
+        <w:ind w:firstLine="708"/>
+        <w:rPr>
+          <w:rFonts w:ascii="Times New Roman" w:eastAsia="Times New Roman" w:hAnsi="Times New Roman" w:cs="Times New Roman"/>
+          <w:kern w:val="0"/>
+          <w:lang w:eastAsia="ru-RU"/>
+          <w14:ligatures w14:val="none"/>
+        </w:rPr>
+      </w:pPr>
+      <w:r>
+        <w:rPr>
+          <w:rFonts w:ascii="Times New Roman" w:eastAsia="Times New Roman" w:hAnsi="Times New Roman" w:cs="Times New Roman"/>
+          <w:kern w:val="0"/>
+          <w:lang w:eastAsia="ru-RU"/>
+          <w14:ligatures w14:val="none"/>
+        </w:rPr>
+        <w:t>Цель и</w:t>
+      </w:r>
+      <w:r>
+        <w:rPr>
+          <w:rFonts w:ascii="Times New Roman" w:eastAsia="Times New Roman" w:hAnsi="Times New Roman" w:cs="Times New Roman"/>
+          <w:kern w:val="0"/>
+          <w:lang w:eastAsia="ru-RU"/>
+          <w14:ligatures w14:val="none"/>
+        </w:rPr>
+        <w:t>сследовать применимость дообучения больших языковых моделей для решения задачи классификации русскоязычной корреспонденции</w:t>
+      </w:r>
+      <w:r>
+        <w:rPr>
+          <w:rFonts w:ascii="Times New Roman" w:eastAsia="Times New Roman" w:hAnsi="Times New Roman" w:cs="Times New Roman"/>
+          <w:kern w:val="0"/>
+          <w:lang w:eastAsia="ru-RU"/>
+          <w14:ligatures w14:val="none"/>
+        </w:rPr>
+        <w:br/>
+      </w:r>
+      <w:r>
+        <w:rPr>
+          <w:rFonts w:ascii="Times New Roman" w:eastAsia="Times New Roman" w:hAnsi="Times New Roman" w:cs="Times New Roman"/>
+          <w:kern w:val="0"/>
+          <w:lang w:eastAsia="ru-RU"/>
+          <w14:ligatures w14:val="none"/>
+        </w:rPr>
+        <w:tab/>
+      </w:r>
+      <w:r>
+        <w:rPr>
+          <w:rFonts w:ascii="Times New Roman" w:eastAsia="Times New Roman" w:hAnsi="Times New Roman" w:cs="Times New Roman"/>
+          <w:kern w:val="0"/>
+          <w:lang w:eastAsia="ru-RU"/>
+          <w14:ligatures w14:val="none"/>
+        </w:rPr>
+        <w:t>Для достижения цели необходимо решить следующие задачи:</w:t>
       </w:r>
     </w:p>
     <w:p>
@@ -777,46 +1123,24 @@
         <w:pStyle w:val="a7"/>
         <w:numPr>
           <w:ilvl w:val="0"/>
-          <w:numId w:val="2"/>
+          <w:numId w:val="3"/>
         </w:numPr>
-        <w:spacing w:before="100" w:beforeAutospacing="1" w:after="100" w:afterAutospacing="1" w:line="240" w:lineRule="auto"/>
-        <w:rPr>
-          <w:rFonts w:ascii="Times New Roman" w:eastAsia="Times New Roman" w:hAnsi="Times New Roman" w:cs="Times New Roman"/>
-          <w:color w:val="000000"/>
-          <w:kern w:val="0"/>
-          <w:lang w:eastAsia="ru-RU"/>
-          <w14:ligatures w14:val="none"/>
-        </w:rPr>
-      </w:pPr>
-      <w:r>
-        <w:rPr>
-          <w:rFonts w:ascii="Times New Roman" w:eastAsia="Times New Roman" w:hAnsi="Times New Roman" w:cs="Times New Roman"/>
-          <w:color w:val="000000"/>
-          <w:kern w:val="0"/>
-          <w:lang w:eastAsia="ru-RU"/>
-          <w14:ligatures w14:val="none"/>
-        </w:rPr>
-        <w:t>4 полных дубликата</w:t>
-      </w:r>
-      <w:r>
-        <w:rPr>
-          <w:rFonts w:ascii="Times New Roman" w:eastAsia="Times New Roman" w:hAnsi="Times New Roman" w:cs="Times New Roman"/>
-          <w:color w:val="000000"/>
-          <w:kern w:val="0"/>
-          <w:lang w:eastAsia="ru-RU"/>
-          <w14:ligatures w14:val="none"/>
-        </w:rPr>
-        <w:t xml:space="preserve"> и 1 дубликат </w:t>
-      </w:r>
-      <w:r>
-        <w:rPr>
-          <w:rFonts w:ascii="Times New Roman" w:eastAsia="Times New Roman" w:hAnsi="Times New Roman" w:cs="Times New Roman"/>
-          <w:color w:val="000000"/>
-          <w:kern w:val="0"/>
-          <w:lang w:eastAsia="ru-RU"/>
-          <w14:ligatures w14:val="none"/>
-        </w:rPr>
-        <w:t>между блоками</w:t>
+        <w:spacing w:before="40" w:after="40" w:line="240" w:lineRule="auto"/>
+        <w:rPr>
+          <w:rFonts w:ascii="Times New Roman" w:eastAsia="Times New Roman" w:hAnsi="Times New Roman" w:cs="Times New Roman"/>
+          <w:kern w:val="0"/>
+          <w:lang w:eastAsia="ru-RU"/>
+          <w14:ligatures w14:val="none"/>
+        </w:rPr>
+      </w:pPr>
+      <w:r>
+        <w:rPr>
+          <w:rFonts w:ascii="Times New Roman" w:eastAsia="Times New Roman" w:hAnsi="Times New Roman" w:cs="Times New Roman"/>
+          <w:kern w:val="0"/>
+          <w:lang w:eastAsia="ru-RU"/>
+          <w14:ligatures w14:val="none"/>
+        </w:rPr>
+        <w:t>Разведочный анализ данных</w:t>
       </w:r>
     </w:p>
     <w:p>
@@ -824,108 +1148,563 @@
         <w:pStyle w:val="a7"/>
         <w:numPr>
           <w:ilvl w:val="0"/>
-          <w:numId w:val="2"/>
+          <w:numId w:val="3"/>
         </w:numPr>
-        <w:spacing w:before="100" w:beforeAutospacing="1" w:after="100" w:afterAutospacing="1" w:line="240" w:lineRule="auto"/>
-        <w:rPr>
-          <w:rFonts w:ascii="Times New Roman" w:eastAsia="Times New Roman" w:hAnsi="Times New Roman" w:cs="Times New Roman"/>
-          <w:color w:val="000000"/>
-          <w:kern w:val="0"/>
-          <w:lang w:eastAsia="ru-RU"/>
-          <w14:ligatures w14:val="none"/>
-        </w:rPr>
-      </w:pPr>
-      <w:r>
-        <w:rPr>
-          <w:rFonts w:ascii="Times New Roman" w:eastAsia="Times New Roman" w:hAnsi="Times New Roman" w:cs="Times New Roman"/>
-          <w:color w:val="000000"/>
-          <w:kern w:val="0"/>
-          <w:lang w:eastAsia="ru-RU"/>
-          <w14:ligatures w14:val="none"/>
-        </w:rPr>
-        <w:t>19</w:t>
-      </w:r>
-      <w:r>
-        <w:rPr>
-          <w:rFonts w:ascii="Times New Roman" w:eastAsia="Times New Roman" w:hAnsi="Times New Roman" w:cs="Times New Roman"/>
-          <w:color w:val="000000"/>
-          <w:kern w:val="0"/>
-          <w:lang w:eastAsia="ru-RU"/>
-          <w14:ligatures w14:val="none"/>
-        </w:rPr>
-        <w:t xml:space="preserve"> писем аномалий с тысячами слов, при 50 уникальных</w:t>
-      </w:r>
-      <w:r>
-        <w:rPr>
-          <w:rFonts w:ascii="Times New Roman" w:eastAsia="Times New Roman" w:hAnsi="Times New Roman" w:cs="Times New Roman"/>
-          <w:color w:val="000000"/>
-          <w:kern w:val="0"/>
-          <w:lang w:eastAsia="ru-RU"/>
-          <w14:ligatures w14:val="none"/>
-        </w:rPr>
-        <w:t>. Это оказались циклические повторения фраз</w:t>
-      </w:r>
-      <w:r>
-        <w:rPr>
-          <w:rFonts w:ascii="Times New Roman" w:eastAsia="Times New Roman" w:hAnsi="Times New Roman" w:cs="Times New Roman"/>
-          <w:color w:val="000000"/>
-          <w:kern w:val="0"/>
-          <w:lang w:eastAsia="ru-RU"/>
-          <w14:ligatures w14:val="none"/>
-        </w:rPr>
-        <w:t xml:space="preserve"> и табличные данные</w:t>
-      </w:r>
-      <w:r>
-        <w:rPr>
-          <w:rFonts w:ascii="Times New Roman" w:eastAsia="Times New Roman" w:hAnsi="Times New Roman" w:cs="Times New Roman"/>
-          <w:color w:val="000000"/>
-          <w:kern w:val="0"/>
-          <w:lang w:eastAsia="ru-RU"/>
-          <w14:ligatures w14:val="none"/>
-        </w:rPr>
-        <w:t xml:space="preserve">. </w:t>
-      </w:r>
-    </w:p>
-    <w:p>
-      <w:pPr>
-        <w:spacing w:before="100" w:beforeAutospacing="1" w:after="100" w:afterAutospacing="1" w:line="240" w:lineRule="auto"/>
-        <w:rPr>
-          <w:rFonts w:ascii="Times New Roman" w:eastAsia="Times New Roman" w:hAnsi="Times New Roman" w:cs="Times New Roman"/>
-          <w:color w:val="000000"/>
+        <w:spacing w:before="40" w:after="40" w:line="240" w:lineRule="auto"/>
+        <w:rPr>
+          <w:rFonts w:ascii="Times New Roman" w:eastAsia="Times New Roman" w:hAnsi="Times New Roman" w:cs="Times New Roman"/>
+          <w:kern w:val="0"/>
+          <w:lang w:eastAsia="ru-RU"/>
+          <w14:ligatures w14:val="none"/>
+        </w:rPr>
+      </w:pPr>
+      <w:r>
+        <w:rPr>
+          <w:rFonts w:ascii="Times New Roman" w:eastAsia="Times New Roman" w:hAnsi="Times New Roman" w:cs="Times New Roman"/>
+          <w:kern w:val="0"/>
+          <w:lang w:eastAsia="ru-RU"/>
+          <w14:ligatures w14:val="none"/>
+        </w:rPr>
+        <w:t>Аугментацию данных в редких классах</w:t>
+      </w:r>
+    </w:p>
+    <w:p>
+      <w:pPr>
+        <w:pStyle w:val="a7"/>
+        <w:numPr>
+          <w:ilvl w:val="0"/>
+          <w:numId w:val="3"/>
+        </w:numPr>
+        <w:spacing w:before="40" w:after="40" w:line="240" w:lineRule="auto"/>
+        <w:rPr>
+          <w:rFonts w:ascii="Times New Roman" w:eastAsia="Times New Roman" w:hAnsi="Times New Roman" w:cs="Times New Roman"/>
+          <w:kern w:val="0"/>
+          <w:lang w:eastAsia="ru-RU"/>
+          <w14:ligatures w14:val="none"/>
+        </w:rPr>
+      </w:pPr>
+      <w:r>
+        <w:rPr>
+          <w:rFonts w:ascii="Times New Roman" w:eastAsia="Times New Roman" w:hAnsi="Times New Roman" w:cs="Times New Roman"/>
+          <w:kern w:val="0"/>
+          <w:lang w:eastAsia="ru-RU"/>
+          <w14:ligatures w14:val="none"/>
+        </w:rPr>
+        <w:t xml:space="preserve">Проверить эффективность </w:t>
+      </w:r>
+      <w:r>
+        <w:rPr>
+          <w:rFonts w:ascii="Times New Roman" w:eastAsia="Times New Roman" w:hAnsi="Times New Roman" w:cs="Times New Roman"/>
           <w:kern w:val="0"/>
           <w:lang w:val="en-US" w:eastAsia="ru-RU"/>
           <w14:ligatures w14:val="none"/>
         </w:rPr>
-      </w:pPr>
-      <w:r>
-        <w:rPr>
-          <w:rFonts w:ascii="Times New Roman" w:eastAsia="Times New Roman" w:hAnsi="Times New Roman" w:cs="Times New Roman"/>
-          <w:color w:val="000000"/>
-          <w:kern w:val="0"/>
-          <w:lang w:eastAsia="ru-RU"/>
-          <w14:ligatures w14:val="none"/>
-        </w:rPr>
-        <w:t>Главная проблема</w:t>
-      </w:r>
-      <w:r>
-        <w:rPr>
-          <w:rFonts w:ascii="Times New Roman" w:eastAsia="Times New Roman" w:hAnsi="Times New Roman" w:cs="Times New Roman"/>
-          <w:color w:val="000000"/>
-          <w:kern w:val="0"/>
-          <w:lang w:eastAsia="ru-RU"/>
-          <w14:ligatures w14:val="none"/>
-        </w:rPr>
-        <w:t xml:space="preserve"> представлена на графике</w:t>
-      </w:r>
-      <w:r>
-        <w:rPr>
-          <w:rFonts w:ascii="Times New Roman" w:eastAsia="Times New Roman" w:hAnsi="Times New Roman" w:cs="Times New Roman"/>
-          <w:color w:val="000000"/>
-          <w:kern w:val="0"/>
-          <w:lang w:eastAsia="ru-RU"/>
-          <w14:ligatures w14:val="none"/>
-        </w:rPr>
-        <w:t xml:space="preserve"> — сильный дисбаланс</w:t>
+        <w:t>LLM</w:t>
+      </w:r>
+      <w:r>
+        <w:rPr>
+          <w:rFonts w:ascii="Times New Roman" w:eastAsia="Times New Roman" w:hAnsi="Times New Roman" w:cs="Times New Roman"/>
+          <w:kern w:val="0"/>
+          <w:lang w:eastAsia="ru-RU"/>
+          <w14:ligatures w14:val="none"/>
+        </w:rPr>
+        <w:t xml:space="preserve"> на </w:t>
+      </w:r>
+      <w:r>
+        <w:rPr>
+          <w:rFonts w:ascii="Times New Roman" w:eastAsia="Times New Roman" w:hAnsi="Times New Roman" w:cs="Times New Roman"/>
+          <w:kern w:val="0"/>
+          <w:lang w:val="en-US" w:eastAsia="ru-RU"/>
+          <w14:ligatures w14:val="none"/>
+        </w:rPr>
+        <w:t>few</w:t>
+      </w:r>
+      <w:r>
+        <w:rPr>
+          <w:rFonts w:ascii="Times New Roman" w:eastAsia="Times New Roman" w:hAnsi="Times New Roman" w:cs="Times New Roman"/>
+          <w:kern w:val="0"/>
+          <w:lang w:eastAsia="ru-RU"/>
+          <w14:ligatures w14:val="none"/>
+        </w:rPr>
+        <w:t>-</w:t>
+      </w:r>
+      <w:r>
+        <w:rPr>
+          <w:rFonts w:ascii="Times New Roman" w:eastAsia="Times New Roman" w:hAnsi="Times New Roman" w:cs="Times New Roman"/>
+          <w:kern w:val="0"/>
+          <w:lang w:val="en-US" w:eastAsia="ru-RU"/>
+          <w14:ligatures w14:val="none"/>
+        </w:rPr>
+        <w:t>shot</w:t>
+      </w:r>
+      <w:r>
+        <w:rPr>
+          <w:rFonts w:ascii="Times New Roman" w:eastAsia="Times New Roman" w:hAnsi="Times New Roman" w:cs="Times New Roman"/>
+          <w:kern w:val="0"/>
+          <w:lang w:eastAsia="ru-RU"/>
+          <w14:ligatures w14:val="none"/>
+        </w:rPr>
+        <w:t xml:space="preserve"> примерах</w:t>
+      </w:r>
+    </w:p>
+    <w:p>
+      <w:pPr>
+        <w:pStyle w:val="a7"/>
+        <w:numPr>
+          <w:ilvl w:val="0"/>
+          <w:numId w:val="3"/>
+        </w:numPr>
+        <w:spacing w:before="40" w:after="40" w:line="240" w:lineRule="auto"/>
+        <w:rPr>
+          <w:rFonts w:ascii="Times New Roman" w:eastAsia="Times New Roman" w:hAnsi="Times New Roman" w:cs="Times New Roman"/>
+          <w:kern w:val="0"/>
+          <w:lang w:eastAsia="ru-RU"/>
+          <w14:ligatures w14:val="none"/>
+        </w:rPr>
+      </w:pPr>
+      <w:r>
+        <w:rPr>
+          <w:rFonts w:ascii="Times New Roman" w:eastAsia="Times New Roman" w:hAnsi="Times New Roman" w:cs="Times New Roman"/>
+          <w:kern w:val="0"/>
+          <w:lang w:eastAsia="ru-RU"/>
+          <w14:ligatures w14:val="none"/>
+        </w:rPr>
+        <w:t xml:space="preserve">Реализовать дообучение </w:t>
+      </w:r>
+      <w:r>
+        <w:rPr>
+          <w:rFonts w:ascii="Times New Roman" w:eastAsia="Times New Roman" w:hAnsi="Times New Roman" w:cs="Times New Roman"/>
+          <w:kern w:val="0"/>
+          <w:lang w:val="en-US" w:eastAsia="ru-RU"/>
+          <w14:ligatures w14:val="none"/>
+        </w:rPr>
+        <w:t>LLM</w:t>
+      </w:r>
+      <w:r>
+        <w:rPr>
+          <w:rFonts w:ascii="Times New Roman" w:eastAsia="Times New Roman" w:hAnsi="Times New Roman" w:cs="Times New Roman"/>
+          <w:kern w:val="0"/>
+          <w:lang w:eastAsia="ru-RU"/>
+          <w14:ligatures w14:val="none"/>
+        </w:rPr>
+        <w:t xml:space="preserve"> с помощью 4 методов, оценить качество классификации и выбрать наилучший вариант</w:t>
+      </w:r>
+    </w:p>
+    <w:p>
+      <w:pPr>
+        <w:spacing w:before="40" w:after="40" w:line="240" w:lineRule="auto"/>
+        <w:ind w:firstLine="708"/>
+        <w:rPr>
+          <w:rFonts w:ascii="Times New Roman" w:eastAsia="Times New Roman" w:hAnsi="Times New Roman" w:cs="Times New Roman"/>
+          <w:kern w:val="0"/>
+          <w:lang w:eastAsia="ru-RU"/>
+          <w14:ligatures w14:val="none"/>
+        </w:rPr>
+      </w:pPr>
+      <w:r>
+        <w:rPr>
+          <w:rFonts w:ascii="Times New Roman" w:hAnsi="Times New Roman" w:cs="Times New Roman"/>
+          <w:noProof/>
+        </w:rPr>
+        <mc:AlternateContent>
+          <mc:Choice Requires="wps">
+            <w:drawing>
+              <wp:inline distT="0" distB="0" distL="0" distR="0" wp14:anchorId="455BB92D" wp14:editId="6ADBCC96">
+                <wp:extent cx="5940425" cy="635"/>
+                <wp:effectExtent l="0" t="0" r="15875" b="24765"/>
+                <wp:docPr id="971657227" name="Horizontal Line 3"/>
+                <wp:cNvGraphicFramePr>
+                  <a:graphicFrameLocks xmlns:a="http://schemas.openxmlformats.org/drawingml/2006/main"/>
+                </wp:cNvGraphicFramePr>
+                <a:graphic xmlns:a="http://schemas.openxmlformats.org/drawingml/2006/main">
+                  <a:graphicData uri="http://schemas.microsoft.com/office/word/2010/wordprocessingShape">
+                    <wps:wsp>
+                      <wps:cNvSpPr>
+                        <a:spLocks/>
+                      </wps:cNvSpPr>
+                      <wps:spPr bwMode="auto">
+                        <a:xfrm>
+                          <a:off x="0" y="0"/>
+                          <a:ext cx="5940425" cy="635"/>
+                        </a:xfrm>
+                        <a:prstGeom prst="rect">
+                          <a:avLst/>
+                        </a:prstGeom>
+                        <a:noFill/>
+                        <a:ln w="9525">
+                          <a:solidFill>
+                            <a:srgbClr val="000000"/>
+                          </a:solidFill>
+                          <a:miter lim="800000"/>
+                          <a:headEnd/>
+                          <a:tailEnd/>
+                        </a:ln>
+                        <a:extLst>
+                          <a:ext uri="{909E8E84-426E-40DD-AFC4-6F175D3DCCD1}">
+                            <a14:hiddenFill xmlns:a14="http://schemas.microsoft.com/office/drawing/2010/main">
+                              <a:solidFill>
+                                <a:srgbClr val="FFFFFF"/>
+                              </a:solidFill>
+                            </a14:hiddenFill>
+                          </a:ext>
+                        </a:extLst>
+                      </wps:spPr>
+                      <wps:bodyPr rot="0" vert="horz" wrap="square" lIns="91440" tIns="45720" rIns="91440" bIns="45720" anchor="t" anchorCtr="0" upright="1">
+                        <a:noAutofit/>
+                      </wps:bodyPr>
+                    </wps:wsp>
+                  </a:graphicData>
+                </a:graphic>
+              </wp:inline>
+            </w:drawing>
+          </mc:Choice>
+          <mc:Fallback>
+            <w:pict>
+              <v:rect w14:anchorId="51C23D80" id="Horizontal Line 3" o:spid="_x0000_s1026" style="width:467.75pt;height:.05pt;visibility:visible;mso-wrap-style:square;mso-left-percent:-10001;mso-top-percent:-10001;mso-position-horizontal:absolute;mso-position-horizontal-relative:char;mso-position-vertical:absolute;mso-position-vertical-relative:line;mso-left-percent:-10001;mso-top-percent:-10001;v-text-anchor:top" o:gfxdata="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" filled="f">
+                <v:path arrowok="t"/>
+                <w10:anchorlock/>
+              </v:rect>
+            </w:pict>
+          </mc:Fallback>
+        </mc:AlternateContent>
+      </w:r>
+    </w:p>
+    <w:p>
+      <w:pPr>
+        <w:spacing w:before="40" w:after="40" w:line="240" w:lineRule="auto"/>
+        <w:ind w:firstLine="708"/>
+        <w:rPr>
+          <w:rFonts w:ascii="Times New Roman" w:eastAsia="Times New Roman" w:hAnsi="Times New Roman" w:cs="Times New Roman"/>
+          <w:kern w:val="0"/>
+          <w:lang w:eastAsia="ru-RU"/>
+          <w14:ligatures w14:val="none"/>
+        </w:rPr>
+      </w:pPr>
+    </w:p>
+    <w:p>
+      <w:pPr>
+        <w:spacing w:before="40" w:after="40" w:line="240" w:lineRule="auto"/>
+        <w:rPr>
+          <w:rFonts w:ascii="Times New Roman" w:eastAsia="Times New Roman" w:hAnsi="Times New Roman" w:cs="Times New Roman"/>
+          <w:color w:val="000000"/>
+          <w:kern w:val="0"/>
+          <w:lang w:eastAsia="ru-RU"/>
+          <w14:ligatures w14:val="none"/>
+        </w:rPr>
+      </w:pPr>
+      <w:r>
+        <w:rPr>
+          <w:rFonts w:ascii="Times New Roman" w:eastAsia="Times New Roman" w:hAnsi="Times New Roman" w:cs="Times New Roman"/>
+          <w:b/>
+          <w:bCs/>
+          <w:color w:val="000000"/>
+          <w:kern w:val="0"/>
+          <w:lang w:eastAsia="ru-RU"/>
+          <w14:ligatures w14:val="none"/>
+        </w:rPr>
+        <w:t>Слайд 3 — Данные (~</w:t>
+      </w:r>
+      <w:r>
+        <w:rPr>
+          <w:rFonts w:ascii="Times New Roman" w:eastAsia="Times New Roman" w:hAnsi="Times New Roman" w:cs="Times New Roman"/>
+          <w:b/>
+          <w:bCs/>
+          <w:color w:val="000000"/>
+          <w:kern w:val="0"/>
+          <w:lang w:eastAsia="ru-RU"/>
+          <w14:ligatures w14:val="none"/>
+        </w:rPr>
+        <w:t>30</w:t>
+      </w:r>
+      <w:r>
+        <w:rPr>
+          <w:rFonts w:ascii="Times New Roman" w:eastAsia="Times New Roman" w:hAnsi="Times New Roman" w:cs="Times New Roman"/>
+          <w:b/>
+          <w:bCs/>
+          <w:color w:val="000000"/>
+          <w:kern w:val="0"/>
+          <w:lang w:eastAsia="ru-RU"/>
+          <w14:ligatures w14:val="none"/>
+        </w:rPr>
+        <w:t xml:space="preserve"> сек)</w:t>
+      </w:r>
+      <w:r>
+        <w:rPr>
+          <w:rFonts w:ascii="Times New Roman" w:eastAsia="Times New Roman" w:hAnsi="Times New Roman" w:cs="Times New Roman"/>
+          <w:b/>
+          <w:bCs/>
+          <w:color w:val="000000"/>
+          <w:kern w:val="0"/>
+          <w:lang w:eastAsia="ru-RU"/>
+          <w14:ligatures w14:val="none"/>
+        </w:rPr>
+        <w:t xml:space="preserve"> 2.10</w:t>
+      </w:r>
+    </w:p>
+    <w:p>
+      <w:pPr>
+        <w:spacing w:before="40" w:after="40" w:line="240" w:lineRule="auto"/>
+        <w:rPr>
+          <w:rFonts w:ascii="Times New Roman" w:eastAsia="Times New Roman" w:hAnsi="Times New Roman" w:cs="Times New Roman"/>
+          <w:color w:val="000000"/>
+          <w:kern w:val="0"/>
+          <w:lang w:eastAsia="ru-RU"/>
+          <w14:ligatures w14:val="none"/>
+        </w:rPr>
+      </w:pPr>
+      <w:r>
+        <w:rPr>
+          <w:rFonts w:ascii="Times New Roman" w:eastAsia="Times New Roman" w:hAnsi="Times New Roman" w:cs="Times New Roman"/>
+          <w:color w:val="000000"/>
+          <w:kern w:val="0"/>
+          <w:lang w:eastAsia="ru-RU"/>
+          <w14:ligatures w14:val="none"/>
+        </w:rPr>
+        <w:t>Исходный корпус</w:t>
+      </w:r>
+      <w:r>
+        <w:rPr>
+          <w:rFonts w:ascii="Times New Roman" w:eastAsia="Times New Roman" w:hAnsi="Times New Roman" w:cs="Times New Roman"/>
+          <w:color w:val="000000"/>
+          <w:kern w:val="0"/>
+          <w:lang w:eastAsia="ru-RU"/>
+          <w14:ligatures w14:val="none"/>
+        </w:rPr>
+        <w:t xml:space="preserve"> данных</w:t>
+      </w:r>
+      <w:r>
+        <w:rPr>
+          <w:rFonts w:ascii="Times New Roman" w:eastAsia="Times New Roman" w:hAnsi="Times New Roman" w:cs="Times New Roman"/>
+          <w:color w:val="000000"/>
+          <w:kern w:val="0"/>
+          <w:lang w:eastAsia="ru-RU"/>
+          <w14:ligatures w14:val="none"/>
+        </w:rPr>
+        <w:t xml:space="preserve"> </w:t>
+      </w:r>
+      <w:r>
+        <w:rPr>
+          <w:rFonts w:ascii="Times New Roman" w:eastAsia="Times New Roman" w:hAnsi="Times New Roman" w:cs="Times New Roman"/>
+          <w:color w:val="000000"/>
+          <w:kern w:val="0"/>
+          <w:lang w:eastAsia="ru-RU"/>
+          <w14:ligatures w14:val="none"/>
+        </w:rPr>
+        <w:t>представляет собой</w:t>
+      </w:r>
+      <w:r>
+        <w:rPr>
+          <w:rFonts w:ascii="Times New Roman" w:eastAsia="Times New Roman" w:hAnsi="Times New Roman" w:cs="Times New Roman"/>
+          <w:color w:val="000000"/>
+          <w:kern w:val="0"/>
+          <w:lang w:eastAsia="ru-RU"/>
+          <w14:ligatures w14:val="none"/>
+        </w:rPr>
+        <w:t xml:space="preserve"> более</w:t>
+      </w:r>
+      <w:r>
+        <w:rPr>
+          <w:rFonts w:ascii="Times New Roman" w:eastAsia="Times New Roman" w:hAnsi="Times New Roman" w:cs="Times New Roman"/>
+          <w:color w:val="000000"/>
+          <w:kern w:val="0"/>
+          <w:lang w:eastAsia="ru-RU"/>
+          <w14:ligatures w14:val="none"/>
+        </w:rPr>
+        <w:t xml:space="preserve"> </w:t>
+      </w:r>
+      <w:r>
+        <w:rPr>
+          <w:rFonts w:ascii="Times New Roman" w:eastAsia="Times New Roman" w:hAnsi="Times New Roman" w:cs="Times New Roman"/>
+          <w:color w:val="000000"/>
+          <w:kern w:val="0"/>
+          <w:lang w:eastAsia="ru-RU"/>
+          <w14:ligatures w14:val="none"/>
+        </w:rPr>
+        <w:t>17</w:t>
+      </w:r>
+      <w:r>
+        <w:rPr>
+          <w:rFonts w:ascii="Times New Roman" w:eastAsia="Times New Roman" w:hAnsi="Times New Roman" w:cs="Times New Roman"/>
+          <w:color w:val="000000"/>
+          <w:kern w:val="0"/>
+          <w:lang w:eastAsia="ru-RU"/>
+          <w14:ligatures w14:val="none"/>
+        </w:rPr>
+        <w:t>00</w:t>
+      </w:r>
+      <w:r>
+        <w:rPr>
+          <w:rFonts w:ascii="Times New Roman" w:eastAsia="Times New Roman" w:hAnsi="Times New Roman" w:cs="Times New Roman"/>
+          <w:color w:val="000000"/>
+          <w:kern w:val="0"/>
+          <w:lang w:eastAsia="ru-RU"/>
+          <w14:ligatures w14:val="none"/>
+        </w:rPr>
+        <w:t xml:space="preserve"> пис</w:t>
+      </w:r>
+      <w:r>
+        <w:rPr>
+          <w:rFonts w:ascii="Times New Roman" w:eastAsia="Times New Roman" w:hAnsi="Times New Roman" w:cs="Times New Roman"/>
+          <w:color w:val="000000"/>
+          <w:kern w:val="0"/>
+          <w:lang w:eastAsia="ru-RU"/>
+          <w14:ligatures w14:val="none"/>
+        </w:rPr>
+        <w:t>ем</w:t>
+      </w:r>
+      <w:r>
+        <w:rPr>
+          <w:rFonts w:ascii="Times New Roman" w:eastAsia="Times New Roman" w:hAnsi="Times New Roman" w:cs="Times New Roman"/>
+          <w:color w:val="000000"/>
+          <w:kern w:val="0"/>
+          <w:lang w:eastAsia="ru-RU"/>
+          <w14:ligatures w14:val="none"/>
+        </w:rPr>
+        <w:t xml:space="preserve">, распределённых по 36 </w:t>
+      </w:r>
+      <w:r>
+        <w:rPr>
+          <w:rFonts w:ascii="Times New Roman" w:eastAsia="Times New Roman" w:hAnsi="Times New Roman" w:cs="Times New Roman"/>
+          <w:color w:val="000000"/>
+          <w:kern w:val="0"/>
+          <w:lang w:eastAsia="ru-RU"/>
+          <w14:ligatures w14:val="none"/>
+        </w:rPr>
+        <w:t>блокам</w:t>
+      </w:r>
+      <w:r>
+        <w:rPr>
+          <w:rFonts w:ascii="Times New Roman" w:eastAsia="Times New Roman" w:hAnsi="Times New Roman" w:cs="Times New Roman"/>
+          <w:color w:val="000000"/>
+          <w:kern w:val="0"/>
+          <w:lang w:eastAsia="ru-RU"/>
+          <w14:ligatures w14:val="none"/>
+        </w:rPr>
+        <w:t xml:space="preserve"> компании. Персональные данные</w:t>
+      </w:r>
+      <w:r>
+        <w:rPr>
+          <w:rFonts w:ascii="Times New Roman" w:eastAsia="Times New Roman" w:hAnsi="Times New Roman" w:cs="Times New Roman"/>
+          <w:color w:val="000000"/>
+          <w:kern w:val="0"/>
+          <w:lang w:eastAsia="ru-RU"/>
+          <w14:ligatures w14:val="none"/>
+        </w:rPr>
+        <w:t>, такие как имена, организации, даты —</w:t>
+      </w:r>
+      <w:r>
+        <w:rPr>
+          <w:rFonts w:ascii="Times New Roman" w:eastAsia="Times New Roman" w:hAnsi="Times New Roman" w:cs="Times New Roman"/>
+          <w:color w:val="000000"/>
+          <w:kern w:val="0"/>
+          <w:lang w:eastAsia="ru-RU"/>
+          <w14:ligatures w14:val="none"/>
+        </w:rPr>
+        <w:t xml:space="preserve"> заменены плейсхолдерами.</w:t>
+      </w:r>
+    </w:p>
+    <w:p>
+      <w:pPr>
+        <w:spacing w:before="40" w:after="40" w:line="240" w:lineRule="auto"/>
+        <w:rPr>
+          <w:rFonts w:ascii="Times New Roman" w:eastAsia="Times New Roman" w:hAnsi="Times New Roman" w:cs="Times New Roman"/>
+          <w:color w:val="000000"/>
+          <w:kern w:val="0"/>
+          <w:lang w:eastAsia="ru-RU"/>
+          <w14:ligatures w14:val="none"/>
+        </w:rPr>
+      </w:pPr>
+      <w:r>
+        <w:rPr>
+          <w:rFonts w:ascii="Times New Roman" w:eastAsia="Times New Roman" w:hAnsi="Times New Roman" w:cs="Times New Roman"/>
+          <w:color w:val="000000"/>
+          <w:kern w:val="0"/>
+          <w:lang w:eastAsia="ru-RU"/>
+          <w14:ligatures w14:val="none"/>
+        </w:rPr>
+        <w:t xml:space="preserve">При первичном анализе обнаружились </w:t>
+      </w:r>
+      <w:r>
+        <w:rPr>
+          <w:rFonts w:ascii="Times New Roman" w:eastAsia="Times New Roman" w:hAnsi="Times New Roman" w:cs="Times New Roman"/>
+          <w:color w:val="000000"/>
+          <w:kern w:val="0"/>
+          <w:lang w:eastAsia="ru-RU"/>
+          <w14:ligatures w14:val="none"/>
+        </w:rPr>
+        <w:t xml:space="preserve">такие </w:t>
+      </w:r>
+      <w:r>
+        <w:rPr>
+          <w:rFonts w:ascii="Times New Roman" w:eastAsia="Times New Roman" w:hAnsi="Times New Roman" w:cs="Times New Roman"/>
+          <w:color w:val="000000"/>
+          <w:kern w:val="0"/>
+          <w:lang w:eastAsia="ru-RU"/>
+          <w14:ligatures w14:val="none"/>
+        </w:rPr>
+        <w:t xml:space="preserve">проблемы </w:t>
+      </w:r>
+      <w:r>
+        <w:rPr>
+          <w:rFonts w:ascii="Times New Roman" w:eastAsia="Times New Roman" w:hAnsi="Times New Roman" w:cs="Times New Roman"/>
+          <w:color w:val="000000"/>
+          <w:kern w:val="0"/>
+          <w:lang w:eastAsia="ru-RU"/>
+          <w14:ligatures w14:val="none"/>
+        </w:rPr>
+        <w:t>как</w:t>
+      </w:r>
+      <w:r>
+        <w:rPr>
+          <w:rFonts w:ascii="Times New Roman" w:eastAsia="Times New Roman" w:hAnsi="Times New Roman" w:cs="Times New Roman"/>
+          <w:color w:val="000000"/>
+          <w:kern w:val="0"/>
+          <w:lang w:eastAsia="ru-RU"/>
+          <w14:ligatures w14:val="none"/>
+        </w:rPr>
+        <w:t xml:space="preserve"> аномалии и дубликаты</w:t>
+      </w:r>
+      <w:r>
+        <w:rPr>
+          <w:rFonts w:ascii="Times New Roman" w:eastAsia="Times New Roman" w:hAnsi="Times New Roman" w:cs="Times New Roman"/>
+          <w:color w:val="000000"/>
+          <w:kern w:val="0"/>
+          <w:lang w:eastAsia="ru-RU"/>
+          <w14:ligatures w14:val="none"/>
+        </w:rPr>
+        <w:t xml:space="preserve"> в данных.</w:t>
+      </w:r>
+      <w:r>
+        <w:rPr>
+          <w:rFonts w:ascii="Times New Roman" w:eastAsia="Times New Roman" w:hAnsi="Times New Roman" w:cs="Times New Roman"/>
+          <w:color w:val="000000"/>
+          <w:kern w:val="0"/>
+          <w:lang w:eastAsia="ru-RU"/>
+          <w14:ligatures w14:val="none"/>
+        </w:rPr>
+        <w:t xml:space="preserve"> </w:t>
+      </w:r>
+    </w:p>
+    <w:p>
+      <w:pPr>
+        <w:spacing w:before="40" w:after="40" w:line="240" w:lineRule="auto"/>
+        <w:rPr>
+          <w:rFonts w:ascii="Times New Roman" w:eastAsia="Times New Roman" w:hAnsi="Times New Roman" w:cs="Times New Roman"/>
+          <w:color w:val="000000"/>
+          <w:kern w:val="0"/>
+          <w:lang w:eastAsia="ru-RU"/>
+          <w14:ligatures w14:val="none"/>
+        </w:rPr>
+      </w:pPr>
+      <w:r>
+        <w:rPr>
+          <w:rFonts w:ascii="Times New Roman" w:eastAsia="Times New Roman" w:hAnsi="Times New Roman" w:cs="Times New Roman"/>
+          <w:color w:val="000000"/>
+          <w:kern w:val="0"/>
+          <w:lang w:eastAsia="ru-RU"/>
+          <w14:ligatures w14:val="none"/>
+        </w:rPr>
+        <w:t>Главная проблема представлена на графике — сильный дисбаланс</w:t>
       </w:r>
       <w:r>
         <w:rPr>
@@ -945,6 +1724,16 @@
           <w:lang w:eastAsia="ru-RU"/>
           <w14:ligatures w14:val="none"/>
         </w:rPr>
+        <w:t xml:space="preserve"> по количеству писем</w:t>
+      </w:r>
+      <w:r>
+        <w:rPr>
+          <w:rFonts w:ascii="Times New Roman" w:eastAsia="Times New Roman" w:hAnsi="Times New Roman" w:cs="Times New Roman"/>
+          <w:color w:val="000000"/>
+          <w:kern w:val="0"/>
+          <w:lang w:eastAsia="ru-RU"/>
+          <w14:ligatures w14:val="none"/>
+        </w:rPr>
         <w:t>: 10 блоков содержат менее 10 п</w:t>
       </w:r>
       <w:r>
@@ -970,16 +1759,17 @@
     </w:p>
     <w:p>
       <w:pPr>
-        <w:spacing w:after="0" w:line="240" w:lineRule="auto"/>
-        <w:rPr>
-          <w:rFonts w:ascii="Times New Roman" w:eastAsia="Times New Roman" w:hAnsi="Times New Roman" w:cs="Times New Roman"/>
-          <w:kern w:val="0"/>
-          <w:lang w:eastAsia="ru-RU"/>
-          <w14:ligatures w14:val="none"/>
-        </w:rPr>
-      </w:pPr>
-      <w:r>
-        <w:rPr>
+        <w:spacing w:before="40" w:after="40" w:line="240" w:lineRule="auto"/>
+        <w:rPr>
+          <w:rFonts w:ascii="Times New Roman" w:eastAsia="Times New Roman" w:hAnsi="Times New Roman" w:cs="Times New Roman"/>
+          <w:kern w:val="0"/>
+          <w:lang w:eastAsia="ru-RU"/>
+          <w14:ligatures w14:val="none"/>
+        </w:rPr>
+      </w:pPr>
+      <w:r>
+        <w:rPr>
+          <w:rFonts w:ascii="Times New Roman" w:hAnsi="Times New Roman" w:cs="Times New Roman"/>
           <w:noProof/>
         </w:rPr>
         <mc:AlternateContent>
@@ -1047,9 +1837,11 @@
     </w:p>
     <w:p>
       <w:pPr>
-        <w:spacing w:before="100" w:beforeAutospacing="1" w:after="100" w:afterAutospacing="1" w:line="240" w:lineRule="auto"/>
-        <w:rPr>
-          <w:rFonts w:ascii="Times New Roman" w:eastAsia="Times New Roman" w:hAnsi="Times New Roman" w:cs="Times New Roman"/>
+        <w:spacing w:before="40" w:after="40" w:line="240" w:lineRule="auto"/>
+        <w:rPr>
+          <w:rFonts w:ascii="Times New Roman" w:eastAsia="Times New Roman" w:hAnsi="Times New Roman" w:cs="Times New Roman"/>
+          <w:b/>
+          <w:bCs/>
           <w:color w:val="000000"/>
           <w:kern w:val="0"/>
           <w:lang w:eastAsia="ru-RU"/>
@@ -1067,75 +1859,83 @@
           <w14:ligatures w14:val="none"/>
         </w:rPr>
         <w:lastRenderedPageBreak/>
-        <w:t xml:space="preserve">Слайд </w:t>
-      </w:r>
-      <w:r>
-        <w:rPr>
-          <w:rFonts w:ascii="Times New Roman" w:eastAsia="Times New Roman" w:hAnsi="Times New Roman" w:cs="Times New Roman"/>
-          <w:b/>
-          <w:bCs/>
-          <w:color w:val="000000"/>
-          <w:kern w:val="0"/>
-          <w:lang w:eastAsia="ru-RU"/>
-          <w14:ligatures w14:val="none"/>
-        </w:rPr>
-        <w:t xml:space="preserve">4 </w:t>
-      </w:r>
-      <w:r>
-        <w:rPr>
-          <w:rFonts w:ascii="Times New Roman" w:eastAsia="Times New Roman" w:hAnsi="Times New Roman" w:cs="Times New Roman"/>
-          <w:b/>
-          <w:bCs/>
-          <w:color w:val="000000"/>
-          <w:kern w:val="0"/>
-          <w:lang w:eastAsia="ru-RU"/>
-          <w14:ligatures w14:val="none"/>
-        </w:rPr>
-        <w:t>очистка корпуса</w:t>
-      </w:r>
-      <w:r>
-        <w:rPr>
-          <w:rFonts w:ascii="Times New Roman" w:eastAsia="Times New Roman" w:hAnsi="Times New Roman" w:cs="Times New Roman"/>
-          <w:b/>
-          <w:bCs/>
-          <w:color w:val="000000"/>
-          <w:kern w:val="0"/>
-          <w:lang w:eastAsia="ru-RU"/>
-          <w14:ligatures w14:val="none"/>
-        </w:rPr>
-        <w:t xml:space="preserve"> данных</w:t>
-      </w:r>
-    </w:p>
-    <w:p>
-      <w:pPr>
-        <w:spacing w:before="100" w:beforeAutospacing="1" w:after="100" w:afterAutospacing="1" w:line="240" w:lineRule="auto"/>
-        <w:rPr>
-          <w:rFonts w:ascii="Times New Roman" w:eastAsia="Times New Roman" w:hAnsi="Times New Roman" w:cs="Times New Roman"/>
-          <w:color w:val="000000"/>
-          <w:kern w:val="0"/>
-          <w:lang w:eastAsia="ru-RU"/>
-          <w14:ligatures w14:val="none"/>
-        </w:rPr>
-      </w:pPr>
-      <w:r>
-        <w:rPr>
-          <w:rFonts w:ascii="Times New Roman" w:eastAsia="Times New Roman" w:hAnsi="Times New Roman" w:cs="Times New Roman"/>
-          <w:color w:val="000000"/>
-          <w:kern w:val="0"/>
-          <w:lang w:eastAsia="ru-RU"/>
-          <w14:ligatures w14:val="none"/>
-        </w:rPr>
-        <w:t>Так же обнаружились и друге аномалии</w:t>
-      </w:r>
-      <w:r>
-        <w:rPr>
-          <w:rFonts w:ascii="Times New Roman" w:eastAsia="Times New Roman" w:hAnsi="Times New Roman" w:cs="Times New Roman"/>
-          <w:color w:val="000000"/>
-          <w:kern w:val="0"/>
-          <w:lang w:eastAsia="ru-RU"/>
-          <w14:ligatures w14:val="none"/>
-        </w:rPr>
-        <w:t>:</w:t>
+        <w:t>Слайд 4 очистка корпуса данных</w:t>
+      </w:r>
+      <w:r>
+        <w:rPr>
+          <w:rFonts w:ascii="Times New Roman" w:eastAsia="Times New Roman" w:hAnsi="Times New Roman" w:cs="Times New Roman"/>
+          <w:b/>
+          <w:bCs/>
+          <w:color w:val="000000"/>
+          <w:kern w:val="0"/>
+          <w:lang w:eastAsia="ru-RU"/>
+          <w14:ligatures w14:val="none"/>
+        </w:rPr>
+        <w:t xml:space="preserve"> (20 секунд) 2:30</w:t>
+      </w:r>
+    </w:p>
+    <w:p>
+      <w:pPr>
+        <w:spacing w:before="40" w:after="40" w:line="240" w:lineRule="auto"/>
+        <w:rPr>
+          <w:rFonts w:ascii="Times New Roman" w:eastAsia="Times New Roman" w:hAnsi="Times New Roman" w:cs="Times New Roman"/>
+          <w:color w:val="000000"/>
+          <w:kern w:val="0"/>
+          <w:lang w:eastAsia="ru-RU"/>
+          <w14:ligatures w14:val="none"/>
+        </w:rPr>
+      </w:pPr>
+      <w:r>
+        <w:rPr>
+          <w:rFonts w:ascii="Times New Roman" w:eastAsia="Times New Roman" w:hAnsi="Times New Roman" w:cs="Times New Roman"/>
+          <w:color w:val="000000"/>
+          <w:kern w:val="0"/>
+          <w:lang w:eastAsia="ru-RU"/>
+          <w14:ligatures w14:val="none"/>
+        </w:rPr>
+        <w:t xml:space="preserve">Для очистки данных от обнаруженных в хоте </w:t>
+      </w:r>
+      <w:r>
+        <w:rPr>
+          <w:rFonts w:ascii="Times New Roman" w:eastAsia="Times New Roman" w:hAnsi="Times New Roman" w:cs="Times New Roman"/>
+          <w:color w:val="000000"/>
+          <w:kern w:val="0"/>
+          <w:lang w:val="en-US" w:eastAsia="ru-RU"/>
+          <w14:ligatures w14:val="none"/>
+        </w:rPr>
+        <w:t>EDA</w:t>
+      </w:r>
+      <w:r>
+        <w:rPr>
+          <w:rFonts w:ascii="Times New Roman" w:eastAsia="Times New Roman" w:hAnsi="Times New Roman" w:cs="Times New Roman"/>
+          <w:color w:val="000000"/>
+          <w:kern w:val="0"/>
+          <w:lang w:eastAsia="ru-RU"/>
+          <w14:ligatures w14:val="none"/>
+        </w:rPr>
+        <w:t xml:space="preserve"> аномалий создан конвейер очистки.</w:t>
+      </w:r>
+    </w:p>
+    <w:p>
+      <w:pPr>
+        <w:spacing w:before="40" w:after="40" w:line="240" w:lineRule="auto"/>
+        <w:rPr>
+          <w:rFonts w:ascii="Times New Roman" w:eastAsia="Times New Roman" w:hAnsi="Times New Roman" w:cs="Times New Roman"/>
+          <w:color w:val="000000"/>
+          <w:kern w:val="0"/>
+          <w:lang w:eastAsia="ru-RU"/>
+          <w14:ligatures w14:val="none"/>
+        </w:rPr>
+      </w:pPr>
+      <w:r>
+        <w:rPr>
+          <w:rFonts w:ascii="Times New Roman" w:eastAsia="Times New Roman" w:hAnsi="Times New Roman" w:cs="Times New Roman"/>
+          <w:color w:val="000000"/>
+          <w:kern w:val="0"/>
+          <w:lang w:eastAsia="ru-RU"/>
+          <w14:ligatures w14:val="none"/>
+        </w:rPr>
+        <w:t>Он вырезает</w:t>
       </w:r>
     </w:p>
     <w:p>
@@ -1145,7 +1945,7 @@
           <w:ilvl w:val="0"/>
           <w:numId w:val="1"/>
         </w:numPr>
-        <w:spacing w:before="100" w:beforeAutospacing="1" w:after="100" w:afterAutospacing="1" w:line="240" w:lineRule="auto"/>
+        <w:spacing w:before="40" w:after="40" w:line="240" w:lineRule="auto"/>
         <w:rPr>
           <w:rFonts w:ascii="Times New Roman" w:eastAsia="Times New Roman" w:hAnsi="Times New Roman" w:cs="Times New Roman"/>
           <w:color w:val="000000"/>
@@ -1162,7 +1962,7 @@
           <w:lang w:eastAsia="ru-RU"/>
           <w14:ligatures w14:val="none"/>
         </w:rPr>
-        <w:t>цепочки повторяющихся слов</w:t>
+        <w:t>Повторы слов</w:t>
       </w:r>
     </w:p>
     <w:p>
@@ -1172,7 +1972,7 @@
           <w:ilvl w:val="0"/>
           <w:numId w:val="1"/>
         </w:numPr>
-        <w:spacing w:before="100" w:beforeAutospacing="1" w:after="100" w:afterAutospacing="1" w:line="240" w:lineRule="auto"/>
+        <w:spacing w:before="40" w:after="40" w:line="240" w:lineRule="auto"/>
         <w:rPr>
           <w:rFonts w:ascii="Times New Roman" w:eastAsia="Times New Roman" w:hAnsi="Times New Roman" w:cs="Times New Roman"/>
           <w:color w:val="000000"/>
@@ -1199,7 +1999,7 @@
           <w:ilvl w:val="0"/>
           <w:numId w:val="1"/>
         </w:numPr>
-        <w:spacing w:before="100" w:beforeAutospacing="1" w:after="100" w:afterAutospacing="1" w:line="240" w:lineRule="auto"/>
+        <w:spacing w:before="40" w:after="40" w:line="240" w:lineRule="auto"/>
         <w:rPr>
           <w:rFonts w:ascii="Times New Roman" w:eastAsia="Times New Roman" w:hAnsi="Times New Roman" w:cs="Times New Roman"/>
           <w:color w:val="000000"/>
@@ -1236,7 +2036,7 @@
           <w:ilvl w:val="0"/>
           <w:numId w:val="1"/>
         </w:numPr>
-        <w:spacing w:before="100" w:beforeAutospacing="1" w:after="100" w:afterAutospacing="1" w:line="240" w:lineRule="auto"/>
+        <w:spacing w:before="40" w:after="40" w:line="240" w:lineRule="auto"/>
         <w:rPr>
           <w:rFonts w:ascii="Times New Roman" w:eastAsia="Times New Roman" w:hAnsi="Times New Roman" w:cs="Times New Roman"/>
           <w:color w:val="000000"/>
@@ -1258,7 +2058,7 @@
     </w:p>
     <w:p>
       <w:pPr>
-        <w:spacing w:before="100" w:beforeAutospacing="1" w:after="100" w:afterAutospacing="1" w:line="240" w:lineRule="auto"/>
+        <w:spacing w:before="40" w:after="40" w:line="240" w:lineRule="auto"/>
         <w:ind w:firstLine="708"/>
         <w:rPr>
           <w:rFonts w:ascii="Times New Roman" w:eastAsia="Times New Roman" w:hAnsi="Times New Roman" w:cs="Times New Roman"/>
@@ -1277,76 +2077,6 @@
           <w14:ligatures w14:val="none"/>
         </w:rPr>
         <w:t xml:space="preserve"> </w:t>
-      </w:r>
-      <w:r>
-        <w:rPr>
-          <w:rFonts w:ascii="Times New Roman" w:eastAsia="Times New Roman" w:hAnsi="Times New Roman" w:cs="Times New Roman"/>
-          <w:color w:val="000000"/>
-          <w:kern w:val="0"/>
-          <w:lang w:eastAsia="ru-RU"/>
-          <w14:ligatures w14:val="none"/>
-        </w:rPr>
-        <w:t xml:space="preserve">Для очистки был разработан специальный конвейер clean_text, который </w:t>
-      </w:r>
-      <w:r>
-        <w:rPr>
-          <w:rFonts w:ascii="Times New Roman" w:eastAsia="Times New Roman" w:hAnsi="Times New Roman" w:cs="Times New Roman"/>
-          <w:color w:val="000000"/>
-          <w:kern w:val="0"/>
-          <w:lang w:eastAsia="ru-RU"/>
-          <w14:ligatures w14:val="none"/>
-        </w:rPr>
-        <w:t>находит в письмах такие цепочки и отрезает их</w:t>
-      </w:r>
-      <w:r>
-        <w:rPr>
-          <w:rFonts w:ascii="Times New Roman" w:eastAsia="Times New Roman" w:hAnsi="Times New Roman" w:cs="Times New Roman"/>
-          <w:color w:val="000000"/>
-          <w:kern w:val="0"/>
-          <w:lang w:eastAsia="ru-RU"/>
-          <w14:ligatures w14:val="none"/>
-        </w:rPr>
-        <w:t xml:space="preserve">, </w:t>
-      </w:r>
-      <w:r>
-        <w:rPr>
-          <w:rFonts w:ascii="Times New Roman" w:eastAsia="Times New Roman" w:hAnsi="Times New Roman" w:cs="Times New Roman"/>
-          <w:color w:val="000000"/>
-          <w:kern w:val="0"/>
-          <w:lang w:eastAsia="ru-RU"/>
-          <w14:ligatures w14:val="none"/>
-        </w:rPr>
-        <w:t>при этом</w:t>
-      </w:r>
-      <w:r>
-        <w:rPr>
-          <w:rFonts w:ascii="Times New Roman" w:eastAsia="Times New Roman" w:hAnsi="Times New Roman" w:cs="Times New Roman"/>
-          <w:color w:val="000000"/>
-          <w:kern w:val="0"/>
-          <w:lang w:eastAsia="ru-RU"/>
-          <w14:ligatures w14:val="none"/>
-        </w:rPr>
-        <w:t xml:space="preserve"> сохраня</w:t>
-      </w:r>
-      <w:r>
-        <w:rPr>
-          <w:rFonts w:ascii="Times New Roman" w:eastAsia="Times New Roman" w:hAnsi="Times New Roman" w:cs="Times New Roman"/>
-          <w:color w:val="000000"/>
-          <w:kern w:val="0"/>
-          <w:lang w:eastAsia="ru-RU"/>
-          <w14:ligatures w14:val="none"/>
-        </w:rPr>
-        <w:t>я</w:t>
-      </w:r>
-      <w:r>
-        <w:rPr>
-          <w:rFonts w:ascii="Times New Roman" w:eastAsia="Times New Roman" w:hAnsi="Times New Roman" w:cs="Times New Roman"/>
-          <w:color w:val="000000"/>
-          <w:kern w:val="0"/>
-          <w:lang w:eastAsia="ru-RU"/>
-          <w14:ligatures w14:val="none"/>
-        </w:rPr>
-        <w:t xml:space="preserve"> информативные длинные письма.</w:t>
       </w:r>
       <w:r>
         <w:rPr>
@@ -1388,23 +2118,32 @@
           <w:lang w:eastAsia="ru-RU"/>
           <w14:ligatures w14:val="none"/>
         </w:rPr>
-        <w:br/>
+        <w:t xml:space="preserve"> </w:t>
+      </w:r>
+      <w:r>
+        <w:rPr>
+          <w:rFonts w:ascii="Times New Roman" w:eastAsia="Times New Roman" w:hAnsi="Times New Roman" w:cs="Times New Roman"/>
+          <w:color w:val="000000"/>
+          <w:kern w:val="0"/>
+          <w:lang w:eastAsia="ru-RU"/>
+          <w14:ligatures w14:val="none"/>
+        </w:rPr>
         <w:t>Медиананные значения остались на том же уровне.</w:t>
       </w:r>
     </w:p>
     <w:p>
       <w:pPr>
-        <w:spacing w:after="0" w:line="240" w:lineRule="auto"/>
-        <w:rPr>
-          <w:rFonts w:ascii="Times New Roman" w:eastAsia="Times New Roman" w:hAnsi="Times New Roman" w:cs="Times New Roman"/>
-          <w:kern w:val="0"/>
-          <w:lang w:eastAsia="ru-RU"/>
-          <w14:ligatures w14:val="none"/>
-        </w:rPr>
-      </w:pPr>
-      <w:r>
-        <w:pict w14:anchorId="246C39DA">
-          <v:rect id="Horizontal Line 4" o:spid="_x0000_s1034" alt="" style="width:467.75pt;height:.05pt;visibility:visible;mso-wrap-style:square;mso-width-percent:0;mso-height-percent:0;mso-left-percent:-10001;mso-top-percent:-10001;mso-position-horizontal:absolute;mso-position-horizontal-relative:char;mso-position-vertical:absolute;mso-position-vertical-relative:line;mso-width-percent:0;mso-height-percent:0;mso-left-percent:-10001;mso-top-percent:-10001;v-text-anchor:top" filled="f">
+        <w:spacing w:before="40" w:after="40" w:line="240" w:lineRule="auto"/>
+        <w:rPr>
+          <w:rFonts w:ascii="Times New Roman" w:eastAsia="Times New Roman" w:hAnsi="Times New Roman" w:cs="Times New Roman"/>
+          <w:kern w:val="0"/>
+          <w:lang w:eastAsia="ru-RU"/>
+          <w14:ligatures w14:val="none"/>
+        </w:rPr>
+      </w:pPr>
+      <w:r>
+        <w:pict w14:anchorId="7121B3B4">
+          <v:rect id="Horizontal Line 4" o:spid="_x0000_s1033" alt="" style="width:467.75pt;height:.05pt;visibility:visible;mso-wrap-style:square;mso-width-percent:0;mso-height-percent:0;mso-left-percent:-10001;mso-top-percent:-10001;mso-position-horizontal:absolute;mso-position-horizontal-relative:char;mso-position-vertical:absolute;mso-position-vertical-relative:line;mso-width-percent:0;mso-height-percent:0;mso-left-percent:-10001;mso-top-percent:-10001;v-text-anchor:top" filled="f">
             <o:lock v:ext="edit" rotation="t" aspectratio="t" verticies="t" text="t" shapetype="t"/>
             <w10:anchorlock/>
           </v:rect>
@@ -1413,9 +2152,11 @@
     </w:p>
     <w:p>
       <w:pPr>
-        <w:spacing w:before="100" w:beforeAutospacing="1" w:after="100" w:afterAutospacing="1" w:line="240" w:lineRule="auto"/>
-        <w:rPr>
-          <w:rFonts w:ascii="Times New Roman" w:eastAsia="Times New Roman" w:hAnsi="Times New Roman" w:cs="Times New Roman"/>
+        <w:spacing w:before="40" w:after="40" w:line="240" w:lineRule="auto"/>
+        <w:rPr>
+          <w:rFonts w:ascii="Times New Roman" w:eastAsia="Times New Roman" w:hAnsi="Times New Roman" w:cs="Times New Roman"/>
+          <w:b/>
+          <w:bCs/>
           <w:color w:val="000000"/>
           <w:kern w:val="0"/>
           <w:lang w:eastAsia="ru-RU"/>
@@ -1458,32 +2199,94 @@
         </w:rPr>
         <w:t xml:space="preserve"> — Семантический анализ (~40 сек)</w:t>
       </w:r>
-    </w:p>
-    <w:p>
-      <w:pPr>
-        <w:spacing w:before="100" w:beforeAutospacing="1" w:after="100" w:afterAutospacing="1" w:line="240" w:lineRule="auto"/>
-        <w:rPr>
-          <w:rFonts w:ascii="Times New Roman" w:eastAsia="Times New Roman" w:hAnsi="Times New Roman" w:cs="Times New Roman"/>
-          <w:color w:val="000000"/>
-          <w:kern w:val="0"/>
-          <w:lang w:eastAsia="ru-RU"/>
-          <w14:ligatures w14:val="none"/>
-        </w:rPr>
-      </w:pPr>
-      <w:r>
-        <w:rPr>
-          <w:rFonts w:ascii="Times New Roman" w:eastAsia="Times New Roman" w:hAnsi="Times New Roman" w:cs="Times New Roman"/>
-          <w:color w:val="000000"/>
-          <w:kern w:val="0"/>
-          <w:lang w:eastAsia="ru-RU"/>
-          <w14:ligatures w14:val="none"/>
-        </w:rPr>
-        <w:t>В попытке выделить зависимости в классах я провел семантический анализ.</w:t>
-      </w:r>
-    </w:p>
-    <w:p>
-      <w:pPr>
-        <w:spacing w:before="100" w:beforeAutospacing="1" w:after="100" w:afterAutospacing="1" w:line="240" w:lineRule="auto"/>
+      <w:r>
+        <w:rPr>
+          <w:rFonts w:ascii="Times New Roman" w:eastAsia="Times New Roman" w:hAnsi="Times New Roman" w:cs="Times New Roman"/>
+          <w:b/>
+          <w:bCs/>
+          <w:color w:val="000000"/>
+          <w:kern w:val="0"/>
+          <w:lang w:eastAsia="ru-RU"/>
+          <w14:ligatures w14:val="none"/>
+        </w:rPr>
+        <w:t xml:space="preserve"> 3.10</w:t>
+      </w:r>
+    </w:p>
+    <w:p>
+      <w:pPr>
+        <w:spacing w:before="40" w:after="40" w:line="240" w:lineRule="auto"/>
+        <w:rPr>
+          <w:rFonts w:ascii="Times New Roman" w:eastAsia="Times New Roman" w:hAnsi="Times New Roman" w:cs="Times New Roman"/>
+          <w:color w:val="000000"/>
+          <w:kern w:val="0"/>
+          <w:lang w:eastAsia="ru-RU"/>
+          <w14:ligatures w14:val="none"/>
+        </w:rPr>
+      </w:pPr>
+      <w:r>
+        <w:rPr>
+          <w:rFonts w:ascii="Times New Roman" w:eastAsia="Times New Roman" w:hAnsi="Times New Roman" w:cs="Times New Roman"/>
+          <w:color w:val="000000"/>
+          <w:kern w:val="0"/>
+          <w:lang w:eastAsia="ru-RU"/>
+          <w14:ligatures w14:val="none"/>
+        </w:rPr>
+        <w:t xml:space="preserve">В попытке </w:t>
+      </w:r>
+      <w:r>
+        <w:rPr>
+          <w:rFonts w:ascii="Times New Roman" w:eastAsia="Times New Roman" w:hAnsi="Times New Roman" w:cs="Times New Roman"/>
+          <w:color w:val="000000"/>
+          <w:kern w:val="0"/>
+          <w:lang w:eastAsia="ru-RU"/>
+          <w14:ligatures w14:val="none"/>
+        </w:rPr>
+        <w:t xml:space="preserve">выделения </w:t>
+      </w:r>
+      <w:r>
+        <w:rPr>
+          <w:rFonts w:ascii="Times New Roman" w:eastAsia="Times New Roman" w:hAnsi="Times New Roman" w:cs="Times New Roman"/>
+          <w:color w:val="000000"/>
+          <w:kern w:val="0"/>
+          <w:lang w:eastAsia="ru-RU"/>
+          <w14:ligatures w14:val="none"/>
+        </w:rPr>
+        <w:t xml:space="preserve">общих </w:t>
+      </w:r>
+      <w:r>
+        <w:rPr>
+          <w:rFonts w:ascii="Times New Roman" w:eastAsia="Times New Roman" w:hAnsi="Times New Roman" w:cs="Times New Roman"/>
+          <w:color w:val="000000"/>
+          <w:kern w:val="0"/>
+          <w:lang w:eastAsia="ru-RU"/>
+          <w14:ligatures w14:val="none"/>
+        </w:rPr>
+        <w:t>семантических</w:t>
+      </w:r>
+      <w:r>
+        <w:rPr>
+          <w:rFonts w:ascii="Times New Roman" w:eastAsia="Times New Roman" w:hAnsi="Times New Roman" w:cs="Times New Roman"/>
+          <w:color w:val="000000"/>
+          <w:kern w:val="0"/>
+          <w:lang w:eastAsia="ru-RU"/>
+          <w14:ligatures w14:val="none"/>
+        </w:rPr>
+        <w:t xml:space="preserve"> </w:t>
+      </w:r>
+      <w:r>
+        <w:rPr>
+          <w:rFonts w:ascii="Times New Roman" w:eastAsia="Times New Roman" w:hAnsi="Times New Roman" w:cs="Times New Roman"/>
+          <w:color w:val="000000"/>
+          <w:kern w:val="0"/>
+          <w:lang w:eastAsia="ru-RU"/>
+          <w14:ligatures w14:val="none"/>
+        </w:rPr>
+        <w:t>групп проведен анализ</w:t>
+      </w:r>
+    </w:p>
+    <w:p>
+      <w:pPr>
+        <w:spacing w:before="40" w:after="40" w:line="240" w:lineRule="auto"/>
         <w:rPr>
           <w:rFonts w:ascii="Times New Roman" w:eastAsia="Times New Roman" w:hAnsi="Times New Roman" w:cs="Times New Roman"/>
           <w:color w:val="000000"/>
@@ -1505,7 +2308,19 @@
     </w:p>
     <w:p>
       <w:pPr>
-        <w:spacing w:before="100" w:beforeAutospacing="1" w:after="100" w:afterAutospacing="1" w:line="240" w:lineRule="auto"/>
+        <w:spacing w:before="40" w:after="40" w:line="240" w:lineRule="auto"/>
+        <w:rPr>
+          <w:rFonts w:ascii="Times New Roman" w:eastAsia="Times New Roman" w:hAnsi="Times New Roman" w:cs="Times New Roman"/>
+          <w:color w:val="000000"/>
+          <w:kern w:val="0"/>
+          <w:lang w:eastAsia="ru-RU"/>
+          <w14:ligatures w14:val="none"/>
+        </w:rPr>
+      </w:pPr>
+    </w:p>
+    <w:p>
+      <w:pPr>
+        <w:spacing w:before="40" w:after="40" w:line="240" w:lineRule="auto"/>
         <w:rPr>
           <w:rFonts w:ascii="Times New Roman" w:eastAsia="Times New Roman" w:hAnsi="Times New Roman" w:cs="Times New Roman"/>
           <w:color w:val="000000"/>
@@ -1642,17 +2457,7 @@
           <w:lang w:eastAsia="ru-RU"/>
           <w14:ligatures w14:val="none"/>
         </w:rPr>
-        <w:t xml:space="preserve">на </w:t>
-      </w:r>
-      <w:r>
-        <w:rPr>
-          <w:rFonts w:ascii="Times New Roman" w:eastAsia="Times New Roman" w:hAnsi="Times New Roman" w:cs="Times New Roman"/>
-          <w:color w:val="000000"/>
-          <w:kern w:val="0"/>
-          <w:lang w:eastAsia="ru-RU"/>
-          <w14:ligatures w14:val="none"/>
-        </w:rPr>
-        <w:t>данном</w:t>
+        <w:t>на данном</w:t>
       </w:r>
       <w:r>
         <w:rPr>
@@ -1677,7 +2482,19 @@
     </w:p>
     <w:p>
       <w:pPr>
-        <w:spacing w:before="100" w:beforeAutospacing="1" w:after="100" w:afterAutospacing="1" w:line="240" w:lineRule="auto"/>
+        <w:spacing w:before="40" w:after="40" w:line="240" w:lineRule="auto"/>
+        <w:rPr>
+          <w:rFonts w:ascii="Times New Roman" w:eastAsia="Times New Roman" w:hAnsi="Times New Roman" w:cs="Times New Roman"/>
+          <w:color w:val="000000"/>
+          <w:kern w:val="0"/>
+          <w:lang w:eastAsia="ru-RU"/>
+          <w14:ligatures w14:val="none"/>
+        </w:rPr>
+      </w:pPr>
+    </w:p>
+    <w:p>
+      <w:pPr>
+        <w:spacing w:before="40" w:after="40" w:line="240" w:lineRule="auto"/>
         <w:rPr>
           <w:rFonts w:ascii="Times New Roman" w:eastAsia="Times New Roman" w:hAnsi="Times New Roman" w:cs="Times New Roman"/>
           <w:color w:val="000000"/>
@@ -1704,17 +2521,39 @@
           <w:lang w:eastAsia="ru-RU"/>
           <w14:ligatures w14:val="none"/>
         </w:rPr>
-        <w:t xml:space="preserve"> кластеризация на основе эмбеддингов SBERT с проекцией UMAP и алгоритмом HDBSCAN. </w:t>
-      </w:r>
-      <w:r>
-        <w:rPr>
-          <w:rFonts w:ascii="Times New Roman" w:eastAsia="Times New Roman" w:hAnsi="Times New Roman" w:cs="Times New Roman"/>
-          <w:color w:val="000000"/>
-          <w:kern w:val="0"/>
-          <w:lang w:eastAsia="ru-RU"/>
-          <w14:ligatures w14:val="none"/>
-        </w:rPr>
-        <w:t>Алгоритм выделил</w:t>
+        <w:t xml:space="preserve"> кластеризация на основе эмбеддингов SBERT. </w:t>
+      </w:r>
+    </w:p>
+    <w:p>
+      <w:pPr>
+        <w:spacing w:before="40" w:after="40" w:line="240" w:lineRule="auto"/>
+        <w:rPr>
+          <w:rFonts w:ascii="Times New Roman" w:eastAsia="Times New Roman" w:hAnsi="Times New Roman" w:cs="Times New Roman"/>
+          <w:color w:val="000000"/>
+          <w:kern w:val="0"/>
+          <w:lang w:eastAsia="ru-RU"/>
+          <w14:ligatures w14:val="none"/>
+        </w:rPr>
+      </w:pPr>
+      <w:r>
+        <w:rPr>
+          <w:rFonts w:ascii="Times New Roman" w:eastAsia="Times New Roman" w:hAnsi="Times New Roman" w:cs="Times New Roman"/>
+          <w:color w:val="000000"/>
+          <w:kern w:val="0"/>
+          <w:lang w:eastAsia="ru-RU"/>
+          <w14:ligatures w14:val="none"/>
+        </w:rPr>
+        <w:t>HDBSCAN</w:t>
+      </w:r>
+      <w:r>
+        <w:rPr>
+          <w:rFonts w:ascii="Times New Roman" w:eastAsia="Times New Roman" w:hAnsi="Times New Roman" w:cs="Times New Roman"/>
+          <w:color w:val="000000"/>
+          <w:kern w:val="0"/>
+          <w:lang w:eastAsia="ru-RU"/>
+          <w14:ligatures w14:val="none"/>
+        </w:rPr>
+        <w:t xml:space="preserve"> выделил</w:t>
       </w:r>
       <w:r>
         <w:rPr>
@@ -1749,7 +2588,7 @@
     </w:p>
     <w:p>
       <w:pPr>
-        <w:spacing w:before="100" w:beforeAutospacing="1" w:after="100" w:afterAutospacing="1" w:line="240" w:lineRule="auto"/>
+        <w:spacing w:before="40" w:after="40" w:line="240" w:lineRule="auto"/>
         <w:rPr>
           <w:rFonts w:ascii="Times New Roman" w:eastAsia="Times New Roman" w:hAnsi="Times New Roman" w:cs="Times New Roman"/>
           <w:color w:val="000000"/>
@@ -1816,22 +2655,62 @@
           <w:lang w:eastAsia="ru-RU"/>
           <w14:ligatures w14:val="none"/>
         </w:rPr>
-        <w:t>Но прежде чем преступить к файнтюнингу, необходимо сбалансировать классы.</w:t>
-      </w:r>
-    </w:p>
-    <w:p>
-      <w:pPr>
-        <w:spacing w:after="0" w:line="240" w:lineRule="auto"/>
-        <w:rPr>
-          <w:rFonts w:ascii="Times New Roman" w:eastAsia="Times New Roman" w:hAnsi="Times New Roman" w:cs="Times New Roman"/>
-          <w:kern w:val="0"/>
-          <w:lang w:eastAsia="ru-RU"/>
-          <w14:ligatures w14:val="none"/>
-        </w:rPr>
-      </w:pPr>
-      <w:r>
-        <w:pict w14:anchorId="7087BAAB">
-          <v:rect id="Horizontal Line 5" o:spid="_x0000_s1033" alt="" style="width:467.75pt;height:1.1pt;visibility:visible;mso-wrap-style:square;mso-width-percent:0;mso-height-percent:0;mso-left-percent:-10001;mso-top-percent:-10001;mso-position-horizontal:absolute;mso-position-horizontal-relative:char;mso-position-vertical:absolute;mso-position-vertical-relative:line;mso-width-percent:0;mso-height-percent:0;mso-left-percent:-10001;mso-top-percent:-10001;v-text-anchor:top" filled="f">
+        <w:t>Перед классификацией</w:t>
+      </w:r>
+      <w:r>
+        <w:rPr>
+          <w:rFonts w:ascii="Times New Roman" w:eastAsia="Times New Roman" w:hAnsi="Times New Roman" w:cs="Times New Roman"/>
+          <w:color w:val="000000"/>
+          <w:kern w:val="0"/>
+          <w:lang w:eastAsia="ru-RU"/>
+          <w14:ligatures w14:val="none"/>
+        </w:rPr>
+        <w:t xml:space="preserve"> необходимо </w:t>
+      </w:r>
+      <w:r>
+        <w:rPr>
+          <w:rFonts w:ascii="Times New Roman" w:eastAsia="Times New Roman" w:hAnsi="Times New Roman" w:cs="Times New Roman"/>
+          <w:color w:val="000000"/>
+          <w:kern w:val="0"/>
+          <w:lang w:eastAsia="ru-RU"/>
+          <w14:ligatures w14:val="none"/>
+        </w:rPr>
+        <w:t>устранить дисбаланс</w:t>
+      </w:r>
+      <w:r>
+        <w:rPr>
+          <w:rFonts w:ascii="Times New Roman" w:eastAsia="Times New Roman" w:hAnsi="Times New Roman" w:cs="Times New Roman"/>
+          <w:color w:val="000000"/>
+          <w:kern w:val="0"/>
+          <w:lang w:eastAsia="ru-RU"/>
+          <w14:ligatures w14:val="none"/>
+        </w:rPr>
+        <w:t xml:space="preserve"> за счет аугментации</w:t>
+      </w:r>
+      <w:r>
+        <w:rPr>
+          <w:rFonts w:ascii="Times New Roman" w:eastAsia="Times New Roman" w:hAnsi="Times New Roman" w:cs="Times New Roman"/>
+          <w:color w:val="000000"/>
+          <w:kern w:val="0"/>
+          <w:lang w:eastAsia="ru-RU"/>
+          <w14:ligatures w14:val="none"/>
+        </w:rPr>
+        <w:t>.</w:t>
+      </w:r>
+    </w:p>
+    <w:p>
+      <w:pPr>
+        <w:spacing w:before="40" w:after="40" w:line="240" w:lineRule="auto"/>
+        <w:rPr>
+          <w:rFonts w:ascii="Times New Roman" w:eastAsia="Times New Roman" w:hAnsi="Times New Roman" w:cs="Times New Roman"/>
+          <w:kern w:val="0"/>
+          <w:lang w:eastAsia="ru-RU"/>
+          <w14:ligatures w14:val="none"/>
+        </w:rPr>
+      </w:pPr>
+      <w:r>
+        <w:pict w14:anchorId="1F9B8A80">
+          <v:rect id="Horizontal Line 5" o:spid="_x0000_s1032" alt="" style="width:467.75pt;height:1.1pt;visibility:visible;mso-wrap-style:square;mso-width-percent:0;mso-height-percent:0;mso-left-percent:-10001;mso-top-percent:-10001;mso-position-horizontal:absolute;mso-position-horizontal-relative:char;mso-position-vertical:absolute;mso-position-vertical-relative:line;mso-width-percent:0;mso-height-percent:0;mso-left-percent:-10001;mso-top-percent:-10001;v-text-anchor:top" filled="f">
             <o:lock v:ext="edit" rotation="t" aspectratio="t" verticies="t" text="t" shapetype="t"/>
             <w10:anchorlock/>
           </v:rect>
@@ -1840,7 +2719,7 @@
     </w:p>
     <w:p>
       <w:pPr>
-        <w:spacing w:before="100" w:beforeAutospacing="1" w:after="100" w:afterAutospacing="1" w:line="240" w:lineRule="auto"/>
+        <w:spacing w:before="40" w:after="40" w:line="240" w:lineRule="auto"/>
         <w:rPr>
           <w:rFonts w:ascii="Times New Roman" w:eastAsia="Times New Roman" w:hAnsi="Times New Roman" w:cs="Times New Roman"/>
           <w:color w:val="000000"/>
@@ -1907,12 +2786,48 @@
           <w:lang w:eastAsia="ru-RU"/>
           <w14:ligatures w14:val="none"/>
         </w:rPr>
-        <w:t xml:space="preserve"> аугментации (~50 сек)</w:t>
-      </w:r>
-    </w:p>
-    <w:p>
-      <w:pPr>
-        <w:spacing w:before="100" w:beforeAutospacing="1" w:after="100" w:afterAutospacing="1" w:line="240" w:lineRule="auto"/>
+        <w:t xml:space="preserve"> аугментации (~</w:t>
+      </w:r>
+      <w:r>
+        <w:rPr>
+          <w:rFonts w:ascii="Times New Roman" w:eastAsia="Times New Roman" w:hAnsi="Times New Roman" w:cs="Times New Roman"/>
+          <w:b/>
+          <w:bCs/>
+          <w:color w:val="000000"/>
+          <w:kern w:val="0"/>
+          <w:lang w:eastAsia="ru-RU"/>
+          <w14:ligatures w14:val="none"/>
+        </w:rPr>
+        <w:t>40</w:t>
+      </w:r>
+      <w:r>
+        <w:rPr>
+          <w:rFonts w:ascii="Times New Roman" w:eastAsia="Times New Roman" w:hAnsi="Times New Roman" w:cs="Times New Roman"/>
+          <w:b/>
+          <w:bCs/>
+          <w:color w:val="000000"/>
+          <w:kern w:val="0"/>
+          <w:lang w:eastAsia="ru-RU"/>
+          <w14:ligatures w14:val="none"/>
+        </w:rPr>
+        <w:t xml:space="preserve"> сек)</w:t>
+      </w:r>
+      <w:r>
+        <w:rPr>
+          <w:rFonts w:ascii="Times New Roman" w:eastAsia="Times New Roman" w:hAnsi="Times New Roman" w:cs="Times New Roman"/>
+          <w:b/>
+          <w:bCs/>
+          <w:color w:val="000000"/>
+          <w:kern w:val="0"/>
+          <w:lang w:eastAsia="ru-RU"/>
+          <w14:ligatures w14:val="none"/>
+        </w:rPr>
+        <w:t>3.50</w:t>
+      </w:r>
+    </w:p>
+    <w:p>
+      <w:pPr>
+        <w:spacing w:before="40" w:after="40" w:line="240" w:lineRule="auto"/>
         <w:rPr>
           <w:rFonts w:ascii="Times New Roman" w:eastAsia="Times New Roman" w:hAnsi="Times New Roman" w:cs="Times New Roman"/>
           <w:color w:val="000000"/>
@@ -1954,7 +2869,7 @@
     </w:p>
     <w:p>
       <w:pPr>
-        <w:spacing w:before="100" w:beforeAutospacing="1" w:after="100" w:afterAutospacing="1" w:line="240" w:lineRule="auto"/>
+        <w:spacing w:before="40" w:after="40" w:line="240" w:lineRule="auto"/>
         <w:rPr>
           <w:rFonts w:ascii="Times New Roman" w:eastAsia="Times New Roman" w:hAnsi="Times New Roman" w:cs="Times New Roman"/>
           <w:color w:val="000000"/>
@@ -2041,62 +2956,87 @@
           <w:lang w:eastAsia="ru-RU"/>
           <w14:ligatures w14:val="none"/>
         </w:rPr>
-        <w:t>. Выбрана модель</w:t>
-      </w:r>
-      <w:r>
-        <w:rPr>
-          <w:rFonts w:ascii="Times New Roman" w:eastAsia="Times New Roman" w:hAnsi="Times New Roman" w:cs="Times New Roman"/>
-          <w:color w:val="000000"/>
-          <w:kern w:val="0"/>
-          <w:lang w:eastAsia="ru-RU"/>
-          <w14:ligatures w14:val="none"/>
-        </w:rPr>
-        <w:t xml:space="preserve"> Qwen на 32 миллиарда параметров в квантизованном виде</w:t>
-      </w:r>
-      <w:r>
-        <w:rPr>
-          <w:rFonts w:ascii="Times New Roman" w:eastAsia="Times New Roman" w:hAnsi="Times New Roman" w:cs="Times New Roman"/>
-          <w:color w:val="000000"/>
-          <w:kern w:val="0"/>
-          <w:lang w:eastAsia="ru-RU"/>
-          <w14:ligatures w14:val="none"/>
-        </w:rPr>
-        <w:t xml:space="preserve"> и</w:t>
-      </w:r>
-      <w:r>
-        <w:rPr>
-          <w:rFonts w:ascii="Times New Roman" w:eastAsia="Times New Roman" w:hAnsi="Times New Roman" w:cs="Times New Roman"/>
-          <w:color w:val="000000"/>
-          <w:kern w:val="0"/>
-          <w:lang w:eastAsia="ru-RU"/>
-          <w14:ligatures w14:val="none"/>
-        </w:rPr>
-        <w:t xml:space="preserve"> фреймворк vLLM</w:t>
-      </w:r>
-      <w:r>
-        <w:rPr>
-          <w:rFonts w:ascii="Times New Roman" w:eastAsia="Times New Roman" w:hAnsi="Times New Roman" w:cs="Times New Roman"/>
-          <w:color w:val="000000"/>
-          <w:kern w:val="0"/>
-          <w:lang w:eastAsia="ru-RU"/>
-          <w14:ligatures w14:val="none"/>
-        </w:rPr>
-        <w:t xml:space="preserve"> для ускоренной паралельной обработки</w:t>
-      </w:r>
-      <w:r>
-        <w:rPr>
-          <w:rFonts w:ascii="Times New Roman" w:eastAsia="Times New Roman" w:hAnsi="Times New Roman" w:cs="Times New Roman"/>
-          <w:color w:val="000000"/>
-          <w:kern w:val="0"/>
-          <w:lang w:eastAsia="ru-RU"/>
-          <w14:ligatures w14:val="none"/>
-        </w:rPr>
-        <w:t xml:space="preserve">. </w:t>
-      </w:r>
-    </w:p>
-    <w:p>
-      <w:pPr>
-        <w:spacing w:before="100" w:beforeAutospacing="1" w:after="100" w:afterAutospacing="1" w:line="240" w:lineRule="auto"/>
+        <w:t>.</w:t>
+      </w:r>
+      <w:r>
+        <w:rPr>
+          <w:rFonts w:ascii="Times New Roman" w:eastAsia="Times New Roman" w:hAnsi="Times New Roman" w:cs="Times New Roman"/>
+          <w:color w:val="000000"/>
+          <w:kern w:val="0"/>
+          <w:lang w:eastAsia="ru-RU"/>
+          <w14:ligatures w14:val="none"/>
+        </w:rPr>
+        <w:t xml:space="preserve"> </w:t>
+      </w:r>
+      <w:r>
+        <w:rPr>
+          <w:rFonts w:ascii="Times New Roman" w:eastAsia="Times New Roman" w:hAnsi="Times New Roman" w:cs="Times New Roman"/>
+          <w:color w:val="000000"/>
+          <w:kern w:val="0"/>
+          <w:highlight w:val="yellow"/>
+          <w:lang w:eastAsia="ru-RU"/>
+          <w14:ligatures w14:val="none"/>
+        </w:rPr>
+        <w:t>Она позв</w:t>
+      </w:r>
+      <w:r>
+        <w:rPr>
+          <w:rFonts w:ascii="Times New Roman" w:eastAsia="Times New Roman" w:hAnsi="Times New Roman" w:cs="Times New Roman"/>
+          <w:color w:val="000000"/>
+          <w:kern w:val="0"/>
+          <w:highlight w:val="yellow"/>
+          <w:lang w:eastAsia="ru-RU"/>
+          <w14:ligatures w14:val="none"/>
+        </w:rPr>
+        <w:t>о</w:t>
+      </w:r>
+      <w:r>
+        <w:rPr>
+          <w:rFonts w:ascii="Times New Roman" w:eastAsia="Times New Roman" w:hAnsi="Times New Roman" w:cs="Times New Roman"/>
+          <w:color w:val="000000"/>
+          <w:kern w:val="0"/>
+          <w:highlight w:val="yellow"/>
+          <w:lang w:eastAsia="ru-RU"/>
+          <w14:ligatures w14:val="none"/>
+        </w:rPr>
+        <w:t xml:space="preserve">ляет разнообразить малые </w:t>
+      </w:r>
+      <w:r>
+        <w:rPr>
+          <w:rFonts w:ascii="Times New Roman" w:eastAsia="Times New Roman" w:hAnsi="Times New Roman" w:cs="Times New Roman"/>
+          <w:color w:val="000000"/>
+          <w:kern w:val="0"/>
+          <w:highlight w:val="yellow"/>
+          <w:lang w:eastAsia="ru-RU"/>
+          <w14:ligatures w14:val="none"/>
+        </w:rPr>
+        <w:t>классы,</w:t>
+      </w:r>
+      <w:r>
+        <w:rPr>
+          <w:rFonts w:ascii="Times New Roman" w:eastAsia="Times New Roman" w:hAnsi="Times New Roman" w:cs="Times New Roman"/>
+          <w:color w:val="000000"/>
+          <w:kern w:val="0"/>
+          <w:highlight w:val="yellow"/>
+          <w:lang w:eastAsia="ru-RU"/>
+          <w14:ligatures w14:val="none"/>
+        </w:rPr>
+        <w:t xml:space="preserve"> не теряя семантическое сходство</w:t>
+      </w:r>
+      <w:r>
+        <w:rPr>
+          <w:rFonts w:ascii="Times New Roman" w:eastAsia="Times New Roman" w:hAnsi="Times New Roman" w:cs="Times New Roman"/>
+          <w:color w:val="000000"/>
+          <w:kern w:val="0"/>
+          <w:lang w:eastAsia="ru-RU"/>
+          <w14:ligatures w14:val="none"/>
+        </w:rPr>
+        <w:t xml:space="preserve"> </w:t>
+      </w:r>
+    </w:p>
+    <w:p>
+      <w:pPr>
+        <w:spacing w:before="40" w:after="40" w:line="240" w:lineRule="auto"/>
         <w:rPr>
           <w:rFonts w:ascii="Times New Roman" w:eastAsia="Times New Roman" w:hAnsi="Times New Roman" w:cs="Times New Roman"/>
           <w:color w:val="000000"/>
@@ -2173,12 +3113,52 @@
           <w:lang w:eastAsia="ru-RU"/>
           <w14:ligatures w14:val="none"/>
         </w:rPr>
-        <w:t xml:space="preserve"> LLM: модель получает одно конкретное письмо и переписывает его другими словами. Источники выбираются циклически — чтобы каждый оригинал использовался равномерно.</w:t>
-      </w:r>
-    </w:p>
-    <w:p>
-      <w:pPr>
-        <w:spacing w:before="100" w:beforeAutospacing="1" w:after="100" w:afterAutospacing="1" w:line="240" w:lineRule="auto"/>
+        <w:t xml:space="preserve"> LLM</w:t>
+      </w:r>
+      <w:r>
+        <w:rPr>
+          <w:rFonts w:ascii="Times New Roman" w:eastAsia="Times New Roman" w:hAnsi="Times New Roman" w:cs="Times New Roman"/>
+          <w:color w:val="000000"/>
+          <w:kern w:val="0"/>
+          <w:lang w:eastAsia="ru-RU"/>
+          <w14:ligatures w14:val="none"/>
+        </w:rPr>
+        <w:t>.</w:t>
+      </w:r>
+      <w:r>
+        <w:rPr>
+          <w:rFonts w:ascii="Times New Roman" w:eastAsia="Times New Roman" w:hAnsi="Times New Roman" w:cs="Times New Roman"/>
+          <w:color w:val="000000"/>
+          <w:kern w:val="0"/>
+          <w:lang w:eastAsia="ru-RU"/>
+          <w14:ligatures w14:val="none"/>
+        </w:rPr>
+        <w:t xml:space="preserve"> Источники </w:t>
+      </w:r>
+      <w:r>
+        <w:rPr>
+          <w:rFonts w:ascii="Times New Roman" w:eastAsia="Times New Roman" w:hAnsi="Times New Roman" w:cs="Times New Roman"/>
+          <w:color w:val="000000"/>
+          <w:kern w:val="0"/>
+          <w:lang w:eastAsia="ru-RU"/>
+          <w14:ligatures w14:val="none"/>
+        </w:rPr>
+        <w:t xml:space="preserve">для перефразирования </w:t>
+      </w:r>
+      <w:r>
+        <w:rPr>
+          <w:rFonts w:ascii="Times New Roman" w:eastAsia="Times New Roman" w:hAnsi="Times New Roman" w:cs="Times New Roman"/>
+          <w:color w:val="000000"/>
+          <w:kern w:val="0"/>
+          <w:lang w:eastAsia="ru-RU"/>
+          <w14:ligatures w14:val="none"/>
+        </w:rPr>
+        <w:t xml:space="preserve">выбираются циклически </w:t>
+      </w:r>
+    </w:p>
+    <w:p>
+      <w:pPr>
+        <w:spacing w:before="40" w:after="40" w:line="240" w:lineRule="auto"/>
         <w:rPr>
           <w:rFonts w:ascii="Times New Roman" w:eastAsia="Times New Roman" w:hAnsi="Times New Roman" w:cs="Times New Roman"/>
           <w:color w:val="000000"/>
@@ -2255,17 +3235,17 @@
           <w:lang w:eastAsia="ru-RU"/>
           <w14:ligatures w14:val="none"/>
         </w:rPr>
-        <w:t>. Применяется обратный перевод через модель NLLB: русский — английский — русский. Перед переводом плейсхолдер</w:t>
-      </w:r>
-      <w:r>
-        <w:rPr>
-          <w:rFonts w:ascii="Times New Roman" w:eastAsia="Times New Roman" w:hAnsi="Times New Roman" w:cs="Times New Roman"/>
-          <w:color w:val="000000"/>
-          <w:kern w:val="0"/>
-          <w:lang w:eastAsia="ru-RU"/>
-          <w14:ligatures w14:val="none"/>
-        </w:rPr>
-        <w:t xml:space="preserve">ы </w:t>
+        <w:t xml:space="preserve">. Применяется обратный перевод через модель NLLB: </w:t>
+      </w:r>
+      <w:r>
+        <w:rPr>
+          <w:rFonts w:ascii="Times New Roman" w:eastAsia="Times New Roman" w:hAnsi="Times New Roman" w:cs="Times New Roman"/>
+          <w:color w:val="000000"/>
+          <w:kern w:val="0"/>
+          <w:lang w:eastAsia="ru-RU"/>
+          <w14:ligatures w14:val="none"/>
+        </w:rPr>
+        <w:t>английский, немецкий, французский.</w:t>
       </w:r>
       <w:r>
         <w:rPr>
@@ -2277,93 +3257,70 @@
         </w:rPr>
         <w:t xml:space="preserve"> </w:t>
       </w:r>
-      <w:r>
-        <w:rPr>
-          <w:rFonts w:ascii="Times New Roman" w:eastAsia="Times New Roman" w:hAnsi="Times New Roman" w:cs="Times New Roman"/>
-          <w:color w:val="000000"/>
-          <w:kern w:val="0"/>
-          <w:lang w:eastAsia="ru-RU"/>
-          <w14:ligatures w14:val="none"/>
-        </w:rPr>
-        <w:t>заменялись на теги</w:t>
-      </w:r>
-      <w:r>
-        <w:rPr>
-          <w:rFonts w:ascii="Times New Roman" w:eastAsia="Times New Roman" w:hAnsi="Times New Roman" w:cs="Times New Roman"/>
-          <w:color w:val="000000"/>
-          <w:kern w:val="0"/>
-          <w:lang w:eastAsia="ru-RU"/>
-          <w14:ligatures w14:val="none"/>
-        </w:rPr>
-        <w:t>, чтобы модель перевода их не иска</w:t>
-      </w:r>
-      <w:r>
-        <w:rPr>
-          <w:rFonts w:ascii="Times New Roman" w:eastAsia="Times New Roman" w:hAnsi="Times New Roman" w:cs="Times New Roman"/>
-          <w:color w:val="000000"/>
-          <w:kern w:val="0"/>
-          <w:lang w:eastAsia="ru-RU"/>
-          <w14:ligatures w14:val="none"/>
-        </w:rPr>
-        <w:t>жа</w:t>
-      </w:r>
-      <w:r>
-        <w:rPr>
-          <w:rFonts w:ascii="Times New Roman" w:eastAsia="Times New Roman" w:hAnsi="Times New Roman" w:cs="Times New Roman"/>
-          <w:color w:val="000000"/>
-          <w:kern w:val="0"/>
-          <w:lang w:eastAsia="ru-RU"/>
-          <w14:ligatures w14:val="none"/>
-        </w:rPr>
-        <w:t>ла.</w:t>
-      </w:r>
-    </w:p>
-    <w:p>
-      <w:pPr>
-        <w:spacing w:before="100" w:beforeAutospacing="1" w:after="100" w:afterAutospacing="1" w:line="240" w:lineRule="auto"/>
-        <w:rPr>
-          <w:rFonts w:ascii="Times New Roman" w:eastAsia="Times New Roman" w:hAnsi="Times New Roman" w:cs="Times New Roman"/>
-          <w:color w:val="000000"/>
-          <w:kern w:val="0"/>
-          <w:lang w:eastAsia="ru-RU"/>
-          <w14:ligatures w14:val="none"/>
-        </w:rPr>
-      </w:pPr>
-      <w:r>
-        <w:rPr>
-          <w:rFonts w:ascii="Times New Roman" w:eastAsia="Times New Roman" w:hAnsi="Times New Roman" w:cs="Times New Roman"/>
-          <w:color w:val="000000"/>
-          <w:kern w:val="0"/>
-          <w:lang w:eastAsia="ru-RU"/>
-          <w14:ligatures w14:val="none"/>
-        </w:rPr>
-        <w:lastRenderedPageBreak/>
+    </w:p>
+    <w:p>
+      <w:pPr>
+        <w:spacing w:before="40" w:after="40" w:line="240" w:lineRule="auto"/>
+        <w:rPr>
+          <w:rFonts w:ascii="Times New Roman" w:eastAsia="Times New Roman" w:hAnsi="Times New Roman" w:cs="Times New Roman"/>
+          <w:kern w:val="0"/>
+          <w:lang w:eastAsia="ru-RU"/>
+          <w14:ligatures w14:val="none"/>
+        </w:rPr>
+      </w:pPr>
+      <w:r>
+        <w:rPr>
+          <w:rFonts w:ascii="Times New Roman" w:eastAsia="Times New Roman" w:hAnsi="Times New Roman" w:cs="Times New Roman"/>
+          <w:color w:val="000000"/>
+          <w:kern w:val="0"/>
+          <w:lang w:eastAsia="ru-RU"/>
+          <w14:ligatures w14:val="none"/>
+        </w:rPr>
+        <w:t>По итогам аугментации каждый класс сод</w:t>
+      </w:r>
+      <w:r>
+        <w:rPr>
+          <w:rFonts w:ascii="Times New Roman" w:eastAsia="Times New Roman" w:hAnsi="Times New Roman" w:cs="Times New Roman"/>
+          <w:color w:val="000000"/>
+          <w:kern w:val="0"/>
+          <w:lang w:eastAsia="ru-RU"/>
+          <w14:ligatures w14:val="none"/>
+        </w:rPr>
+        <w:t>е</w:t>
+      </w:r>
+      <w:r>
+        <w:rPr>
+          <w:rFonts w:ascii="Times New Roman" w:eastAsia="Times New Roman" w:hAnsi="Times New Roman" w:cs="Times New Roman"/>
+          <w:color w:val="000000"/>
+          <w:kern w:val="0"/>
+          <w:lang w:eastAsia="ru-RU"/>
+          <w14:ligatures w14:val="none"/>
+        </w:rPr>
+        <w:t>ржит не менее 50 писем.</w:t>
+      </w:r>
+      <w:r>
+        <w:rPr>
+          <w:rFonts w:ascii="Times New Roman" w:eastAsia="Times New Roman" w:hAnsi="Times New Roman" w:cs="Times New Roman"/>
+          <w:color w:val="000000"/>
+          <w:kern w:val="0"/>
+          <w:lang w:eastAsia="ru-RU"/>
+          <w14:ligatures w14:val="none"/>
+        </w:rPr>
+        <w:t xml:space="preserve"> </w:t>
+      </w:r>
+      <w:r>
+        <w:rPr>
+          <w:rFonts w:ascii="Times New Roman" w:eastAsia="Times New Roman" w:hAnsi="Times New Roman" w:cs="Times New Roman"/>
+          <w:color w:val="000000"/>
+          <w:kern w:val="0"/>
+          <w:lang w:eastAsia="ru-RU"/>
+          <w14:ligatures w14:val="none"/>
+        </w:rPr>
         <w:t xml:space="preserve">На каждой итерации сгенерированные данные проходят валидацию. </w:t>
       </w:r>
       <w:r>
-        <w:rPr>
-          <w:rFonts w:ascii="Times New Roman" w:eastAsia="Times New Roman" w:hAnsi="Times New Roman" w:cs="Times New Roman"/>
-          <w:color w:val="000000"/>
-          <w:kern w:val="0"/>
-          <w:lang w:eastAsia="ru-RU"/>
-          <w14:ligatures w14:val="none"/>
-        </w:rPr>
-        <w:t>По итогам аугментации каждый класс содржит не менее 50 писем.</w:t>
-      </w:r>
-    </w:p>
-    <w:p>
-      <w:pPr>
-        <w:spacing w:after="0" w:line="240" w:lineRule="auto"/>
-        <w:rPr>
-          <w:rFonts w:ascii="Times New Roman" w:eastAsia="Times New Roman" w:hAnsi="Times New Roman" w:cs="Times New Roman"/>
-          <w:kern w:val="0"/>
-          <w:lang w:eastAsia="ru-RU"/>
-          <w14:ligatures w14:val="none"/>
-        </w:rPr>
-      </w:pPr>
-      <w:r>
-        <w:pict w14:anchorId="67F48550">
-          <v:rect id="Horizontal Line 6" o:spid="_x0000_s1032" alt="" style="width:467.75pt;height:.05pt;visibility:visible;mso-wrap-style:square;mso-width-percent:0;mso-height-percent:0;mso-left-percent:-10001;mso-top-percent:-10001;mso-position-horizontal:absolute;mso-position-horizontal-relative:char;mso-position-vertical:absolute;mso-position-vertical-relative:line;mso-width-percent:0;mso-height-percent:0;mso-left-percent:-10001;mso-top-percent:-10001;v-text-anchor:top" filled="f">
+        <w:pict w14:anchorId="4D1D9338">
+          <v:rect id="Horizontal Line 6" o:spid="_x0000_s1031" alt="" style="width:467.75pt;height:.05pt;visibility:visible;mso-wrap-style:square;mso-width-percent:0;mso-height-percent:0;mso-left-percent:-10001;mso-top-percent:-10001;mso-position-horizontal:absolute;mso-position-horizontal-relative:char;mso-position-vertical:absolute;mso-position-vertical-relative:line;mso-width-percent:0;mso-height-percent:0;mso-left-percent:-10001;mso-top-percent:-10001;v-text-anchor:top" filled="f">
             <o:lock v:ext="edit" rotation="t" aspectratio="t" verticies="t" text="t" shapetype="t"/>
             <w10:anchorlock/>
           </v:rect>
@@ -2372,7 +3329,7 @@
     </w:p>
     <w:p>
       <w:pPr>
-        <w:spacing w:before="100" w:beforeAutospacing="1" w:after="100" w:afterAutospacing="1" w:line="240" w:lineRule="auto"/>
+        <w:spacing w:before="40" w:after="40" w:line="240" w:lineRule="auto"/>
         <w:rPr>
           <w:rFonts w:ascii="Times New Roman" w:eastAsia="Times New Roman" w:hAnsi="Times New Roman" w:cs="Times New Roman"/>
           <w:color w:val="000000"/>
@@ -2415,93 +3372,109 @@
           <w:lang w:eastAsia="ru-RU"/>
           <w14:ligatures w14:val="none"/>
         </w:rPr>
-        <w:t xml:space="preserve"> — Система валидации и LLM-судья (~50 сек)</w:t>
-      </w:r>
-      <w:r>
-        <w:rPr>
-          <w:rFonts w:ascii="Times New Roman" w:eastAsia="Times New Roman" w:hAnsi="Times New Roman" w:cs="Times New Roman"/>
-          <w:b/>
-          <w:bCs/>
-          <w:color w:val="000000"/>
-          <w:kern w:val="0"/>
-          <w:lang w:eastAsia="ru-RU"/>
-          <w14:ligatures w14:val="none"/>
-        </w:rPr>
-        <w:t xml:space="preserve"> поработать над слайдом</w:t>
-      </w:r>
-    </w:p>
-    <w:p>
-      <w:pPr>
-        <w:spacing w:before="100" w:beforeAutospacing="1" w:after="100" w:afterAutospacing="1" w:line="240" w:lineRule="auto"/>
-        <w:rPr>
-          <w:rFonts w:ascii="Times New Roman" w:eastAsia="Times New Roman" w:hAnsi="Times New Roman" w:cs="Times New Roman"/>
-          <w:color w:val="000000"/>
-          <w:kern w:val="0"/>
-          <w:lang w:eastAsia="ru-RU"/>
-          <w14:ligatures w14:val="none"/>
-        </w:rPr>
-      </w:pPr>
-      <w:r>
-        <w:rPr>
-          <w:rFonts w:ascii="Times New Roman" w:eastAsia="Times New Roman" w:hAnsi="Times New Roman" w:cs="Times New Roman"/>
-          <w:color w:val="000000"/>
-          <w:kern w:val="0"/>
-          <w:lang w:eastAsia="ru-RU"/>
-          <w14:ligatures w14:val="none"/>
-        </w:rPr>
-        <w:t>Данные проходят через</w:t>
-      </w:r>
-      <w:r>
-        <w:rPr>
-          <w:rFonts w:ascii="Times New Roman" w:eastAsia="Times New Roman" w:hAnsi="Times New Roman" w:cs="Times New Roman"/>
-          <w:color w:val="000000"/>
-          <w:kern w:val="0"/>
-          <w:lang w:eastAsia="ru-RU"/>
-          <w14:ligatures w14:val="none"/>
-        </w:rPr>
-        <w:t xml:space="preserve"> двухуровнев</w:t>
-      </w:r>
-      <w:r>
-        <w:rPr>
-          <w:rFonts w:ascii="Times New Roman" w:eastAsia="Times New Roman" w:hAnsi="Times New Roman" w:cs="Times New Roman"/>
-          <w:color w:val="000000"/>
-          <w:kern w:val="0"/>
-          <w:lang w:eastAsia="ru-RU"/>
-          <w14:ligatures w14:val="none"/>
-        </w:rPr>
-        <w:t xml:space="preserve">ую </w:t>
-      </w:r>
-      <w:r>
-        <w:rPr>
-          <w:rFonts w:ascii="Times New Roman" w:eastAsia="Times New Roman" w:hAnsi="Times New Roman" w:cs="Times New Roman"/>
-          <w:color w:val="000000"/>
-          <w:kern w:val="0"/>
-          <w:lang w:eastAsia="ru-RU"/>
-          <w14:ligatures w14:val="none"/>
-        </w:rPr>
-        <w:t>система контроля качества.</w:t>
-      </w:r>
-    </w:p>
-    <w:p>
-      <w:pPr>
-        <w:spacing w:before="100" w:beforeAutospacing="1" w:after="100" w:afterAutospacing="1" w:line="240" w:lineRule="auto"/>
-        <w:rPr>
-          <w:rFonts w:ascii="Times New Roman" w:eastAsia="Times New Roman" w:hAnsi="Times New Roman" w:cs="Times New Roman"/>
-          <w:color w:val="000000"/>
-          <w:kern w:val="0"/>
-          <w:lang w:eastAsia="ru-RU"/>
-          <w14:ligatures w14:val="none"/>
-        </w:rPr>
-      </w:pPr>
-      <w:r>
-        <w:rPr>
-          <w:rFonts w:ascii="Times New Roman" w:eastAsia="Times New Roman" w:hAnsi="Times New Roman" w:cs="Times New Roman"/>
-          <w:color w:val="000000"/>
-          <w:kern w:val="0"/>
-          <w:lang w:eastAsia="ru-RU"/>
-          <w14:ligatures w14:val="none"/>
-        </w:rPr>
-        <w:t xml:space="preserve">Первый уровень — цепочка из семи автоматических фильтров, расположенных от дешёвых к дорогим. Сначала отсеиваются точные дубликаты, затем слишком короткие тексты, тексты не на русском языке, вырожденные генерации с циклическими повторами, иероглифы как артефакт модели Qwen, промпт-утечки — когда модель вместо письма описывает полученное задание. Последний фильтр — косинусное сходство через SBERT: </w:t>
+        <w:t xml:space="preserve"> — Система валидации и LLM-судья (~</w:t>
+      </w:r>
+      <w:r>
+        <w:rPr>
+          <w:rFonts w:ascii="Times New Roman" w:eastAsia="Times New Roman" w:hAnsi="Times New Roman" w:cs="Times New Roman"/>
+          <w:b/>
+          <w:bCs/>
+          <w:color w:val="000000"/>
+          <w:kern w:val="0"/>
+          <w:lang w:eastAsia="ru-RU"/>
+          <w14:ligatures w14:val="none"/>
+        </w:rPr>
+        <w:t>3</w:t>
+      </w:r>
+      <w:r>
+        <w:rPr>
+          <w:rFonts w:ascii="Times New Roman" w:eastAsia="Times New Roman" w:hAnsi="Times New Roman" w:cs="Times New Roman"/>
+          <w:b/>
+          <w:bCs/>
+          <w:color w:val="000000"/>
+          <w:kern w:val="0"/>
+          <w:lang w:eastAsia="ru-RU"/>
+          <w14:ligatures w14:val="none"/>
+        </w:rPr>
+        <w:t>0 сек)</w:t>
+      </w:r>
+      <w:r>
+        <w:rPr>
+          <w:rFonts w:ascii="Times New Roman" w:eastAsia="Times New Roman" w:hAnsi="Times New Roman" w:cs="Times New Roman"/>
+          <w:b/>
+          <w:bCs/>
+          <w:color w:val="000000"/>
+          <w:kern w:val="0"/>
+          <w:lang w:eastAsia="ru-RU"/>
+          <w14:ligatures w14:val="none"/>
+        </w:rPr>
+        <w:t xml:space="preserve"> </w:t>
+      </w:r>
+      <w:r>
+        <w:rPr>
+          <w:rFonts w:ascii="Times New Roman" w:eastAsia="Times New Roman" w:hAnsi="Times New Roman" w:cs="Times New Roman"/>
+          <w:b/>
+          <w:bCs/>
+          <w:color w:val="000000"/>
+          <w:kern w:val="0"/>
+          <w:lang w:eastAsia="ru-RU"/>
+          <w14:ligatures w14:val="none"/>
+        </w:rPr>
+        <w:t>4.20</w:t>
+      </w:r>
+    </w:p>
+    <w:p>
+      <w:pPr>
+        <w:spacing w:before="40" w:after="40" w:line="240" w:lineRule="auto"/>
+        <w:rPr>
+          <w:rFonts w:ascii="Times New Roman" w:eastAsia="Times New Roman" w:hAnsi="Times New Roman" w:cs="Times New Roman"/>
+          <w:color w:val="000000"/>
+          <w:kern w:val="0"/>
+          <w:lang w:eastAsia="ru-RU"/>
+          <w14:ligatures w14:val="none"/>
+        </w:rPr>
+      </w:pPr>
+    </w:p>
+    <w:p>
+      <w:pPr>
+        <w:spacing w:before="40" w:after="40" w:line="240" w:lineRule="auto"/>
+        <w:rPr>
+          <w:rFonts w:ascii="Times New Roman" w:eastAsia="Times New Roman" w:hAnsi="Times New Roman" w:cs="Times New Roman"/>
+          <w:color w:val="000000"/>
+          <w:kern w:val="0"/>
+          <w:lang w:eastAsia="ru-RU"/>
+          <w14:ligatures w14:val="none"/>
+        </w:rPr>
+      </w:pPr>
+      <w:r>
+        <w:rPr>
+          <w:rFonts w:ascii="Times New Roman" w:eastAsia="Times New Roman" w:hAnsi="Times New Roman" w:cs="Times New Roman"/>
+          <w:color w:val="000000"/>
+          <w:kern w:val="0"/>
+          <w:lang w:eastAsia="ru-RU"/>
+          <w14:ligatures w14:val="none"/>
+        </w:rPr>
+        <w:t>Первый уровень — цепочка из семи автоматических фильтров, расположенных от дешёвых к дорогим. Сначала отсеиваются точные дубликаты, затем слишком короткие тексты, тексты не на русском языке, вырожденные генерации с циклическими повторами, иероглиф</w:t>
+      </w:r>
+      <w:r>
+        <w:rPr>
+          <w:rFonts w:ascii="Times New Roman" w:eastAsia="Times New Roman" w:hAnsi="Times New Roman" w:cs="Times New Roman"/>
+          <w:color w:val="000000"/>
+          <w:kern w:val="0"/>
+          <w:lang w:eastAsia="ru-RU"/>
+          <w14:ligatures w14:val="none"/>
+        </w:rPr>
+        <w:t>,</w:t>
+      </w:r>
+      <w:r>
+        <w:rPr>
+          <w:rFonts w:ascii="Times New Roman" w:eastAsia="Times New Roman" w:hAnsi="Times New Roman" w:cs="Times New Roman"/>
+          <w:color w:val="000000"/>
+          <w:kern w:val="0"/>
+          <w:lang w:eastAsia="ru-RU"/>
+          <w14:ligatures w14:val="none"/>
+        </w:rPr>
+        <w:t xml:space="preserve"> промпт-утечки. Последний фильтр — косинусное сходство через SBERT: </w:t>
       </w:r>
       <w:r>
         <w:rPr>
@@ -2517,24 +3490,44 @@
     </w:p>
     <w:p>
       <w:pPr>
-        <w:spacing w:before="100" w:beforeAutospacing="1" w:after="100" w:afterAutospacing="1" w:line="240" w:lineRule="auto"/>
-        <w:rPr>
-          <w:rFonts w:ascii="Times New Roman" w:eastAsia="Times New Roman" w:hAnsi="Times New Roman" w:cs="Times New Roman"/>
-          <w:color w:val="000000"/>
-          <w:kern w:val="0"/>
-          <w:lang w:eastAsia="ru-RU"/>
-          <w14:ligatures w14:val="none"/>
-        </w:rPr>
-      </w:pPr>
-      <w:r>
-        <w:rPr>
-          <w:rFonts w:ascii="Times New Roman" w:eastAsia="Times New Roman" w:hAnsi="Times New Roman" w:cs="Times New Roman"/>
-          <w:color w:val="000000"/>
-          <w:kern w:val="0"/>
-          <w:lang w:eastAsia="ru-RU"/>
-          <w14:ligatures w14:val="none"/>
-        </w:rPr>
-        <w:t xml:space="preserve">Второй уровень — LLM-судья. Та же модель с низкой температурой оценивает каждый текст по шкале от 1 до 10. </w:t>
+        <w:spacing w:before="40" w:after="40" w:line="240" w:lineRule="auto"/>
+        <w:rPr>
+          <w:rFonts w:ascii="Times New Roman" w:eastAsia="Times New Roman" w:hAnsi="Times New Roman" w:cs="Times New Roman"/>
+          <w:color w:val="000000"/>
+          <w:kern w:val="0"/>
+          <w:lang w:eastAsia="ru-RU"/>
+          <w14:ligatures w14:val="none"/>
+        </w:rPr>
+      </w:pPr>
+      <w:r>
+        <w:rPr>
+          <w:rFonts w:ascii="Times New Roman" w:eastAsia="Times New Roman" w:hAnsi="Times New Roman" w:cs="Times New Roman"/>
+          <w:color w:val="000000"/>
+          <w:kern w:val="0"/>
+          <w:lang w:eastAsia="ru-RU"/>
+          <w14:ligatures w14:val="none"/>
+        </w:rPr>
+        <w:t>Второй уровень — LLM-судья</w:t>
+      </w:r>
+      <w:r>
+        <w:rPr>
+          <w:rFonts w:ascii="Times New Roman" w:eastAsia="Times New Roman" w:hAnsi="Times New Roman" w:cs="Times New Roman"/>
+          <w:color w:val="000000"/>
+          <w:kern w:val="0"/>
+          <w:lang w:eastAsia="ru-RU"/>
+          <w14:ligatures w14:val="none"/>
+        </w:rPr>
+        <w:t xml:space="preserve"> с низкой температурой</w:t>
+      </w:r>
+      <w:r>
+        <w:rPr>
+          <w:rFonts w:ascii="Times New Roman" w:eastAsia="Times New Roman" w:hAnsi="Times New Roman" w:cs="Times New Roman"/>
+          <w:color w:val="000000"/>
+          <w:kern w:val="0"/>
+          <w:lang w:eastAsia="ru-RU"/>
+          <w14:ligatures w14:val="none"/>
+        </w:rPr>
+        <w:t xml:space="preserve">. </w:t>
       </w:r>
       <w:r>
         <w:rPr>
@@ -2564,17 +3557,7 @@
           <w:lang w:eastAsia="ru-RU"/>
           <w14:ligatures w14:val="none"/>
         </w:rPr>
-        <w:t>,</w:t>
-      </w:r>
-      <w:r>
-        <w:rPr>
-          <w:rFonts w:ascii="Times New Roman" w:eastAsia="Times New Roman" w:hAnsi="Times New Roman" w:cs="Times New Roman"/>
-          <w:color w:val="000000"/>
-          <w:kern w:val="0"/>
-          <w:lang w:eastAsia="ru-RU"/>
-          <w14:ligatures w14:val="none"/>
-        </w:rPr>
-        <w:t xml:space="preserve"> полнота деталей</w:t>
+        <w:t>, полнота деталей</w:t>
       </w:r>
       <w:r>
         <w:rPr>
@@ -2589,7 +3572,7 @@
     </w:p>
     <w:p>
       <w:pPr>
-        <w:spacing w:before="100" w:beforeAutospacing="1" w:after="100" w:afterAutospacing="1" w:line="240" w:lineRule="auto"/>
+        <w:spacing w:before="40" w:after="40" w:line="240" w:lineRule="auto"/>
         <w:rPr>
           <w:rFonts w:ascii="Times New Roman" w:eastAsia="Times New Roman" w:hAnsi="Times New Roman" w:cs="Times New Roman"/>
           <w:color w:val="000000"/>
@@ -2608,40 +3591,20 @@
         </w:rPr>
         <w:t xml:space="preserve"> </w:t>
       </w:r>
-      <w:r>
-        <w:rPr>
-          <w:rFonts w:ascii="Times New Roman" w:eastAsia="Times New Roman" w:hAnsi="Times New Roman" w:cs="Times New Roman"/>
-          <w:color w:val="000000"/>
-          <w:kern w:val="0"/>
-          <w:lang w:eastAsia="ru-RU"/>
-          <w14:ligatures w14:val="none"/>
-        </w:rPr>
-        <w:t>Если кандидатов больше чем требуется – отбираются лучшие</w:t>
-      </w:r>
-      <w:r>
-        <w:rPr>
-          <w:rFonts w:ascii="Times New Roman" w:eastAsia="Times New Roman" w:hAnsi="Times New Roman" w:cs="Times New Roman"/>
-          <w:color w:val="000000"/>
-          <w:kern w:val="0"/>
-          <w:lang w:eastAsia="ru-RU"/>
-          <w14:ligatures w14:val="none"/>
-        </w:rPr>
-        <w:t>.</w:t>
-      </w:r>
-    </w:p>
-    <w:p>
-      <w:pPr>
-        <w:spacing w:after="0" w:line="240" w:lineRule="auto"/>
-        <w:rPr>
-          <w:rFonts w:ascii="Times New Roman" w:eastAsia="Times New Roman" w:hAnsi="Times New Roman" w:cs="Times New Roman"/>
-          <w:kern w:val="0"/>
-          <w:lang w:eastAsia="ru-RU"/>
-          <w14:ligatures w14:val="none"/>
-        </w:rPr>
-      </w:pPr>
-      <w:r>
-        <w:pict w14:anchorId="144F7EC5">
-          <v:rect id="Horizontal Line 7" o:spid="_x0000_s1031" alt="" style="width:467.75pt;height:.05pt;visibility:visible;mso-wrap-style:square;mso-width-percent:0;mso-height-percent:0;mso-left-percent:-10001;mso-top-percent:-10001;mso-position-horizontal:absolute;mso-position-horizontal-relative:char;mso-position-vertical:absolute;mso-position-vertical-relative:line;mso-width-percent:0;mso-height-percent:0;mso-left-percent:-10001;mso-top-percent:-10001;v-text-anchor:top" filled="f">
+    </w:p>
+    <w:p>
+      <w:pPr>
+        <w:spacing w:before="40" w:after="40" w:line="240" w:lineRule="auto"/>
+        <w:rPr>
+          <w:rFonts w:ascii="Times New Roman" w:eastAsia="Times New Roman" w:hAnsi="Times New Roman" w:cs="Times New Roman"/>
+          <w:kern w:val="0"/>
+          <w:lang w:eastAsia="ru-RU"/>
+          <w14:ligatures w14:val="none"/>
+        </w:rPr>
+      </w:pPr>
+      <w:r>
+        <w:pict w14:anchorId="68663AD6">
+          <v:rect id="Horizontal Line 7" o:spid="_x0000_s1030" alt="" style="width:467.75pt;height:.05pt;visibility:visible;mso-wrap-style:square;mso-width-percent:0;mso-height-percent:0;mso-left-percent:-10001;mso-top-percent:-10001;mso-position-horizontal:absolute;mso-position-horizontal-relative:char;mso-position-vertical:absolute;mso-position-vertical-relative:line;mso-width-percent:0;mso-height-percent:0;mso-left-percent:-10001;mso-top-percent:-10001;v-text-anchor:top" filled="f">
             <o:lock v:ext="edit" rotation="t" aspectratio="t" verticies="t" text="t" shapetype="t"/>
             <w10:anchorlock/>
           </v:rect>
@@ -2650,190 +3613,223 @@
     </w:p>
     <w:p>
       <w:pPr>
-        <w:spacing w:before="100" w:beforeAutospacing="1" w:after="100" w:afterAutospacing="1" w:line="240" w:lineRule="auto"/>
-        <w:rPr>
-          <w:rFonts w:ascii="Times New Roman" w:eastAsia="Times New Roman" w:hAnsi="Times New Roman" w:cs="Times New Roman"/>
-          <w:b/>
-          <w:bCs/>
-          <w:color w:val="000000"/>
-          <w:kern w:val="0"/>
-          <w:lang w:eastAsia="ru-RU"/>
-          <w14:ligatures w14:val="none"/>
-        </w:rPr>
-      </w:pPr>
-      <w:r>
-        <w:rPr>
-          <w:rFonts w:ascii="Times New Roman" w:eastAsia="Times New Roman" w:hAnsi="Times New Roman" w:cs="Times New Roman"/>
-          <w:b/>
-          <w:bCs/>
-          <w:color w:val="000000"/>
-          <w:kern w:val="0"/>
-          <w:lang w:eastAsia="ru-RU"/>
-          <w14:ligatures w14:val="none"/>
-        </w:rPr>
-        <w:t>Слайд 7 — Инфраструктурные решения (~30 сек)</w:t>
-      </w:r>
-    </w:p>
-    <w:p>
-      <w:pPr>
-        <w:spacing w:before="100" w:beforeAutospacing="1" w:after="100" w:afterAutospacing="1" w:line="240" w:lineRule="auto"/>
-        <w:rPr>
-          <w:rFonts w:ascii="Times New Roman" w:eastAsia="Times New Roman" w:hAnsi="Times New Roman" w:cs="Times New Roman"/>
-          <w:color w:val="000000"/>
-          <w:kern w:val="0"/>
-          <w:lang w:eastAsia="ru-RU"/>
-          <w14:ligatures w14:val="none"/>
-        </w:rPr>
-      </w:pPr>
-      <w:r>
-        <w:rPr>
-          <w:rFonts w:ascii="Times New Roman" w:eastAsia="Times New Roman" w:hAnsi="Times New Roman" w:cs="Times New Roman"/>
-          <w:color w:val="000000"/>
-          <w:kern w:val="0"/>
-          <w:lang w:eastAsia="ru-RU"/>
-          <w14:ligatures w14:val="none"/>
-        </w:rPr>
-        <w:t>Модульная архитектура — каждый компонент реализован как самостоятельный Python-модуль и подключается в общий пайплайн. Это позволяет легко расширять функционал, добавляя новые модули или переиспользуя существующие.</w:t>
-      </w:r>
-    </w:p>
-    <w:p>
-      <w:pPr>
-        <w:spacing w:before="100" w:beforeAutospacing="1" w:after="100" w:afterAutospacing="1" w:line="240" w:lineRule="auto"/>
-        <w:rPr>
-          <w:rFonts w:ascii="Times New Roman" w:eastAsia="Times New Roman" w:hAnsi="Times New Roman" w:cs="Times New Roman"/>
-          <w:color w:val="000000"/>
-          <w:kern w:val="0"/>
-          <w:lang w:eastAsia="ru-RU"/>
-          <w14:ligatures w14:val="none"/>
-        </w:rPr>
-      </w:pPr>
-      <w:r>
-        <w:rPr>
-          <w:rFonts w:ascii="Times New Roman" w:eastAsia="Times New Roman" w:hAnsi="Times New Roman" w:cs="Times New Roman"/>
-          <w:color w:val="000000"/>
-          <w:kern w:val="0"/>
-          <w:lang w:eastAsia="ru-RU"/>
-          <w14:ligatures w14:val="none"/>
-        </w:rPr>
-        <w:t>Система чекпоинтов сохраняет промежуточные результаты расчётов — при сбое или обрыве связи вычисления продолжаются с последней сохранённой точки, а не с начала.</w:t>
-      </w:r>
-      <w:r>
-        <w:rPr>
-          <w:rFonts w:ascii="-webkit-standard" w:hAnsi="-webkit-standard"/>
-          <w:color w:val="000000"/>
-          <w:sz w:val="27"/>
-          <w:szCs w:val="27"/>
+        <w:spacing w:before="40" w:after="40" w:line="240" w:lineRule="auto"/>
+        <w:rPr>
+          <w:rFonts w:ascii="Times New Roman" w:eastAsia="Times New Roman" w:hAnsi="Times New Roman" w:cs="Times New Roman"/>
+          <w:b/>
+          <w:bCs/>
+          <w:color w:val="000000"/>
+          <w:kern w:val="0"/>
+          <w:lang w:eastAsia="ru-RU"/>
+          <w14:ligatures w14:val="none"/>
+        </w:rPr>
+      </w:pPr>
+      <w:r>
+        <w:rPr>
+          <w:rFonts w:ascii="Times New Roman" w:eastAsia="Times New Roman" w:hAnsi="Times New Roman" w:cs="Times New Roman"/>
+          <w:b/>
+          <w:bCs/>
+          <w:color w:val="000000"/>
+          <w:kern w:val="0"/>
+          <w:lang w:eastAsia="ru-RU"/>
+          <w14:ligatures w14:val="none"/>
+        </w:rPr>
+        <w:t xml:space="preserve">Слайд </w:t>
+      </w:r>
+      <w:r>
+        <w:rPr>
+          <w:rFonts w:ascii="Times New Roman" w:eastAsia="Times New Roman" w:hAnsi="Times New Roman" w:cs="Times New Roman"/>
+          <w:b/>
+          <w:bCs/>
+          <w:color w:val="000000"/>
+          <w:kern w:val="0"/>
+          <w:lang w:eastAsia="ru-RU"/>
+          <w14:ligatures w14:val="none"/>
+        </w:rPr>
+        <w:t>8</w:t>
+      </w:r>
+      <w:r>
+        <w:rPr>
+          <w:rFonts w:ascii="Times New Roman" w:eastAsia="Times New Roman" w:hAnsi="Times New Roman" w:cs="Times New Roman"/>
+          <w:b/>
+          <w:bCs/>
+          <w:color w:val="000000"/>
+          <w:kern w:val="0"/>
+          <w:lang w:eastAsia="ru-RU"/>
+          <w14:ligatures w14:val="none"/>
+        </w:rPr>
+        <w:t xml:space="preserve"> — </w:t>
+      </w:r>
+      <w:r>
+        <w:rPr>
+          <w:rFonts w:ascii="Times New Roman" w:eastAsia="Times New Roman" w:hAnsi="Times New Roman" w:cs="Times New Roman"/>
+          <w:b/>
+          <w:bCs/>
+          <w:color w:val="000000"/>
+          <w:kern w:val="0"/>
+          <w:lang w:eastAsia="ru-RU"/>
+          <w14:ligatures w14:val="none"/>
+        </w:rPr>
+        <w:t>Результаты аугментации (~</w:t>
+      </w:r>
+      <w:r>
+        <w:rPr>
+          <w:rFonts w:ascii="Times New Roman" w:eastAsia="Times New Roman" w:hAnsi="Times New Roman" w:cs="Times New Roman"/>
+          <w:b/>
+          <w:bCs/>
+          <w:color w:val="000000"/>
+          <w:kern w:val="0"/>
+          <w:lang w:eastAsia="ru-RU"/>
+          <w14:ligatures w14:val="none"/>
+        </w:rPr>
+        <w:t>20</w:t>
+      </w:r>
+      <w:r>
+        <w:rPr>
+          <w:rFonts w:ascii="Times New Roman" w:eastAsia="Times New Roman" w:hAnsi="Times New Roman" w:cs="Times New Roman"/>
+          <w:b/>
+          <w:bCs/>
+          <w:color w:val="000000"/>
+          <w:kern w:val="0"/>
+          <w:lang w:eastAsia="ru-RU"/>
+          <w14:ligatures w14:val="none"/>
+        </w:rPr>
+        <w:t xml:space="preserve"> сек)</w:t>
+      </w:r>
+      <w:r>
+        <w:rPr>
+          <w:rFonts w:ascii="Times New Roman" w:eastAsia="Times New Roman" w:hAnsi="Times New Roman" w:cs="Times New Roman"/>
+          <w:b/>
+          <w:bCs/>
+          <w:color w:val="000000"/>
+          <w:kern w:val="0"/>
+          <w:lang w:eastAsia="ru-RU"/>
+          <w14:ligatures w14:val="none"/>
+        </w:rPr>
+        <w:t xml:space="preserve"> 4.40</w:t>
+      </w:r>
+    </w:p>
+    <w:p>
+      <w:pPr>
+        <w:spacing w:before="40" w:after="40" w:line="240" w:lineRule="auto"/>
+        <w:rPr>
+          <w:rFonts w:ascii="Times New Roman" w:eastAsia="Times New Roman" w:hAnsi="Times New Roman" w:cs="Times New Roman"/>
+          <w:color w:val="000000"/>
+          <w:kern w:val="0"/>
+          <w:lang w:eastAsia="ru-RU"/>
+          <w14:ligatures w14:val="none"/>
+        </w:rPr>
+      </w:pPr>
+      <w:r>
+        <w:rPr>
+          <w:rFonts w:ascii="Times New Roman" w:eastAsia="Times New Roman" w:hAnsi="Times New Roman" w:cs="Times New Roman"/>
+          <w:color w:val="000000"/>
+          <w:kern w:val="0"/>
+          <w:lang w:eastAsia="ru-RU"/>
+          <w14:ligatures w14:val="none"/>
+        </w:rPr>
+        <w:t xml:space="preserve">Для оценки качества аугментации и других экспериментов исходные данные стратифицировано разбивались на </w:t>
+      </w:r>
+      <w:r>
+        <w:rPr>
+          <w:rFonts w:ascii="Times New Roman" w:eastAsia="Times New Roman" w:hAnsi="Times New Roman" w:cs="Times New Roman"/>
+          <w:color w:val="000000"/>
+          <w:kern w:val="0"/>
+          <w:lang w:val="en-US" w:eastAsia="ru-RU"/>
+          <w14:ligatures w14:val="none"/>
+        </w:rPr>
+        <w:t>train</w:t>
+      </w:r>
+      <w:r>
+        <w:rPr>
+          <w:rFonts w:ascii="Times New Roman" w:eastAsia="Times New Roman" w:hAnsi="Times New Roman" w:cs="Times New Roman"/>
+          <w:color w:val="000000"/>
+          <w:kern w:val="0"/>
+          <w:lang w:eastAsia="ru-RU"/>
+          <w14:ligatures w14:val="none"/>
+        </w:rPr>
+        <w:t xml:space="preserve"> </w:t>
+      </w:r>
+      <w:r>
+        <w:rPr>
+          <w:rFonts w:ascii="Times New Roman" w:eastAsia="Times New Roman" w:hAnsi="Times New Roman" w:cs="Times New Roman"/>
+          <w:color w:val="000000"/>
+          <w:kern w:val="0"/>
+          <w:lang w:eastAsia="ru-RU"/>
+          <w14:ligatures w14:val="none"/>
+        </w:rPr>
+        <w:t>и test</w:t>
+      </w:r>
+      <w:r>
+        <w:rPr>
+          <w:rFonts w:ascii="Times New Roman" w:eastAsia="Times New Roman" w:hAnsi="Times New Roman" w:cs="Times New Roman"/>
+          <w:color w:val="000000"/>
+          <w:kern w:val="0"/>
+          <w:lang w:eastAsia="ru-RU"/>
+          <w14:ligatures w14:val="none"/>
+        </w:rPr>
+        <w:t xml:space="preserve">, </w:t>
+      </w:r>
+      <w:r>
+        <w:rPr>
+          <w:rFonts w:ascii="Times New Roman" w:eastAsia="Times New Roman" w:hAnsi="Times New Roman" w:cs="Times New Roman"/>
+          <w:color w:val="000000"/>
+          <w:kern w:val="0"/>
+          <w:lang w:eastAsia="ru-RU"/>
+          <w14:ligatures w14:val="none"/>
+        </w:rPr>
+        <w:t>агентировалась</w:t>
+      </w:r>
+      <w:r>
+        <w:rPr>
+          <w:rFonts w:ascii="Times New Roman" w:eastAsia="Times New Roman" w:hAnsi="Times New Roman" w:cs="Times New Roman"/>
+          <w:color w:val="000000"/>
+          <w:kern w:val="0"/>
+          <w:lang w:eastAsia="ru-RU"/>
+          <w14:ligatures w14:val="none"/>
+        </w:rPr>
+        <w:t xml:space="preserve"> только </w:t>
+      </w:r>
+      <w:r>
+        <w:rPr>
+          <w:rFonts w:ascii="Times New Roman" w:eastAsia="Times New Roman" w:hAnsi="Times New Roman" w:cs="Times New Roman"/>
+          <w:color w:val="000000"/>
+          <w:kern w:val="0"/>
+          <w:lang w:val="en-US" w:eastAsia="ru-RU"/>
+          <w14:ligatures w14:val="none"/>
+        </w:rPr>
+        <w:t>train</w:t>
+      </w:r>
+      <w:r>
+        <w:rPr>
+          <w:rFonts w:ascii="Times New Roman" w:eastAsia="Times New Roman" w:hAnsi="Times New Roman" w:cs="Times New Roman"/>
+          <w:color w:val="000000"/>
+          <w:kern w:val="0"/>
+          <w:lang w:eastAsia="ru-RU"/>
+          <w14:ligatures w14:val="none"/>
+        </w:rPr>
+        <w:t xml:space="preserve"> часть.</w:t>
+      </w:r>
+      <w:r>
+        <w:rPr>
+          <w:rFonts w:ascii="Times New Roman" w:eastAsia="Times New Roman" w:hAnsi="Times New Roman" w:cs="Times New Roman"/>
+          <w:color w:val="000000"/>
+          <w:kern w:val="0"/>
+          <w:lang w:eastAsia="ru-RU"/>
+          <w14:ligatures w14:val="none"/>
         </w:rPr>
         <w:br/>
-      </w:r>
-      <w:r>
-        <w:rPr>
-          <w:rFonts w:ascii="-webkit-standard" w:hAnsi="-webkit-standard"/>
-          <w:color w:val="000000"/>
-          <w:sz w:val="27"/>
-          <w:szCs w:val="27"/>
-        </w:rPr>
-        <w:br/>
-      </w:r>
-      <w:r>
-        <w:rPr>
-          <w:rFonts w:ascii="Times New Roman" w:eastAsia="Times New Roman" w:hAnsi="Times New Roman" w:cs="Times New Roman"/>
-          <w:color w:val="000000"/>
-          <w:kern w:val="0"/>
-          <w:lang w:eastAsia="ru-RU"/>
-          <w14:ligatures w14:val="none"/>
-        </w:rPr>
-        <w:t>Для каждой модели предусмотрен отдельный JSON-файл</w:t>
-      </w:r>
-      <w:r>
-        <w:rPr>
-          <w:rFonts w:ascii="Times New Roman" w:eastAsia="Times New Roman" w:hAnsi="Times New Roman" w:cs="Times New Roman"/>
-          <w:color w:val="000000"/>
-          <w:kern w:val="0"/>
-          <w:lang w:eastAsia="ru-RU"/>
-          <w14:ligatures w14:val="none"/>
-        </w:rPr>
-        <w:t xml:space="preserve">, </w:t>
-      </w:r>
-      <w:r>
-        <w:rPr>
-          <w:rFonts w:ascii="Times New Roman" w:eastAsia="Times New Roman" w:hAnsi="Times New Roman" w:cs="Times New Roman"/>
-          <w:color w:val="000000"/>
-          <w:kern w:val="0"/>
-          <w:lang w:eastAsia="ru-RU"/>
-          <w14:ligatures w14:val="none"/>
-        </w:rPr>
-        <w:t>там хран</w:t>
-      </w:r>
-      <w:r>
-        <w:rPr>
-          <w:rFonts w:ascii="Times New Roman" w:eastAsia="Times New Roman" w:hAnsi="Times New Roman" w:cs="Times New Roman"/>
-          <w:color w:val="000000"/>
-          <w:kern w:val="0"/>
-          <w:lang w:eastAsia="ru-RU"/>
-          <w14:ligatures w14:val="none"/>
-        </w:rPr>
-        <w:t>и</w:t>
-      </w:r>
-      <w:r>
-        <w:rPr>
-          <w:rFonts w:ascii="Times New Roman" w:eastAsia="Times New Roman" w:hAnsi="Times New Roman" w:cs="Times New Roman"/>
-          <w:color w:val="000000"/>
-          <w:kern w:val="0"/>
-          <w:lang w:eastAsia="ru-RU"/>
-          <w14:ligatures w14:val="none"/>
-        </w:rPr>
-        <w:t>тся имя модели на HuggingFace, параметры генерации и шаблоны</w:t>
-      </w:r>
-      <w:r>
-        <w:rPr>
-          <w:rFonts w:ascii="Times New Roman" w:eastAsia="Times New Roman" w:hAnsi="Times New Roman" w:cs="Times New Roman"/>
-          <w:color w:val="000000"/>
-          <w:kern w:val="0"/>
-          <w:lang w:eastAsia="ru-RU"/>
-          <w14:ligatures w14:val="none"/>
-        </w:rPr>
-        <w:t xml:space="preserve"> системных</w:t>
-      </w:r>
-      <w:r>
-        <w:rPr>
-          <w:rFonts w:ascii="Times New Roman" w:eastAsia="Times New Roman" w:hAnsi="Times New Roman" w:cs="Times New Roman"/>
-          <w:color w:val="000000"/>
-          <w:kern w:val="0"/>
-          <w:lang w:eastAsia="ru-RU"/>
-          <w14:ligatures w14:val="none"/>
-        </w:rPr>
-        <w:t xml:space="preserve"> промптов. Чтобы добавить новую модель, достаточно </w:t>
-      </w:r>
-      <w:r>
-        <w:rPr>
-          <w:rFonts w:ascii="Times New Roman" w:eastAsia="Times New Roman" w:hAnsi="Times New Roman" w:cs="Times New Roman"/>
-          <w:color w:val="000000"/>
-          <w:kern w:val="0"/>
-          <w:lang w:eastAsia="ru-RU"/>
-          <w14:ligatures w14:val="none"/>
-        </w:rPr>
-        <w:t>добавить</w:t>
-      </w:r>
-      <w:r>
-        <w:rPr>
-          <w:rFonts w:ascii="Times New Roman" w:eastAsia="Times New Roman" w:hAnsi="Times New Roman" w:cs="Times New Roman"/>
-          <w:color w:val="000000"/>
-          <w:kern w:val="0"/>
-          <w:lang w:eastAsia="ru-RU"/>
-          <w14:ligatures w14:val="none"/>
-        </w:rPr>
-        <w:t xml:space="preserve"> файл</w:t>
-      </w:r>
-      <w:r>
-        <w:rPr>
-          <w:rFonts w:ascii="Times New Roman" w:eastAsia="Times New Roman" w:hAnsi="Times New Roman" w:cs="Times New Roman"/>
-          <w:color w:val="000000"/>
-          <w:kern w:val="0"/>
-          <w:lang w:eastAsia="ru-RU"/>
-          <w14:ligatures w14:val="none"/>
-        </w:rPr>
-        <w:t xml:space="preserve"> с параметрами.</w:t>
+        <w:t xml:space="preserve">По итогам аугментации метрики </w:t>
+      </w:r>
+      <w:r>
+        <w:rPr>
+          <w:rFonts w:ascii="Times New Roman" w:eastAsia="Times New Roman" w:hAnsi="Times New Roman" w:cs="Times New Roman"/>
+          <w:color w:val="000000"/>
+          <w:kern w:val="0"/>
+          <w:lang w:val="en-US" w:eastAsia="ru-RU"/>
+          <w14:ligatures w14:val="none"/>
+        </w:rPr>
+        <w:t>Balanced</w:t>
       </w:r>
       <w:r>
         <w:rPr>
@@ -2845,93 +3841,144 @@
         </w:rPr>
         <w:t xml:space="preserve"> </w:t>
       </w:r>
-    </w:p>
-    <w:p>
-      <w:pPr>
-        <w:spacing w:before="100" w:beforeAutospacing="1" w:after="100" w:afterAutospacing="1" w:line="240" w:lineRule="auto"/>
-        <w:rPr>
-          <w:rFonts w:ascii="Times New Roman" w:eastAsia="Times New Roman" w:hAnsi="Times New Roman" w:cs="Times New Roman"/>
-          <w:color w:val="000000"/>
-          <w:kern w:val="0"/>
-          <w:lang w:eastAsia="ru-RU"/>
-          <w14:ligatures w14:val="none"/>
-        </w:rPr>
-      </w:pPr>
-      <w:r>
-        <w:rPr>
-          <w:rFonts w:ascii="Times New Roman" w:eastAsia="Times New Roman" w:hAnsi="Times New Roman" w:cs="Times New Roman"/>
-          <w:color w:val="000000"/>
-          <w:kern w:val="0"/>
-          <w:lang w:eastAsia="ru-RU"/>
-          <w14:ligatures w14:val="none"/>
-        </w:rPr>
-        <w:t xml:space="preserve">Так же есть общая конфигурация </w:t>
-      </w:r>
-      <w:r>
-        <w:rPr>
-          <w:rFonts w:ascii="Times New Roman" w:eastAsia="Times New Roman" w:hAnsi="Times New Roman" w:cs="Times New Roman"/>
-          <w:color w:val="000000"/>
-          <w:kern w:val="0"/>
-          <w:lang w:eastAsia="ru-RU"/>
-          <w14:ligatures w14:val="none"/>
-        </w:rPr>
-        <w:t>- пайплайн</w:t>
-      </w:r>
-      <w:r>
-        <w:rPr>
-          <w:rFonts w:ascii="Times New Roman" w:eastAsia="Times New Roman" w:hAnsi="Times New Roman" w:cs="Times New Roman"/>
-          <w:color w:val="000000"/>
-          <w:kern w:val="0"/>
-          <w:lang w:eastAsia="ru-RU"/>
-          <w14:ligatures w14:val="none"/>
-        </w:rPr>
-        <w:t xml:space="preserve"> конфиг</w:t>
-      </w:r>
-      <w:r>
-        <w:rPr>
-          <w:rFonts w:ascii="Times New Roman" w:eastAsia="Times New Roman" w:hAnsi="Times New Roman" w:cs="Times New Roman"/>
-          <w:color w:val="000000"/>
-          <w:kern w:val="0"/>
-          <w:lang w:eastAsia="ru-RU"/>
-          <w14:ligatures w14:val="none"/>
-        </w:rPr>
-        <w:t xml:space="preserve">, где настраиваются параметры каждого этапа, а так же параметр  ГПУ, он автоматически меняет вид моделей, а так же размер батча. </w:t>
-      </w:r>
-      <w:r>
-        <w:rPr>
-          <w:rFonts w:ascii="Times New Roman" w:eastAsia="Times New Roman" w:hAnsi="Times New Roman" w:cs="Times New Roman"/>
-          <w:color w:val="000000"/>
-          <w:kern w:val="0"/>
-          <w:highlight w:val="yellow"/>
-          <w:lang w:eastAsia="ru-RU"/>
-          <w14:ligatures w14:val="none"/>
-        </w:rPr>
-        <w:t>(нужно было для отладки на бесплатных ГПУ)</w:t>
-      </w:r>
-      <w:r>
-        <w:rPr>
-          <w:rFonts w:ascii="Times New Roman" w:eastAsia="Times New Roman" w:hAnsi="Times New Roman" w:cs="Times New Roman"/>
-          <w:color w:val="000000"/>
-          <w:kern w:val="0"/>
-          <w:lang w:eastAsia="ru-RU"/>
-          <w14:ligatures w14:val="none"/>
-        </w:rPr>
-        <w:t>.</w:t>
-      </w:r>
-    </w:p>
-    <w:p>
-      <w:pPr>
-        <w:spacing w:after="0" w:line="240" w:lineRule="auto"/>
-        <w:rPr>
-          <w:rFonts w:ascii="Times New Roman" w:eastAsia="Times New Roman" w:hAnsi="Times New Roman" w:cs="Times New Roman"/>
-          <w:kern w:val="0"/>
-          <w:lang w:eastAsia="ru-RU"/>
-          <w14:ligatures w14:val="none"/>
-        </w:rPr>
-      </w:pPr>
-      <w:r>
-        <w:pict w14:anchorId="6B6B1FBA">
-          <v:rect id="Horizontal Line 8" o:spid="_x0000_s1030" alt="" style="width:467.75pt;height:.05pt;visibility:visible;mso-wrap-style:square;mso-width-percent:0;mso-height-percent:0;mso-left-percent:-10001;mso-top-percent:-10001;mso-position-horizontal:absolute;mso-position-horizontal-relative:char;mso-position-vertical:absolute;mso-position-vertical-relative:line;mso-width-percent:0;mso-height-percent:0;mso-left-percent:-10001;mso-top-percent:-10001;v-text-anchor:top" filled="f">
+      <w:r>
+        <w:rPr>
+          <w:rFonts w:ascii="Times New Roman" w:eastAsia="Times New Roman" w:hAnsi="Times New Roman" w:cs="Times New Roman"/>
+          <w:color w:val="000000"/>
+          <w:kern w:val="0"/>
+          <w:lang w:val="en-US" w:eastAsia="ru-RU"/>
+          <w14:ligatures w14:val="none"/>
+        </w:rPr>
+        <w:t>Accuracy</w:t>
+      </w:r>
+      <w:r>
+        <w:rPr>
+          <w:rFonts w:ascii="Times New Roman" w:eastAsia="Times New Roman" w:hAnsi="Times New Roman" w:cs="Times New Roman"/>
+          <w:color w:val="000000"/>
+          <w:kern w:val="0"/>
+          <w:lang w:eastAsia="ru-RU"/>
+          <w14:ligatures w14:val="none"/>
+        </w:rPr>
+        <w:t xml:space="preserve"> и </w:t>
+      </w:r>
+      <w:r>
+        <w:rPr>
+          <w:rFonts w:ascii="Times New Roman" w:eastAsia="Times New Roman" w:hAnsi="Times New Roman" w:cs="Times New Roman"/>
+          <w:color w:val="000000"/>
+          <w:kern w:val="0"/>
+          <w:lang w:val="en-US" w:eastAsia="ru-RU"/>
+          <w14:ligatures w14:val="none"/>
+        </w:rPr>
+        <w:t>Macro</w:t>
+      </w:r>
+      <w:r>
+        <w:rPr>
+          <w:rFonts w:ascii="Times New Roman" w:eastAsia="Times New Roman" w:hAnsi="Times New Roman" w:cs="Times New Roman"/>
+          <w:color w:val="000000"/>
+          <w:kern w:val="0"/>
+          <w:lang w:eastAsia="ru-RU"/>
+          <w14:ligatures w14:val="none"/>
+        </w:rPr>
+        <w:t xml:space="preserve"> </w:t>
+      </w:r>
+      <w:r>
+        <w:rPr>
+          <w:rFonts w:ascii="Times New Roman" w:eastAsia="Times New Roman" w:hAnsi="Times New Roman" w:cs="Times New Roman"/>
+          <w:color w:val="000000"/>
+          <w:kern w:val="0"/>
+          <w:lang w:val="en-US" w:eastAsia="ru-RU"/>
+          <w14:ligatures w14:val="none"/>
+        </w:rPr>
+        <w:t>F</w:t>
+      </w:r>
+      <w:r>
+        <w:rPr>
+          <w:rFonts w:ascii="Times New Roman" w:eastAsia="Times New Roman" w:hAnsi="Times New Roman" w:cs="Times New Roman"/>
+          <w:color w:val="000000"/>
+          <w:kern w:val="0"/>
+          <w:lang w:eastAsia="ru-RU"/>
+          <w14:ligatures w14:val="none"/>
+        </w:rPr>
+        <w:t xml:space="preserve">1 </w:t>
+      </w:r>
+      <w:r>
+        <w:rPr>
+          <w:rFonts w:ascii="Times New Roman" w:eastAsia="Times New Roman" w:hAnsi="Times New Roman" w:cs="Times New Roman"/>
+          <w:color w:val="000000"/>
+          <w:kern w:val="0"/>
+          <w:lang w:eastAsia="ru-RU"/>
+          <w14:ligatures w14:val="none"/>
+        </w:rPr>
+        <w:t xml:space="preserve">на тестовых данных </w:t>
+      </w:r>
+      <w:r>
+        <w:rPr>
+          <w:rFonts w:ascii="Times New Roman" w:eastAsia="Times New Roman" w:hAnsi="Times New Roman" w:cs="Times New Roman"/>
+          <w:color w:val="000000"/>
+          <w:kern w:val="0"/>
+          <w:lang w:eastAsia="ru-RU"/>
+          <w14:ligatures w14:val="none"/>
+        </w:rPr>
+        <w:t>улучшились</w:t>
+      </w:r>
+      <w:r>
+        <w:rPr>
+          <w:rFonts w:ascii="Times New Roman" w:eastAsia="Times New Roman" w:hAnsi="Times New Roman" w:cs="Times New Roman"/>
+          <w:color w:val="000000"/>
+          <w:kern w:val="0"/>
+          <w:lang w:eastAsia="ru-RU"/>
+          <w14:ligatures w14:val="none"/>
+        </w:rPr>
+        <w:t xml:space="preserve"> на всех выбранных моделях, 3 классических и 2 энкодер моделях </w:t>
+      </w:r>
+      <w:r>
+        <w:rPr>
+          <w:rFonts w:ascii="Times New Roman" w:eastAsia="Times New Roman" w:hAnsi="Times New Roman" w:cs="Times New Roman"/>
+          <w:color w:val="000000"/>
+          <w:kern w:val="0"/>
+          <w:lang w:eastAsia="ru-RU"/>
+          <w14:ligatures w14:val="none"/>
+        </w:rPr>
+        <w:t>предо бученных</w:t>
+      </w:r>
+      <w:r>
+        <w:rPr>
+          <w:rFonts w:ascii="Times New Roman" w:eastAsia="Times New Roman" w:hAnsi="Times New Roman" w:cs="Times New Roman"/>
+          <w:color w:val="000000"/>
+          <w:kern w:val="0"/>
+          <w:lang w:eastAsia="ru-RU"/>
+          <w14:ligatures w14:val="none"/>
+        </w:rPr>
+        <w:t xml:space="preserve"> на русском.</w:t>
+      </w:r>
+    </w:p>
+    <w:p>
+      <w:pPr>
+        <w:spacing w:before="40" w:after="40" w:line="240" w:lineRule="auto"/>
+        <w:rPr>
+          <w:rFonts w:ascii="Times New Roman" w:eastAsia="Times New Roman" w:hAnsi="Times New Roman" w:cs="Times New Roman"/>
+          <w:b/>
+          <w:bCs/>
+          <w:color w:val="000000"/>
+          <w:kern w:val="0"/>
+          <w:lang w:eastAsia="ru-RU"/>
+          <w14:ligatures w14:val="none"/>
+        </w:rPr>
+      </w:pPr>
+    </w:p>
+    <w:p>
+      <w:pPr>
+        <w:spacing w:before="40" w:after="40" w:line="240" w:lineRule="auto"/>
+        <w:rPr>
+          <w:rFonts w:ascii="Times New Roman" w:eastAsia="Times New Roman" w:hAnsi="Times New Roman" w:cs="Times New Roman"/>
+          <w:kern w:val="0"/>
+          <w:lang w:eastAsia="ru-RU"/>
+          <w14:ligatures w14:val="none"/>
+        </w:rPr>
+      </w:pPr>
+      <w:r>
+        <w:pict w14:anchorId="7171F442">
+          <v:rect id="Horizontal Line 8" o:spid="_x0000_s1029" alt="" style="width:467.75pt;height:.05pt;visibility:visible;mso-wrap-style:square;mso-width-percent:0;mso-height-percent:0;mso-left-percent:-10001;mso-top-percent:-10001;mso-position-horizontal:absolute;mso-position-horizontal-relative:char;mso-position-vertical:absolute;mso-position-vertical-relative:line;mso-width-percent:0;mso-height-percent:0;mso-left-percent:-10001;mso-top-percent:-10001;v-text-anchor:top" filled="f">
             <o:lock v:ext="edit" rotation="t" aspectratio="t" verticies="t" text="t" shapetype="t"/>
             <w10:anchorlock/>
           </v:rect>
@@ -2940,26 +3987,170 @@
     </w:p>
     <w:p>
       <w:pPr>
-        <w:spacing w:before="100" w:beforeAutospacing="1" w:after="100" w:afterAutospacing="1" w:line="240" w:lineRule="auto"/>
-        <w:rPr>
-          <w:rFonts w:ascii="Times New Roman" w:eastAsia="Times New Roman" w:hAnsi="Times New Roman" w:cs="Times New Roman"/>
-          <w:color w:val="000000"/>
-          <w:kern w:val="0"/>
-          <w:lang w:eastAsia="ru-RU"/>
-          <w14:ligatures w14:val="none"/>
-        </w:rPr>
-      </w:pPr>
-      <w:r>
-        <w:rPr>
-          <w:rFonts w:ascii="Times New Roman" w:eastAsia="Times New Roman" w:hAnsi="Times New Roman" w:cs="Times New Roman"/>
-          <w:b/>
-          <w:bCs/>
-          <w:color w:val="000000"/>
-          <w:kern w:val="0"/>
-          <w:lang w:eastAsia="ru-RU"/>
-          <w14:ligatures w14:val="none"/>
-        </w:rPr>
-        <w:t>Слайд 8 — Результаты аугментации (~35 сек)</w:t>
+        <w:spacing w:before="40" w:after="40" w:line="240" w:lineRule="auto"/>
+        <w:rPr>
+          <w:rFonts w:ascii="Times New Roman" w:eastAsia="Times New Roman" w:hAnsi="Times New Roman" w:cs="Times New Roman"/>
+          <w:color w:val="000000"/>
+          <w:kern w:val="0"/>
+          <w:lang w:eastAsia="ru-RU"/>
+          <w14:ligatures w14:val="none"/>
+        </w:rPr>
+      </w:pPr>
+      <w:r>
+        <w:rPr>
+          <w:rFonts w:ascii="Times New Roman" w:eastAsia="Times New Roman" w:hAnsi="Times New Roman" w:cs="Times New Roman"/>
+          <w:b/>
+          <w:bCs/>
+          <w:color w:val="000000"/>
+          <w:kern w:val="0"/>
+          <w:lang w:eastAsia="ru-RU"/>
+          <w14:ligatures w14:val="none"/>
+        </w:rPr>
+        <w:t>Слайд</w:t>
+      </w:r>
+      <w:r>
+        <w:rPr>
+          <w:rFonts w:ascii="Times New Roman" w:eastAsia="Times New Roman" w:hAnsi="Times New Roman" w:cs="Times New Roman"/>
+          <w:b/>
+          <w:bCs/>
+          <w:color w:val="000000"/>
+          <w:kern w:val="0"/>
+          <w:lang w:eastAsia="ru-RU"/>
+          <w14:ligatures w14:val="none"/>
+        </w:rPr>
+        <w:t xml:space="preserve"> </w:t>
+      </w:r>
+      <w:r>
+        <w:rPr>
+          <w:rFonts w:ascii="Times New Roman" w:eastAsia="Times New Roman" w:hAnsi="Times New Roman" w:cs="Times New Roman"/>
+          <w:b/>
+          <w:bCs/>
+          <w:color w:val="000000"/>
+          <w:kern w:val="0"/>
+          <w:lang w:eastAsia="ru-RU"/>
+          <w14:ligatures w14:val="none"/>
+        </w:rPr>
+        <w:t>9</w:t>
+      </w:r>
+      <w:r>
+        <w:rPr>
+          <w:rFonts w:ascii="Times New Roman" w:eastAsia="Times New Roman" w:hAnsi="Times New Roman" w:cs="Times New Roman"/>
+          <w:b/>
+          <w:bCs/>
+          <w:color w:val="000000"/>
+          <w:kern w:val="0"/>
+          <w:lang w:eastAsia="ru-RU"/>
+          <w14:ligatures w14:val="none"/>
+        </w:rPr>
+        <w:t xml:space="preserve"> — </w:t>
+      </w:r>
+      <w:r>
+        <w:rPr>
+          <w:rFonts w:ascii="Times New Roman" w:eastAsia="Times New Roman" w:hAnsi="Times New Roman" w:cs="Times New Roman"/>
+          <w:b/>
+          <w:bCs/>
+          <w:color w:val="000000"/>
+          <w:kern w:val="0"/>
+          <w:lang w:val="en-US" w:eastAsia="ru-RU"/>
+          <w14:ligatures w14:val="none"/>
+        </w:rPr>
+        <w:t>Few</w:t>
+      </w:r>
+      <w:r>
+        <w:rPr>
+          <w:rFonts w:ascii="Times New Roman" w:eastAsia="Times New Roman" w:hAnsi="Times New Roman" w:cs="Times New Roman"/>
+          <w:b/>
+          <w:bCs/>
+          <w:color w:val="000000"/>
+          <w:kern w:val="0"/>
+          <w:lang w:eastAsia="ru-RU"/>
+          <w14:ligatures w14:val="none"/>
+        </w:rPr>
+        <w:t xml:space="preserve"> </w:t>
+      </w:r>
+      <w:r>
+        <w:rPr>
+          <w:rFonts w:ascii="Times New Roman" w:eastAsia="Times New Roman" w:hAnsi="Times New Roman" w:cs="Times New Roman"/>
+          <w:b/>
+          <w:bCs/>
+          <w:color w:val="000000"/>
+          <w:kern w:val="0"/>
+          <w:lang w:val="en-US" w:eastAsia="ru-RU"/>
+          <w14:ligatures w14:val="none"/>
+        </w:rPr>
+        <w:t>shot</w:t>
+      </w:r>
+      <w:r>
+        <w:rPr>
+          <w:rFonts w:ascii="Times New Roman" w:eastAsia="Times New Roman" w:hAnsi="Times New Roman" w:cs="Times New Roman"/>
+          <w:b/>
+          <w:bCs/>
+          <w:color w:val="000000"/>
+          <w:kern w:val="0"/>
+          <w:lang w:eastAsia="ru-RU"/>
+          <w14:ligatures w14:val="none"/>
+        </w:rPr>
+        <w:t xml:space="preserve"> (~3</w:t>
+      </w:r>
+      <w:r>
+        <w:rPr>
+          <w:rFonts w:ascii="Times New Roman" w:eastAsia="Times New Roman" w:hAnsi="Times New Roman" w:cs="Times New Roman"/>
+          <w:b/>
+          <w:bCs/>
+          <w:color w:val="000000"/>
+          <w:kern w:val="0"/>
+          <w:lang w:eastAsia="ru-RU"/>
+          <w14:ligatures w14:val="none"/>
+        </w:rPr>
+        <w:t>0</w:t>
+      </w:r>
+      <w:r>
+        <w:rPr>
+          <w:rFonts w:ascii="Times New Roman" w:eastAsia="Times New Roman" w:hAnsi="Times New Roman" w:cs="Times New Roman"/>
+          <w:b/>
+          <w:bCs/>
+          <w:color w:val="000000"/>
+          <w:kern w:val="0"/>
+          <w:lang w:eastAsia="ru-RU"/>
+          <w14:ligatures w14:val="none"/>
+        </w:rPr>
+        <w:t xml:space="preserve"> </w:t>
+      </w:r>
+      <w:r>
+        <w:rPr>
+          <w:rFonts w:ascii="Times New Roman" w:eastAsia="Times New Roman" w:hAnsi="Times New Roman" w:cs="Times New Roman"/>
+          <w:b/>
+          <w:bCs/>
+          <w:color w:val="000000"/>
+          <w:kern w:val="0"/>
+          <w:lang w:eastAsia="ru-RU"/>
+          <w14:ligatures w14:val="none"/>
+        </w:rPr>
+        <w:t>сек</w:t>
+      </w:r>
+      <w:r>
+        <w:rPr>
+          <w:rFonts w:ascii="Times New Roman" w:eastAsia="Times New Roman" w:hAnsi="Times New Roman" w:cs="Times New Roman"/>
+          <w:b/>
+          <w:bCs/>
+          <w:color w:val="000000"/>
+          <w:kern w:val="0"/>
+          <w:lang w:eastAsia="ru-RU"/>
+          <w14:ligatures w14:val="none"/>
+        </w:rPr>
+        <w:t>)</w:t>
+      </w:r>
+      <w:r>
+        <w:rPr>
+          <w:rFonts w:ascii="Times New Roman" w:eastAsia="Times New Roman" w:hAnsi="Times New Roman" w:cs="Times New Roman"/>
+          <w:b/>
+          <w:bCs/>
+          <w:color w:val="000000"/>
+          <w:kern w:val="0"/>
+          <w:lang w:eastAsia="ru-RU"/>
+          <w14:ligatures w14:val="none"/>
+        </w:rPr>
+        <w:t xml:space="preserve"> 5.10</w:t>
       </w:r>
       <w:r>
         <w:rPr>
@@ -2981,7 +4172,57 @@
           <w:lang w:eastAsia="ru-RU"/>
           <w14:ligatures w14:val="none"/>
         </w:rPr>
-        <w:t>Результаты аугментации оценивались на одних и тех же тренировочных данных.</w:t>
+        <w:t xml:space="preserve">Для проверки качества </w:t>
+      </w:r>
+      <w:r>
+        <w:rPr>
+          <w:rFonts w:ascii="Times New Roman" w:eastAsia="Times New Roman" w:hAnsi="Times New Roman" w:cs="Times New Roman"/>
+          <w:color w:val="000000"/>
+          <w:kern w:val="0"/>
+          <w:lang w:val="en-US" w:eastAsia="ru-RU"/>
+          <w14:ligatures w14:val="none"/>
+        </w:rPr>
+        <w:t>few</w:t>
+      </w:r>
+      <w:r>
+        <w:rPr>
+          <w:rFonts w:ascii="Times New Roman" w:eastAsia="Times New Roman" w:hAnsi="Times New Roman" w:cs="Times New Roman"/>
+          <w:color w:val="000000"/>
+          <w:kern w:val="0"/>
+          <w:lang w:eastAsia="ru-RU"/>
+          <w14:ligatures w14:val="none"/>
+        </w:rPr>
+        <w:t xml:space="preserve"> </w:t>
+      </w:r>
+      <w:r>
+        <w:rPr>
+          <w:rFonts w:ascii="Times New Roman" w:eastAsia="Times New Roman" w:hAnsi="Times New Roman" w:cs="Times New Roman"/>
+          <w:color w:val="000000"/>
+          <w:kern w:val="0"/>
+          <w:lang w:val="en-US" w:eastAsia="ru-RU"/>
+          <w14:ligatures w14:val="none"/>
+        </w:rPr>
+        <w:t>shot</w:t>
+      </w:r>
+      <w:r>
+        <w:rPr>
+          <w:rFonts w:ascii="Times New Roman" w:eastAsia="Times New Roman" w:hAnsi="Times New Roman" w:cs="Times New Roman"/>
+          <w:color w:val="000000"/>
+          <w:kern w:val="0"/>
+          <w:lang w:eastAsia="ru-RU"/>
+          <w14:ligatures w14:val="none"/>
+        </w:rPr>
+        <w:t xml:space="preserve"> </w:t>
+      </w:r>
+      <w:r>
+        <w:rPr>
+          <w:rFonts w:ascii="Times New Roman" w:eastAsia="Times New Roman" w:hAnsi="Times New Roman" w:cs="Times New Roman"/>
+          <w:color w:val="000000"/>
+          <w:kern w:val="0"/>
+          <w:lang w:eastAsia="ru-RU"/>
+          <w14:ligatures w14:val="none"/>
+        </w:rPr>
+        <w:t>классификации реализован пайплайн:</w:t>
       </w:r>
       <w:r>
         <w:rPr>
@@ -2992,7 +4233,43 @@
           <w14:ligatures w14:val="none"/>
         </w:rPr>
         <w:br/>
-        <w:t>Были выбраны три классических модели и две на остове SBERT</w:t>
+      </w:r>
+    </w:p>
+    <w:p>
+      <w:pPr>
+        <w:pStyle w:val="a7"/>
+        <w:numPr>
+          <w:ilvl w:val="0"/>
+          <w:numId w:val="4"/>
+        </w:numPr>
+        <w:spacing w:before="40" w:after="40" w:line="240" w:lineRule="auto"/>
+        <w:rPr>
+          <w:rFonts w:ascii="Times New Roman" w:eastAsia="Times New Roman" w:hAnsi="Times New Roman" w:cs="Times New Roman"/>
+          <w:color w:val="000000"/>
+          <w:kern w:val="0"/>
+          <w:lang w:eastAsia="ru-RU"/>
+          <w14:ligatures w14:val="none"/>
+        </w:rPr>
+      </w:pPr>
+      <w:r>
+        <w:rPr>
+          <w:rFonts w:ascii="Times New Roman" w:eastAsia="Times New Roman" w:hAnsi="Times New Roman" w:cs="Times New Roman"/>
+          <w:color w:val="000000"/>
+          <w:kern w:val="0"/>
+          <w:lang w:eastAsia="ru-RU"/>
+          <w14:ligatures w14:val="none"/>
+        </w:rPr>
+        <w:t xml:space="preserve">Сначала идет загрузка данных и создание описаний каждого класса с помощью </w:t>
+      </w:r>
+      <w:r>
+        <w:rPr>
+          <w:rFonts w:ascii="Times New Roman" w:eastAsia="Times New Roman" w:hAnsi="Times New Roman" w:cs="Times New Roman"/>
+          <w:color w:val="000000"/>
+          <w:kern w:val="0"/>
+          <w:lang w:val="en-US" w:eastAsia="ru-RU"/>
+          <w14:ligatures w14:val="none"/>
+        </w:rPr>
+        <w:t>LLM</w:t>
       </w:r>
       <w:r>
         <w:rPr>
@@ -3007,46 +4284,103 @@
     </w:p>
     <w:p>
       <w:pPr>
-        <w:spacing w:before="100" w:beforeAutospacing="1" w:after="100" w:afterAutospacing="1" w:line="240" w:lineRule="auto"/>
-        <w:rPr>
-          <w:rFonts w:ascii="JetBrains Mono" w:eastAsia="Times New Roman" w:hAnsi="JetBrains Mono" w:cs="JetBrains Mono"/>
-          <w:color w:val="1F2328"/>
-          <w:kern w:val="0"/>
-          <w:sz w:val="21"/>
-          <w:szCs w:val="21"/>
-          <w:lang w:eastAsia="ru-RU"/>
-          <w14:ligatures w14:val="none"/>
-        </w:rPr>
-      </w:pPr>
-      <w:r>
-        <w:rPr>
-          <w:rFonts w:ascii="Times New Roman" w:eastAsia="Times New Roman" w:hAnsi="Times New Roman" w:cs="Times New Roman"/>
-          <w:color w:val="000000"/>
-          <w:kern w:val="0"/>
-          <w:lang w:eastAsia="ru-RU"/>
-          <w14:ligatures w14:val="none"/>
-        </w:rPr>
-        <w:t xml:space="preserve"> По результатам аугментации в сравнении с </w:t>
-      </w:r>
-      <w:r>
-        <w:rPr>
-          <w:rFonts w:ascii="Times New Roman" w:eastAsia="Times New Roman" w:hAnsi="Times New Roman" w:cs="Times New Roman"/>
-          <w:color w:val="000000"/>
-          <w:kern w:val="0"/>
-          <w:lang w:eastAsia="ru-RU"/>
-          <w14:ligatures w14:val="none"/>
-        </w:rPr>
-        <w:t>baseline метрики macro f1 и balanced accuracy выросли</w:t>
-      </w:r>
-      <w:r>
-        <w:rPr>
-          <w:rFonts w:ascii="Times New Roman" w:eastAsia="Times New Roman" w:hAnsi="Times New Roman" w:cs="Times New Roman"/>
-          <w:color w:val="000000"/>
-          <w:kern w:val="0"/>
-          <w:lang w:eastAsia="ru-RU"/>
-          <w14:ligatures w14:val="none"/>
-        </w:rPr>
-        <w:t xml:space="preserve"> на всех моделях. Лучше всех аугментация сказалась на </w:t>
+        <w:pStyle w:val="a7"/>
+        <w:numPr>
+          <w:ilvl w:val="0"/>
+          <w:numId w:val="4"/>
+        </w:numPr>
+        <w:spacing w:before="40" w:after="40" w:line="240" w:lineRule="auto"/>
+        <w:rPr>
+          <w:rFonts w:ascii="Times New Roman" w:eastAsia="Times New Roman" w:hAnsi="Times New Roman" w:cs="Times New Roman"/>
+          <w:color w:val="000000"/>
+          <w:kern w:val="0"/>
+          <w:lang w:eastAsia="ru-RU"/>
+          <w14:ligatures w14:val="none"/>
+        </w:rPr>
+      </w:pPr>
+      <w:r>
+        <w:rPr>
+          <w:rFonts w:ascii="Times New Roman" w:eastAsia="Times New Roman" w:hAnsi="Times New Roman" w:cs="Times New Roman"/>
+          <w:color w:val="000000"/>
+          <w:kern w:val="0"/>
+          <w:lang w:eastAsia="ru-RU"/>
+          <w14:ligatures w14:val="none"/>
+        </w:rPr>
+        <w:t>Отбор примеров, в приоритете оригинальные</w:t>
+      </w:r>
+    </w:p>
+    <w:p>
+      <w:pPr>
+        <w:pStyle w:val="a7"/>
+        <w:numPr>
+          <w:ilvl w:val="0"/>
+          <w:numId w:val="4"/>
+        </w:numPr>
+        <w:spacing w:before="40" w:after="40" w:line="240" w:lineRule="auto"/>
+        <w:rPr>
+          <w:rFonts w:ascii="Times New Roman" w:eastAsia="Times New Roman" w:hAnsi="Times New Roman" w:cs="Times New Roman"/>
+          <w:color w:val="000000"/>
+          <w:kern w:val="0"/>
+          <w:lang w:eastAsia="ru-RU"/>
+          <w14:ligatures w14:val="none"/>
+        </w:rPr>
+      </w:pPr>
+      <w:r>
+        <w:rPr>
+          <w:rFonts w:ascii="Times New Roman" w:eastAsia="Times New Roman" w:hAnsi="Times New Roman" w:cs="Times New Roman"/>
+          <w:color w:val="000000"/>
+          <w:kern w:val="0"/>
+          <w:lang w:eastAsia="ru-RU"/>
+          <w14:ligatures w14:val="none"/>
+        </w:rPr>
+        <w:t>Сборка промпта с</w:t>
+      </w:r>
+      <w:r>
+        <w:rPr>
+          <w:rFonts w:ascii="Times New Roman" w:eastAsia="Times New Roman" w:hAnsi="Times New Roman" w:cs="Times New Roman"/>
+          <w:color w:val="000000"/>
+          <w:kern w:val="0"/>
+          <w:lang w:eastAsia="ru-RU"/>
+          <w14:ligatures w14:val="none"/>
+        </w:rPr>
+        <w:t xml:space="preserve"> </w:t>
+      </w:r>
+      <w:r>
+        <w:rPr>
+          <w:rFonts w:ascii="Times New Roman" w:eastAsia="Times New Roman" w:hAnsi="Times New Roman" w:cs="Times New Roman"/>
+          <w:color w:val="000000"/>
+          <w:kern w:val="0"/>
+          <w:lang w:eastAsia="ru-RU"/>
+          <w14:ligatures w14:val="none"/>
+        </w:rPr>
+        <w:t>инструкциями, описанием и отобранными примерами</w:t>
+      </w:r>
+    </w:p>
+    <w:p>
+      <w:pPr>
+        <w:pStyle w:val="a7"/>
+        <w:numPr>
+          <w:ilvl w:val="0"/>
+          <w:numId w:val="4"/>
+        </w:numPr>
+        <w:spacing w:before="40" w:after="40" w:line="240" w:lineRule="auto"/>
+        <w:rPr>
+          <w:rFonts w:ascii="Times New Roman" w:eastAsia="Times New Roman" w:hAnsi="Times New Roman" w:cs="Times New Roman"/>
+          <w:color w:val="000000"/>
+          <w:kern w:val="0"/>
+          <w:lang w:eastAsia="ru-RU"/>
+          <w14:ligatures w14:val="none"/>
+        </w:rPr>
+      </w:pPr>
+      <w:r>
+        <w:rPr>
+          <w:rFonts w:ascii="Times New Roman" w:eastAsia="Times New Roman" w:hAnsi="Times New Roman" w:cs="Times New Roman"/>
+          <w:color w:val="000000"/>
+          <w:kern w:val="0"/>
+          <w:lang w:eastAsia="ru-RU"/>
+          <w14:ligatures w14:val="none"/>
+        </w:rPr>
+        <w:t xml:space="preserve">Предсказание </w:t>
       </w:r>
       <w:r>
         <w:rPr>
@@ -3056,229 +4390,138 @@
           <w:lang w:val="en-US" w:eastAsia="ru-RU"/>
           <w14:ligatures w14:val="none"/>
         </w:rPr>
-        <w:t>SBERT</w:t>
-      </w:r>
-      <w:r>
-        <w:rPr>
-          <w:rFonts w:ascii="Times New Roman" w:eastAsia="Times New Roman" w:hAnsi="Times New Roman" w:cs="Times New Roman"/>
-          <w:color w:val="000000"/>
-          <w:kern w:val="0"/>
-          <w:lang w:eastAsia="ru-RU"/>
-          <w14:ligatures w14:val="none"/>
-        </w:rPr>
-        <w:t xml:space="preserve"> моделях</w:t>
-      </w:r>
-      <w:r>
-        <w:rPr>
-          <w:rFonts w:ascii="Times New Roman" w:eastAsia="Times New Roman" w:hAnsi="Times New Roman" w:cs="Times New Roman"/>
-          <w:color w:val="000000"/>
-          <w:kern w:val="0"/>
-          <w:lang w:eastAsia="ru-RU"/>
-          <w14:ligatures w14:val="none"/>
-        </w:rPr>
-        <w:t>, которые</w:t>
-      </w:r>
-      <w:r>
-        <w:rPr>
-          <w:rFonts w:ascii="Times New Roman" w:eastAsia="Times New Roman" w:hAnsi="Times New Roman" w:cs="Times New Roman"/>
-          <w:color w:val="000000"/>
-          <w:kern w:val="0"/>
-          <w:lang w:eastAsia="ru-RU"/>
-          <w14:ligatures w14:val="none"/>
-        </w:rPr>
-        <w:t xml:space="preserve"> чувствительны к обьему данных.</w:t>
-      </w:r>
-    </w:p>
-    <w:p>
-      <w:pPr>
-        <w:spacing w:after="0" w:line="240" w:lineRule="auto"/>
-        <w:rPr>
-          <w:rFonts w:ascii="Times New Roman" w:eastAsia="Times New Roman" w:hAnsi="Times New Roman" w:cs="Times New Roman"/>
-          <w:kern w:val="0"/>
-          <w:lang w:eastAsia="ru-RU"/>
-          <w14:ligatures w14:val="none"/>
-        </w:rPr>
-      </w:pPr>
-      <w:r>
-        <w:pict w14:anchorId="1ABC275B">
-          <v:rect id="Horizontal Line 9" o:spid="_x0000_s1029" alt="" style="width:467.75pt;height:1.1pt;visibility:visible;mso-wrap-style:square;mso-width-percent:0;mso-height-percent:0;mso-left-percent:-10001;mso-top-percent:-10001;mso-position-horizontal:absolute;mso-position-horizontal-relative:char;mso-position-vertical:absolute;mso-position-vertical-relative:line;mso-width-percent:0;mso-height-percent:0;mso-left-percent:-10001;mso-top-percent:-10001;v-text-anchor:top" filled="f">
-            <o:lock v:ext="edit" rotation="t" aspectratio="t" verticies="t" text="t" shapetype="t"/>
-            <w10:anchorlock/>
-          </v:rect>
-        </w:pict>
-      </w:r>
-    </w:p>
-    <w:p>
-      <w:pPr>
-        <w:pStyle w:val="font-claude-response-body"/>
-        <w:rPr>
-          <w:color w:val="000000"/>
-        </w:rPr>
-      </w:pPr>
-      <w:r>
-        <w:rPr>
-          <w:rStyle w:val="ad"/>
-          <w:rFonts w:eastAsiaTheme="majorEastAsia"/>
-          <w:color w:val="000000"/>
-        </w:rPr>
-        <w:t>Слайд 9 — Prompt-based классификация (~45 сек)</w:t>
-      </w:r>
-    </w:p>
-    <w:p>
-      <w:pPr>
-        <w:pStyle w:val="font-claude-response-body"/>
-        <w:rPr>
-          <w:color w:val="000000"/>
-        </w:rPr>
-      </w:pPr>
-      <w:r>
-        <w:rPr>
-          <w:color w:val="000000"/>
-        </w:rPr>
-        <w:t xml:space="preserve">Перед файнтьюнингом была проведена серия экспериментов по </w:t>
-      </w:r>
-      <w:r>
-        <w:rPr>
-          <w:color w:val="000000"/>
-          <w:lang w:val="en-US"/>
-        </w:rPr>
-        <w:t>Promt</w:t>
-      </w:r>
-      <w:r>
-        <w:rPr>
-          <w:color w:val="000000"/>
-        </w:rPr>
-        <w:t>-</w:t>
-      </w:r>
-      <w:r>
-        <w:rPr>
-          <w:color w:val="000000"/>
-          <w:lang w:val="en-US"/>
-        </w:rPr>
-        <w:t>based</w:t>
-      </w:r>
-      <w:r>
-        <w:rPr>
-          <w:color w:val="000000"/>
+        <w:t>LLM</w:t>
+      </w:r>
+    </w:p>
+    <w:p>
+      <w:pPr>
+        <w:pStyle w:val="a7"/>
+        <w:numPr>
+          <w:ilvl w:val="0"/>
+          <w:numId w:val="4"/>
+        </w:numPr>
+        <w:spacing w:before="40" w:after="40" w:line="240" w:lineRule="auto"/>
+        <w:rPr>
+          <w:rFonts w:ascii="Times New Roman" w:eastAsia="Times New Roman" w:hAnsi="Times New Roman" w:cs="Times New Roman"/>
+          <w:color w:val="000000"/>
+          <w:kern w:val="0"/>
+          <w:lang w:eastAsia="ru-RU"/>
+          <w14:ligatures w14:val="none"/>
+        </w:rPr>
+      </w:pPr>
+      <w:r>
+        <w:rPr>
+          <w:rFonts w:ascii="Times New Roman" w:eastAsia="Times New Roman" w:hAnsi="Times New Roman" w:cs="Times New Roman"/>
+          <w:color w:val="000000"/>
+          <w:kern w:val="0"/>
+          <w:lang w:eastAsia="ru-RU"/>
+          <w14:ligatures w14:val="none"/>
+        </w:rPr>
+        <w:t xml:space="preserve">Извлечение и очистка ответа, поскольку </w:t>
+      </w:r>
+      <w:r>
+        <w:rPr>
+          <w:rFonts w:ascii="Times New Roman" w:eastAsia="Times New Roman" w:hAnsi="Times New Roman" w:cs="Times New Roman"/>
+          <w:color w:val="000000"/>
+          <w:kern w:val="0"/>
+          <w:lang w:val="en-US" w:eastAsia="ru-RU"/>
+          <w14:ligatures w14:val="none"/>
+        </w:rPr>
+        <w:t>LLM</w:t>
+      </w:r>
+      <w:r>
+        <w:rPr>
+          <w:rFonts w:ascii="Times New Roman" w:eastAsia="Times New Roman" w:hAnsi="Times New Roman" w:cs="Times New Roman"/>
+          <w:color w:val="000000"/>
+          <w:kern w:val="0"/>
+          <w:lang w:eastAsia="ru-RU"/>
+          <w14:ligatures w14:val="none"/>
+        </w:rPr>
+        <w:t xml:space="preserve"> редко отвечает односложно не смотря на температуру </w:t>
+      </w:r>
+    </w:p>
+    <w:p>
+      <w:pPr>
+        <w:pStyle w:val="a7"/>
+        <w:numPr>
+          <w:ilvl w:val="0"/>
+          <w:numId w:val="4"/>
+        </w:numPr>
+        <w:spacing w:before="40" w:after="40" w:line="240" w:lineRule="auto"/>
+        <w:rPr>
+          <w:rFonts w:ascii="Times New Roman" w:eastAsia="Times New Roman" w:hAnsi="Times New Roman" w:cs="Times New Roman"/>
+          <w:color w:val="000000"/>
+          <w:kern w:val="0"/>
+          <w:lang w:eastAsia="ru-RU"/>
+          <w14:ligatures w14:val="none"/>
+        </w:rPr>
+      </w:pPr>
+      <w:r>
+        <w:rPr>
+          <w:rFonts w:ascii="Times New Roman" w:eastAsia="Times New Roman" w:hAnsi="Times New Roman" w:cs="Times New Roman"/>
+          <w:color w:val="000000"/>
+          <w:kern w:val="0"/>
+          <w:lang w:eastAsia="ru-RU"/>
+          <w14:ligatures w14:val="none"/>
+        </w:rPr>
+        <w:t>И оценка на тех же метриках</w:t>
+      </w:r>
+      <w:r>
+        <w:rPr>
+          <w:rFonts w:ascii="Times New Roman" w:eastAsia="Times New Roman" w:hAnsi="Times New Roman" w:cs="Times New Roman"/>
+          <w:color w:val="000000"/>
+          <w:kern w:val="0"/>
+          <w:lang w:eastAsia="ru-RU"/>
+          <w14:ligatures w14:val="none"/>
+        </w:rPr>
+        <w:br/>
+      </w:r>
+    </w:p>
+    <w:p>
+      <w:pPr>
+        <w:pStyle w:val="a7"/>
+        <w:spacing w:before="40" w:after="40" w:line="240" w:lineRule="auto"/>
+        <w:rPr>
+          <w:rFonts w:ascii="Times New Roman" w:eastAsia="Times New Roman" w:hAnsi="Times New Roman" w:cs="Times New Roman"/>
+          <w:color w:val="000000"/>
+          <w:kern w:val="0"/>
+          <w:lang w:eastAsia="ru-RU"/>
+          <w14:ligatures w14:val="none"/>
+        </w:rPr>
+      </w:pPr>
+      <w:r>
+        <w:rPr>
+          <w:rFonts w:ascii="Times New Roman" w:eastAsia="Times New Roman" w:hAnsi="Times New Roman" w:cs="Times New Roman"/>
+          <w:color w:val="000000"/>
+          <w:kern w:val="0"/>
+          <w:lang w:eastAsia="ru-RU"/>
+          <w14:ligatures w14:val="none"/>
+        </w:rPr>
+        <w:t>В матрице экспериментов представлены выбранные модели и режимы.</w:t>
+      </w:r>
+      <w:r>
+        <w:rPr>
+          <w:rFonts w:ascii="Times New Roman" w:eastAsia="Times New Roman" w:hAnsi="Times New Roman" w:cs="Times New Roman"/>
+          <w:color w:val="000000"/>
+          <w:kern w:val="0"/>
+          <w:lang w:eastAsia="ru-RU"/>
+          <w14:ligatures w14:val="none"/>
         </w:rPr>
         <w:t xml:space="preserve"> </w:t>
       </w:r>
-      <w:r>
-        <w:rPr>
-          <w:color w:val="000000"/>
-        </w:rPr>
-        <w:t>классификации, что бы понять может ли недообученная модель справится с задачей классификации на 36 блоках.</w:t>
-      </w:r>
-    </w:p>
-    <w:p>
-      <w:pPr>
-        <w:pStyle w:val="font-claude-response-body"/>
-        <w:rPr>
-          <w:color w:val="000000"/>
-        </w:rPr>
-      </w:pPr>
-      <w:r>
-        <w:rPr>
-          <w:color w:val="000000"/>
-        </w:rPr>
-        <w:t xml:space="preserve">5 </w:t>
-      </w:r>
-      <w:r>
-        <w:rPr>
-          <w:color w:val="000000"/>
-        </w:rPr>
-        <w:t xml:space="preserve">выбранных </w:t>
-      </w:r>
-      <w:r>
-        <w:rPr>
-          <w:color w:val="000000"/>
-        </w:rPr>
-        <w:t>моделей в шести режимах — zero-shot, one-shot, three-shot, three-shot без описаний классов, five-shot с примерами обрезанными до 200 символов</w:t>
-      </w:r>
-      <w:r>
-        <w:rPr>
-          <w:color w:val="000000"/>
-        </w:rPr>
-        <w:t xml:space="preserve"> так как полноценные примеры не убирались в контекс</w:t>
-      </w:r>
-      <w:r>
-        <w:rPr>
-          <w:color w:val="000000"/>
-        </w:rPr>
-        <w:t>т</w:t>
-      </w:r>
-      <w:r>
-        <w:rPr>
-          <w:color w:val="000000"/>
-        </w:rPr>
-        <w:t>ное окно моделей.</w:t>
-      </w:r>
-      <w:r>
-        <w:rPr>
-          <w:color w:val="000000"/>
-        </w:rPr>
-        <w:t xml:space="preserve"> </w:t>
-      </w:r>
-    </w:p>
-    <w:p>
-      <w:pPr>
-        <w:pStyle w:val="font-claude-response-body"/>
-        <w:rPr>
-          <w:color w:val="000000"/>
-        </w:rPr>
-      </w:pPr>
-      <w:r>
-        <w:rPr>
-          <w:color w:val="000000"/>
-        </w:rPr>
-        <w:t>Для каждого из 36 классов автоматически сгенерировано текстовое описание с помощью LLM. При нехватке оригинальных примеров для few-shot промпта подмешивались аугментированные данные.</w:t>
-      </w:r>
-    </w:p>
-    <w:p>
-      <w:pPr>
-        <w:pStyle w:val="font-claude-response-body"/>
-        <w:rPr>
-          <w:color w:val="000000"/>
-        </w:rPr>
-      </w:pPr>
-      <w:r>
-        <w:rPr>
-          <w:color w:val="000000"/>
-        </w:rPr>
-        <w:t xml:space="preserve">Так же предусмотрен парсер ответов модели, поскольку часто </w:t>
-      </w:r>
-      <w:r>
-        <w:rPr>
-          <w:color w:val="000000"/>
-          <w:lang w:val="en-US"/>
-        </w:rPr>
-        <w:t>LLM</w:t>
-      </w:r>
-      <w:r>
-        <w:rPr>
-          <w:color w:val="000000"/>
-        </w:rPr>
-        <w:t xml:space="preserve"> </w:t>
-      </w:r>
-      <w:r>
-        <w:rPr>
-          <w:color w:val="000000"/>
-        </w:rPr>
-        <w:t>отклоняются от детерминированного ответа.</w:t>
-      </w:r>
-    </w:p>
-    <w:p>
-      <w:pPr>
-        <w:spacing w:after="0" w:line="240" w:lineRule="auto"/>
-        <w:rPr>
-          <w:rFonts w:ascii="Times New Roman" w:eastAsia="Times New Roman" w:hAnsi="Times New Roman" w:cs="Times New Roman"/>
-          <w:kern w:val="0"/>
-          <w:lang w:eastAsia="ru-RU"/>
-          <w14:ligatures w14:val="none"/>
-        </w:rPr>
-      </w:pPr>
-      <w:r>
-        <w:pict w14:anchorId="436C73FC">
+    </w:p>
+    <w:p>
+      <w:pPr>
+        <w:spacing w:before="40" w:after="40" w:line="240" w:lineRule="auto"/>
+        <w:rPr>
+          <w:rFonts w:ascii="Times New Roman" w:eastAsia="Times New Roman" w:hAnsi="Times New Roman" w:cs="Times New Roman"/>
+          <w:kern w:val="0"/>
+          <w:lang w:eastAsia="ru-RU"/>
+          <w14:ligatures w14:val="none"/>
+        </w:rPr>
+      </w:pPr>
+      <w:r>
+        <w:pict w14:anchorId="5CB4519E">
           <v:rect id="Horizontal Line 10" o:spid="_x0000_s1028" alt="" style="width:467.75pt;height:.05pt;visibility:visible;mso-wrap-style:square;mso-width-percent:0;mso-height-percent:0;mso-left-percent:-10001;mso-top-percent:-10001;mso-position-horizontal:absolute;mso-position-horizontal-relative:char;mso-position-vertical:absolute;mso-position-vertical-relative:line;mso-width-percent:0;mso-height-percent:0;mso-left-percent:-10001;mso-top-percent:-10001;v-text-anchor:top" filled="f">
             <o:lock v:ext="edit" rotation="t" aspectratio="t" verticies="t" text="t" shapetype="t"/>
             <w10:anchorlock/>
@@ -3288,98 +4531,114 @@
     </w:p>
     <w:p>
       <w:pPr>
-        <w:spacing w:before="100" w:beforeAutospacing="1" w:after="100" w:afterAutospacing="1" w:line="240" w:lineRule="auto"/>
-        <w:rPr>
-          <w:rFonts w:ascii="Times New Roman" w:eastAsia="Times New Roman" w:hAnsi="Times New Roman" w:cs="Times New Roman"/>
-          <w:color w:val="000000"/>
-          <w:kern w:val="0"/>
-          <w:lang w:eastAsia="ru-RU"/>
-          <w14:ligatures w14:val="none"/>
-        </w:rPr>
-      </w:pPr>
-      <w:r>
-        <w:rPr>
-          <w:rFonts w:ascii="Times New Roman" w:eastAsia="Times New Roman" w:hAnsi="Times New Roman" w:cs="Times New Roman"/>
-          <w:b/>
-          <w:bCs/>
-          <w:color w:val="000000"/>
-          <w:kern w:val="0"/>
-          <w:lang w:eastAsia="ru-RU"/>
-          <w14:ligatures w14:val="none"/>
-        </w:rPr>
-        <w:t>Слайд 10 — Результаты prompt-based vs. классические методы (~45 сек)</w:t>
-      </w:r>
-    </w:p>
-    <w:p>
-      <w:pPr>
-        <w:spacing w:before="100" w:beforeAutospacing="1" w:after="100" w:afterAutospacing="1" w:line="240" w:lineRule="auto"/>
-        <w:rPr>
-          <w:rFonts w:ascii="Times New Roman" w:eastAsia="Times New Roman" w:hAnsi="Times New Roman" w:cs="Times New Roman"/>
-          <w:color w:val="000000"/>
-          <w:kern w:val="0"/>
-          <w:lang w:eastAsia="ru-RU"/>
-          <w14:ligatures w14:val="none"/>
-        </w:rPr>
-      </w:pPr>
-      <w:r>
-        <w:rPr>
-          <w:rFonts w:ascii="Times New Roman" w:eastAsia="Times New Roman" w:hAnsi="Times New Roman" w:cs="Times New Roman"/>
-          <w:color w:val="000000"/>
-          <w:kern w:val="0"/>
-          <w:lang w:eastAsia="ru-RU"/>
-          <w14:ligatures w14:val="none"/>
-        </w:rPr>
-        <w:t>На этом слайде — итоги всей матрицы экспериментов. Лучший</w:t>
-      </w:r>
-      <w:r>
-        <w:rPr>
-          <w:rFonts w:ascii="Times New Roman" w:eastAsia="Times New Roman" w:hAnsi="Times New Roman" w:cs="Times New Roman"/>
-          <w:color w:val="000000"/>
-          <w:kern w:val="0"/>
-          <w:lang w:eastAsia="ru-RU"/>
-          <w14:ligatures w14:val="none"/>
-        </w:rPr>
-        <w:t xml:space="preserve"> </w:t>
-      </w:r>
-      <w:r>
-        <w:rPr>
-          <w:rFonts w:ascii="Times New Roman" w:eastAsia="Times New Roman" w:hAnsi="Times New Roman" w:cs="Times New Roman"/>
-          <w:color w:val="000000"/>
-          <w:kern w:val="0"/>
-          <w:lang w:eastAsia="ru-RU"/>
-          <w14:ligatures w14:val="none"/>
-        </w:rPr>
-        <w:t>результат</w:t>
-      </w:r>
-      <w:r>
-        <w:rPr>
-          <w:rFonts w:ascii="Times New Roman" w:eastAsia="Times New Roman" w:hAnsi="Times New Roman" w:cs="Times New Roman"/>
-          <w:color w:val="000000"/>
-          <w:kern w:val="0"/>
-          <w:lang w:eastAsia="ru-RU"/>
-          <w14:ligatures w14:val="none"/>
-        </w:rPr>
-        <w:t xml:space="preserve"> </w:t>
-      </w:r>
-      <w:r>
-        <w:rPr>
-          <w:rFonts w:ascii="Times New Roman" w:eastAsia="Times New Roman" w:hAnsi="Times New Roman" w:cs="Times New Roman"/>
-          <w:color w:val="000000"/>
-          <w:kern w:val="0"/>
-          <w:lang w:eastAsia="ru-RU"/>
-          <w14:ligatures w14:val="none"/>
-        </w:rPr>
-        <w:t>среди</w:t>
-      </w:r>
-      <w:r>
-        <w:rPr>
-          <w:rFonts w:ascii="Times New Roman" w:eastAsia="Times New Roman" w:hAnsi="Times New Roman" w:cs="Times New Roman"/>
-          <w:color w:val="000000"/>
-          <w:kern w:val="0"/>
-          <w:lang w:eastAsia="ru-RU"/>
-          <w14:ligatures w14:val="none"/>
-        </w:rPr>
-        <w:t xml:space="preserve"> </w:t>
+        <w:spacing w:before="40" w:after="40" w:line="240" w:lineRule="auto"/>
+        <w:rPr>
+          <w:rFonts w:ascii="Times New Roman" w:eastAsia="Times New Roman" w:hAnsi="Times New Roman" w:cs="Times New Roman"/>
+          <w:color w:val="000000"/>
+          <w:kern w:val="0"/>
+          <w:lang w:eastAsia="ru-RU"/>
+          <w14:ligatures w14:val="none"/>
+        </w:rPr>
+      </w:pPr>
+      <w:r>
+        <w:rPr>
+          <w:rFonts w:ascii="Times New Roman" w:eastAsia="Times New Roman" w:hAnsi="Times New Roman" w:cs="Times New Roman"/>
+          <w:b/>
+          <w:bCs/>
+          <w:color w:val="000000"/>
+          <w:kern w:val="0"/>
+          <w:lang w:eastAsia="ru-RU"/>
+          <w14:ligatures w14:val="none"/>
+        </w:rPr>
+        <w:t>Слайд 10 — Результаты prompt-based vs. классические методы (~</w:t>
+      </w:r>
+      <w:r>
+        <w:rPr>
+          <w:rFonts w:ascii="Times New Roman" w:eastAsia="Times New Roman" w:hAnsi="Times New Roman" w:cs="Times New Roman"/>
+          <w:b/>
+          <w:bCs/>
+          <w:color w:val="000000"/>
+          <w:kern w:val="0"/>
+          <w:lang w:eastAsia="ru-RU"/>
+          <w14:ligatures w14:val="none"/>
+        </w:rPr>
+        <w:t>20</w:t>
+      </w:r>
+      <w:r>
+        <w:rPr>
+          <w:rFonts w:ascii="Times New Roman" w:eastAsia="Times New Roman" w:hAnsi="Times New Roman" w:cs="Times New Roman"/>
+          <w:b/>
+          <w:bCs/>
+          <w:color w:val="000000"/>
+          <w:kern w:val="0"/>
+          <w:lang w:eastAsia="ru-RU"/>
+          <w14:ligatures w14:val="none"/>
+        </w:rPr>
+        <w:t xml:space="preserve"> сек)</w:t>
+      </w:r>
+      <w:r>
+        <w:rPr>
+          <w:rFonts w:ascii="Times New Roman" w:eastAsia="Times New Roman" w:hAnsi="Times New Roman" w:cs="Times New Roman"/>
+          <w:b/>
+          <w:bCs/>
+          <w:color w:val="000000"/>
+          <w:kern w:val="0"/>
+          <w:lang w:eastAsia="ru-RU"/>
+          <w14:ligatures w14:val="none"/>
+        </w:rPr>
+        <w:t xml:space="preserve"> 5.30</w:t>
+      </w:r>
+    </w:p>
+    <w:p>
+      <w:pPr>
+        <w:spacing w:before="40" w:after="40" w:line="240" w:lineRule="auto"/>
+        <w:rPr>
+          <w:rFonts w:ascii="Times New Roman" w:eastAsia="Times New Roman" w:hAnsi="Times New Roman" w:cs="Times New Roman"/>
+          <w:color w:val="000000"/>
+          <w:kern w:val="0"/>
+          <w:lang w:eastAsia="ru-RU"/>
+          <w14:ligatures w14:val="none"/>
+        </w:rPr>
+      </w:pPr>
+      <w:r>
+        <w:rPr>
+          <w:rFonts w:ascii="Times New Roman" w:eastAsia="Times New Roman" w:hAnsi="Times New Roman" w:cs="Times New Roman"/>
+          <w:color w:val="000000"/>
+          <w:kern w:val="0"/>
+          <w:lang w:eastAsia="ru-RU"/>
+          <w14:ligatures w14:val="none"/>
+        </w:rPr>
+        <w:t>По результатам</w:t>
+      </w:r>
+      <w:r>
+        <w:rPr>
+          <w:rFonts w:ascii="Times New Roman" w:eastAsia="Times New Roman" w:hAnsi="Times New Roman" w:cs="Times New Roman"/>
+          <w:color w:val="000000"/>
+          <w:kern w:val="0"/>
+          <w:lang w:eastAsia="ru-RU"/>
+          <w14:ligatures w14:val="none"/>
+        </w:rPr>
+        <w:t xml:space="preserve"> экспериментов</w:t>
+      </w:r>
+      <w:r>
+        <w:rPr>
+          <w:rFonts w:ascii="Times New Roman" w:eastAsia="Times New Roman" w:hAnsi="Times New Roman" w:cs="Times New Roman"/>
+          <w:color w:val="000000"/>
+          <w:kern w:val="0"/>
+          <w:lang w:eastAsia="ru-RU"/>
+          <w14:ligatures w14:val="none"/>
+        </w:rPr>
+        <w:t xml:space="preserve"> лучшая модель</w:t>
+      </w:r>
+      <w:r>
+        <w:rPr>
+          <w:rFonts w:ascii="Times New Roman" w:eastAsia="Times New Roman" w:hAnsi="Times New Roman" w:cs="Times New Roman"/>
+          <w:color w:val="000000"/>
+          <w:kern w:val="0"/>
+          <w:lang w:eastAsia="ru-RU"/>
+          <w14:ligatures w14:val="none"/>
+        </w:rPr>
+        <w:t xml:space="preserve">— </w:t>
       </w:r>
       <w:r>
         <w:rPr>
@@ -3389,7 +4648,67 @@
           <w:lang w:val="en-US" w:eastAsia="ru-RU"/>
           <w14:ligatures w14:val="none"/>
         </w:rPr>
-        <w:t>prompt</w:t>
+        <w:t>Qwen</w:t>
+      </w:r>
+      <w:r>
+        <w:rPr>
+          <w:rFonts w:ascii="Times New Roman" w:eastAsia="Times New Roman" w:hAnsi="Times New Roman" w:cs="Times New Roman"/>
+          <w:color w:val="000000"/>
+          <w:kern w:val="0"/>
+          <w:lang w:eastAsia="ru-RU"/>
+          <w14:ligatures w14:val="none"/>
+        </w:rPr>
+        <w:t xml:space="preserve"> 32</w:t>
+      </w:r>
+      <w:r>
+        <w:rPr>
+          <w:rFonts w:ascii="Times New Roman" w:eastAsia="Times New Roman" w:hAnsi="Times New Roman" w:cs="Times New Roman"/>
+          <w:color w:val="000000"/>
+          <w:kern w:val="0"/>
+          <w:lang w:val="en-US" w:eastAsia="ru-RU"/>
+          <w14:ligatures w14:val="none"/>
+        </w:rPr>
+        <w:t>B</w:t>
+      </w:r>
+      <w:r>
+        <w:rPr>
+          <w:rFonts w:ascii="Times New Roman" w:eastAsia="Times New Roman" w:hAnsi="Times New Roman" w:cs="Times New Roman"/>
+          <w:color w:val="000000"/>
+          <w:kern w:val="0"/>
+          <w:lang w:eastAsia="ru-RU"/>
+          <w14:ligatures w14:val="none"/>
+        </w:rPr>
+        <w:t xml:space="preserve">, что в целом доказывает, что модели с большим </w:t>
+      </w:r>
+      <w:r>
+        <w:rPr>
+          <w:rFonts w:ascii="Times New Roman" w:eastAsia="Times New Roman" w:hAnsi="Times New Roman" w:cs="Times New Roman"/>
+          <w:color w:val="000000"/>
+          <w:kern w:val="0"/>
+          <w:lang w:eastAsia="ru-RU"/>
+          <w14:ligatures w14:val="none"/>
+        </w:rPr>
+        <w:t>количеством</w:t>
+      </w:r>
+      <w:r>
+        <w:rPr>
+          <w:rFonts w:ascii="Times New Roman" w:eastAsia="Times New Roman" w:hAnsi="Times New Roman" w:cs="Times New Roman"/>
+          <w:color w:val="000000"/>
+          <w:kern w:val="0"/>
+          <w:lang w:eastAsia="ru-RU"/>
+          <w14:ligatures w14:val="none"/>
+        </w:rPr>
+        <w:t xml:space="preserve"> параметров справляются с </w:t>
+      </w:r>
+      <w:r>
+        <w:rPr>
+          <w:rFonts w:ascii="Times New Roman" w:eastAsia="Times New Roman" w:hAnsi="Times New Roman" w:cs="Times New Roman"/>
+          <w:color w:val="000000"/>
+          <w:kern w:val="0"/>
+          <w:lang w:val="en-US" w:eastAsia="ru-RU"/>
+          <w14:ligatures w14:val="none"/>
+        </w:rPr>
+        <w:t>few</w:t>
       </w:r>
       <w:r>
         <w:rPr>
@@ -3409,122 +4728,22 @@
           <w:lang w:val="en-US" w:eastAsia="ru-RU"/>
           <w14:ligatures w14:val="none"/>
         </w:rPr>
-        <w:t>based</w:t>
-      </w:r>
-      <w:r>
-        <w:rPr>
-          <w:rFonts w:ascii="Times New Roman" w:eastAsia="Times New Roman" w:hAnsi="Times New Roman" w:cs="Times New Roman"/>
-          <w:color w:val="000000"/>
-          <w:kern w:val="0"/>
-          <w:lang w:eastAsia="ru-RU"/>
-          <w14:ligatures w14:val="none"/>
-        </w:rPr>
-        <w:t xml:space="preserve"> — </w:t>
-      </w:r>
-      <w:r>
-        <w:rPr>
-          <w:rFonts w:ascii="Times New Roman" w:eastAsia="Times New Roman" w:hAnsi="Times New Roman" w:cs="Times New Roman"/>
-          <w:color w:val="000000"/>
-          <w:kern w:val="0"/>
-          <w:lang w:val="en-US" w:eastAsia="ru-RU"/>
-          <w14:ligatures w14:val="none"/>
-        </w:rPr>
-        <w:t>Qwen</w:t>
-      </w:r>
-      <w:r>
-        <w:rPr>
-          <w:rFonts w:ascii="Times New Roman" w:eastAsia="Times New Roman" w:hAnsi="Times New Roman" w:cs="Times New Roman"/>
-          <w:color w:val="000000"/>
-          <w:kern w:val="0"/>
-          <w:lang w:eastAsia="ru-RU"/>
-          <w14:ligatures w14:val="none"/>
-        </w:rPr>
-        <w:t xml:space="preserve"> 32</w:t>
-      </w:r>
-      <w:r>
-        <w:rPr>
-          <w:rFonts w:ascii="Times New Roman" w:eastAsia="Times New Roman" w:hAnsi="Times New Roman" w:cs="Times New Roman"/>
-          <w:color w:val="000000"/>
-          <w:kern w:val="0"/>
-          <w:lang w:val="en-US" w:eastAsia="ru-RU"/>
-          <w14:ligatures w14:val="none"/>
-        </w:rPr>
-        <w:t>B</w:t>
-      </w:r>
-      <w:r>
-        <w:rPr>
-          <w:rFonts w:ascii="Times New Roman" w:eastAsia="Times New Roman" w:hAnsi="Times New Roman" w:cs="Times New Roman"/>
-          <w:color w:val="000000"/>
-          <w:kern w:val="0"/>
-          <w:lang w:eastAsia="ru-RU"/>
-          <w14:ligatures w14:val="none"/>
-        </w:rPr>
-        <w:t xml:space="preserve">, </w:t>
-      </w:r>
-      <w:r>
-        <w:rPr>
-          <w:rFonts w:ascii="Times New Roman" w:eastAsia="Times New Roman" w:hAnsi="Times New Roman" w:cs="Times New Roman"/>
-          <w:color w:val="000000"/>
-          <w:kern w:val="0"/>
-          <w:lang w:eastAsia="ru-RU"/>
-          <w14:ligatures w14:val="none"/>
-        </w:rPr>
-        <w:t xml:space="preserve">что в целом доказывает, что модели с большим количесвом параметров справляются с </w:t>
-      </w:r>
-      <w:r>
-        <w:rPr>
-          <w:rFonts w:ascii="Times New Roman" w:eastAsia="Times New Roman" w:hAnsi="Times New Roman" w:cs="Times New Roman"/>
-          <w:color w:val="000000"/>
-          <w:kern w:val="0"/>
-          <w:lang w:val="en-US" w:eastAsia="ru-RU"/>
-          <w14:ligatures w14:val="none"/>
-        </w:rPr>
-        <w:t>promt</w:t>
-      </w:r>
-      <w:r>
-        <w:rPr>
-          <w:rFonts w:ascii="Times New Roman" w:eastAsia="Times New Roman" w:hAnsi="Times New Roman" w:cs="Times New Roman"/>
-          <w:color w:val="000000"/>
-          <w:kern w:val="0"/>
-          <w:lang w:eastAsia="ru-RU"/>
-          <w14:ligatures w14:val="none"/>
-        </w:rPr>
-        <w:t>-</w:t>
-      </w:r>
-      <w:r>
-        <w:rPr>
-          <w:rFonts w:ascii="Times New Roman" w:eastAsia="Times New Roman" w:hAnsi="Times New Roman" w:cs="Times New Roman"/>
-          <w:color w:val="000000"/>
-          <w:kern w:val="0"/>
-          <w:lang w:val="en-US" w:eastAsia="ru-RU"/>
-          <w14:ligatures w14:val="none"/>
-        </w:rPr>
-        <w:t>based</w:t>
-      </w:r>
-      <w:r>
-        <w:rPr>
-          <w:rFonts w:ascii="Times New Roman" w:eastAsia="Times New Roman" w:hAnsi="Times New Roman" w:cs="Times New Roman"/>
-          <w:color w:val="000000"/>
-          <w:kern w:val="0"/>
-          <w:lang w:eastAsia="ru-RU"/>
-          <w14:ligatures w14:val="none"/>
-        </w:rPr>
-        <w:t xml:space="preserve"> </w:t>
-      </w:r>
-      <w:r>
-        <w:rPr>
-          <w:rFonts w:ascii="Times New Roman" w:eastAsia="Times New Roman" w:hAnsi="Times New Roman" w:cs="Times New Roman"/>
-          <w:color w:val="000000"/>
-          <w:kern w:val="0"/>
-          <w:lang w:eastAsia="ru-RU"/>
-          <w14:ligatures w14:val="none"/>
-        </w:rPr>
-        <w:t>задачами лучше.</w:t>
-      </w:r>
-    </w:p>
-    <w:p>
-      <w:pPr>
-        <w:spacing w:before="100" w:beforeAutospacing="1" w:after="100" w:afterAutospacing="1" w:line="240" w:lineRule="auto"/>
+        <w:t>shot</w:t>
+      </w:r>
+      <w:r>
+        <w:rPr>
+          <w:rFonts w:ascii="Times New Roman" w:eastAsia="Times New Roman" w:hAnsi="Times New Roman" w:cs="Times New Roman"/>
+          <w:color w:val="000000"/>
+          <w:kern w:val="0"/>
+          <w:lang w:eastAsia="ru-RU"/>
+          <w14:ligatures w14:val="none"/>
+        </w:rPr>
+        <w:t xml:space="preserve"> задачами лучше.</w:t>
+      </w:r>
+    </w:p>
+    <w:p>
+      <w:pPr>
+        <w:spacing w:before="40" w:after="40" w:line="240" w:lineRule="auto"/>
         <w:rPr>
           <w:rFonts w:ascii="Times New Roman" w:eastAsia="Times New Roman" w:hAnsi="Times New Roman" w:cs="Times New Roman"/>
           <w:color w:val="000000"/>
@@ -3551,37 +4770,57 @@
           <w:lang w:eastAsia="ru-RU"/>
           <w14:ligatures w14:val="none"/>
         </w:rPr>
-        <w:t xml:space="preserve">м модели все еще сильно отстают от </w:t>
-      </w:r>
-      <w:r>
-        <w:rPr>
-          <w:rFonts w:ascii="Times New Roman" w:eastAsia="Times New Roman" w:hAnsi="Times New Roman" w:cs="Times New Roman"/>
-          <w:color w:val="000000"/>
-          <w:kern w:val="0"/>
-          <w:lang w:val="en-US" w:eastAsia="ru-RU"/>
-          <w14:ligatures w14:val="none"/>
-        </w:rPr>
-        <w:t>SBERT</w:t>
-      </w:r>
-      <w:r>
-        <w:rPr>
-          <w:rFonts w:ascii="Times New Roman" w:eastAsia="Times New Roman" w:hAnsi="Times New Roman" w:cs="Times New Roman"/>
-          <w:color w:val="000000"/>
-          <w:kern w:val="0"/>
-          <w:lang w:eastAsia="ru-RU"/>
-          <w14:ligatures w14:val="none"/>
-        </w:rPr>
-        <w:t xml:space="preserve"> </w:t>
-      </w:r>
-      <w:r>
-        <w:rPr>
-          <w:rFonts w:ascii="Times New Roman" w:eastAsia="Times New Roman" w:hAnsi="Times New Roman" w:cs="Times New Roman"/>
-          <w:color w:val="000000"/>
-          <w:kern w:val="0"/>
-          <w:lang w:eastAsia="ru-RU"/>
-          <w14:ligatures w14:val="none"/>
-        </w:rPr>
-        <w:t>и даже классических моделей</w:t>
+        <w:t xml:space="preserve">м </w:t>
+      </w:r>
+      <w:r>
+        <w:rPr>
+          <w:rFonts w:ascii="Times New Roman" w:eastAsia="Times New Roman" w:hAnsi="Times New Roman" w:cs="Times New Roman"/>
+          <w:color w:val="000000"/>
+          <w:kern w:val="0"/>
+          <w:lang w:eastAsia="ru-RU"/>
+          <w14:ligatures w14:val="none"/>
+        </w:rPr>
+        <w:t xml:space="preserve">все </w:t>
+      </w:r>
+      <w:r>
+        <w:rPr>
+          <w:rFonts w:ascii="Times New Roman" w:eastAsia="Times New Roman" w:hAnsi="Times New Roman" w:cs="Times New Roman"/>
+          <w:color w:val="000000"/>
+          <w:kern w:val="0"/>
+          <w:lang w:eastAsia="ru-RU"/>
+          <w14:ligatures w14:val="none"/>
+        </w:rPr>
+        <w:t xml:space="preserve">модели все еще сильно отстают от </w:t>
+      </w:r>
+      <w:r>
+        <w:rPr>
+          <w:rFonts w:ascii="Times New Roman" w:eastAsia="Times New Roman" w:hAnsi="Times New Roman" w:cs="Times New Roman"/>
+          <w:color w:val="000000"/>
+          <w:kern w:val="0"/>
+          <w:lang w:eastAsia="ru-RU"/>
+          <w14:ligatures w14:val="none"/>
+        </w:rPr>
+        <w:t>исходных</w:t>
+      </w:r>
+      <w:r>
+        <w:rPr>
+          <w:rFonts w:ascii="Times New Roman" w:eastAsia="Times New Roman" w:hAnsi="Times New Roman" w:cs="Times New Roman"/>
+          <w:color w:val="000000"/>
+          <w:kern w:val="0"/>
+          <w:lang w:eastAsia="ru-RU"/>
+          <w14:ligatures w14:val="none"/>
+        </w:rPr>
+        <w:t xml:space="preserve"> моделей</w:t>
+      </w:r>
+      <w:r>
+        <w:rPr>
+          <w:rFonts w:ascii="Times New Roman" w:eastAsia="Times New Roman" w:hAnsi="Times New Roman" w:cs="Times New Roman"/>
+          <w:color w:val="000000"/>
+          <w:kern w:val="0"/>
+          <w:lang w:eastAsia="ru-RU"/>
+          <w14:ligatures w14:val="none"/>
+        </w:rPr>
+        <w:t xml:space="preserve"> на бейзлайне, что означает непригодность метода на исходных данных</w:t>
       </w:r>
       <w:r>
         <w:rPr>
@@ -3596,90 +4835,16 @@
     </w:p>
     <w:p>
       <w:pPr>
-        <w:spacing w:before="100" w:beforeAutospacing="1" w:after="100" w:afterAutospacing="1" w:line="240" w:lineRule="auto"/>
-        <w:rPr>
-          <w:rFonts w:ascii="Times New Roman" w:eastAsia="Times New Roman" w:hAnsi="Times New Roman" w:cs="Times New Roman"/>
-          <w:color w:val="000000"/>
-          <w:kern w:val="0"/>
-          <w:lang w:eastAsia="ru-RU"/>
-          <w14:ligatures w14:val="none"/>
-        </w:rPr>
-      </w:pPr>
-      <w:r>
-        <w:rPr>
-          <w:rFonts w:ascii="Times New Roman" w:eastAsia="Times New Roman" w:hAnsi="Times New Roman" w:cs="Times New Roman"/>
-          <w:color w:val="000000"/>
-          <w:kern w:val="0"/>
-          <w:lang w:eastAsia="ru-RU"/>
-          <w14:ligatures w14:val="none"/>
-        </w:rPr>
-        <w:t>Небольшие модели</w:t>
-      </w:r>
-      <w:r>
-        <w:rPr>
-          <w:rFonts w:ascii="Times New Roman" w:eastAsia="Times New Roman" w:hAnsi="Times New Roman" w:cs="Times New Roman"/>
-          <w:color w:val="000000"/>
-          <w:kern w:val="0"/>
-          <w:lang w:eastAsia="ru-RU"/>
-          <w14:ligatures w14:val="none"/>
-        </w:rPr>
-        <w:t xml:space="preserve"> при увеличении числа примеров деградируют — модели игнорируют метку и генерируют объяснения вместо ответа. Описания классов помогают Qwen, но вредят Vikhr.</w:t>
-      </w:r>
-    </w:p>
-    <w:p>
-      <w:pPr>
-        <w:spacing w:before="100" w:beforeAutospacing="1" w:after="100" w:afterAutospacing="1" w:line="240" w:lineRule="auto"/>
-        <w:rPr>
-          <w:rFonts w:ascii="Times New Roman" w:eastAsia="Times New Roman" w:hAnsi="Times New Roman" w:cs="Times New Roman"/>
-          <w:color w:val="000000"/>
-          <w:kern w:val="0"/>
-          <w:lang w:eastAsia="ru-RU"/>
-          <w14:ligatures w14:val="none"/>
-        </w:rPr>
-      </w:pPr>
-      <w:r>
-        <w:rPr>
-          <w:rFonts w:ascii="Times New Roman" w:eastAsia="Times New Roman" w:hAnsi="Times New Roman" w:cs="Times New Roman"/>
-          <w:color w:val="000000"/>
-          <w:kern w:val="0"/>
-          <w:lang w:eastAsia="ru-RU"/>
-          <w14:ligatures w14:val="none"/>
-        </w:rPr>
-        <w:t xml:space="preserve"> Общий вывод: prompt-based </w:t>
-      </w:r>
-      <w:r>
-        <w:rPr>
-          <w:rFonts w:ascii="Times New Roman" w:eastAsia="Times New Roman" w:hAnsi="Times New Roman" w:cs="Times New Roman"/>
-          <w:color w:val="000000"/>
-          <w:kern w:val="0"/>
-          <w:lang w:eastAsia="ru-RU"/>
-          <w14:ligatures w14:val="none"/>
-        </w:rPr>
-        <w:t>не справляется с задачей классификации на данном корпусе данных при 36 блоках. Переходим к файнтьюнингу</w:t>
-      </w:r>
-      <w:r>
-        <w:rPr>
-          <w:rFonts w:ascii="Times New Roman" w:eastAsia="Times New Roman" w:hAnsi="Times New Roman" w:cs="Times New Roman"/>
-          <w:color w:val="000000"/>
-          <w:kern w:val="0"/>
-          <w:lang w:eastAsia="ru-RU"/>
-          <w14:ligatures w14:val="none"/>
-        </w:rPr>
-        <w:t>.</w:t>
-      </w:r>
-    </w:p>
-    <w:p>
-      <w:pPr>
-        <w:spacing w:after="0" w:line="240" w:lineRule="auto"/>
-        <w:rPr>
-          <w:rFonts w:ascii="Times New Roman" w:eastAsia="Times New Roman" w:hAnsi="Times New Roman" w:cs="Times New Roman"/>
-          <w:kern w:val="0"/>
-          <w:lang w:eastAsia="ru-RU"/>
-          <w14:ligatures w14:val="none"/>
-        </w:rPr>
-      </w:pPr>
-      <w:r>
-        <w:pict w14:anchorId="00CE26E8">
+        <w:spacing w:before="40" w:after="40" w:line="240" w:lineRule="auto"/>
+        <w:rPr>
+          <w:rFonts w:ascii="Times New Roman" w:eastAsia="Times New Roman" w:hAnsi="Times New Roman" w:cs="Times New Roman"/>
+          <w:kern w:val="0"/>
+          <w:lang w:eastAsia="ru-RU"/>
+          <w14:ligatures w14:val="none"/>
+        </w:rPr>
+      </w:pPr>
+      <w:r>
+        <w:pict w14:anchorId="2F0DFB27">
           <v:rect id="Horizontal Line 11" o:spid="_x0000_s1027" alt="" style="width:467.75pt;height:1.1pt;visibility:visible;mso-wrap-style:square;mso-width-percent:0;mso-height-percent:0;mso-left-percent:-10001;mso-top-percent:-10001;mso-position-horizontal:absolute;mso-position-horizontal-relative:char;mso-position-vertical:absolute;mso-position-vertical-relative:line;mso-width-percent:0;mso-height-percent:0;mso-left-percent:-10001;mso-top-percent:-10001;v-text-anchor:top" filled="f">
             <o:lock v:ext="edit" rotation="t" aspectratio="t" verticies="t" text="t" shapetype="t"/>
             <w10:anchorlock/>
@@ -3689,73 +4854,491 @@
     </w:p>
     <w:p>
       <w:pPr>
-        <w:spacing w:before="100" w:beforeAutospacing="1" w:after="100" w:afterAutospacing="1" w:line="240" w:lineRule="auto"/>
-        <w:rPr>
-          <w:rFonts w:ascii="Times New Roman" w:eastAsia="Times New Roman" w:hAnsi="Times New Roman" w:cs="Times New Roman"/>
-          <w:color w:val="000000"/>
-          <w:kern w:val="0"/>
-          <w:lang w:eastAsia="ru-RU"/>
-          <w14:ligatures w14:val="none"/>
-        </w:rPr>
-      </w:pPr>
-      <w:r>
-        <w:rPr>
-          <w:rFonts w:ascii="Times New Roman" w:eastAsia="Times New Roman" w:hAnsi="Times New Roman" w:cs="Times New Roman"/>
-          <w:b/>
-          <w:bCs/>
-          <w:color w:val="000000"/>
-          <w:kern w:val="0"/>
-          <w:lang w:eastAsia="ru-RU"/>
-          <w14:ligatures w14:val="none"/>
-        </w:rPr>
-        <w:t>Слайд 11 — Текущий статус и план работ (~30 сек)</w:t>
-      </w:r>
-    </w:p>
-    <w:p>
-      <w:pPr>
-        <w:spacing w:before="100" w:beforeAutospacing="1" w:after="100" w:afterAutospacing="1" w:line="240" w:lineRule="auto"/>
-        <w:rPr>
-          <w:rFonts w:ascii="Times New Roman" w:eastAsia="Times New Roman" w:hAnsi="Times New Roman" w:cs="Times New Roman"/>
-          <w:color w:val="000000"/>
-          <w:kern w:val="0"/>
-          <w:lang w:val="en-US" w:eastAsia="ru-RU"/>
-          <w14:ligatures w14:val="none"/>
-        </w:rPr>
-      </w:pPr>
-      <w:r>
-        <w:rPr>
-          <w:rFonts w:ascii="Times New Roman" w:eastAsia="Times New Roman" w:hAnsi="Times New Roman" w:cs="Times New Roman"/>
-          <w:color w:val="000000"/>
-          <w:kern w:val="0"/>
-          <w:highlight w:val="yellow"/>
-          <w:lang w:eastAsia="ru-RU"/>
-          <w14:ligatures w14:val="none"/>
-        </w:rPr>
-        <w:t>Три этапа позади: разведочный анализ с очисткой данных, трёхэтапный пайплайн аугментации, и только что разобранная prompt-based классификация — матрица 5 моделей по 6 режимам. Впереди главная часть: дообучение методами LoRA, QLoRA, ADALora и TinyLora на аугментированных данных, затем сравнение с полученным baseline, и финальная оценка на открытых данных.</w:t>
-      </w:r>
-      <w:r>
-        <w:rPr>
-          <w:rFonts w:ascii="Times New Roman" w:eastAsia="Times New Roman" w:hAnsi="Times New Roman" w:cs="Times New Roman"/>
-          <w:color w:val="000000"/>
-          <w:kern w:val="0"/>
-          <w:lang w:eastAsia="ru-RU"/>
-          <w14:ligatures w14:val="none"/>
-        </w:rPr>
-        <w:t xml:space="preserve"> Добавить картинки</w:t>
-      </w:r>
-    </w:p>
-    <w:p>
-      <w:pPr>
-        <w:spacing w:after="0" w:line="240" w:lineRule="auto"/>
-        <w:rPr>
-          <w:rFonts w:ascii="Times New Roman" w:eastAsia="Times New Roman" w:hAnsi="Times New Roman" w:cs="Times New Roman"/>
-          <w:kern w:val="0"/>
-          <w:lang w:eastAsia="ru-RU"/>
-          <w14:ligatures w14:val="none"/>
-        </w:rPr>
-      </w:pPr>
-      <w:r>
-        <w:pict w14:anchorId="1A676307">
+        <w:spacing w:before="40" w:after="40" w:line="240" w:lineRule="auto"/>
+        <w:rPr>
+          <w:rFonts w:ascii="Times New Roman" w:hAnsi="Times New Roman" w:cs="Times New Roman"/>
+          <w:b/>
+          <w:bCs/>
+          <w:color w:val="000000"/>
+        </w:rPr>
+      </w:pPr>
+      <w:r>
+        <w:rPr>
+          <w:rFonts w:ascii="Times New Roman" w:eastAsia="Times New Roman" w:hAnsi="Times New Roman" w:cs="Times New Roman"/>
+          <w:b/>
+          <w:bCs/>
+          <w:color w:val="000000"/>
+          <w:kern w:val="0"/>
+          <w:lang w:eastAsia="ru-RU"/>
+          <w14:ligatures w14:val="none"/>
+        </w:rPr>
+        <w:t xml:space="preserve">Слайд 11 — </w:t>
+      </w:r>
+      <w:r>
+        <w:rPr>
+          <w:rFonts w:ascii="Times New Roman" w:hAnsi="Times New Roman" w:cs="Times New Roman"/>
+          <w:b/>
+          <w:bCs/>
+          <w:color w:val="000000"/>
+        </w:rPr>
+        <w:t>Дообучение LLM (PEFT): реализация</w:t>
+      </w:r>
+      <w:r>
+        <w:rPr>
+          <w:rFonts w:ascii="Times New Roman" w:hAnsi="Times New Roman" w:cs="Times New Roman"/>
+          <w:b/>
+          <w:bCs/>
+          <w:color w:val="000000"/>
+        </w:rPr>
+        <w:t xml:space="preserve"> (40) 6.10</w:t>
+      </w:r>
+    </w:p>
+    <w:p>
+      <w:pPr>
+        <w:spacing w:before="40" w:after="40" w:line="240" w:lineRule="auto"/>
+        <w:rPr>
+          <w:rFonts w:ascii="Times New Roman" w:eastAsia="Times New Roman" w:hAnsi="Times New Roman" w:cs="Times New Roman"/>
+          <w:color w:val="000000"/>
+          <w:kern w:val="0"/>
+          <w:lang w:eastAsia="ru-RU"/>
+          <w14:ligatures w14:val="none"/>
+        </w:rPr>
+      </w:pPr>
+      <w:r>
+        <w:rPr>
+          <w:rFonts w:ascii="Times New Roman" w:eastAsia="Times New Roman" w:hAnsi="Times New Roman" w:cs="Times New Roman"/>
+          <w:color w:val="000000"/>
+          <w:kern w:val="0"/>
+          <w:lang w:eastAsia="ru-RU"/>
+          <w14:ligatures w14:val="none"/>
+        </w:rPr>
+        <w:t>Дообучение— это единый конвейер из пяти шагов.</w:t>
+      </w:r>
+    </w:p>
+    <w:p>
+      <w:pPr>
+        <w:spacing w:before="40" w:after="40" w:line="240" w:lineRule="auto"/>
+        <w:rPr>
+          <w:rFonts w:ascii="Times New Roman" w:eastAsia="Times New Roman" w:hAnsi="Times New Roman" w:cs="Times New Roman"/>
+          <w:color w:val="000000"/>
+          <w:kern w:val="0"/>
+          <w:lang w:eastAsia="ru-RU"/>
+          <w14:ligatures w14:val="none"/>
+        </w:rPr>
+      </w:pPr>
+      <w:r>
+        <w:rPr>
+          <w:rFonts w:ascii="Times New Roman" w:eastAsia="Times New Roman" w:hAnsi="Times New Roman" w:cs="Times New Roman"/>
+          <w:color w:val="000000"/>
+          <w:kern w:val="0"/>
+          <w:lang w:eastAsia="ru-RU"/>
+          <w14:ligatures w14:val="none"/>
+        </w:rPr>
+        <w:t xml:space="preserve">Сначала </w:t>
+      </w:r>
+      <w:r>
+        <w:rPr>
+          <w:rFonts w:ascii="Times New Roman" w:eastAsia="Times New Roman" w:hAnsi="Times New Roman" w:cs="Times New Roman"/>
+          <w:color w:val="000000"/>
+          <w:kern w:val="0"/>
+          <w:lang w:eastAsia="ru-RU"/>
+          <w14:ligatures w14:val="none"/>
+        </w:rPr>
+        <w:t>загрузка</w:t>
+      </w:r>
+      <w:r>
+        <w:rPr>
+          <w:rFonts w:ascii="Times New Roman" w:eastAsia="Times New Roman" w:hAnsi="Times New Roman" w:cs="Times New Roman"/>
+          <w:color w:val="000000"/>
+          <w:kern w:val="0"/>
+          <w:lang w:eastAsia="ru-RU"/>
+          <w14:ligatures w14:val="none"/>
+        </w:rPr>
+        <w:t xml:space="preserve"> данных</w:t>
+      </w:r>
+      <w:r>
+        <w:rPr>
+          <w:rFonts w:ascii="Times New Roman" w:eastAsia="Times New Roman" w:hAnsi="Times New Roman" w:cs="Times New Roman"/>
+          <w:color w:val="000000"/>
+          <w:kern w:val="0"/>
+          <w:lang w:eastAsia="ru-RU"/>
+          <w14:ligatures w14:val="none"/>
+        </w:rPr>
+        <w:t xml:space="preserve">, подсчет весов, выделение валидационной выборки 10 </w:t>
+      </w:r>
+      <w:r>
+        <w:rPr>
+          <w:rFonts w:ascii="Times New Roman" w:eastAsia="Times New Roman" w:hAnsi="Times New Roman" w:cs="Times New Roman"/>
+          <w:color w:val="000000"/>
+          <w:kern w:val="0"/>
+          <w:lang w:eastAsia="ru-RU"/>
+          <w14:ligatures w14:val="none"/>
+        </w:rPr>
+        <w:t>%</w:t>
+      </w:r>
+      <w:r>
+        <w:rPr>
+          <w:rFonts w:ascii="Times New Roman" w:eastAsia="Times New Roman" w:hAnsi="Times New Roman" w:cs="Times New Roman"/>
+          <w:color w:val="000000"/>
+          <w:kern w:val="0"/>
+          <w:lang w:eastAsia="ru-RU"/>
+          <w14:ligatures w14:val="none"/>
+        </w:rPr>
+        <w:t>.</w:t>
+      </w:r>
+    </w:p>
+    <w:p>
+      <w:pPr>
+        <w:spacing w:before="40" w:after="40" w:line="240" w:lineRule="auto"/>
+        <w:rPr>
+          <w:rFonts w:ascii="Times New Roman" w:eastAsia="Times New Roman" w:hAnsi="Times New Roman" w:cs="Times New Roman"/>
+          <w:color w:val="000000"/>
+          <w:kern w:val="0"/>
+          <w:lang w:eastAsia="ru-RU"/>
+          <w14:ligatures w14:val="none"/>
+        </w:rPr>
+      </w:pPr>
+      <w:r>
+        <w:rPr>
+          <w:rFonts w:ascii="Times New Roman" w:eastAsia="Times New Roman" w:hAnsi="Times New Roman" w:cs="Times New Roman"/>
+          <w:color w:val="000000"/>
+          <w:kern w:val="0"/>
+          <w:lang w:eastAsia="ru-RU"/>
+          <w14:ligatures w14:val="none"/>
+        </w:rPr>
+        <w:t xml:space="preserve">Затем </w:t>
+      </w:r>
+      <w:r>
+        <w:rPr>
+          <w:rFonts w:ascii="Times New Roman" w:eastAsia="Times New Roman" w:hAnsi="Times New Roman" w:cs="Times New Roman"/>
+          <w:color w:val="000000"/>
+          <w:kern w:val="0"/>
+          <w:lang w:eastAsia="ru-RU"/>
+          <w14:ligatures w14:val="none"/>
+        </w:rPr>
+        <w:t>загрузка базовой модели, квантизация, если нужно</w:t>
+      </w:r>
+      <w:r>
+        <w:rPr>
+          <w:rFonts w:ascii="Times New Roman" w:eastAsia="Times New Roman" w:hAnsi="Times New Roman" w:cs="Times New Roman"/>
+          <w:color w:val="000000"/>
+          <w:kern w:val="0"/>
+          <w:lang w:eastAsia="ru-RU"/>
+          <w14:ligatures w14:val="none"/>
+        </w:rPr>
+        <w:t>.</w:t>
+      </w:r>
+    </w:p>
+    <w:p>
+      <w:pPr>
+        <w:spacing w:before="40" w:after="40" w:line="240" w:lineRule="auto"/>
+        <w:rPr>
+          <w:rFonts w:ascii="Times New Roman" w:eastAsia="Times New Roman" w:hAnsi="Times New Roman" w:cs="Times New Roman"/>
+          <w:color w:val="000000"/>
+          <w:kern w:val="0"/>
+          <w:lang w:eastAsia="ru-RU"/>
+          <w14:ligatures w14:val="none"/>
+        </w:rPr>
+      </w:pPr>
+      <w:r>
+        <w:rPr>
+          <w:rFonts w:ascii="Times New Roman" w:eastAsia="Times New Roman" w:hAnsi="Times New Roman" w:cs="Times New Roman"/>
+          <w:color w:val="000000"/>
+          <w:kern w:val="0"/>
+          <w:lang w:eastAsia="ru-RU"/>
+          <w14:ligatures w14:val="none"/>
+        </w:rPr>
+        <w:t>К этой замороженной модели подключае</w:t>
+      </w:r>
+      <w:r>
+        <w:rPr>
+          <w:rFonts w:ascii="Times New Roman" w:eastAsia="Times New Roman" w:hAnsi="Times New Roman" w:cs="Times New Roman"/>
+          <w:color w:val="000000"/>
+          <w:kern w:val="0"/>
+          <w:lang w:eastAsia="ru-RU"/>
+          <w14:ligatures w14:val="none"/>
+        </w:rPr>
+        <w:t>тся</w:t>
+      </w:r>
+      <w:r>
+        <w:rPr>
+          <w:rFonts w:ascii="Times New Roman" w:eastAsia="Times New Roman" w:hAnsi="Times New Roman" w:cs="Times New Roman"/>
+          <w:color w:val="000000"/>
+          <w:kern w:val="0"/>
+          <w:lang w:eastAsia="ru-RU"/>
+          <w14:ligatures w14:val="none"/>
+        </w:rPr>
+        <w:t xml:space="preserve"> низкоранговый адаптер и классификационну</w:t>
+      </w:r>
+      <w:r>
+        <w:rPr>
+          <w:rFonts w:ascii="Times New Roman" w:eastAsia="Times New Roman" w:hAnsi="Times New Roman" w:cs="Times New Roman"/>
+          <w:color w:val="000000"/>
+          <w:kern w:val="0"/>
+          <w:lang w:eastAsia="ru-RU"/>
+          <w14:ligatures w14:val="none"/>
+        </w:rPr>
+        <w:t xml:space="preserve">я </w:t>
+      </w:r>
+      <w:r>
+        <w:rPr>
+          <w:rFonts w:ascii="Times New Roman" w:eastAsia="Times New Roman" w:hAnsi="Times New Roman" w:cs="Times New Roman"/>
+          <w:color w:val="000000"/>
+          <w:kern w:val="0"/>
+          <w:lang w:eastAsia="ru-RU"/>
+          <w14:ligatures w14:val="none"/>
+        </w:rPr>
+        <w:t>голов</w:t>
+      </w:r>
+      <w:r>
+        <w:rPr>
+          <w:rFonts w:ascii="Times New Roman" w:eastAsia="Times New Roman" w:hAnsi="Times New Roman" w:cs="Times New Roman"/>
+          <w:color w:val="000000"/>
+          <w:kern w:val="0"/>
+          <w:lang w:eastAsia="ru-RU"/>
+          <w14:ligatures w14:val="none"/>
+        </w:rPr>
+        <w:t>а</w:t>
+      </w:r>
+      <w:r>
+        <w:rPr>
+          <w:rFonts w:ascii="Times New Roman" w:eastAsia="Times New Roman" w:hAnsi="Times New Roman" w:cs="Times New Roman"/>
+          <w:color w:val="000000"/>
+          <w:kern w:val="0"/>
+          <w:lang w:eastAsia="ru-RU"/>
+          <w14:ligatures w14:val="none"/>
+        </w:rPr>
+        <w:t>.</w:t>
+      </w:r>
+    </w:p>
+    <w:p>
+      <w:pPr>
+        <w:spacing w:before="40" w:after="40" w:line="240" w:lineRule="auto"/>
+        <w:rPr>
+          <w:rFonts w:ascii="Times New Roman" w:eastAsia="Times New Roman" w:hAnsi="Times New Roman" w:cs="Times New Roman"/>
+          <w:color w:val="000000"/>
+          <w:kern w:val="0"/>
+          <w:lang w:eastAsia="ru-RU"/>
+          <w14:ligatures w14:val="none"/>
+        </w:rPr>
+      </w:pPr>
+      <w:r>
+        <w:rPr>
+          <w:rFonts w:ascii="Times New Roman" w:eastAsia="Times New Roman" w:hAnsi="Times New Roman" w:cs="Times New Roman"/>
+          <w:color w:val="000000"/>
+          <w:kern w:val="0"/>
+          <w:lang w:eastAsia="ru-RU"/>
+          <w14:ligatures w14:val="none"/>
+        </w:rPr>
+        <w:t>Далее</w:t>
+      </w:r>
+      <w:r>
+        <w:rPr>
+          <w:rFonts w:ascii="Times New Roman" w:eastAsia="Times New Roman" w:hAnsi="Times New Roman" w:cs="Times New Roman"/>
+          <w:color w:val="000000"/>
+          <w:kern w:val="0"/>
+          <w:lang w:eastAsia="ru-RU"/>
+          <w14:ligatures w14:val="none"/>
+        </w:rPr>
+        <w:t xml:space="preserve"> </w:t>
+      </w:r>
+      <w:r>
+        <w:rPr>
+          <w:rFonts w:ascii="Times New Roman" w:eastAsia="Times New Roman" w:hAnsi="Times New Roman" w:cs="Times New Roman"/>
+          <w:color w:val="000000"/>
+          <w:kern w:val="0"/>
+          <w:lang w:eastAsia="ru-RU"/>
+          <w14:ligatures w14:val="none"/>
+        </w:rPr>
+        <w:t xml:space="preserve">идет обучение </w:t>
+      </w:r>
+      <w:r>
+        <w:rPr>
+          <w:rFonts w:ascii="Times New Roman" w:eastAsia="Times New Roman" w:hAnsi="Times New Roman" w:cs="Times New Roman"/>
+          <w:color w:val="000000"/>
+          <w:kern w:val="0"/>
+          <w:lang w:eastAsia="ru-RU"/>
+          <w14:ligatures w14:val="none"/>
+        </w:rPr>
+        <w:t>с функцией потерь «перекрёстная энтропия», после каждой эпохи проверяе</w:t>
+      </w:r>
+      <w:r>
+        <w:rPr>
+          <w:rFonts w:ascii="Times New Roman" w:eastAsia="Times New Roman" w:hAnsi="Times New Roman" w:cs="Times New Roman"/>
+          <w:color w:val="000000"/>
+          <w:kern w:val="0"/>
+          <w:lang w:eastAsia="ru-RU"/>
+          <w14:ligatures w14:val="none"/>
+        </w:rPr>
+        <w:t>т</w:t>
+      </w:r>
+      <w:r>
+        <w:rPr>
+          <w:rFonts w:ascii="Times New Roman" w:eastAsia="Times New Roman" w:hAnsi="Times New Roman" w:cs="Times New Roman"/>
+          <w:color w:val="000000"/>
+          <w:kern w:val="0"/>
+          <w:lang w:eastAsia="ru-RU"/>
+          <w14:ligatures w14:val="none"/>
+        </w:rPr>
+        <w:t>ся на валидации и берё</w:t>
+      </w:r>
+      <w:r>
+        <w:rPr>
+          <w:rFonts w:ascii="Times New Roman" w:eastAsia="Times New Roman" w:hAnsi="Times New Roman" w:cs="Times New Roman"/>
+          <w:color w:val="000000"/>
+          <w:kern w:val="0"/>
+          <w:lang w:eastAsia="ru-RU"/>
+          <w14:ligatures w14:val="none"/>
+        </w:rPr>
+        <w:t xml:space="preserve">тся </w:t>
+      </w:r>
+      <w:r>
+        <w:rPr>
+          <w:rFonts w:ascii="Times New Roman" w:eastAsia="Times New Roman" w:hAnsi="Times New Roman" w:cs="Times New Roman"/>
+          <w:color w:val="000000"/>
+          <w:kern w:val="0"/>
+          <w:lang w:eastAsia="ru-RU"/>
+          <w14:ligatures w14:val="none"/>
+        </w:rPr>
+        <w:t>лучший чекпоинт.</w:t>
+      </w:r>
+    </w:p>
+    <w:p>
+      <w:pPr>
+        <w:spacing w:before="40" w:after="40" w:line="240" w:lineRule="auto"/>
+        <w:rPr>
+          <w:rFonts w:ascii="Times New Roman" w:eastAsia="Times New Roman" w:hAnsi="Times New Roman" w:cs="Times New Roman"/>
+          <w:color w:val="000000"/>
+          <w:kern w:val="0"/>
+          <w:lang w:eastAsia="ru-RU"/>
+          <w14:ligatures w14:val="none"/>
+        </w:rPr>
+      </w:pPr>
+      <w:r>
+        <w:rPr>
+          <w:rFonts w:ascii="Times New Roman" w:eastAsia="Times New Roman" w:hAnsi="Times New Roman" w:cs="Times New Roman"/>
+          <w:color w:val="000000"/>
+          <w:kern w:val="0"/>
+          <w:lang w:eastAsia="ru-RU"/>
+          <w14:ligatures w14:val="none"/>
+        </w:rPr>
+        <w:t>В конце оценка качества на тех же тестовых данных что и для других моделей.</w:t>
+      </w:r>
+    </w:p>
+    <w:p>
+      <w:pPr>
+        <w:spacing w:before="40" w:after="40" w:line="240" w:lineRule="auto"/>
+        <w:rPr>
+          <w:rFonts w:ascii="Times New Roman" w:eastAsia="Times New Roman" w:hAnsi="Times New Roman" w:cs="Times New Roman"/>
+          <w:color w:val="000000"/>
+          <w:kern w:val="0"/>
+          <w:lang w:eastAsia="ru-RU"/>
+          <w14:ligatures w14:val="none"/>
+        </w:rPr>
+      </w:pPr>
+      <w:r>
+        <w:rPr>
+          <w:rFonts w:ascii="Times New Roman" w:eastAsia="Times New Roman" w:hAnsi="Times New Roman" w:cs="Times New Roman"/>
+          <w:color w:val="000000"/>
+          <w:kern w:val="0"/>
+          <w:lang w:eastAsia="ru-RU"/>
+          <w14:ligatures w14:val="none"/>
+        </w:rPr>
+        <w:t xml:space="preserve">По выбору моделей: </w:t>
+      </w:r>
+      <w:r>
+        <w:rPr>
+          <w:rFonts w:ascii="Times New Roman" w:eastAsia="Times New Roman" w:hAnsi="Times New Roman" w:cs="Times New Roman"/>
+          <w:color w:val="000000"/>
+          <w:kern w:val="0"/>
+          <w:lang w:eastAsia="ru-RU"/>
+          <w14:ligatures w14:val="none"/>
+        </w:rPr>
+        <w:t>сравнивались</w:t>
+      </w:r>
+      <w:r>
+        <w:rPr>
+          <w:rFonts w:ascii="Times New Roman" w:eastAsia="Times New Roman" w:hAnsi="Times New Roman" w:cs="Times New Roman"/>
+          <w:color w:val="000000"/>
+          <w:kern w:val="0"/>
+          <w:lang w:eastAsia="ru-RU"/>
+          <w14:ligatures w14:val="none"/>
+        </w:rPr>
+        <w:t xml:space="preserve"> восемь открытых языковых моделей от 8 до 32 миллиардов параметров</w:t>
+      </w:r>
+      <w:r>
+        <w:rPr>
+          <w:rFonts w:ascii="Times New Roman" w:eastAsia="Times New Roman" w:hAnsi="Times New Roman" w:cs="Times New Roman"/>
+          <w:color w:val="000000"/>
+          <w:kern w:val="0"/>
+          <w:lang w:eastAsia="ru-RU"/>
+          <w14:ligatures w14:val="none"/>
+        </w:rPr>
+        <w:t xml:space="preserve">, </w:t>
+      </w:r>
+      <w:r>
+        <w:rPr>
+          <w:rFonts w:ascii="Times New Roman" w:eastAsia="Times New Roman" w:hAnsi="Times New Roman" w:cs="Times New Roman"/>
+          <w:color w:val="000000"/>
+          <w:kern w:val="0"/>
+          <w:lang w:eastAsia="ru-RU"/>
+          <w14:ligatures w14:val="none"/>
+        </w:rPr>
+        <w:t>разны</w:t>
+      </w:r>
+      <w:r>
+        <w:rPr>
+          <w:rFonts w:ascii="Times New Roman" w:eastAsia="Times New Roman" w:hAnsi="Times New Roman" w:cs="Times New Roman"/>
+          <w:color w:val="000000"/>
+          <w:kern w:val="0"/>
+          <w:lang w:eastAsia="ru-RU"/>
+          <w14:ligatures w14:val="none"/>
+        </w:rPr>
+        <w:t xml:space="preserve">х </w:t>
+      </w:r>
+      <w:r>
+        <w:rPr>
+          <w:rFonts w:ascii="Times New Roman" w:eastAsia="Times New Roman" w:hAnsi="Times New Roman" w:cs="Times New Roman"/>
+          <w:color w:val="000000"/>
+          <w:kern w:val="0"/>
+          <w:lang w:eastAsia="ru-RU"/>
+          <w14:ligatures w14:val="none"/>
+        </w:rPr>
+        <w:t xml:space="preserve">семейств и </w:t>
+      </w:r>
+      <w:r>
+        <w:rPr>
+          <w:rFonts w:ascii="Times New Roman" w:eastAsia="Times New Roman" w:hAnsi="Times New Roman" w:cs="Times New Roman"/>
+          <w:color w:val="000000"/>
+          <w:kern w:val="0"/>
+          <w:lang w:eastAsia="ru-RU"/>
+          <w14:ligatures w14:val="none"/>
+        </w:rPr>
+        <w:t>адаптации</w:t>
+      </w:r>
+      <w:r>
+        <w:rPr>
+          <w:rFonts w:ascii="Times New Roman" w:eastAsia="Times New Roman" w:hAnsi="Times New Roman" w:cs="Times New Roman"/>
+          <w:color w:val="000000"/>
+          <w:kern w:val="0"/>
+          <w:lang w:eastAsia="ru-RU"/>
+          <w14:ligatures w14:val="none"/>
+        </w:rPr>
+        <w:t xml:space="preserve"> к русскому языку</w:t>
+      </w:r>
+    </w:p>
+    <w:p>
+      <w:pPr>
+        <w:spacing w:before="40" w:after="40" w:line="240" w:lineRule="auto"/>
+        <w:rPr>
+          <w:rFonts w:ascii="Times New Roman" w:eastAsia="Times New Roman" w:hAnsi="Times New Roman" w:cs="Times New Roman"/>
+          <w:kern w:val="0"/>
+          <w:lang w:eastAsia="ru-RU"/>
+          <w14:ligatures w14:val="none"/>
+        </w:rPr>
+      </w:pPr>
+      <w:r>
+        <w:pict w14:anchorId="40D584A1">
           <v:rect id="Horizontal Line 12" o:spid="_x0000_s1026" alt="" style="width:467.75pt;height:1.1pt;visibility:visible;mso-wrap-style:square;mso-width-percent:0;mso-height-percent:0;mso-left-percent:-10001;mso-top-percent:-10001;mso-position-horizontal:absolute;mso-position-horizontal-relative:char;mso-position-vertical:absolute;mso-position-vertical-relative:line;mso-width-percent:0;mso-height-percent:0;mso-left-percent:-10001;mso-top-percent:-10001;v-text-anchor:top" filled="f">
             <o:lock v:ext="edit" rotation="t" aspectratio="t" verticies="t" text="t" shapetype="t"/>
             <w10:anchorlock/>
@@ -3765,6 +5348,488 @@
     </w:p>
     <w:p>
       <w:pPr>
+        <w:spacing w:before="40" w:after="40" w:line="240" w:lineRule="auto"/>
+        <w:rPr>
+          <w:rFonts w:ascii="Times New Roman" w:hAnsi="Times New Roman" w:cs="Times New Roman"/>
+        </w:rPr>
+      </w:pPr>
+      <w:r>
+        <w:rPr>
+          <w:rFonts w:ascii="Times New Roman" w:eastAsia="Times New Roman" w:hAnsi="Times New Roman" w:cs="Times New Roman"/>
+          <w:b/>
+          <w:bCs/>
+          <w:color w:val="000000"/>
+          <w:kern w:val="0"/>
+          <w:lang w:eastAsia="ru-RU"/>
+          <w14:ligatures w14:val="none"/>
+        </w:rPr>
+        <w:t>Слайд 12— Результаты дообучения: выбор модели</w:t>
+      </w:r>
+      <w:r>
+        <w:rPr>
+          <w:rFonts w:ascii="Times New Roman" w:eastAsia="Times New Roman" w:hAnsi="Times New Roman" w:cs="Times New Roman"/>
+          <w:b/>
+          <w:bCs/>
+          <w:color w:val="000000"/>
+          <w:kern w:val="0"/>
+          <w:lang w:eastAsia="ru-RU"/>
+          <w14:ligatures w14:val="none"/>
+        </w:rPr>
+        <w:t>(20) 6:30</w:t>
+      </w:r>
+    </w:p>
+    <w:p>
+      <w:pPr>
+        <w:spacing w:before="40" w:after="40" w:line="240" w:lineRule="auto"/>
+        <w:rPr>
+          <w:rFonts w:ascii="Times New Roman" w:hAnsi="Times New Roman" w:cs="Times New Roman"/>
+        </w:rPr>
+      </w:pPr>
+      <w:r>
+        <w:rPr>
+          <w:rFonts w:ascii="Times New Roman" w:hAnsi="Times New Roman" w:cs="Times New Roman"/>
+        </w:rPr>
+        <w:t>По результатам дообучения все выбранные модели показали результаты лучше бейзлайн</w:t>
+      </w:r>
+      <w:r>
+        <w:rPr>
+          <w:rFonts w:ascii="Times New Roman" w:hAnsi="Times New Roman" w:cs="Times New Roman"/>
+        </w:rPr>
+        <w:br/>
+        <w:t>Лучшая конфигурация обошла лучшие модели на бейзлайн на 7</w:t>
+      </w:r>
+      <w:r>
+        <w:rPr>
+          <w:rFonts w:ascii="Times New Roman" w:hAnsi="Times New Roman" w:cs="Times New Roman"/>
+        </w:rPr>
+        <w:t xml:space="preserve">% </w:t>
+      </w:r>
+      <w:r>
+        <w:rPr>
+          <w:rFonts w:ascii="Times New Roman" w:hAnsi="Times New Roman" w:cs="Times New Roman"/>
+        </w:rPr>
+        <w:t xml:space="preserve">по </w:t>
+      </w:r>
+      <w:r>
+        <w:rPr>
+          <w:rFonts w:ascii="Times New Roman" w:hAnsi="Times New Roman" w:cs="Times New Roman"/>
+          <w:lang w:val="en-US"/>
+        </w:rPr>
+        <w:t>macro</w:t>
+      </w:r>
+      <w:r>
+        <w:rPr>
+          <w:rFonts w:ascii="Times New Roman" w:hAnsi="Times New Roman" w:cs="Times New Roman"/>
+        </w:rPr>
+        <w:t xml:space="preserve"> </w:t>
+      </w:r>
+      <w:r>
+        <w:rPr>
+          <w:rFonts w:ascii="Times New Roman" w:hAnsi="Times New Roman" w:cs="Times New Roman"/>
+          <w:lang w:val="en-US"/>
+        </w:rPr>
+        <w:t>f</w:t>
+      </w:r>
+      <w:r>
+        <w:rPr>
+          <w:rFonts w:ascii="Times New Roman" w:hAnsi="Times New Roman" w:cs="Times New Roman"/>
+        </w:rPr>
+        <w:t xml:space="preserve">1 </w:t>
+      </w:r>
+      <w:r>
+        <w:rPr>
+          <w:rFonts w:ascii="Times New Roman" w:hAnsi="Times New Roman" w:cs="Times New Roman"/>
+        </w:rPr>
+        <w:t>и 6</w:t>
+      </w:r>
+      <w:r>
+        <w:rPr>
+          <w:rFonts w:ascii="Times New Roman" w:hAnsi="Times New Roman" w:cs="Times New Roman"/>
+        </w:rPr>
+        <w:t xml:space="preserve">% </w:t>
+      </w:r>
+      <w:r>
+        <w:rPr>
+          <w:rFonts w:ascii="Times New Roman" w:hAnsi="Times New Roman" w:cs="Times New Roman"/>
+        </w:rPr>
+        <w:t xml:space="preserve">по </w:t>
+      </w:r>
+      <w:r>
+        <w:rPr>
+          <w:rFonts w:ascii="Times New Roman" w:hAnsi="Times New Roman" w:cs="Times New Roman"/>
+          <w:lang w:val="en-US"/>
+        </w:rPr>
+        <w:t>balanced</w:t>
+      </w:r>
+      <w:r>
+        <w:rPr>
+          <w:rFonts w:ascii="Times New Roman" w:hAnsi="Times New Roman" w:cs="Times New Roman"/>
+        </w:rPr>
+        <w:t xml:space="preserve"> </w:t>
+      </w:r>
+      <w:r>
+        <w:rPr>
+          <w:rFonts w:ascii="Times New Roman" w:hAnsi="Times New Roman" w:cs="Times New Roman"/>
+          <w:lang w:val="en-US"/>
+        </w:rPr>
+        <w:t>accuracy</w:t>
+      </w:r>
+      <w:r>
+        <w:rPr>
+          <w:rFonts w:ascii="Times New Roman" w:hAnsi="Times New Roman" w:cs="Times New Roman"/>
+        </w:rPr>
+        <w:t>.</w:t>
+      </w:r>
+    </w:p>
+    <w:p>
+      <w:pPr>
+        <w:spacing w:before="40" w:after="40" w:line="240" w:lineRule="auto"/>
+        <w:rPr>
+          <w:rFonts w:ascii="Times New Roman" w:hAnsi="Times New Roman" w:cs="Times New Roman"/>
+        </w:rPr>
+      </w:pPr>
+      <w:r>
+        <w:rPr>
+          <w:rFonts w:ascii="Times New Roman" w:hAnsi="Times New Roman" w:cs="Times New Roman"/>
+        </w:rPr>
+        <w:t xml:space="preserve">Лучшим методом оказался </w:t>
+      </w:r>
+      <w:r>
+        <w:rPr>
+          <w:rFonts w:ascii="Times New Roman" w:hAnsi="Times New Roman" w:cs="Times New Roman"/>
+          <w:lang w:val="en-US"/>
+        </w:rPr>
+        <w:t>QLoRA</w:t>
+      </w:r>
+      <w:r>
+        <w:rPr>
+          <w:rFonts w:ascii="Times New Roman" w:hAnsi="Times New Roman" w:cs="Times New Roman"/>
+        </w:rPr>
+        <w:t xml:space="preserve"> даже для большинства небольших моделей где использовался </w:t>
+      </w:r>
+      <w:r>
+        <w:rPr>
+          <w:rFonts w:ascii="Times New Roman" w:hAnsi="Times New Roman" w:cs="Times New Roman"/>
+          <w:lang w:val="en-US"/>
+        </w:rPr>
+        <w:t>Lora</w:t>
+      </w:r>
+      <w:r>
+        <w:rPr>
+          <w:rFonts w:ascii="Times New Roman" w:hAnsi="Times New Roman" w:cs="Times New Roman"/>
+        </w:rPr>
+        <w:t>.</w:t>
+      </w:r>
+    </w:p>
+    <w:p>
+      <w:pPr>
+        <w:spacing w:before="40" w:after="40" w:line="240" w:lineRule="auto"/>
+        <w:rPr>
+          <w:rFonts w:ascii="Times New Roman" w:eastAsia="Times New Roman" w:hAnsi="Times New Roman" w:cs="Times New Roman"/>
+          <w:b/>
+          <w:bCs/>
+          <w:color w:val="000000"/>
+          <w:kern w:val="0"/>
+          <w:lang w:eastAsia="ru-RU"/>
+          <w14:ligatures w14:val="none"/>
+        </w:rPr>
+      </w:pPr>
+      <w:r>
+        <w:rPr>
+          <w:rFonts w:ascii="Times New Roman" w:eastAsia="Times New Roman" w:hAnsi="Times New Roman" w:cs="Times New Roman"/>
+          <w:b/>
+          <w:bCs/>
+          <w:color w:val="000000"/>
+          <w:kern w:val="0"/>
+          <w:lang w:eastAsia="ru-RU"/>
+          <w14:ligatures w14:val="none"/>
+        </w:rPr>
+        <w:t>Слайд 1</w:t>
+      </w:r>
+      <w:r>
+        <w:rPr>
+          <w:rFonts w:ascii="Times New Roman" w:eastAsia="Times New Roman" w:hAnsi="Times New Roman" w:cs="Times New Roman"/>
+          <w:b/>
+          <w:bCs/>
+          <w:color w:val="000000"/>
+          <w:kern w:val="0"/>
+          <w:lang w:eastAsia="ru-RU"/>
+          <w14:ligatures w14:val="none"/>
+        </w:rPr>
+        <w:t>3</w:t>
+      </w:r>
+    </w:p>
+    <w:p>
+      <w:pPr>
+        <w:spacing w:before="40" w:after="40" w:line="240" w:lineRule="auto"/>
+        <w:rPr>
+          <w:rFonts w:ascii="Times New Roman" w:eastAsia="Times New Roman" w:hAnsi="Times New Roman" w:cs="Times New Roman"/>
+          <w:kern w:val="0"/>
+          <w:lang w:eastAsia="ru-RU"/>
+          <w14:ligatures w14:val="none"/>
+        </w:rPr>
+      </w:pPr>
+      <w:r>
+        <w:rPr>
+          <w:rFonts w:ascii="Times New Roman" w:hAnsi="Times New Roman" w:cs="Times New Roman"/>
+          <w:noProof/>
+        </w:rPr>
+        <w:lastRenderedPageBreak/>
+        <mc:AlternateContent>
+          <mc:Choice Requires="wps">
+            <w:drawing>
+              <wp:inline distT="0" distB="0" distL="0" distR="0" wp14:anchorId="5BE7ED43" wp14:editId="6B85F7A2">
+                <wp:extent cx="5940425" cy="13970"/>
+                <wp:effectExtent l="0" t="0" r="15875" b="11430"/>
+                <wp:docPr id="1693668844" name="Horizontal Line 12"/>
+                <wp:cNvGraphicFramePr>
+                  <a:graphicFrameLocks xmlns:a="http://schemas.openxmlformats.org/drawingml/2006/main"/>
+                </wp:cNvGraphicFramePr>
+                <a:graphic xmlns:a="http://schemas.openxmlformats.org/drawingml/2006/main">
+                  <a:graphicData uri="http://schemas.microsoft.com/office/word/2010/wordprocessingShape">
+                    <wps:wsp>
+                      <wps:cNvSpPr>
+                        <a:spLocks/>
+                      </wps:cNvSpPr>
+                      <wps:spPr bwMode="auto">
+                        <a:xfrm>
+                          <a:off x="0" y="0"/>
+                          <a:ext cx="5940425" cy="13970"/>
+                        </a:xfrm>
+                        <a:prstGeom prst="rect">
+                          <a:avLst/>
+                        </a:prstGeom>
+                        <a:noFill/>
+                        <a:ln w="9525">
+                          <a:solidFill>
+                            <a:srgbClr val="000000"/>
+                          </a:solidFill>
+                          <a:miter lim="800000"/>
+                          <a:headEnd/>
+                          <a:tailEnd/>
+                        </a:ln>
+                        <a:extLst>
+                          <a:ext uri="{909E8E84-426E-40DD-AFC4-6F175D3DCCD1}">
+                            <a14:hiddenFill xmlns:a14="http://schemas.microsoft.com/office/drawing/2010/main">
+                              <a:solidFill>
+                                <a:srgbClr val="FFFFFF"/>
+                              </a:solidFill>
+                            </a14:hiddenFill>
+                          </a:ext>
+                        </a:extLst>
+                      </wps:spPr>
+                      <wps:bodyPr rot="0" vert="horz" wrap="square" lIns="91440" tIns="45720" rIns="91440" bIns="45720" anchor="t" anchorCtr="0" upright="1">
+                        <a:noAutofit/>
+                      </wps:bodyPr>
+                    </wps:wsp>
+                  </a:graphicData>
+                </a:graphic>
+              </wp:inline>
+            </w:drawing>
+          </mc:Choice>
+          <mc:Fallback>
+            <w:pict>
+              <v:rect w14:anchorId="2265FDF3" id="Horizontal Line 12" o:spid="_x0000_s1026" style="width:467.75pt;height:1.1pt;visibility:visible;mso-wrap-style:square;mso-left-percent:-10001;mso-top-percent:-10001;mso-position-horizontal:absolute;mso-position-horizontal-relative:char;mso-position-vertical:absolute;mso-position-vertical-relative:line;mso-left-percent:-10001;mso-top-percent:-10001;v-text-anchor:top" o:gfxdata="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" filled="f">
+                <v:path arrowok="t"/>
+                <w10:anchorlock/>
+              </v:rect>
+            </w:pict>
+          </mc:Fallback>
+        </mc:AlternateContent>
+      </w:r>
+    </w:p>
+    <w:p>
+      <w:pPr>
+        <w:spacing w:before="40" w:after="40" w:line="240" w:lineRule="auto"/>
+        <w:rPr>
+          <w:rFonts w:ascii="Times New Roman" w:hAnsi="Times New Roman" w:cs="Times New Roman"/>
+        </w:rPr>
+      </w:pPr>
+      <w:r>
+        <w:rPr>
+          <w:rFonts w:ascii="Times New Roman" w:hAnsi="Times New Roman" w:cs="Times New Roman"/>
+        </w:rPr>
+        <w:t>Результаты работы</w:t>
+      </w:r>
+      <w:r>
+        <w:rPr>
+          <w:rFonts w:ascii="Times New Roman" w:hAnsi="Times New Roman" w:cs="Times New Roman"/>
+        </w:rPr>
+        <w:t xml:space="preserve"> (20</w:t>
+      </w:r>
+      <w:r>
+        <w:rPr>
+          <w:rFonts w:ascii="Times New Roman" w:hAnsi="Times New Roman" w:cs="Times New Roman"/>
+        </w:rPr>
+        <w:t>-30</w:t>
+      </w:r>
+      <w:r>
+        <w:rPr>
+          <w:rFonts w:ascii="Times New Roman" w:hAnsi="Times New Roman" w:cs="Times New Roman"/>
+        </w:rPr>
+        <w:t>)</w:t>
+      </w:r>
+    </w:p>
+    <w:p>
+      <w:pPr>
+        <w:spacing w:before="40" w:after="40" w:line="240" w:lineRule="auto"/>
+        <w:rPr>
+          <w:rFonts w:ascii="Times New Roman" w:hAnsi="Times New Roman" w:cs="Times New Roman"/>
+        </w:rPr>
+      </w:pPr>
+    </w:p>
+    <w:p>
+      <w:pPr>
+        <w:spacing w:before="40" w:after="40" w:line="240" w:lineRule="auto"/>
+        <w:rPr>
+          <w:rFonts w:ascii="Times New Roman" w:hAnsi="Times New Roman" w:cs="Times New Roman"/>
+        </w:rPr>
+      </w:pPr>
+      <w:r>
+        <w:rPr>
+          <w:rFonts w:ascii="Times New Roman" w:hAnsi="Times New Roman" w:cs="Times New Roman"/>
+        </w:rPr>
+        <w:t xml:space="preserve">В результате работы реализован </w:t>
+      </w:r>
+      <w:r>
+        <w:rPr>
+          <w:rFonts w:ascii="Times New Roman" w:hAnsi="Times New Roman" w:cs="Times New Roman"/>
+        </w:rPr>
+        <w:t>готовый пайплайн,</w:t>
+      </w:r>
+      <w:r>
+        <w:rPr>
+          <w:rFonts w:ascii="Times New Roman" w:hAnsi="Times New Roman" w:cs="Times New Roman"/>
+        </w:rPr>
+        <w:t xml:space="preserve"> состоящий из очистки, деления, аугментации данных, оценки результатов на</w:t>
+      </w:r>
+      <w:r>
+        <w:rPr>
+          <w:rFonts w:ascii="Times New Roman" w:hAnsi="Times New Roman" w:cs="Times New Roman"/>
+        </w:rPr>
+        <w:t xml:space="preserve"> </w:t>
+      </w:r>
+      <w:r>
+        <w:rPr>
+          <w:rFonts w:ascii="Times New Roman" w:hAnsi="Times New Roman" w:cs="Times New Roman"/>
+          <w:lang w:val="en-US"/>
+        </w:rPr>
+        <w:t>b</w:t>
+      </w:r>
+      <w:r>
+        <w:rPr>
+          <w:rFonts w:ascii="Times New Roman" w:hAnsi="Times New Roman" w:cs="Times New Roman"/>
+          <w:lang w:val="en-US"/>
+        </w:rPr>
+        <w:t>aseline</w:t>
+      </w:r>
+      <w:r>
+        <w:rPr>
+          <w:rFonts w:ascii="Times New Roman" w:hAnsi="Times New Roman" w:cs="Times New Roman"/>
+        </w:rPr>
+        <w:t xml:space="preserve"> </w:t>
+      </w:r>
+      <w:r>
+        <w:rPr>
+          <w:rFonts w:ascii="Times New Roman" w:hAnsi="Times New Roman" w:cs="Times New Roman"/>
+        </w:rPr>
+        <w:t xml:space="preserve">моделях и дообучения </w:t>
+      </w:r>
+      <w:r>
+        <w:rPr>
+          <w:rFonts w:ascii="Times New Roman" w:hAnsi="Times New Roman" w:cs="Times New Roman"/>
+        </w:rPr>
+        <w:t xml:space="preserve">и классификации выбранной </w:t>
+      </w:r>
+      <w:r>
+        <w:rPr>
+          <w:rFonts w:ascii="Times New Roman" w:hAnsi="Times New Roman" w:cs="Times New Roman"/>
+          <w:lang w:val="en-US"/>
+        </w:rPr>
+        <w:t>LLM</w:t>
+      </w:r>
+      <w:r>
+        <w:rPr>
+          <w:rFonts w:ascii="Times New Roman" w:hAnsi="Times New Roman" w:cs="Times New Roman"/>
+        </w:rPr>
+        <w:t xml:space="preserve">. Для удобства все изменяемые параметры вынесены в конфигурационные </w:t>
+      </w:r>
+      <w:r>
+        <w:rPr>
+          <w:rFonts w:ascii="Times New Roman" w:hAnsi="Times New Roman" w:cs="Times New Roman"/>
+          <w:lang w:val="en-US"/>
+        </w:rPr>
+        <w:t>JSON</w:t>
+      </w:r>
+      <w:r>
+        <w:rPr>
+          <w:rFonts w:ascii="Times New Roman" w:hAnsi="Times New Roman" w:cs="Times New Roman"/>
+        </w:rPr>
+        <w:t xml:space="preserve"> файлы. В результате проверки на немаскированных данных топ 5 конфигураций дали следующие результаты….</w:t>
+      </w:r>
+    </w:p>
+    <w:p>
+      <w:pPr>
+        <w:spacing w:before="40" w:after="40" w:line="240" w:lineRule="auto"/>
+        <w:rPr>
+          <w:rFonts w:ascii="Times New Roman" w:hAnsi="Times New Roman" w:cs="Times New Roman"/>
+        </w:rPr>
+      </w:pPr>
+    </w:p>
+    <w:p>
+      <w:pPr>
+        <w:spacing w:before="40" w:after="40" w:line="240" w:lineRule="auto"/>
+        <w:rPr>
+          <w:rFonts w:ascii="Times New Roman" w:hAnsi="Times New Roman" w:cs="Times New Roman"/>
+        </w:rPr>
+      </w:pPr>
+      <w:r>
+        <w:rPr>
+          <w:rFonts w:ascii="Times New Roman" w:hAnsi="Times New Roman" w:cs="Times New Roman"/>
+        </w:rPr>
+        <w:t xml:space="preserve">    </w:t>
+      </w:r>
+      <w:r>
+        <w:rPr>
+          <w:rFonts w:ascii="Times New Roman" w:hAnsi="Times New Roman" w:cs="Times New Roman"/>
+        </w:rPr>
+        <w:br/>
+      </w:r>
+      <w:r>
+        <w:rPr>
+          <w:rFonts w:ascii="Times New Roman" w:hAnsi="Times New Roman" w:cs="Times New Roman"/>
+        </w:rPr>
+        <w:t xml:space="preserve">Цель исследования Достигнута. Результаты подтвердили оправданность дообучения </w:t>
+      </w:r>
+      <w:r>
+        <w:rPr>
+          <w:rFonts w:ascii="Times New Roman" w:hAnsi="Times New Roman" w:cs="Times New Roman"/>
+          <w:lang w:val="en-US"/>
+        </w:rPr>
+        <w:t>LLM</w:t>
+      </w:r>
+      <w:r>
+        <w:rPr>
+          <w:rFonts w:ascii="Times New Roman" w:hAnsi="Times New Roman" w:cs="Times New Roman"/>
+        </w:rPr>
+        <w:t xml:space="preserve"> </w:t>
+      </w:r>
+      <w:r>
+        <w:rPr>
+          <w:rFonts w:ascii="Times New Roman" w:hAnsi="Times New Roman" w:cs="Times New Roman"/>
+        </w:rPr>
+        <w:t>применительно к задачам классификации текстовых документов.</w:t>
+      </w:r>
+      <w:r>
+        <w:rPr>
+          <w:rFonts w:ascii="Times New Roman" w:hAnsi="Times New Roman" w:cs="Times New Roman"/>
+        </w:rPr>
+        <w:br/>
+      </w:r>
+    </w:p>
+    <w:p>
+      <w:pPr>
+        <w:spacing w:before="40" w:after="40" w:line="240" w:lineRule="auto"/>
         <w:rPr>
           <w:rFonts w:ascii="Times New Roman" w:hAnsi="Times New Roman" w:cs="Times New Roman"/>
         </w:rPr>
@@ -3783,16 +5848,16 @@
 <file path=word/numbering.xml><?xml version="1.0" encoding="utf-8"?>
 <w:numbering xmlns:wpc="http://schemas.microsoft.com/office/word/2010/wordprocessingCanvas" xmlns:cx="http://schemas.microsoft.com/office/drawing/2014/chartex" xmlns:cx1="http://schemas.microsoft.com/office/drawing/2015/9/8/chartex" xmlns:cx2="http://schemas.microsoft.com/office/drawing/2015/10/21/chartex" xmlns:cx3="http://schemas.microsoft.com/office/drawing/2016/5/9/chartex" xmlns:cx4="http://schemas.microsoft.com/office/drawing/2016/5/10/chartex" xmlns:cx5="http://schemas.microsoft.com/office/drawing/2016/5/11/chartex" xmlns:cx6="http://schemas.microsoft.com/office/drawing/2016/5/12/chartex" xmlns:cx7="http://schemas.microsoft.com/office/drawing/2016/5/13/chartex" xmlns:cx8="http://schemas.microsoft.com/office/drawing/2016/5/14/chartex" xmlns:mc="http://schemas.openxmlformats.org/markup-compatibility/2006" xmlns:aink="http://schemas.microsoft.com/office/drawing/2016/ink" xmlns:am3d="http://schemas.microsoft.com/office/drawing/2017/model3d" xmlns:o="urn:schemas-microsoft-com:office:office" xmlns:oel="http://schemas.microsoft.com/office/2019/extlst" xmlns:r="http://schemas.openxmlformats.org/officeDocument/2006/relationships" xmlns:m="http://schemas.openxmlformats.org/officeDocument/2006/math" xmlns:v="urn:schemas-microsoft-com:vml" xmlns:wp14="http://schemas.microsoft.com/office/word/2010/wordprocessingDrawing" xmlns:wp="http://schemas.openxmlformats.org/drawingml/2006/wordprocessingDrawing" xmlns:w10="urn:schemas-microsoft-com:office:word" xmlns:w="http://schemas.openxmlformats.org/wordprocessingml/2006/main" xmlns:w14="http://schemas.microsoft.com/office/word/2010/wordml" xmlns:w15="http://schemas.microsoft.com/office/word/2012/wordml" xmlns:w16cex="http://schemas.microsoft.com/office/word/2018/wordml/cex" xmlns:w16cid="http://schemas.microsoft.com/office/word/2016/wordml/cid" xmlns:w16="http://schemas.microsoft.com/office/word/2018/wordml" xmlns:w16du="http://schemas.microsoft.com/office/word/2023/wordml/word16du" xmlns:w16sdtdh="http://schemas.microsoft.com/office/word/2020/wordml/sdtdatahash" xmlns:w16sdtfl="http://schemas.microsoft.com/office/word/2024/wordml/sdtformatlock" xmlns:w16se="http://schemas.microsoft.com/office/word/2015/wordml/symex" xmlns:wpg="http://schemas.microsoft.com/office/word/2010/wordprocessingGroup" xmlns:wpi="http://schemas.microsoft.com/office/word/2010/wordprocessingInk" xmlns:wne="http://schemas.microsoft.com/office/word/2006/wordml" xmlns:wps="http://schemas.microsoft.com/office/word/2010/wordprocessingShape" mc:Ignorable="w14 w15 w16se w16cid w16 w16cex w16sdtdh w16sdtfl w16du wp14">
   <w:abstractNum w:abstractNumId="0" w15:restartNumberingAfterBreak="0">
-    <w:nsid w:val="2AD6121C"/>
+    <w:nsid w:val="01A67CBD"/>
     <w:multiLevelType w:val="hybridMultilevel"/>
-    <w:tmpl w:val="CE08996C"/>
+    <w:tmpl w:val="D41CCD22"/>
     <w:lvl w:ilvl="0" w:tplc="04190001">
       <w:start w:val="1"/>
       <w:numFmt w:val="bullet"/>
       <w:lvlText w:val=""/>
       <w:lvlJc w:val="left"/>
       <w:pPr>
-        <w:ind w:left="1428" w:hanging="360"/>
+        <w:ind w:left="720" w:hanging="360"/>
       </w:pPr>
       <w:rPr>
         <w:rFonts w:ascii="Symbol" w:hAnsi="Symbol" w:hint="default"/>
@@ -3804,7 +5869,7 @@
       <w:lvlText w:val="o"/>
       <w:lvlJc w:val="left"/>
       <w:pPr>
-        <w:ind w:left="2148" w:hanging="360"/>
+        <w:ind w:left="1440" w:hanging="360"/>
       </w:pPr>
       <w:rPr>
         <w:rFonts w:ascii="Courier New" w:hAnsi="Courier New" w:cs="Courier New" w:hint="default"/>
@@ -3816,7 +5881,7 @@
       <w:lvlText w:val=""/>
       <w:lvlJc w:val="left"/>
       <w:pPr>
-        <w:ind w:left="2868" w:hanging="360"/>
+        <w:ind w:left="2160" w:hanging="360"/>
       </w:pPr>
       <w:rPr>
         <w:rFonts w:ascii="Wingdings" w:hAnsi="Wingdings" w:hint="default"/>
@@ -3828,7 +5893,7 @@
       <w:lvlText w:val=""/>
       <w:lvlJc w:val="left"/>
       <w:pPr>
-        <w:ind w:left="3588" w:hanging="360"/>
+        <w:ind w:left="2880" w:hanging="360"/>
       </w:pPr>
       <w:rPr>
         <w:rFonts w:ascii="Symbol" w:hAnsi="Symbol" w:hint="default"/>
@@ -3840,7 +5905,7 @@
       <w:lvlText w:val="o"/>
       <w:lvlJc w:val="left"/>
       <w:pPr>
-        <w:ind w:left="4308" w:hanging="360"/>
+        <w:ind w:left="3600" w:hanging="360"/>
       </w:pPr>
       <w:rPr>
         <w:rFonts w:ascii="Courier New" w:hAnsi="Courier New" w:cs="Courier New" w:hint="default"/>
@@ -3852,7 +5917,7 @@
       <w:lvlText w:val=""/>
       <w:lvlJc w:val="left"/>
       <w:pPr>
-        <w:ind w:left="5028" w:hanging="360"/>
+        <w:ind w:left="4320" w:hanging="360"/>
       </w:pPr>
       <w:rPr>
         <w:rFonts w:ascii="Wingdings" w:hAnsi="Wingdings" w:hint="default"/>
@@ -3864,7 +5929,7 @@
       <w:lvlText w:val=""/>
       <w:lvlJc w:val="left"/>
       <w:pPr>
-        <w:ind w:left="5748" w:hanging="360"/>
+        <w:ind w:left="5040" w:hanging="360"/>
       </w:pPr>
       <w:rPr>
         <w:rFonts w:ascii="Symbol" w:hAnsi="Symbol" w:hint="default"/>
@@ -3876,7 +5941,7 @@
       <w:lvlText w:val="o"/>
       <w:lvlJc w:val="left"/>
       <w:pPr>
-        <w:ind w:left="6468" w:hanging="360"/>
+        <w:ind w:left="5760" w:hanging="360"/>
       </w:pPr>
       <w:rPr>
         <w:rFonts w:ascii="Courier New" w:hAnsi="Courier New" w:cs="Courier New" w:hint="default"/>
@@ -3888,7 +5953,7 @@
       <w:lvlText w:val=""/>
       <w:lvlJc w:val="left"/>
       <w:pPr>
-        <w:ind w:left="7188" w:hanging="360"/>
+        <w:ind w:left="6480" w:hanging="360"/>
       </w:pPr>
       <w:rPr>
         <w:rFonts w:ascii="Wingdings" w:hAnsi="Wingdings" w:hint="default"/>
@@ -3896,16 +5961,16 @@
     </w:lvl>
   </w:abstractNum>
   <w:abstractNum w:abstractNumId="1" w15:restartNumberingAfterBreak="0">
-    <w:nsid w:val="7DA448F7"/>
+    <w:nsid w:val="079939A0"/>
     <w:multiLevelType w:val="hybridMultilevel"/>
-    <w:tmpl w:val="FB98B7B6"/>
+    <w:tmpl w:val="D902BAA0"/>
     <w:lvl w:ilvl="0" w:tplc="04190001">
       <w:start w:val="1"/>
       <w:numFmt w:val="bullet"/>
       <w:lvlText w:val=""/>
       <w:lvlJc w:val="left"/>
       <w:pPr>
-        <w:ind w:left="720" w:hanging="360"/>
+        <w:ind w:left="1428" w:hanging="360"/>
       </w:pPr>
       <w:rPr>
         <w:rFonts w:ascii="Symbol" w:hAnsi="Symbol" w:hint="default"/>
@@ -3917,7 +5982,7 @@
       <w:lvlText w:val="o"/>
       <w:lvlJc w:val="left"/>
       <w:pPr>
-        <w:ind w:left="1440" w:hanging="360"/>
+        <w:ind w:left="2148" w:hanging="360"/>
       </w:pPr>
       <w:rPr>
         <w:rFonts w:ascii="Courier New" w:hAnsi="Courier New" w:cs="Courier New" w:hint="default"/>
@@ -3929,7 +5994,7 @@
       <w:lvlText w:val=""/>
       <w:lvlJc w:val="left"/>
       <w:pPr>
-        <w:ind w:left="2160" w:hanging="360"/>
+        <w:ind w:left="2868" w:hanging="360"/>
       </w:pPr>
       <w:rPr>
         <w:rFonts w:ascii="Wingdings" w:hAnsi="Wingdings" w:hint="default"/>
@@ -3941,7 +6006,7 @@
       <w:lvlText w:val=""/>
       <w:lvlJc w:val="left"/>
       <w:pPr>
-        <w:ind w:left="2880" w:hanging="360"/>
+        <w:ind w:left="3588" w:hanging="360"/>
       </w:pPr>
       <w:rPr>
         <w:rFonts w:ascii="Symbol" w:hAnsi="Symbol" w:hint="default"/>
@@ -3953,7 +6018,7 @@
       <w:lvlText w:val="o"/>
       <w:lvlJc w:val="left"/>
       <w:pPr>
-        <w:ind w:left="3600" w:hanging="360"/>
+        <w:ind w:left="4308" w:hanging="360"/>
       </w:pPr>
       <w:rPr>
         <w:rFonts w:ascii="Courier New" w:hAnsi="Courier New" w:cs="Courier New" w:hint="default"/>
@@ -3965,7 +6030,7 @@
       <w:lvlText w:val=""/>
       <w:lvlJc w:val="left"/>
       <w:pPr>
-        <w:ind w:left="4320" w:hanging="360"/>
+        <w:ind w:left="5028" w:hanging="360"/>
       </w:pPr>
       <w:rPr>
         <w:rFonts w:ascii="Wingdings" w:hAnsi="Wingdings" w:hint="default"/>
@@ -3977,7 +6042,7 @@
       <w:lvlText w:val=""/>
       <w:lvlJc w:val="left"/>
       <w:pPr>
-        <w:ind w:left="5040" w:hanging="360"/>
+        <w:ind w:left="5748" w:hanging="360"/>
       </w:pPr>
       <w:rPr>
         <w:rFonts w:ascii="Symbol" w:hAnsi="Symbol" w:hint="default"/>
@@ -3989,7 +6054,7 @@
       <w:lvlText w:val="o"/>
       <w:lvlJc w:val="left"/>
       <w:pPr>
-        <w:ind w:left="5760" w:hanging="360"/>
+        <w:ind w:left="6468" w:hanging="360"/>
       </w:pPr>
       <w:rPr>
         <w:rFonts w:ascii="Courier New" w:hAnsi="Courier New" w:cs="Courier New" w:hint="default"/>
@@ -4001,6 +6066,232 @@
       <w:lvlText w:val=""/>
       <w:lvlJc w:val="left"/>
       <w:pPr>
+        <w:ind w:left="7188" w:hanging="360"/>
+      </w:pPr>
+      <w:rPr>
+        <w:rFonts w:ascii="Wingdings" w:hAnsi="Wingdings" w:hint="default"/>
+      </w:rPr>
+    </w:lvl>
+  </w:abstractNum>
+  <w:abstractNum w:abstractNumId="2" w15:restartNumberingAfterBreak="0">
+    <w:nsid w:val="2AD6121C"/>
+    <w:multiLevelType w:val="hybridMultilevel"/>
+    <w:tmpl w:val="CE08996C"/>
+    <w:lvl w:ilvl="0" w:tplc="04190001">
+      <w:start w:val="1"/>
+      <w:numFmt w:val="bullet"/>
+      <w:lvlText w:val=""/>
+      <w:lvlJc w:val="left"/>
+      <w:pPr>
+        <w:ind w:left="1428" w:hanging="360"/>
+      </w:pPr>
+      <w:rPr>
+        <w:rFonts w:ascii="Symbol" w:hAnsi="Symbol" w:hint="default"/>
+      </w:rPr>
+    </w:lvl>
+    <w:lvl w:ilvl="1" w:tplc="04190003" w:tentative="1">
+      <w:start w:val="1"/>
+      <w:numFmt w:val="bullet"/>
+      <w:lvlText w:val="o"/>
+      <w:lvlJc w:val="left"/>
+      <w:pPr>
+        <w:ind w:left="2148" w:hanging="360"/>
+      </w:pPr>
+      <w:rPr>
+        <w:rFonts w:ascii="Courier New" w:hAnsi="Courier New" w:cs="Courier New" w:hint="default"/>
+      </w:rPr>
+    </w:lvl>
+    <w:lvl w:ilvl="2" w:tplc="04190005" w:tentative="1">
+      <w:start w:val="1"/>
+      <w:numFmt w:val="bullet"/>
+      <w:lvlText w:val=""/>
+      <w:lvlJc w:val="left"/>
+      <w:pPr>
+        <w:ind w:left="2868" w:hanging="360"/>
+      </w:pPr>
+      <w:rPr>
+        <w:rFonts w:ascii="Wingdings" w:hAnsi="Wingdings" w:hint="default"/>
+      </w:rPr>
+    </w:lvl>
+    <w:lvl w:ilvl="3" w:tplc="04190001" w:tentative="1">
+      <w:start w:val="1"/>
+      <w:numFmt w:val="bullet"/>
+      <w:lvlText w:val=""/>
+      <w:lvlJc w:val="left"/>
+      <w:pPr>
+        <w:ind w:left="3588" w:hanging="360"/>
+      </w:pPr>
+      <w:rPr>
+        <w:rFonts w:ascii="Symbol" w:hAnsi="Symbol" w:hint="default"/>
+      </w:rPr>
+    </w:lvl>
+    <w:lvl w:ilvl="4" w:tplc="04190003" w:tentative="1">
+      <w:start w:val="1"/>
+      <w:numFmt w:val="bullet"/>
+      <w:lvlText w:val="o"/>
+      <w:lvlJc w:val="left"/>
+      <w:pPr>
+        <w:ind w:left="4308" w:hanging="360"/>
+      </w:pPr>
+      <w:rPr>
+        <w:rFonts w:ascii="Courier New" w:hAnsi="Courier New" w:cs="Courier New" w:hint="default"/>
+      </w:rPr>
+    </w:lvl>
+    <w:lvl w:ilvl="5" w:tplc="04190005" w:tentative="1">
+      <w:start w:val="1"/>
+      <w:numFmt w:val="bullet"/>
+      <w:lvlText w:val=""/>
+      <w:lvlJc w:val="left"/>
+      <w:pPr>
+        <w:ind w:left="5028" w:hanging="360"/>
+      </w:pPr>
+      <w:rPr>
+        <w:rFonts w:ascii="Wingdings" w:hAnsi="Wingdings" w:hint="default"/>
+      </w:rPr>
+    </w:lvl>
+    <w:lvl w:ilvl="6" w:tplc="04190001" w:tentative="1">
+      <w:start w:val="1"/>
+      <w:numFmt w:val="bullet"/>
+      <w:lvlText w:val=""/>
+      <w:lvlJc w:val="left"/>
+      <w:pPr>
+        <w:ind w:left="5748" w:hanging="360"/>
+      </w:pPr>
+      <w:rPr>
+        <w:rFonts w:ascii="Symbol" w:hAnsi="Symbol" w:hint="default"/>
+      </w:rPr>
+    </w:lvl>
+    <w:lvl w:ilvl="7" w:tplc="04190003" w:tentative="1">
+      <w:start w:val="1"/>
+      <w:numFmt w:val="bullet"/>
+      <w:lvlText w:val="o"/>
+      <w:lvlJc w:val="left"/>
+      <w:pPr>
+        <w:ind w:left="6468" w:hanging="360"/>
+      </w:pPr>
+      <w:rPr>
+        <w:rFonts w:ascii="Courier New" w:hAnsi="Courier New" w:cs="Courier New" w:hint="default"/>
+      </w:rPr>
+    </w:lvl>
+    <w:lvl w:ilvl="8" w:tplc="04190005" w:tentative="1">
+      <w:start w:val="1"/>
+      <w:numFmt w:val="bullet"/>
+      <w:lvlText w:val=""/>
+      <w:lvlJc w:val="left"/>
+      <w:pPr>
+        <w:ind w:left="7188" w:hanging="360"/>
+      </w:pPr>
+      <w:rPr>
+        <w:rFonts w:ascii="Wingdings" w:hAnsi="Wingdings" w:hint="default"/>
+      </w:rPr>
+    </w:lvl>
+  </w:abstractNum>
+  <w:abstractNum w:abstractNumId="3" w15:restartNumberingAfterBreak="0">
+    <w:nsid w:val="7DA448F7"/>
+    <w:multiLevelType w:val="hybridMultilevel"/>
+    <w:tmpl w:val="FB98B7B6"/>
+    <w:lvl w:ilvl="0" w:tplc="04190001">
+      <w:start w:val="1"/>
+      <w:numFmt w:val="bullet"/>
+      <w:lvlText w:val=""/>
+      <w:lvlJc w:val="left"/>
+      <w:pPr>
+        <w:ind w:left="720" w:hanging="360"/>
+      </w:pPr>
+      <w:rPr>
+        <w:rFonts w:ascii="Symbol" w:hAnsi="Symbol" w:hint="default"/>
+      </w:rPr>
+    </w:lvl>
+    <w:lvl w:ilvl="1" w:tplc="04190003" w:tentative="1">
+      <w:start w:val="1"/>
+      <w:numFmt w:val="bullet"/>
+      <w:lvlText w:val="o"/>
+      <w:lvlJc w:val="left"/>
+      <w:pPr>
+        <w:ind w:left="1440" w:hanging="360"/>
+      </w:pPr>
+      <w:rPr>
+        <w:rFonts w:ascii="Courier New" w:hAnsi="Courier New" w:cs="Courier New" w:hint="default"/>
+      </w:rPr>
+    </w:lvl>
+    <w:lvl w:ilvl="2" w:tplc="04190005" w:tentative="1">
+      <w:start w:val="1"/>
+      <w:numFmt w:val="bullet"/>
+      <w:lvlText w:val=""/>
+      <w:lvlJc w:val="left"/>
+      <w:pPr>
+        <w:ind w:left="2160" w:hanging="360"/>
+      </w:pPr>
+      <w:rPr>
+        <w:rFonts w:ascii="Wingdings" w:hAnsi="Wingdings" w:hint="default"/>
+      </w:rPr>
+    </w:lvl>
+    <w:lvl w:ilvl="3" w:tplc="04190001" w:tentative="1">
+      <w:start w:val="1"/>
+      <w:numFmt w:val="bullet"/>
+      <w:lvlText w:val=""/>
+      <w:lvlJc w:val="left"/>
+      <w:pPr>
+        <w:ind w:left="2880" w:hanging="360"/>
+      </w:pPr>
+      <w:rPr>
+        <w:rFonts w:ascii="Symbol" w:hAnsi="Symbol" w:hint="default"/>
+      </w:rPr>
+    </w:lvl>
+    <w:lvl w:ilvl="4" w:tplc="04190003" w:tentative="1">
+      <w:start w:val="1"/>
+      <w:numFmt w:val="bullet"/>
+      <w:lvlText w:val="o"/>
+      <w:lvlJc w:val="left"/>
+      <w:pPr>
+        <w:ind w:left="3600" w:hanging="360"/>
+      </w:pPr>
+      <w:rPr>
+        <w:rFonts w:ascii="Courier New" w:hAnsi="Courier New" w:cs="Courier New" w:hint="default"/>
+      </w:rPr>
+    </w:lvl>
+    <w:lvl w:ilvl="5" w:tplc="04190005" w:tentative="1">
+      <w:start w:val="1"/>
+      <w:numFmt w:val="bullet"/>
+      <w:lvlText w:val=""/>
+      <w:lvlJc w:val="left"/>
+      <w:pPr>
+        <w:ind w:left="4320" w:hanging="360"/>
+      </w:pPr>
+      <w:rPr>
+        <w:rFonts w:ascii="Wingdings" w:hAnsi="Wingdings" w:hint="default"/>
+      </w:rPr>
+    </w:lvl>
+    <w:lvl w:ilvl="6" w:tplc="04190001" w:tentative="1">
+      <w:start w:val="1"/>
+      <w:numFmt w:val="bullet"/>
+      <w:lvlText w:val=""/>
+      <w:lvlJc w:val="left"/>
+      <w:pPr>
+        <w:ind w:left="5040" w:hanging="360"/>
+      </w:pPr>
+      <w:rPr>
+        <w:rFonts w:ascii="Symbol" w:hAnsi="Symbol" w:hint="default"/>
+      </w:rPr>
+    </w:lvl>
+    <w:lvl w:ilvl="7" w:tplc="04190003" w:tentative="1">
+      <w:start w:val="1"/>
+      <w:numFmt w:val="bullet"/>
+      <w:lvlText w:val="o"/>
+      <w:lvlJc w:val="left"/>
+      <w:pPr>
+        <w:ind w:left="5760" w:hanging="360"/>
+      </w:pPr>
+      <w:rPr>
+        <w:rFonts w:ascii="Courier New" w:hAnsi="Courier New" w:cs="Courier New" w:hint="default"/>
+      </w:rPr>
+    </w:lvl>
+    <w:lvl w:ilvl="8" w:tplc="04190005" w:tentative="1">
+      <w:start w:val="1"/>
+      <w:numFmt w:val="bullet"/>
+      <w:lvlText w:val=""/>
+      <w:lvlJc w:val="left"/>
+      <w:pPr>
         <w:ind w:left="6480" w:hanging="360"/>
       </w:pPr>
       <w:rPr>
@@ -4009,10 +6300,16 @@
     </w:lvl>
   </w:abstractNum>
   <w:num w:numId="1" w16cid:durableId="574126650">
-    <w:abstractNumId w:val="0"/>
+    <w:abstractNumId w:val="2"/>
   </w:num>
   <w:num w:numId="2" w16cid:durableId="80218792">
+    <w:abstractNumId w:val="3"/>
+  </w:num>
+  <w:num w:numId="3" w16cid:durableId="276497668">
     <w:abstractNumId w:val="1"/>
+  </w:num>
+  <w:num w:numId="4" w16cid:durableId="1131556980">
+    <w:abstractNumId w:val="0"/>
   </w:num>
 </w:numbering>
 </file>
